--- a/zht/docx/198.content.docx
+++ b/zht/docx/198.content.docx
@@ -19,7 +19,7 @@
         <w:rPr>
           <w:lang w:val="zh_TW" w:bidi="zh_TW"/>
         </w:rPr>
-        <w:t>Resource: Tyndale Open Bible Dictionary</w:t>
+        <w:t>Resource: Aquifer Open Bible Dictionary</w:t>
       </w:r>
       <w:r>
         <w:rPr>
@@ -112,7 +112,7 @@
         <w:rPr>
           <w:lang w:val="zh_TW" w:bidi="zh_TW"/>
         </w:rPr>
-        <w:t>Tyndale Open Bible Dictionary</w:t>
+        <w:t>Aquifer Open Bible Dictionary</w:t>
       </w:r>
     </w:p>
     <w:p>
@@ -149,7 +149,7 @@
         <w:rPr>
           <w:lang w:val="zh_TW" w:bidi="zh_TW"/>
         </w:rPr>
-        <w:t>zheng</w:t>
+        <w:t>zhen</w:t>
       </w:r>
       <w:r>
         <w:rPr>
@@ -212,7 +212,7 @@
         <w:rPr>
           <w:lang w:val="zh_TW" w:bidi="zh_TW"/>
         </w:rPr>
-        <w:t>征服與土地分配</w:t>
+        <w:t>珍貴的寶石</w:t>
       </w:r>
       <w:r>
         <w:rPr>
@@ -231,7 +231,2774 @@
         <w:rPr>
           <w:lang w:val="zh_TW" w:bidi="zh_TW"/>
         </w:rPr>
-        <w:t>此用語是指以色列人取得應許之地，以及該地如何以獨特的方式分配給以色列各支派。</w:t>
+        <w:t>舊約時代所使用的寶石有一份詳細的清單，見於</w:t>
+      </w:r>
+      <w:hyperlink r:id="rId13">
+        <w:r>
+          <w:rPr>
+            <w:lang w:val="zh_TW" w:bidi="zh_TW"/>
+          </w:rPr>
+          <w:rPr>
+            <w:color w:val="0000EE"/>
+            <w:u w:val="single"/>
+          </w:rPr>
+          <w:t>出埃及記二十八章17至20節</w:t>
+        </w:r>
+      </w:hyperlink>
+      <w:r>
+        <w:rPr>
+          <w:lang w:val="zh_TW" w:bidi="zh_TW"/>
+        </w:rPr>
+        <w:t>和</w:t>
+      </w:r>
+      <w:hyperlink r:id="rId14">
+        <w:r>
+          <w:rPr>
+            <w:lang w:val="zh_TW" w:bidi="zh_TW"/>
+          </w:rPr>
+          <w:rPr>
+            <w:color w:val="0000EE"/>
+            <w:u w:val="single"/>
+          </w:rPr>
+          <w:t>三十九章10至13節</w:t>
+        </w:r>
+      </w:hyperlink>
+      <w:r>
+        <w:rPr>
+          <w:lang w:val="zh_TW" w:bidi="zh_TW"/>
+        </w:rPr>
+        <w:t>，當中列出四行、每行三顆寶石，每顆上面都刻著以色列十二支派之一的名字，鑲嵌在大祭司的胸牌上。其它列舉寶石的經文見於</w:t>
+      </w:r>
+      <w:hyperlink r:id="rId15">
+        <w:r>
+          <w:rPr>
+            <w:lang w:val="zh_TW" w:bidi="zh_TW"/>
+          </w:rPr>
+          <w:rPr>
+            <w:color w:val="0000EE"/>
+            <w:u w:val="single"/>
+          </w:rPr>
+          <w:t>以西結書二十八章13節</w:t>
+        </w:r>
+      </w:hyperlink>
+      <w:r>
+        <w:rPr>
+          <w:lang w:val="zh_TW" w:bidi="zh_TW"/>
+        </w:rPr>
+        <w:t>和</w:t>
+      </w:r>
+      <w:hyperlink r:id="rId16">
+        <w:r>
+          <w:rPr>
+            <w:lang w:val="zh_TW" w:bidi="zh_TW"/>
+          </w:rPr>
+          <w:rPr>
+            <w:color w:val="0000EE"/>
+            <w:u w:val="single"/>
+          </w:rPr>
+          <w:t>啟示錄二十一章19至21節</w:t>
+        </w:r>
+      </w:hyperlink>
+      <w:r>
+        <w:rPr>
+          <w:lang w:val="zh_TW" w:bidi="zh_TW"/>
+        </w:rPr>
+        <w:t>。由於原文難以準確翻譯，許多寶石的確切名稱仍難以辨認。以下根據和合本列出部分名稱與說明：</w:t>
+      </w:r>
+    </w:p>
+    <w:p>
+      <w:pPr/>
+      <w:r>
+        <w:rPr>
+          <w:lang w:val="zh_TW" w:bidi="zh_TW"/>
+        </w:rPr>
+      </w:r>
+      <w:r>
+        <w:rPr>
+          <w:lang w:val="zh_TW" w:bidi="zh_TW"/>
+        </w:rPr>
+        <w:t>1. 紫瑪瑙（Agate）：這是矽（silicon）的氧化物，是一種帶有不同顏色層紋的半透明石英（quartz）（</w:t>
+      </w:r>
+      <w:hyperlink r:id="rId17">
+        <w:r>
+          <w:rPr>
+            <w:lang w:val="zh_TW" w:bidi="zh_TW"/>
+          </w:rPr>
+          <w:rPr>
+            <w:color w:val="0000EE"/>
+            <w:u w:val="single"/>
+          </w:rPr>
+          <w:t>出28:19</w:t>
+        </w:r>
+      </w:hyperlink>
+      <w:r>
+        <w:rPr>
+          <w:lang w:val="zh_TW" w:bidi="zh_TW"/>
+        </w:rPr>
+        <w:t>，</w:t>
+      </w:r>
+      <w:hyperlink r:id="rId18">
+        <w:r>
+          <w:rPr>
+            <w:lang w:val="zh_TW" w:bidi="zh_TW"/>
+          </w:rPr>
+          <w:rPr>
+            <w:color w:val="0000EE"/>
+            <w:u w:val="single"/>
+          </w:rPr>
+          <w:t>39:12</w:t>
+        </w:r>
+      </w:hyperlink>
+      <w:r>
+        <w:rPr>
+          <w:lang w:val="zh_TW" w:bidi="zh_TW"/>
+        </w:rPr>
+        <w:t>；</w:t>
+      </w:r>
+      <w:hyperlink r:id="rId19">
+        <w:r>
+          <w:rPr>
+            <w:lang w:val="zh_TW" w:bidi="zh_TW"/>
+          </w:rPr>
+          <w:rPr>
+            <w:color w:val="0000EE"/>
+            <w:u w:val="single"/>
+          </w:rPr>
+          <w:t>賽54:12</w:t>
+        </w:r>
+      </w:hyperlink>
+      <w:r>
+        <w:rPr>
+          <w:lang w:val="zh_TW" w:bidi="zh_TW"/>
+        </w:rPr>
+        <w:t>；</w:t>
+      </w:r>
+      <w:hyperlink r:id="rId20">
+        <w:r>
+          <w:rPr>
+            <w:lang w:val="zh_TW" w:bidi="zh_TW"/>
+          </w:rPr>
+          <w:rPr>
+            <w:color w:val="0000EE"/>
+            <w:u w:val="single"/>
+          </w:rPr>
+          <w:t>啟21:19</w:t>
+        </w:r>
+      </w:hyperlink>
+      <w:r>
+        <w:rPr>
+          <w:lang w:val="zh_TW" w:bidi="zh_TW"/>
+        </w:rPr>
+        <w:t>）。</w:t>
+      </w:r>
+    </w:p>
+    <w:p>
+      <w:pPr/>
+      <w:r>
+        <w:rPr>
+          <w:lang w:val="zh_TW" w:bidi="zh_TW"/>
+        </w:rPr>
+      </w:r>
+      <w:r>
+        <w:rPr>
+          <w:lang w:val="zh_TW" w:bidi="zh_TW"/>
+        </w:rPr>
+        <w:t>2. 雪花石膏（Alabaster，譯註：和合本譯為「玉」）：這是一種細緻、具條紋的碳酸鈣（或石膏）礦物，通常呈白色半透明，聖經時代常用來製作裝飾花瓶、碗、眼影盒、雕像、香膏瓶等（</w:t>
+      </w:r>
+      <w:hyperlink r:id="rId21">
+        <w:r>
+          <w:rPr>
+            <w:lang w:val="zh_TW" w:bidi="zh_TW"/>
+          </w:rPr>
+          <w:rPr>
+            <w:color w:val="0000EE"/>
+            <w:u w:val="single"/>
+          </w:rPr>
+          <w:t>歌5:15</w:t>
+        </w:r>
+      </w:hyperlink>
+      <w:r>
+        <w:rPr>
+          <w:lang w:val="zh_TW" w:bidi="zh_TW"/>
+        </w:rPr>
+        <w:t>；</w:t>
+      </w:r>
+      <w:hyperlink r:id="rId22">
+        <w:r>
+          <w:rPr>
+            <w:lang w:val="zh_TW" w:bidi="zh_TW"/>
+          </w:rPr>
+          <w:rPr>
+            <w:color w:val="0000EE"/>
+            <w:u w:val="single"/>
+          </w:rPr>
+          <w:t>太26:7</w:t>
+        </w:r>
+      </w:hyperlink>
+      <w:r>
+        <w:rPr>
+          <w:lang w:val="zh_TW" w:bidi="zh_TW"/>
+        </w:rPr>
+        <w:t>；</w:t>
+      </w:r>
+      <w:hyperlink r:id="rId23">
+        <w:r>
+          <w:rPr>
+            <w:lang w:val="zh_TW" w:bidi="zh_TW"/>
+          </w:rPr>
+          <w:rPr>
+            <w:color w:val="0000EE"/>
+            <w:u w:val="single"/>
+          </w:rPr>
+          <w:t>可14:3</w:t>
+        </w:r>
+      </w:hyperlink>
+      <w:r>
+        <w:rPr>
+          <w:lang w:val="zh_TW" w:bidi="zh_TW"/>
+        </w:rPr>
+        <w:t>；</w:t>
+      </w:r>
+      <w:hyperlink r:id="rId24">
+        <w:r>
+          <w:rPr>
+            <w:lang w:val="zh_TW" w:bidi="zh_TW"/>
+          </w:rPr>
+          <w:rPr>
+            <w:color w:val="0000EE"/>
+            <w:u w:val="single"/>
+          </w:rPr>
+          <w:t>路7:37</w:t>
+        </w:r>
+      </w:hyperlink>
+      <w:r>
+        <w:rPr>
+          <w:lang w:val="zh_TW" w:bidi="zh_TW"/>
+        </w:rPr>
+        <w:t>）。</w:t>
+      </w:r>
+    </w:p>
+    <w:p>
+      <w:pPr/>
+      <w:r>
+        <w:rPr>
+          <w:lang w:val="zh_TW" w:bidi="zh_TW"/>
+        </w:rPr>
+      </w:r>
+      <w:r>
+        <w:rPr>
+          <w:lang w:val="zh_TW" w:bidi="zh_TW"/>
+        </w:rPr>
+        <w:t>3. 紫晶（Amethyst）：這是矽的氧化物，是一種透明的結晶石英，呈紫色或紫羅蘭色（</w:t>
+      </w:r>
+      <w:hyperlink r:id="rId17">
+        <w:r>
+          <w:rPr>
+            <w:lang w:val="zh_TW" w:bidi="zh_TW"/>
+          </w:rPr>
+          <w:rPr>
+            <w:color w:val="0000EE"/>
+            <w:u w:val="single"/>
+          </w:rPr>
+          <w:t>出28:19</w:t>
+        </w:r>
+      </w:hyperlink>
+      <w:r>
+        <w:rPr>
+          <w:lang w:val="zh_TW" w:bidi="zh_TW"/>
+        </w:rPr>
+        <w:t>，</w:t>
+      </w:r>
+      <w:hyperlink r:id="rId18">
+        <w:r>
+          <w:rPr>
+            <w:lang w:val="zh_TW" w:bidi="zh_TW"/>
+          </w:rPr>
+          <w:rPr>
+            <w:color w:val="0000EE"/>
+            <w:u w:val="single"/>
+          </w:rPr>
+          <w:t>39:12</w:t>
+        </w:r>
+      </w:hyperlink>
+      <w:r>
+        <w:rPr>
+          <w:lang w:val="zh_TW" w:bidi="zh_TW"/>
+        </w:rPr>
+        <w:t>；</w:t>
+      </w:r>
+      <w:hyperlink r:id="rId25">
+        <w:r>
+          <w:rPr>
+            <w:lang w:val="zh_TW" w:bidi="zh_TW"/>
+          </w:rPr>
+          <w:rPr>
+            <w:color w:val="0000EE"/>
+            <w:u w:val="single"/>
+          </w:rPr>
+          <w:t>啟21:20</w:t>
+        </w:r>
+      </w:hyperlink>
+      <w:r>
+        <w:rPr>
+          <w:lang w:val="zh_TW" w:bidi="zh_TW"/>
+        </w:rPr>
+        <w:t>）。</w:t>
+      </w:r>
+    </w:p>
+    <w:p>
+      <w:pPr/>
+      <w:r>
+        <w:rPr>
+          <w:lang w:val="zh_TW" w:bidi="zh_TW"/>
+        </w:rPr>
+      </w:r>
+      <w:r>
+        <w:rPr>
+          <w:lang w:val="zh_TW" w:bidi="zh_TW"/>
+        </w:rPr>
+        <w:t>4. 水蒼玉（Beryl）：這是一種鋁的矽酸鹽（</w:t>
+      </w:r>
+      <w:hyperlink r:id="rId26">
+        <w:r>
+          <w:rPr>
+            <w:lang w:val="zh_TW" w:bidi="zh_TW"/>
+          </w:rPr>
+          <w:rPr>
+            <w:color w:val="0000EE"/>
+            <w:u w:val="single"/>
+          </w:rPr>
+          <w:t>出28:20</w:t>
+        </w:r>
+      </w:hyperlink>
+      <w:r>
+        <w:rPr>
+          <w:lang w:val="zh_TW" w:bidi="zh_TW"/>
+        </w:rPr>
+        <w:t>，</w:t>
+      </w:r>
+      <w:hyperlink r:id="rId27">
+        <w:r>
+          <w:rPr>
+            <w:lang w:val="zh_TW" w:bidi="zh_TW"/>
+          </w:rPr>
+          <w:rPr>
+            <w:color w:val="0000EE"/>
+            <w:u w:val="single"/>
+          </w:rPr>
+          <w:t>39:13</w:t>
+        </w:r>
+      </w:hyperlink>
+      <w:r>
+        <w:rPr>
+          <w:lang w:val="zh_TW" w:bidi="zh_TW"/>
+        </w:rPr>
+        <w:t>；</w:t>
+      </w:r>
+      <w:hyperlink r:id="rId28">
+        <w:r>
+          <w:rPr>
+            <w:lang w:val="zh_TW" w:bidi="zh_TW"/>
+          </w:rPr>
+          <w:rPr>
+            <w:color w:val="0000EE"/>
+            <w:u w:val="single"/>
+          </w:rPr>
+          <w:t>雅5:14</w:t>
+        </w:r>
+      </w:hyperlink>
+      <w:r>
+        <w:rPr>
+          <w:lang w:val="zh_TW" w:bidi="zh_TW"/>
+        </w:rPr>
+        <w:t>；</w:t>
+      </w:r>
+      <w:hyperlink r:id="rId29">
+        <w:r>
+          <w:rPr>
+            <w:lang w:val="zh_TW" w:bidi="zh_TW"/>
+          </w:rPr>
+          <w:rPr>
+            <w:color w:val="0000EE"/>
+            <w:u w:val="single"/>
+          </w:rPr>
+          <w:t>但10:6</w:t>
+        </w:r>
+      </w:hyperlink>
+      <w:r>
+        <w:rPr>
+          <w:lang w:val="zh_TW" w:bidi="zh_TW"/>
+        </w:rPr>
+        <w:t>）。通常呈綠色（</w:t>
+      </w:r>
+      <w:hyperlink r:id="rId25">
+        <w:r>
+          <w:rPr>
+            <w:lang w:val="zh_TW" w:bidi="zh_TW"/>
+          </w:rPr>
+          <w:rPr>
+            <w:color w:val="0000EE"/>
+            <w:u w:val="single"/>
+          </w:rPr>
+          <w:t>啟21:20</w:t>
+        </w:r>
+      </w:hyperlink>
+      <w:r>
+        <w:rPr>
+          <w:lang w:val="zh_TW" w:bidi="zh_TW"/>
+        </w:rPr>
+        <w:t>），但也可能呈藍色、白色或金黃色，可為不透明或透明；透明者包括寶石級的祖母綠（emerald）與海藍寶石（aquamarine）。</w:t>
+      </w:r>
+    </w:p>
+    <w:p>
+      <w:pPr/>
+      <w:r>
+        <w:rPr>
+          <w:lang w:val="zh_TW" w:bidi="zh_TW"/>
+        </w:rPr>
+      </w:r>
+      <w:r>
+        <w:rPr>
+          <w:lang w:val="zh_TW" w:bidi="zh_TW"/>
+        </w:rPr>
+        <w:t>5. 紅玉（Carbuncle）。見</w:t>
+      </w:r>
+      <w:r>
+        <w:rPr>
+          <w:u w:val="single"/>
+          <w:lang w:val="zh_TW" w:bidi="zh_TW"/>
+        </w:rPr>
+        <w:t>下文祖母綠（Emerald）</w:t>
+      </w:r>
+      <w:r>
+        <w:rPr>
+          <w:lang w:val="zh_TW" w:bidi="zh_TW"/>
+        </w:rPr>
+        <w:t>。</w:t>
+      </w:r>
+    </w:p>
+    <w:p>
+      <w:pPr/>
+      <w:r>
+        <w:rPr>
+          <w:lang w:val="zh_TW" w:bidi="zh_TW"/>
+        </w:rPr>
+      </w:r>
+      <w:r>
+        <w:rPr>
+          <w:lang w:val="zh_TW" w:bidi="zh_TW"/>
+        </w:rPr>
+        <w:t>6. 紅實石（Carnelian）：這是一種矽的氧化物，呈紅色。在翻譯中有時與赤玉（sardius，譯註：和合本譯為「紅寶石」）被視為同一種寶石（</w:t>
+      </w:r>
+      <w:hyperlink r:id="rId30">
+        <w:r>
+          <w:rPr>
+            <w:lang w:val="zh_TW" w:bidi="zh_TW"/>
+          </w:rPr>
+          <w:rPr>
+            <w:color w:val="0000EE"/>
+            <w:u w:val="single"/>
+          </w:rPr>
+          <w:t>出28:17</w:t>
+        </w:r>
+      </w:hyperlink>
+      <w:r>
+        <w:rPr>
+          <w:lang w:val="zh_TW" w:bidi="zh_TW"/>
+        </w:rPr>
+        <w:t>，</w:t>
+      </w:r>
+      <w:hyperlink r:id="rId31">
+        <w:r>
+          <w:rPr>
+            <w:lang w:val="zh_TW" w:bidi="zh_TW"/>
+          </w:rPr>
+          <w:rPr>
+            <w:color w:val="0000EE"/>
+            <w:u w:val="single"/>
+          </w:rPr>
+          <w:t>39:10</w:t>
+        </w:r>
+      </w:hyperlink>
+      <w:r>
+        <w:rPr>
+          <w:lang w:val="zh_TW" w:bidi="zh_TW"/>
+        </w:rPr>
+        <w:t>；</w:t>
+      </w:r>
+      <w:hyperlink r:id="rId15">
+        <w:r>
+          <w:rPr>
+            <w:lang w:val="zh_TW" w:bidi="zh_TW"/>
+          </w:rPr>
+          <w:rPr>
+            <w:color w:val="0000EE"/>
+            <w:u w:val="single"/>
+          </w:rPr>
+          <w:t>結28:13</w:t>
+        </w:r>
+      </w:hyperlink>
+      <w:r>
+        <w:rPr>
+          <w:lang w:val="zh_TW" w:bidi="zh_TW"/>
+        </w:rPr>
+        <w:t>），赤玉是深棕紅色的石英（</w:t>
+      </w:r>
+      <w:hyperlink r:id="rId32">
+        <w:r>
+          <w:rPr>
+            <w:lang w:val="zh_TW" w:bidi="zh_TW"/>
+          </w:rPr>
+          <w:rPr>
+            <w:color w:val="0000EE"/>
+            <w:u w:val="single"/>
+          </w:rPr>
+          <w:t>啟4:3</w:t>
+        </w:r>
+      </w:hyperlink>
+      <w:r>
+        <w:rPr>
+          <w:lang w:val="zh_TW" w:bidi="zh_TW"/>
+        </w:rPr>
+        <w:t>，</w:t>
+      </w:r>
+      <w:hyperlink r:id="rId25">
+        <w:r>
+          <w:rPr>
+            <w:lang w:val="zh_TW" w:bidi="zh_TW"/>
+          </w:rPr>
+          <w:rPr>
+            <w:color w:val="0000EE"/>
+            <w:u w:val="single"/>
+          </w:rPr>
+          <w:t>21:20</w:t>
+        </w:r>
+      </w:hyperlink>
+      <w:r>
+        <w:rPr>
+          <w:lang w:val="zh_TW" w:bidi="zh_TW"/>
+        </w:rPr>
+        <w:t>）。</w:t>
+      </w:r>
+    </w:p>
+    <w:p>
+      <w:pPr/>
+      <w:r>
+        <w:rPr>
+          <w:lang w:val="zh_TW" w:bidi="zh_TW"/>
+        </w:rPr>
+      </w:r>
+      <w:r>
+        <w:rPr>
+          <w:lang w:val="zh_TW" w:bidi="zh_TW"/>
+        </w:rPr>
+        <w:t>7. 玉髓（Chalcedony）。見</w:t>
+      </w:r>
+      <w:r>
+        <w:rPr>
+          <w:u w:val="single"/>
+          <w:lang w:val="zh_TW" w:bidi="zh_TW"/>
+        </w:rPr>
+        <w:t>上文紫瑪瑙（Agate）</w:t>
+      </w:r>
+      <w:r>
+        <w:rPr>
+          <w:lang w:val="zh_TW" w:bidi="zh_TW"/>
+        </w:rPr>
+        <w:t>。</w:t>
+      </w:r>
+    </w:p>
+    <w:p>
+      <w:pPr/>
+      <w:r>
+        <w:rPr>
+          <w:lang w:val="zh_TW" w:bidi="zh_TW"/>
+        </w:rPr>
+      </w:r>
+      <w:r>
+        <w:rPr>
+          <w:lang w:val="zh_TW" w:bidi="zh_TW"/>
+        </w:rPr>
+        <w:t>8. 黃璧璽（Chrysolite）：這是含氟鋁矽酸鹽，呈黃色（</w:t>
+      </w:r>
+      <w:hyperlink r:id="rId25">
+        <w:r>
+          <w:rPr>
+            <w:lang w:val="zh_TW" w:bidi="zh_TW"/>
+          </w:rPr>
+          <w:rPr>
+            <w:color w:val="0000EE"/>
+            <w:u w:val="single"/>
+          </w:rPr>
+          <w:t>啟21:20</w:t>
+        </w:r>
+      </w:hyperlink>
+      <w:r>
+        <w:rPr>
+          <w:lang w:val="zh_TW" w:bidi="zh_TW"/>
+        </w:rPr>
+        <w:t>），可能與紅璧璽（topaz，</w:t>
+      </w:r>
+      <w:hyperlink r:id="rId30">
+        <w:r>
+          <w:rPr>
+            <w:lang w:val="zh_TW" w:bidi="zh_TW"/>
+          </w:rPr>
+          <w:rPr>
+            <w:color w:val="0000EE"/>
+            <w:u w:val="single"/>
+          </w:rPr>
+          <w:t>出28:17</w:t>
+        </w:r>
+      </w:hyperlink>
+      <w:r>
+        <w:rPr>
+          <w:lang w:val="zh_TW" w:bidi="zh_TW"/>
+        </w:rPr>
+        <w:t>）或水蒼玉（</w:t>
+      </w:r>
+      <w:hyperlink r:id="rId33">
+        <w:r>
+          <w:rPr>
+            <w:lang w:val="zh_TW" w:bidi="zh_TW"/>
+          </w:rPr>
+          <w:rPr>
+            <w:color w:val="0000EE"/>
+            <w:u w:val="single"/>
+          </w:rPr>
+          <w:t>結1:16</w:t>
+        </w:r>
+      </w:hyperlink>
+      <w:r>
+        <w:rPr>
+          <w:lang w:val="zh_TW" w:bidi="zh_TW"/>
+        </w:rPr>
+        <w:t>，</w:t>
+      </w:r>
+      <w:hyperlink r:id="rId34">
+        <w:r>
+          <w:rPr>
+            <w:lang w:val="zh_TW" w:bidi="zh_TW"/>
+          </w:rPr>
+          <w:rPr>
+            <w:color w:val="0000EE"/>
+            <w:u w:val="single"/>
+          </w:rPr>
+          <w:t>10:9</w:t>
+        </w:r>
+      </w:hyperlink>
+      <w:r>
+        <w:rPr>
+          <w:lang w:val="zh_TW" w:bidi="zh_TW"/>
+        </w:rPr>
+        <w:t>，</w:t>
+      </w:r>
+      <w:hyperlink r:id="rId15">
+        <w:r>
+          <w:rPr>
+            <w:lang w:val="zh_TW" w:bidi="zh_TW"/>
+          </w:rPr>
+          <w:rPr>
+            <w:color w:val="0000EE"/>
+            <w:u w:val="single"/>
+          </w:rPr>
+          <w:t>28:13</w:t>
+        </w:r>
+      </w:hyperlink>
+      <w:r>
+        <w:rPr>
+          <w:lang w:val="zh_TW" w:bidi="zh_TW"/>
+        </w:rPr>
+        <w:t>）是同一類寶石。</w:t>
+      </w:r>
+    </w:p>
+    <w:p>
+      <w:pPr/>
+      <w:r>
+        <w:rPr>
+          <w:lang w:val="zh_TW" w:bidi="zh_TW"/>
+        </w:rPr>
+      </w:r>
+      <w:r>
+        <w:rPr>
+          <w:lang w:val="zh_TW" w:bidi="zh_TW"/>
+        </w:rPr>
+        <w:t>9. 翡翠（Chrysoprase）：這是含鎳（nickel-stained）的蘋果綠色玉髓，常使用在珠寶中（</w:t>
+      </w:r>
+      <w:hyperlink r:id="rId25">
+        <w:r>
+          <w:rPr>
+            <w:lang w:val="zh_TW" w:bidi="zh_TW"/>
+          </w:rPr>
+          <w:rPr>
+            <w:color w:val="0000EE"/>
+            <w:u w:val="single"/>
+          </w:rPr>
+          <w:t>啟21:20</w:t>
+        </w:r>
+      </w:hyperlink>
+      <w:r>
+        <w:rPr>
+          <w:lang w:val="zh_TW" w:bidi="zh_TW"/>
+        </w:rPr>
+        <w:t>）。</w:t>
+      </w:r>
+    </w:p>
+    <w:p>
+      <w:pPr/>
+      <w:r>
+        <w:rPr>
+          <w:lang w:val="zh_TW" w:bidi="zh_TW"/>
+        </w:rPr>
+      </w:r>
+      <w:r>
+        <w:rPr>
+          <w:lang w:val="zh_TW" w:bidi="zh_TW"/>
+        </w:rPr>
+        <w:t>10. 珊瑚（Coral）：這是一種由海洋生物形成的硬質碳酸鈣骨骼，有紅、白、黑等顏色。嚴格來說並非真正的實石（</w:t>
+      </w:r>
+      <w:hyperlink r:id="rId35">
+        <w:r>
+          <w:rPr>
+            <w:lang w:val="zh_TW" w:bidi="zh_TW"/>
+          </w:rPr>
+          <w:rPr>
+            <w:color w:val="0000EE"/>
+            <w:u w:val="single"/>
+          </w:rPr>
+          <w:t>伯28:18</w:t>
+        </w:r>
+      </w:hyperlink>
+      <w:r>
+        <w:rPr>
+          <w:lang w:val="zh_TW" w:bidi="zh_TW"/>
+        </w:rPr>
+        <w:t>；</w:t>
+      </w:r>
+      <w:hyperlink r:id="rId36">
+        <w:r>
+          <w:rPr>
+            <w:lang w:val="zh_TW" w:bidi="zh_TW"/>
+          </w:rPr>
+          <w:rPr>
+            <w:color w:val="0000EE"/>
+            <w:u w:val="single"/>
+          </w:rPr>
+          <w:t>結27:16</w:t>
+        </w:r>
+      </w:hyperlink>
+      <w:r>
+        <w:rPr>
+          <w:lang w:val="zh_TW" w:bidi="zh_TW"/>
+        </w:rPr>
+        <w:t>）。</w:t>
+      </w:r>
+    </w:p>
+    <w:p>
+      <w:pPr/>
+      <w:r>
+        <w:rPr>
+          <w:lang w:val="zh_TW" w:bidi="zh_TW"/>
+        </w:rPr>
+      </w:r>
+      <w:r>
+        <w:rPr>
+          <w:lang w:val="zh_TW" w:bidi="zh_TW"/>
+        </w:rPr>
+        <w:t>11. 水晶（Crystal）：這是一種透明或半透明的結晶石英（</w:t>
+      </w:r>
+      <w:hyperlink r:id="rId35">
+        <w:r>
+          <w:rPr>
+            <w:lang w:val="zh_TW" w:bidi="zh_TW"/>
+          </w:rPr>
+          <w:rPr>
+            <w:color w:val="0000EE"/>
+            <w:u w:val="single"/>
+          </w:rPr>
+          <w:t>伯28:18</w:t>
+        </w:r>
+      </w:hyperlink>
+      <w:r>
+        <w:rPr>
+          <w:lang w:val="zh_TW" w:bidi="zh_TW"/>
+        </w:rPr>
+        <w:t>）。在</w:t>
+      </w:r>
+      <w:hyperlink r:id="rId37">
+        <w:r>
+          <w:rPr>
+            <w:lang w:val="zh_TW" w:bidi="zh_TW"/>
+          </w:rPr>
+          <w:rPr>
+            <w:color w:val="0000EE"/>
+            <w:u w:val="single"/>
+          </w:rPr>
+          <w:t>啟示錄四章6節，</w:t>
+        </w:r>
+      </w:hyperlink>
+      <w:hyperlink r:id="rId38">
+        <w:r>
+          <w:rPr>
+            <w:lang w:val="zh_TW" w:bidi="zh_TW"/>
+          </w:rPr>
+          <w:rPr>
+            <w:color w:val="0000EE"/>
+            <w:u w:val="single"/>
+          </w:rPr>
+          <w:t>二十一章11節</w:t>
+        </w:r>
+      </w:hyperlink>
+      <w:r>
+        <w:rPr>
+          <w:lang w:val="zh_TW" w:bidi="zh_TW"/>
+        </w:rPr>
+        <w:t>和</w:t>
+      </w:r>
+      <w:hyperlink r:id="rId39">
+        <w:r>
+          <w:rPr>
+            <w:lang w:val="zh_TW" w:bidi="zh_TW"/>
+          </w:rPr>
+          <w:rPr>
+            <w:color w:val="0000EE"/>
+            <w:u w:val="single"/>
+          </w:rPr>
+          <w:t>二十二章1節</w:t>
+        </w:r>
+      </w:hyperlink>
+      <w:r>
+        <w:rPr>
+          <w:lang w:val="zh_TW" w:bidi="zh_TW"/>
+        </w:rPr>
+        <w:t>中，希臘文krystallon可指水晶或冰。</w:t>
+      </w:r>
+    </w:p>
+    <w:p>
+      <w:pPr/>
+      <w:r>
+        <w:rPr>
+          <w:lang w:val="zh_TW" w:bidi="zh_TW"/>
+        </w:rPr>
+      </w:r>
+      <w:r>
+        <w:rPr>
+          <w:lang w:val="zh_TW" w:bidi="zh_TW"/>
+        </w:rPr>
+        <w:t>12. 金鋼石（Diamond）：這是一種尚無法確定其確切名稱的實石（</w:t>
+      </w:r>
+      <w:hyperlink r:id="rId40">
+        <w:r>
+          <w:rPr>
+            <w:lang w:val="zh_TW" w:bidi="zh_TW"/>
+          </w:rPr>
+          <w:rPr>
+            <w:color w:val="0000EE"/>
+            <w:u w:val="single"/>
+          </w:rPr>
+          <w:t>出28:18，</w:t>
+        </w:r>
+      </w:hyperlink>
+      <w:hyperlink r:id="rId41">
+        <w:r>
+          <w:rPr>
+            <w:lang w:val="zh_TW" w:bidi="zh_TW"/>
+          </w:rPr>
+          <w:rPr>
+            <w:color w:val="0000EE"/>
+            <w:u w:val="single"/>
+          </w:rPr>
+          <w:t>39:11</w:t>
+        </w:r>
+      </w:hyperlink>
+      <w:r>
+        <w:rPr>
+          <w:lang w:val="zh_TW" w:bidi="zh_TW"/>
+        </w:rPr>
+        <w:t>；</w:t>
+      </w:r>
+      <w:hyperlink r:id="rId15">
+        <w:r>
+          <w:rPr>
+            <w:lang w:val="zh_TW" w:bidi="zh_TW"/>
+          </w:rPr>
+          <w:rPr>
+            <w:color w:val="0000EE"/>
+            <w:u w:val="single"/>
+          </w:rPr>
+          <w:t>結28:13</w:t>
+        </w:r>
+      </w:hyperlink>
+      <w:r>
+        <w:rPr>
+          <w:lang w:val="zh_TW" w:bidi="zh_TW"/>
+        </w:rPr>
+        <w:t>），這可能並非現代所稱的鑽石。在</w:t>
+      </w:r>
+      <w:hyperlink r:id="rId42">
+        <w:r>
+          <w:rPr>
+            <w:lang w:val="zh_TW" w:bidi="zh_TW"/>
+          </w:rPr>
+          <w:rPr>
+            <w:color w:val="0000EE"/>
+            <w:u w:val="single"/>
+          </w:rPr>
+          <w:t>耶利米書十七章1節</w:t>
+        </w:r>
+      </w:hyperlink>
+      <w:r>
+        <w:rPr>
+          <w:lang w:val="zh_TW" w:bidi="zh_TW"/>
+        </w:rPr>
+        <w:t>中所提到的金鋼鑽，很可能是剛玉（corundum）的一種，是極為堅硬的礦物。</w:t>
+      </w:r>
+    </w:p>
+    <w:p>
+      <w:pPr/>
+      <w:r>
+        <w:rPr>
+          <w:lang w:val="zh_TW" w:bidi="zh_TW"/>
+        </w:rPr>
+      </w:r>
+      <w:r>
+        <w:rPr>
+          <w:lang w:val="zh_TW" w:bidi="zh_TW"/>
+        </w:rPr>
+        <w:t>13. 祖母綠（Emerald）：這可能是一種類似現代祖母綠的綠色實石（</w:t>
+      </w:r>
+      <w:hyperlink r:id="rId40">
+        <w:r>
+          <w:rPr>
+            <w:lang w:val="zh_TW" w:bidi="zh_TW"/>
+          </w:rPr>
+          <w:rPr>
+            <w:color w:val="0000EE"/>
+            <w:u w:val="single"/>
+          </w:rPr>
+          <w:t>出28:18</w:t>
+        </w:r>
+      </w:hyperlink>
+      <w:r>
+        <w:rPr>
+          <w:lang w:val="zh_TW" w:bidi="zh_TW"/>
+        </w:rPr>
+        <w:t>，</w:t>
+      </w:r>
+      <w:hyperlink r:id="rId41">
+        <w:r>
+          <w:rPr>
+            <w:lang w:val="zh_TW" w:bidi="zh_TW"/>
+          </w:rPr>
+          <w:rPr>
+            <w:color w:val="0000EE"/>
+            <w:u w:val="single"/>
+          </w:rPr>
+          <w:t>39:11</w:t>
+        </w:r>
+      </w:hyperlink>
+      <w:r>
+        <w:rPr>
+          <w:lang w:val="zh_TW" w:bidi="zh_TW"/>
+        </w:rPr>
+        <w:t>；</w:t>
+      </w:r>
+      <w:hyperlink r:id="rId36">
+        <w:r>
+          <w:rPr>
+            <w:lang w:val="zh_TW" w:bidi="zh_TW"/>
+          </w:rPr>
+          <w:rPr>
+            <w:color w:val="0000EE"/>
+            <w:u w:val="single"/>
+          </w:rPr>
+          <w:t>結27:16</w:t>
+        </w:r>
+      </w:hyperlink>
+      <w:r>
+        <w:rPr>
+          <w:lang w:val="zh_TW" w:bidi="zh_TW"/>
+        </w:rPr>
+        <w:t>，</w:t>
+      </w:r>
+      <w:hyperlink r:id="rId15">
+        <w:r>
+          <w:rPr>
+            <w:lang w:val="zh_TW" w:bidi="zh_TW"/>
+          </w:rPr>
+          <w:rPr>
+            <w:color w:val="0000EE"/>
+            <w:u w:val="single"/>
+          </w:rPr>
+          <w:t>28:13</w:t>
+        </w:r>
+      </w:hyperlink>
+      <w:r>
+        <w:rPr>
+          <w:lang w:val="zh_TW" w:bidi="zh_TW"/>
+        </w:rPr>
+        <w:t>）。七十士譯本則認為它是帶紫色的實石，如石榴石（garnet）。在新約聖經中，</w:t>
+      </w:r>
+      <w:hyperlink r:id="rId32">
+        <w:r>
+          <w:rPr>
+            <w:lang w:val="zh_TW" w:bidi="zh_TW"/>
+          </w:rPr>
+          <w:rPr>
+            <w:color w:val="0000EE"/>
+            <w:u w:val="single"/>
+          </w:rPr>
+          <w:t>啟示錄四章3節</w:t>
+        </w:r>
+      </w:hyperlink>
+      <w:r>
+        <w:rPr>
+          <w:lang w:val="zh_TW" w:bidi="zh_TW"/>
+        </w:rPr>
+        <w:t>的綠寶石（smaragdinos）和</w:t>
+      </w:r>
+      <w:hyperlink r:id="rId20">
+        <w:r>
+          <w:rPr>
+            <w:lang w:val="zh_TW" w:bidi="zh_TW"/>
+          </w:rPr>
+          <w:rPr>
+            <w:color w:val="0000EE"/>
+            <w:u w:val="single"/>
+          </w:rPr>
+          <w:t>啟示錄二十一章19節</w:t>
+        </w:r>
+      </w:hyperlink>
+      <w:r>
+        <w:rPr>
+          <w:lang w:val="zh_TW" w:bidi="zh_TW"/>
+        </w:rPr>
+        <w:t>的綠寶石（smaragdos）皆是指祖母綠。</w:t>
+      </w:r>
+    </w:p>
+    <w:p>
+      <w:pPr/>
+      <w:r>
+        <w:rPr>
+          <w:lang w:val="zh_TW" w:bidi="zh_TW"/>
+        </w:rPr>
+      </w:r>
+      <w:r>
+        <w:rPr>
+          <w:lang w:val="zh_TW" w:bidi="zh_TW"/>
+        </w:rPr>
+        <w:t>14. 紫瑪瑙（Jacinth）：這可能是呈紅橙色的鋯石（zircon），或藍色的寶石，如綠松石（turquoise）、紫晶或藍寶石（sapphire，</w:t>
+      </w:r>
+      <w:hyperlink r:id="rId17">
+        <w:r>
+          <w:rPr>
+            <w:lang w:val="zh_TW" w:bidi="zh_TW"/>
+          </w:rPr>
+          <w:rPr>
+            <w:color w:val="0000EE"/>
+            <w:u w:val="single"/>
+          </w:rPr>
+          <w:t>出28:19</w:t>
+        </w:r>
+      </w:hyperlink>
+      <w:r>
+        <w:rPr>
+          <w:lang w:val="zh_TW" w:bidi="zh_TW"/>
+        </w:rPr>
+        <w:t>，</w:t>
+      </w:r>
+      <w:hyperlink r:id="rId18">
+        <w:r>
+          <w:rPr>
+            <w:lang w:val="zh_TW" w:bidi="zh_TW"/>
+          </w:rPr>
+          <w:rPr>
+            <w:color w:val="0000EE"/>
+            <w:u w:val="single"/>
+          </w:rPr>
+          <w:t>39:12</w:t>
+        </w:r>
+      </w:hyperlink>
+      <w:r>
+        <w:rPr>
+          <w:lang w:val="zh_TW" w:bidi="zh_TW"/>
+        </w:rPr>
+        <w:t>）。在</w:t>
+      </w:r>
+      <w:hyperlink r:id="rId25">
+        <w:r>
+          <w:rPr>
+            <w:lang w:val="zh_TW" w:bidi="zh_TW"/>
+          </w:rPr>
+          <w:rPr>
+            <w:color w:val="0000EE"/>
+            <w:u w:val="single"/>
+          </w:rPr>
+          <w:t>啟示錄二十一章20節</w:t>
+        </w:r>
+      </w:hyperlink>
+      <w:r>
+        <w:rPr>
+          <w:lang w:val="zh_TW" w:bidi="zh_TW"/>
+        </w:rPr>
+        <w:t>中，希臘文huakinthos所指為藍色寶石。其確切名稱尚不確定。</w:t>
+      </w:r>
+    </w:p>
+    <w:p>
+      <w:pPr/>
+      <w:r>
+        <w:rPr>
+          <w:lang w:val="zh_TW" w:bidi="zh_TW"/>
+        </w:rPr>
+      </w:r>
+      <w:r>
+        <w:rPr>
+          <w:lang w:val="zh_TW" w:bidi="zh_TW"/>
+        </w:rPr>
+        <w:t>15. 碧玉（Jasper）：這是一種質地緻密、不透明，常呈鮮艷顏色的結晶石英（</w:t>
+      </w:r>
+      <w:hyperlink r:id="rId26">
+        <w:r>
+          <w:rPr>
+            <w:lang w:val="zh_TW" w:bidi="zh_TW"/>
+          </w:rPr>
+          <w:rPr>
+            <w:color w:val="0000EE"/>
+            <w:u w:val="single"/>
+          </w:rPr>
+          <w:t>出28:20</w:t>
+        </w:r>
+      </w:hyperlink>
+      <w:r>
+        <w:rPr>
+          <w:lang w:val="zh_TW" w:bidi="zh_TW"/>
+        </w:rPr>
+        <w:t>，</w:t>
+      </w:r>
+      <w:hyperlink r:id="rId27">
+        <w:r>
+          <w:rPr>
+            <w:lang w:val="zh_TW" w:bidi="zh_TW"/>
+          </w:rPr>
+          <w:rPr>
+            <w:color w:val="0000EE"/>
+            <w:u w:val="single"/>
+          </w:rPr>
+          <w:t>39:13</w:t>
+        </w:r>
+      </w:hyperlink>
+      <w:r>
+        <w:rPr>
+          <w:lang w:val="zh_TW" w:bidi="zh_TW"/>
+        </w:rPr>
+        <w:t>）。在新約聖經中，希臘文iaspis（</w:t>
+      </w:r>
+      <w:hyperlink r:id="rId32">
+        <w:r>
+          <w:rPr>
+            <w:lang w:val="zh_TW" w:bidi="zh_TW"/>
+          </w:rPr>
+          <w:rPr>
+            <w:color w:val="0000EE"/>
+            <w:u w:val="single"/>
+          </w:rPr>
+          <w:t>啟4:3</w:t>
+        </w:r>
+      </w:hyperlink>
+      <w:r>
+        <w:rPr>
+          <w:lang w:val="zh_TW" w:bidi="zh_TW"/>
+        </w:rPr>
+        <w:t>，</w:t>
+      </w:r>
+      <w:hyperlink r:id="rId43">
+        <w:r>
+          <w:rPr>
+            <w:lang w:val="zh_TW" w:bidi="zh_TW"/>
+          </w:rPr>
+          <w:rPr>
+            <w:color w:val="0000EE"/>
+            <w:u w:val="single"/>
+          </w:rPr>
+          <w:t>21:11</w:t>
+        </w:r>
+      </w:hyperlink>
+      <w:r>
+        <w:rPr>
+          <w:lang w:val="zh_TW" w:bidi="zh_TW"/>
+        </w:rPr>
+        <w:t>、</w:t>
+      </w:r>
+      <w:hyperlink r:id="rId43">
+        <w:r>
+          <w:rPr>
+            <w:lang w:val="zh_TW" w:bidi="zh_TW"/>
+          </w:rPr>
+          <w:rPr>
+            <w:color w:val="0000EE"/>
+            <w:u w:val="single"/>
+          </w:rPr>
+          <w:t>18–19</w:t>
+        </w:r>
+      </w:hyperlink>
+      <w:r>
+        <w:rPr>
+          <w:lang w:val="zh_TW" w:bidi="zh_TW"/>
+        </w:rPr>
+        <w:t>）指綠色的石英。</w:t>
+      </w:r>
+    </w:p>
+    <w:p>
+      <w:pPr/>
+      <w:r>
+        <w:rPr>
+          <w:lang w:val="zh_TW" w:bidi="zh_TW"/>
+        </w:rPr>
+      </w:r>
+      <w:r>
+        <w:rPr>
+          <w:lang w:val="zh_TW" w:bidi="zh_TW"/>
+        </w:rPr>
+        <w:t>16. 青金石（Lapis lazuli）：這是一種深藍色的實石，由鈉、鋁、鈣、硫與銀等礦物構成，內含多種礦物混合物。石中常有黃鐵礦的金色斑點，古代廣泛用於裝飾，與藍寶石性質相近。</w:t>
+      </w:r>
+    </w:p>
+    <w:p>
+      <w:pPr/>
+      <w:r>
+        <w:rPr>
+          <w:lang w:val="zh_TW" w:bidi="zh_TW"/>
+        </w:rPr>
+      </w:r>
+      <w:r>
+        <w:rPr>
+          <w:lang w:val="zh_TW" w:bidi="zh_TW"/>
+        </w:rPr>
+        <w:t>17. 漢白玉（Marble）：這是一種經變質作用形成的石灰岩（limestone），能拋光且堅硬耐用，適合建築用途（</w:t>
+      </w:r>
+      <w:hyperlink r:id="rId44">
+        <w:r>
+          <w:rPr>
+            <w:lang w:val="zh_TW" w:bidi="zh_TW"/>
+          </w:rPr>
+          <w:rPr>
+            <w:color w:val="0000EE"/>
+            <w:u w:val="single"/>
+          </w:rPr>
+          <w:t>代上29:2</w:t>
+        </w:r>
+      </w:hyperlink>
+      <w:r>
+        <w:rPr>
+          <w:lang w:val="zh_TW" w:bidi="zh_TW"/>
+        </w:rPr>
+        <w:t>；</w:t>
+      </w:r>
+      <w:hyperlink r:id="rId45">
+        <w:r>
+          <w:rPr>
+            <w:lang w:val="zh_TW" w:bidi="zh_TW"/>
+          </w:rPr>
+          <w:rPr>
+            <w:color w:val="0000EE"/>
+            <w:u w:val="single"/>
+          </w:rPr>
+          <w:t>斯1:6</w:t>
+        </w:r>
+      </w:hyperlink>
+      <w:r>
+        <w:rPr>
+          <w:lang w:val="zh_TW" w:bidi="zh_TW"/>
+        </w:rPr>
+        <w:t>；</w:t>
+      </w:r>
+      <w:hyperlink r:id="rId46">
+        <w:r>
+          <w:rPr>
+            <w:lang w:val="zh_TW" w:bidi="zh_TW"/>
+          </w:rPr>
+          <w:rPr>
+            <w:color w:val="0000EE"/>
+            <w:u w:val="single"/>
+          </w:rPr>
+          <w:t>啟18:12</w:t>
+        </w:r>
+      </w:hyperlink>
+      <w:r>
+        <w:rPr>
+          <w:lang w:val="zh_TW" w:bidi="zh_TW"/>
+        </w:rPr>
+        <w:t>）。</w:t>
+      </w:r>
+    </w:p>
+    <w:p>
+      <w:pPr/>
+      <w:r>
+        <w:rPr>
+          <w:lang w:val="zh_TW" w:bidi="zh_TW"/>
+        </w:rPr>
+      </w:r>
+      <w:r>
+        <w:rPr>
+          <w:lang w:val="zh_TW" w:bidi="zh_TW"/>
+        </w:rPr>
+        <w:t>18. 紅瑪瑙（Onyx）：這屬於石英類礦物，具有平直且顏色不同的層紋（</w:t>
+      </w:r>
+      <w:hyperlink r:id="rId47">
+        <w:r>
+          <w:rPr>
+            <w:lang w:val="zh_TW" w:bidi="zh_TW"/>
+          </w:rPr>
+          <w:rPr>
+            <w:color w:val="0000EE"/>
+            <w:u w:val="single"/>
+          </w:rPr>
+          <w:t>創2:12</w:t>
+        </w:r>
+      </w:hyperlink>
+      <w:r>
+        <w:rPr>
+          <w:lang w:val="zh_TW" w:bidi="zh_TW"/>
+        </w:rPr>
+        <w:t>；</w:t>
+      </w:r>
+      <w:hyperlink r:id="rId48">
+        <w:r>
+          <w:rPr>
+            <w:lang w:val="zh_TW" w:bidi="zh_TW"/>
+          </w:rPr>
+          <w:rPr>
+            <w:color w:val="0000EE"/>
+            <w:u w:val="single"/>
+          </w:rPr>
+          <w:t>出25:7</w:t>
+        </w:r>
+      </w:hyperlink>
+      <w:r>
+        <w:rPr>
+          <w:lang w:val="zh_TW" w:bidi="zh_TW"/>
+        </w:rPr>
+        <w:t>，</w:t>
+      </w:r>
+      <w:hyperlink r:id="rId49">
+        <w:r>
+          <w:rPr>
+            <w:lang w:val="zh_TW" w:bidi="zh_TW"/>
+          </w:rPr>
+          <w:rPr>
+            <w:color w:val="0000EE"/>
+            <w:u w:val="single"/>
+          </w:rPr>
+          <w:t>28:9</w:t>
+        </w:r>
+      </w:hyperlink>
+      <w:r>
+        <w:rPr>
+          <w:lang w:val="zh_TW" w:bidi="zh_TW"/>
+        </w:rPr>
+        <w:t>、</w:t>
+      </w:r>
+      <w:hyperlink r:id="rId49">
+        <w:r>
+          <w:rPr>
+            <w:lang w:val="zh_TW" w:bidi="zh_TW"/>
+          </w:rPr>
+          <w:rPr>
+            <w:color w:val="0000EE"/>
+            <w:u w:val="single"/>
+          </w:rPr>
+          <w:t>20</w:t>
+        </w:r>
+      </w:hyperlink>
+      <w:r>
+        <w:rPr>
+          <w:lang w:val="zh_TW" w:bidi="zh_TW"/>
+        </w:rPr>
+        <w:t>，</w:t>
+      </w:r>
+      <w:hyperlink r:id="rId50">
+        <w:r>
+          <w:rPr>
+            <w:lang w:val="zh_TW" w:bidi="zh_TW"/>
+          </w:rPr>
+          <w:rPr>
+            <w:color w:val="0000EE"/>
+            <w:u w:val="single"/>
+          </w:rPr>
+          <w:t>39:6</w:t>
+        </w:r>
+      </w:hyperlink>
+      <w:r>
+        <w:rPr>
+          <w:lang w:val="zh_TW" w:bidi="zh_TW"/>
+        </w:rPr>
+        <w:t>、</w:t>
+      </w:r>
+      <w:hyperlink r:id="rId50">
+        <w:r>
+          <w:rPr>
+            <w:lang w:val="zh_TW" w:bidi="zh_TW"/>
+          </w:rPr>
+          <w:rPr>
+            <w:color w:val="0000EE"/>
+            <w:u w:val="single"/>
+          </w:rPr>
+          <w:t>13</w:t>
+        </w:r>
+      </w:hyperlink>
+      <w:r>
+        <w:rPr>
+          <w:lang w:val="zh_TW" w:bidi="zh_TW"/>
+        </w:rPr>
+        <w:t>；</w:t>
+      </w:r>
+      <w:hyperlink r:id="rId44">
+        <w:r>
+          <w:rPr>
+            <w:lang w:val="zh_TW" w:bidi="zh_TW"/>
+          </w:rPr>
+          <w:rPr>
+            <w:color w:val="0000EE"/>
+            <w:u w:val="single"/>
+          </w:rPr>
+          <w:t>代上29:2</w:t>
+        </w:r>
+      </w:hyperlink>
+      <w:r>
+        <w:rPr>
+          <w:lang w:val="zh_TW" w:bidi="zh_TW"/>
+        </w:rPr>
+        <w:t>；</w:t>
+      </w:r>
+      <w:hyperlink r:id="rId51">
+        <w:r>
+          <w:rPr>
+            <w:lang w:val="zh_TW" w:bidi="zh_TW"/>
+          </w:rPr>
+          <w:rPr>
+            <w:color w:val="0000EE"/>
+            <w:u w:val="single"/>
+          </w:rPr>
+          <w:t>伯28:16</w:t>
+        </w:r>
+      </w:hyperlink>
+      <w:r>
+        <w:rPr>
+          <w:lang w:val="zh_TW" w:bidi="zh_TW"/>
+        </w:rPr>
+        <w:t>；</w:t>
+      </w:r>
+      <w:hyperlink r:id="rId15">
+        <w:r>
+          <w:rPr>
+            <w:lang w:val="zh_TW" w:bidi="zh_TW"/>
+          </w:rPr>
+          <w:rPr>
+            <w:color w:val="0000EE"/>
+            <w:u w:val="single"/>
+          </w:rPr>
+          <w:t>結28:13</w:t>
+        </w:r>
+      </w:hyperlink>
+      <w:r>
+        <w:rPr>
+          <w:lang w:val="zh_TW" w:bidi="zh_TW"/>
+        </w:rPr>
+        <w:t>）。見</w:t>
+      </w:r>
+      <w:r>
+        <w:rPr>
+          <w:u w:val="single"/>
+          <w:lang w:val="zh_TW" w:bidi="zh_TW"/>
+        </w:rPr>
+        <w:t>下文紅瑪瑙（Sardonyx）</w:t>
+      </w:r>
+      <w:r>
+        <w:rPr>
+          <w:lang w:val="zh_TW" w:bidi="zh_TW"/>
+        </w:rPr>
+        <w:t>。</w:t>
+      </w:r>
+    </w:p>
+    <w:p>
+      <w:pPr/>
+      <w:r>
+        <w:rPr>
+          <w:lang w:val="zh_TW" w:bidi="zh_TW"/>
+        </w:rPr>
+      </w:r>
+      <w:r>
+        <w:rPr>
+          <w:lang w:val="zh_TW" w:bidi="zh_TW"/>
+        </w:rPr>
+        <w:t>19. 珍珠（Pearl）：這是一種堅硬光滑的物質，呈白色或其它顏色，生長於雙殼貝類的殼中。新約聖經中提到「珍珠」時，常指婦女所佩戴的飾物（</w:t>
+      </w:r>
+      <w:hyperlink r:id="rId52">
+        <w:r>
+          <w:rPr>
+            <w:lang w:val="zh_TW" w:bidi="zh_TW"/>
+          </w:rPr>
+          <w:rPr>
+            <w:color w:val="0000EE"/>
+            <w:u w:val="single"/>
+          </w:rPr>
+          <w:t>提前2:9</w:t>
+        </w:r>
+      </w:hyperlink>
+      <w:r>
+        <w:rPr>
+          <w:lang w:val="zh_TW" w:bidi="zh_TW"/>
+        </w:rPr>
+        <w:t>；</w:t>
+      </w:r>
+      <w:hyperlink r:id="rId53">
+        <w:r>
+          <w:rPr>
+            <w:lang w:val="zh_TW" w:bidi="zh_TW"/>
+          </w:rPr>
+          <w:rPr>
+            <w:color w:val="0000EE"/>
+            <w:u w:val="single"/>
+          </w:rPr>
+          <w:t>啟17:4</w:t>
+        </w:r>
+      </w:hyperlink>
+      <w:r>
+        <w:rPr>
+          <w:lang w:val="zh_TW" w:bidi="zh_TW"/>
+        </w:rPr>
+        <w:t>）或作為貿易的商品（</w:t>
+      </w:r>
+      <w:hyperlink r:id="rId54">
+        <w:r>
+          <w:rPr>
+            <w:lang w:val="zh_TW" w:bidi="zh_TW"/>
+          </w:rPr>
+          <w:rPr>
+            <w:color w:val="0000EE"/>
+            <w:u w:val="single"/>
+          </w:rPr>
+          <w:t>啟18:12</w:t>
+        </w:r>
+      </w:hyperlink>
+      <w:r>
+        <w:rPr>
+          <w:lang w:val="zh_TW" w:bidi="zh_TW"/>
+        </w:rPr>
+        <w:t>、</w:t>
+      </w:r>
+      <w:hyperlink r:id="rId54">
+        <w:r>
+          <w:rPr>
+            <w:lang w:val="zh_TW" w:bidi="zh_TW"/>
+          </w:rPr>
+          <w:rPr>
+            <w:color w:val="0000EE"/>
+            <w:u w:val="single"/>
+          </w:rPr>
+          <w:t>16</w:t>
+        </w:r>
+      </w:hyperlink>
+      <w:r>
+        <w:rPr>
+          <w:lang w:val="zh_TW" w:bidi="zh_TW"/>
+        </w:rPr>
+        <w:t>）。耶穌將天國比喻為一顆極貴重的珍珠（譯註：和合本譯為「珠子」），人為得著它而付上極大的代價（</w:t>
+      </w:r>
+      <w:hyperlink r:id="rId55">
+        <w:r>
+          <w:rPr>
+            <w:lang w:val="zh_TW" w:bidi="zh_TW"/>
+          </w:rPr>
+          <w:rPr>
+            <w:color w:val="0000EE"/>
+            <w:u w:val="single"/>
+          </w:rPr>
+          <w:t>太13:45–46</w:t>
+        </w:r>
+      </w:hyperlink>
+      <w:r>
+        <w:rPr>
+          <w:lang w:val="zh_TW" w:bidi="zh_TW"/>
+        </w:rPr>
+        <w:t>）。</w:t>
+      </w:r>
+    </w:p>
+    <w:p>
+      <w:pPr/>
+      <w:r>
+        <w:rPr>
+          <w:lang w:val="zh_TW" w:bidi="zh_TW"/>
+        </w:rPr>
+      </w:r>
+      <w:r>
+        <w:rPr>
+          <w:lang w:val="zh_TW" w:bidi="zh_TW"/>
+        </w:rPr>
+        <w:t>20. 紅寶玉（Ruby）：希伯來文peninim在六處經文中的翻譯尚不確定（</w:t>
+      </w:r>
+      <w:hyperlink r:id="rId35">
+        <w:r>
+          <w:rPr>
+            <w:lang w:val="zh_TW" w:bidi="zh_TW"/>
+          </w:rPr>
+          <w:rPr>
+            <w:color w:val="0000EE"/>
+            <w:u w:val="single"/>
+          </w:rPr>
+          <w:t>伯28:18</w:t>
+        </w:r>
+      </w:hyperlink>
+      <w:r>
+        <w:rPr>
+          <w:lang w:val="zh_TW" w:bidi="zh_TW"/>
+        </w:rPr>
+        <w:t>；</w:t>
+      </w:r>
+      <w:hyperlink r:id="rId56">
+        <w:r>
+          <w:rPr>
+            <w:lang w:val="zh_TW" w:bidi="zh_TW"/>
+          </w:rPr>
+          <w:rPr>
+            <w:color w:val="0000EE"/>
+            <w:u w:val="single"/>
+          </w:rPr>
+          <w:t>箴3:15</w:t>
+        </w:r>
+      </w:hyperlink>
+      <w:r>
+        <w:rPr>
+          <w:lang w:val="zh_TW" w:bidi="zh_TW"/>
+        </w:rPr>
+        <w:t>，</w:t>
+      </w:r>
+      <w:hyperlink r:id="rId57">
+        <w:r>
+          <w:rPr>
+            <w:lang w:val="zh_TW" w:bidi="zh_TW"/>
+          </w:rPr>
+          <w:rPr>
+            <w:color w:val="0000EE"/>
+            <w:u w:val="single"/>
+          </w:rPr>
+          <w:t>8:11</w:t>
+        </w:r>
+      </w:hyperlink>
+      <w:r>
+        <w:rPr>
+          <w:lang w:val="zh_TW" w:bidi="zh_TW"/>
+        </w:rPr>
+        <w:t>，</w:t>
+      </w:r>
+      <w:hyperlink r:id="rId58">
+        <w:r>
+          <w:rPr>
+            <w:lang w:val="zh_TW" w:bidi="zh_TW"/>
+          </w:rPr>
+          <w:rPr>
+            <w:color w:val="0000EE"/>
+            <w:u w:val="single"/>
+          </w:rPr>
+          <w:t>20:15</w:t>
+        </w:r>
+      </w:hyperlink>
+      <w:r>
+        <w:rPr>
+          <w:lang w:val="zh_TW" w:bidi="zh_TW"/>
+        </w:rPr>
+        <w:t>，</w:t>
+      </w:r>
+      <w:hyperlink r:id="rId59">
+        <w:r>
+          <w:rPr>
+            <w:lang w:val="zh_TW" w:bidi="zh_TW"/>
+          </w:rPr>
+          <w:rPr>
+            <w:color w:val="0000EE"/>
+            <w:u w:val="single"/>
+          </w:rPr>
+          <w:t>31:10</w:t>
+        </w:r>
+      </w:hyperlink>
+      <w:r>
+        <w:rPr>
+          <w:lang w:val="zh_TW" w:bidi="zh_TW"/>
+        </w:rPr>
+        <w:t>；</w:t>
+      </w:r>
+      <w:hyperlink r:id="rId60">
+        <w:r>
+          <w:rPr>
+            <w:lang w:val="zh_TW" w:bidi="zh_TW"/>
+          </w:rPr>
+          <w:rPr>
+            <w:color w:val="0000EE"/>
+            <w:u w:val="single"/>
+          </w:rPr>
+          <w:t>哀4:7</w:t>
+        </w:r>
+      </w:hyperlink>
+      <w:r>
+        <w:rPr>
+          <w:lang w:val="zh_TW" w:bidi="zh_TW"/>
+        </w:rPr>
+        <w:t>；譯註：和合本譯為「珍珠」）。這種深紅或胭脂色的寶石在古代世界中可能已為人所知，但關於其名稱的翻譯仍有爭議。</w:t>
+      </w:r>
+    </w:p>
+    <w:p>
+      <w:pPr/>
+      <w:r>
+        <w:rPr>
+          <w:lang w:val="zh_TW" w:bidi="zh_TW"/>
+        </w:rPr>
+      </w:r>
+      <w:r>
+        <w:rPr>
+          <w:lang w:val="zh_TW" w:bidi="zh_TW"/>
+        </w:rPr>
+        <w:t>21. 藍寶石（Sapphire）：這是一種深藍色的實石（</w:t>
+      </w:r>
+      <w:hyperlink r:id="rId61">
+        <w:r>
+          <w:rPr>
+            <w:lang w:val="zh_TW" w:bidi="zh_TW"/>
+          </w:rPr>
+          <w:rPr>
+            <w:color w:val="0000EE"/>
+            <w:u w:val="single"/>
+          </w:rPr>
+          <w:t>出24:10</w:t>
+        </w:r>
+      </w:hyperlink>
+      <w:r>
+        <w:rPr>
+          <w:lang w:val="zh_TW" w:bidi="zh_TW"/>
+        </w:rPr>
+        <w:t>，</w:t>
+      </w:r>
+      <w:hyperlink r:id="rId40">
+        <w:r>
+          <w:rPr>
+            <w:lang w:val="zh_TW" w:bidi="zh_TW"/>
+          </w:rPr>
+          <w:rPr>
+            <w:color w:val="0000EE"/>
+            <w:u w:val="single"/>
+          </w:rPr>
+          <w:t>28:18</w:t>
+        </w:r>
+      </w:hyperlink>
+      <w:r>
+        <w:rPr>
+          <w:lang w:val="zh_TW" w:bidi="zh_TW"/>
+        </w:rPr>
+        <w:t>，</w:t>
+      </w:r>
+      <w:hyperlink r:id="rId41">
+        <w:r>
+          <w:rPr>
+            <w:lang w:val="zh_TW" w:bidi="zh_TW"/>
+          </w:rPr>
+          <w:rPr>
+            <w:color w:val="0000EE"/>
+            <w:u w:val="single"/>
+          </w:rPr>
+          <w:t>39:11</w:t>
+        </w:r>
+      </w:hyperlink>
+      <w:r>
+        <w:rPr>
+          <w:lang w:val="zh_TW" w:bidi="zh_TW"/>
+        </w:rPr>
+        <w:t>；</w:t>
+      </w:r>
+      <w:hyperlink r:id="rId62">
+        <w:r>
+          <w:rPr>
+            <w:lang w:val="zh_TW" w:bidi="zh_TW"/>
+          </w:rPr>
+          <w:rPr>
+            <w:color w:val="0000EE"/>
+            <w:u w:val="single"/>
+          </w:rPr>
+          <w:t>伯28:6</w:t>
+        </w:r>
+      </w:hyperlink>
+      <w:r>
+        <w:rPr>
+          <w:lang w:val="zh_TW" w:bidi="zh_TW"/>
+        </w:rPr>
+        <w:t>、</w:t>
+      </w:r>
+      <w:hyperlink r:id="rId62">
+        <w:r>
+          <w:rPr>
+            <w:lang w:val="zh_TW" w:bidi="zh_TW"/>
+          </w:rPr>
+          <w:rPr>
+            <w:color w:val="0000EE"/>
+            <w:u w:val="single"/>
+          </w:rPr>
+          <w:t>16</w:t>
+        </w:r>
+      </w:hyperlink>
+      <w:r>
+        <w:rPr>
+          <w:lang w:val="zh_TW" w:bidi="zh_TW"/>
+        </w:rPr>
+        <w:t>；</w:t>
+      </w:r>
+      <w:hyperlink r:id="rId28">
+        <w:r>
+          <w:rPr>
+            <w:lang w:val="zh_TW" w:bidi="zh_TW"/>
+          </w:rPr>
+          <w:rPr>
+            <w:color w:val="0000EE"/>
+            <w:u w:val="single"/>
+          </w:rPr>
+          <w:t>歌5:14</w:t>
+        </w:r>
+      </w:hyperlink>
+      <w:r>
+        <w:rPr>
+          <w:lang w:val="zh_TW" w:bidi="zh_TW"/>
+        </w:rPr>
+        <w:t>；</w:t>
+      </w:r>
+      <w:hyperlink r:id="rId63">
+        <w:r>
+          <w:rPr>
+            <w:lang w:val="zh_TW" w:bidi="zh_TW"/>
+          </w:rPr>
+          <w:rPr>
+            <w:color w:val="0000EE"/>
+            <w:u w:val="single"/>
+          </w:rPr>
+          <w:t>賽54:11</w:t>
+        </w:r>
+      </w:hyperlink>
+      <w:r>
+        <w:rPr>
+          <w:lang w:val="zh_TW" w:bidi="zh_TW"/>
+        </w:rPr>
+        <w:t>；</w:t>
+      </w:r>
+      <w:hyperlink r:id="rId60">
+        <w:r>
+          <w:rPr>
+            <w:lang w:val="zh_TW" w:bidi="zh_TW"/>
+          </w:rPr>
+          <w:rPr>
+            <w:color w:val="0000EE"/>
+            <w:u w:val="single"/>
+          </w:rPr>
+          <w:t>哀4:7</w:t>
+        </w:r>
+      </w:hyperlink>
+      <w:r>
+        <w:rPr>
+          <w:lang w:val="zh_TW" w:bidi="zh_TW"/>
+        </w:rPr>
+        <w:t>；</w:t>
+      </w:r>
+      <w:hyperlink r:id="rId64">
+        <w:r>
+          <w:rPr>
+            <w:lang w:val="zh_TW" w:bidi="zh_TW"/>
+          </w:rPr>
+          <w:rPr>
+            <w:color w:val="0000EE"/>
+            <w:u w:val="single"/>
+          </w:rPr>
+          <w:t>結1:26</w:t>
+        </w:r>
+      </w:hyperlink>
+      <w:r>
+        <w:rPr>
+          <w:lang w:val="zh_TW" w:bidi="zh_TW"/>
+        </w:rPr>
+        <w:t>，</w:t>
+      </w:r>
+      <w:hyperlink r:id="rId65">
+        <w:r>
+          <w:rPr>
+            <w:lang w:val="zh_TW" w:bidi="zh_TW"/>
+          </w:rPr>
+          <w:rPr>
+            <w:color w:val="0000EE"/>
+            <w:u w:val="single"/>
+          </w:rPr>
+          <w:t>10:1</w:t>
+        </w:r>
+      </w:hyperlink>
+      <w:r>
+        <w:rPr>
+          <w:lang w:val="zh_TW" w:bidi="zh_TW"/>
+        </w:rPr>
+        <w:t>，</w:t>
+      </w:r>
+      <w:hyperlink r:id="rId15">
+        <w:r>
+          <w:rPr>
+            <w:lang w:val="zh_TW" w:bidi="zh_TW"/>
+          </w:rPr>
+          <w:rPr>
+            <w:color w:val="0000EE"/>
+            <w:u w:val="single"/>
+          </w:rPr>
+          <w:t>28:13</w:t>
+        </w:r>
+      </w:hyperlink>
+      <w:r>
+        <w:rPr>
+          <w:lang w:val="zh_TW" w:bidi="zh_TW"/>
+        </w:rPr>
+        <w:t>），有時可能指的是青金石，如在</w:t>
+      </w:r>
+      <w:hyperlink r:id="rId66">
+        <w:r>
+          <w:rPr>
+            <w:lang w:val="zh_TW" w:bidi="zh_TW"/>
+          </w:rPr>
+          <w:rPr>
+            <w:color w:val="0000EE"/>
+            <w:u w:val="single"/>
+          </w:rPr>
+          <w:t>約伯記二十八章6節</w:t>
+        </w:r>
+      </w:hyperlink>
+      <w:r>
+        <w:rPr>
+          <w:lang w:val="zh_TW" w:bidi="zh_TW"/>
+        </w:rPr>
+        <w:t>和</w:t>
+      </w:r>
+      <w:hyperlink r:id="rId20">
+        <w:r>
+          <w:rPr>
+            <w:lang w:val="zh_TW" w:bidi="zh_TW"/>
+          </w:rPr>
+          <w:rPr>
+            <w:color w:val="0000EE"/>
+            <w:u w:val="single"/>
+          </w:rPr>
+          <w:t>啟示錄二十一章19節</w:t>
+        </w:r>
+      </w:hyperlink>
+      <w:r>
+        <w:rPr>
+          <w:lang w:val="zh_TW" w:bidi="zh_TW"/>
+        </w:rPr>
+        <w:t>中所述（譯註：和合本譯為「藍寶石」）。</w:t>
+      </w:r>
+    </w:p>
+    <w:p>
+      <w:pPr/>
+      <w:r>
+        <w:rPr>
+          <w:lang w:val="zh_TW" w:bidi="zh_TW"/>
+        </w:rPr>
+      </w:r>
+      <w:r>
+        <w:rPr>
+          <w:lang w:val="zh_TW" w:bidi="zh_TW"/>
+        </w:rPr>
+        <w:t>22. 赤玉（Sardius，譯註：和合本譯為「紅寶石」）：這是一種紅色或深棕色的石英（</w:t>
+      </w:r>
+      <w:hyperlink r:id="rId30">
+        <w:r>
+          <w:rPr>
+            <w:lang w:val="zh_TW" w:bidi="zh_TW"/>
+          </w:rPr>
+          <w:rPr>
+            <w:color w:val="0000EE"/>
+            <w:u w:val="single"/>
+          </w:rPr>
+          <w:t>出28:17</w:t>
+        </w:r>
+      </w:hyperlink>
+      <w:r>
+        <w:rPr>
+          <w:lang w:val="zh_TW" w:bidi="zh_TW"/>
+        </w:rPr>
+        <w:t>，</w:t>
+      </w:r>
+      <w:hyperlink r:id="rId31">
+        <w:r>
+          <w:rPr>
+            <w:lang w:val="zh_TW" w:bidi="zh_TW"/>
+          </w:rPr>
+          <w:rPr>
+            <w:color w:val="0000EE"/>
+            <w:u w:val="single"/>
+          </w:rPr>
+          <w:t>39:10</w:t>
+        </w:r>
+      </w:hyperlink>
+      <w:r>
+        <w:rPr>
+          <w:lang w:val="zh_TW" w:bidi="zh_TW"/>
+        </w:rPr>
+        <w:t>；</w:t>
+      </w:r>
+      <w:hyperlink r:id="rId15">
+        <w:r>
+          <w:rPr>
+            <w:lang w:val="zh_TW" w:bidi="zh_TW"/>
+          </w:rPr>
+          <w:rPr>
+            <w:color w:val="0000EE"/>
+            <w:u w:val="single"/>
+          </w:rPr>
+          <w:t>結28:13</w:t>
+        </w:r>
+      </w:hyperlink>
+      <w:r>
+        <w:rPr>
+          <w:lang w:val="zh_TW" w:bidi="zh_TW"/>
+        </w:rPr>
+        <w:t>）。在</w:t>
+      </w:r>
+      <w:hyperlink r:id="rId32">
+        <w:r>
+          <w:rPr>
+            <w:lang w:val="zh_TW" w:bidi="zh_TW"/>
+          </w:rPr>
+          <w:rPr>
+            <w:color w:val="0000EE"/>
+            <w:u w:val="single"/>
+          </w:rPr>
+          <w:t>啟示錄四章3節</w:t>
+        </w:r>
+      </w:hyperlink>
+      <w:r>
+        <w:rPr>
+          <w:lang w:val="zh_TW" w:bidi="zh_TW"/>
+        </w:rPr>
+        <w:t>中也有提及，但在現代的譯本中通常譯為「紅寶石」。見</w:t>
+      </w:r>
+      <w:r>
+        <w:rPr>
+          <w:u w:val="single"/>
+          <w:lang w:val="zh_TW" w:bidi="zh_TW"/>
+        </w:rPr>
+        <w:t>上文紅寶石（Carnelian）</w:t>
+      </w:r>
+      <w:r>
+        <w:rPr>
+          <w:lang w:val="zh_TW" w:bidi="zh_TW"/>
+        </w:rPr>
+        <w:t>。</w:t>
+      </w:r>
+    </w:p>
+    <w:p>
+      <w:pPr/>
+      <w:r>
+        <w:rPr>
+          <w:lang w:val="zh_TW" w:bidi="zh_TW"/>
+        </w:rPr>
+      </w:r>
+      <w:r>
+        <w:rPr>
+          <w:lang w:val="zh_TW" w:bidi="zh_TW"/>
+        </w:rPr>
+        <w:t>23. 紅瑪瑙（Sardonyx）：這是一種瑪瑙，具有棕色與白色相間的層紋（</w:t>
+      </w:r>
+      <w:hyperlink r:id="rId25">
+        <w:r>
+          <w:rPr>
+            <w:lang w:val="zh_TW" w:bidi="zh_TW"/>
+          </w:rPr>
+          <w:rPr>
+            <w:color w:val="0000EE"/>
+            <w:u w:val="single"/>
+          </w:rPr>
+          <w:t>啟21:20</w:t>
+        </w:r>
+      </w:hyperlink>
+      <w:r>
+        <w:rPr>
+          <w:lang w:val="zh_TW" w:bidi="zh_TW"/>
+        </w:rPr>
+        <w:t>）。</w:t>
+      </w:r>
+    </w:p>
+    <w:p>
+      <w:pPr/>
+      <w:r>
+        <w:rPr>
+          <w:lang w:val="zh_TW" w:bidi="zh_TW"/>
+        </w:rPr>
+      </w:r>
+      <w:r>
+        <w:rPr>
+          <w:lang w:val="zh_TW" w:bidi="zh_TW"/>
+        </w:rPr>
+        <w:t>24.紅璧璽（Topaz）：這是一種黃色寶石，為鋁的含氟矽酸鹽，呈結晶狀（</w:t>
+      </w:r>
+      <w:hyperlink r:id="rId30">
+        <w:r>
+          <w:rPr>
+            <w:lang w:val="zh_TW" w:bidi="zh_TW"/>
+          </w:rPr>
+          <w:rPr>
+            <w:color w:val="0000EE"/>
+            <w:u w:val="single"/>
+          </w:rPr>
+          <w:t>出28:17</w:t>
+        </w:r>
+      </w:hyperlink>
+      <w:r>
+        <w:rPr>
+          <w:lang w:val="zh_TW" w:bidi="zh_TW"/>
+        </w:rPr>
+        <w:t>，</w:t>
+      </w:r>
+      <w:hyperlink r:id="rId31">
+        <w:r>
+          <w:rPr>
+            <w:lang w:val="zh_TW" w:bidi="zh_TW"/>
+          </w:rPr>
+          <w:rPr>
+            <w:color w:val="0000EE"/>
+            <w:u w:val="single"/>
+          </w:rPr>
+          <w:t>39:10</w:t>
+        </w:r>
+      </w:hyperlink>
+      <w:r>
+        <w:rPr>
+          <w:lang w:val="zh_TW" w:bidi="zh_TW"/>
+        </w:rPr>
+        <w:t>；</w:t>
+      </w:r>
+      <w:hyperlink r:id="rId67">
+        <w:r>
+          <w:rPr>
+            <w:lang w:val="zh_TW" w:bidi="zh_TW"/>
+          </w:rPr>
+          <w:rPr>
+            <w:color w:val="0000EE"/>
+            <w:u w:val="single"/>
+          </w:rPr>
+          <w:t>伯28:19</w:t>
+        </w:r>
+      </w:hyperlink>
+      <w:r>
+        <w:rPr>
+          <w:lang w:val="zh_TW" w:bidi="zh_TW"/>
+        </w:rPr>
+        <w:t>；</w:t>
+      </w:r>
+      <w:hyperlink r:id="rId15">
+        <w:r>
+          <w:rPr>
+            <w:lang w:val="zh_TW" w:bidi="zh_TW"/>
+          </w:rPr>
+          <w:rPr>
+            <w:color w:val="0000EE"/>
+            <w:u w:val="single"/>
+          </w:rPr>
+          <w:t>結28:13</w:t>
+        </w:r>
+      </w:hyperlink>
+      <w:r>
+        <w:rPr>
+          <w:lang w:val="zh_TW" w:bidi="zh_TW"/>
+        </w:rPr>
+        <w:t>；</w:t>
+      </w:r>
+      <w:hyperlink r:id="rId25">
+        <w:r>
+          <w:rPr>
+            <w:lang w:val="zh_TW" w:bidi="zh_TW"/>
+          </w:rPr>
+          <w:rPr>
+            <w:color w:val="0000EE"/>
+            <w:u w:val="single"/>
+          </w:rPr>
+          <w:t>啟21:20</w:t>
+        </w:r>
+      </w:hyperlink>
+      <w:r>
+        <w:rPr>
+          <w:lang w:val="zh_TW" w:bidi="zh_TW"/>
+        </w:rPr>
+        <w:t>）。</w:t>
+      </w:r>
+    </w:p>
+    <w:p>
+      <w:pPr/>
+      <w:r>
+        <w:rPr>
+          <w:lang w:val="zh_TW" w:bidi="zh_TW"/>
+        </w:rPr>
+      </w:r>
+      <w:r>
+        <w:rPr>
+          <w:i/>
+          <w:lang w:val="zh_TW" w:bidi="zh_TW"/>
+        </w:rPr>
+        <w:t>另見</w:t>
+      </w:r>
+      <w:r>
+        <w:rPr>
+          <w:lang w:val="zh_TW" w:bidi="zh_TW"/>
+        </w:rPr>
+        <w:t>礦物和金屬</w:t>
+      </w:r>
+      <w:r>
+        <w:rPr>
+          <w:lang w:val="zh_TW" w:bidi="zh_TW"/>
+        </w:rPr>
+        <w:t>。</w:t>
+      </w:r>
+      <w:r>
+        <w:rPr>
+          <w:lang w:val="zh_TW" w:bidi="zh_TW"/>
+        </w:rPr>
+      </w:r>
+      <w:r>
+        <w:rPr>
+          <w:lang w:val="zh_TW" w:bidi="zh_TW"/>
+        </w:rPr>
+      </w:r>
+    </w:p>
+    <w:p>
+      <w:pPr/>
+      <w:r>
+        <w:rPr>
+          <w:lang w:val="zh_TW" w:bidi="zh_TW"/>
+        </w:rPr>
+      </w:r>
+    </w:p>
+    <w:p>
+      <w:pPr>
+        <w:pStyle w:val="Heading2"/>
+      </w:pPr>
+      <w:r>
+        <w:rPr>
+          <w:lang w:val="zh_TW" w:bidi="zh_TW"/>
+        </w:rPr>
+        <w:t>珍珠</w:t>
+      </w:r>
+      <w:r>
+        <w:rPr>
+          <w:lang w:val="zh_TW" w:bidi="zh_TW"/>
+        </w:rPr>
+      </w:r>
+    </w:p>
+    <w:p>
+      <w:pPr/>
+      <w:r>
+        <w:rPr>
+          <w:lang w:val="zh_TW" w:bidi="zh_TW"/>
+        </w:rPr>
+      </w:r>
+      <w:r>
+        <w:rPr>
+          <w:lang w:val="zh_TW" w:bidi="zh_TW"/>
+        </w:rPr>
+        <w:t>珍珠（或譯為：香膠）是一種芳香的樹脂，外觀類似沒藥。取自生長於非洲與西亞的沒藥屬（</w:t>
+      </w:r>
+      <w:r>
+        <w:rPr>
+          <w:i/>
+          <w:lang w:val="zh_TW" w:bidi="zh_TW"/>
+        </w:rPr>
+        <w:t>Commiphora</w:t>
+      </w:r>
+      <w:r>
+        <w:rPr>
+          <w:lang w:val="zh_TW" w:bidi="zh_TW"/>
+        </w:rPr>
+        <w:t>）多種樹木。多數學者認為，</w:t>
+      </w:r>
+      <w:hyperlink r:id="rId47">
+        <w:r>
+          <w:rPr>
+            <w:lang w:val="zh_TW" w:bidi="zh_TW"/>
+          </w:rPr>
+          <w:rPr>
+            <w:color w:val="0000EE"/>
+            <w:u w:val="single"/>
+          </w:rPr>
+          <w:t>創世記二章12節</w:t>
+        </w:r>
+      </w:hyperlink>
+      <w:r>
+        <w:rPr>
+          <w:lang w:val="zh_TW" w:bidi="zh_TW"/>
+        </w:rPr>
+        <w:t>和</w:t>
+      </w:r>
+      <w:hyperlink r:id="rId68">
+        <w:r>
+          <w:rPr>
+            <w:lang w:val="zh_TW" w:bidi="zh_TW"/>
+          </w:rPr>
+          <w:rPr>
+            <w:color w:val="0000EE"/>
+            <w:u w:val="single"/>
+          </w:rPr>
+          <w:t>民數記十一章7節</w:t>
+        </w:r>
+      </w:hyperlink>
+      <w:r>
+        <w:rPr>
+          <w:lang w:val="zh_TW" w:bidi="zh_TW"/>
+        </w:rPr>
+        <w:t>中提到的珍珠，源自非洲沒藥樹（</w:t>
+      </w:r>
+      <w:r>
+        <w:rPr>
+          <w:i/>
+          <w:lang w:val="zh_TW" w:bidi="zh_TW"/>
+        </w:rPr>
+        <w:t>Commiphora africana</w:t>
+      </w:r>
+      <w:r>
+        <w:rPr>
+          <w:lang w:val="zh_TW" w:bidi="zh_TW"/>
+        </w:rPr>
+        <w:t>），這是一種自然生長於阿拉伯南部與非洲東北部的灌木。這種樹脂呈淡黃色、透明且芳香，外觀光潤如同珍珠（Pearl）。</w:t>
+      </w:r>
+    </w:p>
+    <w:p>
+      <w:pPr/>
+      <w:r>
+        <w:rPr>
+          <w:lang w:val="zh_TW" w:bidi="zh_TW"/>
+        </w:rPr>
+      </w:r>
+      <w:r>
+        <w:rPr>
+          <w:lang w:val="zh_TW" w:bidi="zh_TW"/>
+        </w:rPr>
+        <w:t>聖經描述以色列人所收取的嗎哪，其顏色與珍珠相同（</w:t>
+      </w:r>
+      <w:hyperlink r:id="rId68">
+        <w:r>
+          <w:rPr>
+            <w:lang w:val="zh_TW" w:bidi="zh_TW"/>
+          </w:rPr>
+          <w:rPr>
+            <w:color w:val="0000EE"/>
+            <w:u w:val="single"/>
+          </w:rPr>
+          <w:t>民11:7</w:t>
+        </w:r>
+      </w:hyperlink>
+      <w:r>
+        <w:rPr>
+          <w:lang w:val="zh_TW" w:bidi="zh_TW"/>
+        </w:rPr>
+        <w:t>）。珍珠也與金子和紅瑪瑙並列，出現在伊甸園附近所出產的貴重物品之中（</w:t>
+      </w:r>
+      <w:hyperlink r:id="rId47">
+        <w:r>
+          <w:rPr>
+            <w:lang w:val="zh_TW" w:bidi="zh_TW"/>
+          </w:rPr>
+          <w:rPr>
+            <w:color w:val="0000EE"/>
+            <w:u w:val="single"/>
+          </w:rPr>
+          <w:t>創2:12</w:t>
+        </w:r>
+      </w:hyperlink>
+      <w:r>
+        <w:rPr>
+          <w:lang w:val="zh_TW" w:bidi="zh_TW"/>
+        </w:rPr>
+        <w:t>）。由於珍珠列於這些珍貴物質之中，人們一度認為珍珠可能是光潤的圓珠（Pearl）或寶石。</w:t>
+      </w:r>
+    </w:p>
+    <w:p>
+      <w:pPr/>
+      <w:r>
+        <w:rPr>
+          <w:lang w:val="zh_TW" w:bidi="zh_TW"/>
+        </w:rPr>
+      </w:r>
+      <w:r>
+        <w:rPr>
+          <w:i/>
+          <w:lang w:val="zh_TW" w:bidi="zh_TW"/>
+        </w:rPr>
+        <w:t>沒藥屬</w:t>
+      </w:r>
+      <w:r>
+        <w:rPr>
+          <w:lang w:val="zh_TW" w:bidi="zh_TW"/>
+        </w:rPr>
+        <w:t>植物包括能產生沒藥的品種，也可能包括聖經中所稱的「乳香」。在聖經以外的記載中，一位英國植物學家將珍珠描述為一種來自波斯及其鄰近地區樹木的芳香樹脂。生活於公元一世紀的羅馬作家普林尼（Pliny）也記載說，珍珠是一種蠟狀物質，外形與光潤的圓珠（Pearl）相似。</w:t>
+      </w:r>
+    </w:p>
+    <w:p>
+      <w:pPr/>
+      <w:r>
+        <w:rPr>
+          <w:lang w:val="zh_TW" w:bidi="zh_TW"/>
+        </w:rPr>
+      </w:r>
+      <w:r>
+        <w:rPr>
+          <w:lang w:val="zh_TW" w:bidi="zh_TW"/>
+        </w:rPr>
+        <w:t>另見</w:t>
+      </w:r>
+      <w:r>
+        <w:rPr>
+          <w:lang w:val="zh_TW" w:bidi="zh_TW"/>
+        </w:rPr>
+        <w:t>乳香</w:t>
+      </w:r>
+      <w:r>
+        <w:rPr>
+          <w:lang w:val="zh_TW" w:bidi="zh_TW"/>
+        </w:rPr>
+        <w:t>；</w:t>
+      </w:r>
+      <w:r>
+        <w:rPr>
+          <w:lang w:val="zh_TW" w:bidi="zh_TW"/>
+        </w:rPr>
+        <w:t>沒藥</w:t>
+      </w:r>
+      <w:r>
+        <w:rPr>
+          <w:lang w:val="zh_TW" w:bidi="zh_TW"/>
+        </w:rPr>
+        <w:t>。</w:t>
+      </w:r>
+      <w:r>
+        <w:rPr>
+          <w:lang w:val="zh_TW" w:bidi="zh_TW"/>
+        </w:rPr>
+      </w:r>
+      <w:r>
+        <w:rPr>
+          <w:lang w:val="zh_TW" w:bidi="zh_TW"/>
+        </w:rPr>
+      </w:r>
+    </w:p>
+    <w:p>
+      <w:pPr/>
+      <w:r>
+        <w:rPr>
+          <w:lang w:val="zh_TW" w:bidi="zh_TW"/>
+        </w:rPr>
+      </w:r>
+    </w:p>
+    <w:p>
+      <w:pPr>
+        <w:pStyle w:val="Heading2"/>
+      </w:pPr>
+      <w:r>
+        <w:rPr>
+          <w:lang w:val="zh_TW" w:bidi="zh_TW"/>
+        </w:rPr>
+        <w:t>針</w:t>
+      </w:r>
+      <w:r>
+        <w:rPr>
+          <w:lang w:val="zh_TW" w:bidi="zh_TW"/>
+        </w:rPr>
+      </w:r>
+    </w:p>
+    <w:p>
+      <w:pPr/>
+      <w:r>
+        <w:rPr>
+          <w:lang w:val="zh_TW" w:bidi="zh_TW"/>
+        </w:rPr>
+      </w:r>
+      <w:r>
+        <w:rPr>
+          <w:lang w:val="zh_TW" w:bidi="zh_TW"/>
+        </w:rPr>
+        <w:t>針是用以縫紉和修補的常見家用物品。耶穌用針的比喻來說明他對富人能否進入神的國的教導。在與富有的少年官交談後，耶穌告訴祂的門徒：「</w:t>
+      </w:r>
+      <w:r>
+        <w:rPr>
+          <w:lang w:val="zh_TW" w:bidi="zh_TW"/>
+        </w:rPr>
+        <w:t>駱駝穿過針的眼，比財主進神的國還容易</w:t>
+      </w:r>
+      <w:r>
+        <w:rPr>
+          <w:lang w:val="zh_TW" w:bidi="zh_TW"/>
+        </w:rPr>
+        <w:t>！」（</w:t>
+      </w:r>
+      <w:hyperlink r:id="rId69">
+        <w:r>
+          <w:rPr>
+            <w:lang w:val="zh_TW" w:bidi="zh_TW"/>
+          </w:rPr>
+          <w:rPr>
+            <w:color w:val="0000EE"/>
+            <w:u w:val="single"/>
+          </w:rPr>
+          <w:t>馬太福音19:24</w:t>
+        </w:r>
+      </w:hyperlink>
+      <w:r>
+        <w:rPr>
+          <w:lang w:val="zh_TW" w:bidi="zh_TW"/>
+        </w:rPr>
+        <w:t>；</w:t>
+      </w:r>
+      <w:hyperlink r:id="rId70">
+        <w:r>
+          <w:rPr>
+            <w:lang w:val="zh_TW" w:bidi="zh_TW"/>
+          </w:rPr>
+          <w:rPr>
+            <w:color w:val="0000EE"/>
+            <w:u w:val="single"/>
+          </w:rPr>
+          <w:t>馬可福音10:25</w:t>
+        </w:r>
+      </w:hyperlink>
+      <w:r>
+        <w:rPr>
+          <w:lang w:val="zh_TW" w:bidi="zh_TW"/>
+        </w:rPr>
+        <w:t>；</w:t>
+      </w:r>
+      <w:hyperlink r:id="rId71">
+        <w:r>
+          <w:rPr>
+            <w:lang w:val="zh_TW" w:bidi="zh_TW"/>
+          </w:rPr>
+          <w:rPr>
+            <w:color w:val="0000EE"/>
+            <w:u w:val="single"/>
+          </w:rPr>
+          <w:t>路加福音18:25</w:t>
+        </w:r>
+      </w:hyperlink>
+      <w:r>
+        <w:rPr>
+          <w:lang w:val="zh_TW" w:bidi="zh_TW"/>
+        </w:rPr>
+        <w:t>）。</w:t>
+      </w:r>
+    </w:p>
+    <w:p>
+      <w:pPr/>
+      <w:r>
+        <w:rPr>
+          <w:lang w:val="zh_TW" w:bidi="zh_TW"/>
+        </w:rPr>
+      </w:r>
+      <w:r>
+        <w:rPr>
+          <w:lang w:val="zh_TW" w:bidi="zh_TW"/>
+        </w:rPr>
+        <w:t>耶穌並不是在責備有錢或富裕這事。相反的，祂責備的是財富能夠扭轉意念和其會帶來的虛假安全感。這就是富有的少年官的情況（比較</w:t>
+      </w:r>
+      <w:hyperlink r:id="rId72">
+        <w:r>
+          <w:rPr>
+            <w:lang w:val="zh_TW" w:bidi="zh_TW"/>
+          </w:rPr>
+          <w:rPr>
+            <w:color w:val="0000EE"/>
+            <w:u w:val="single"/>
+          </w:rPr>
+          <w:t>馬太福音19:21–22；</w:t>
+        </w:r>
+      </w:hyperlink>
+      <w:hyperlink r:id="rId73">
+        <w:r>
+          <w:rPr>
+            <w:lang w:val="zh_TW" w:bidi="zh_TW"/>
+          </w:rPr>
+          <w:rPr>
+            <w:color w:val="0000EE"/>
+            <w:u w:val="single"/>
+          </w:rPr>
+          <w:t>馬可福音10:21–22；</w:t>
+        </w:r>
+      </w:hyperlink>
+      <w:hyperlink r:id="rId74">
+        <w:r>
+          <w:rPr>
+            <w:lang w:val="zh_TW" w:bidi="zh_TW"/>
+          </w:rPr>
+          <w:rPr>
+            <w:color w:val="0000EE"/>
+            <w:u w:val="single"/>
+          </w:rPr>
+          <w:t>路加福音18:22–23</w:t>
+        </w:r>
+      </w:hyperlink>
+      <w:r>
+        <w:rPr>
+          <w:lang w:val="zh_TW" w:bidi="zh_TW"/>
+        </w:rPr>
+        <w:t>）。進入神的國是神的作為，而不是人的作為。耶穌用巴勒斯坦最大的陸地動物來作比喻，創造了駱駝穿過針眼的荒誕意象。祂將這幅圖畫，與富人試圖利用自己的地位和財產進入天國來進行對比。猶太文獻中也有類似的表達，其中描繪的是大象穿過針眼。</w:t>
+      </w:r>
+      <w:r>
+        <w:rPr>
+          <w:lang w:val="zh_TW" w:bidi="zh_TW"/>
+        </w:rPr>
+      </w:r>
+      <w:r>
+        <w:rPr>
+          <w:lang w:val="zh_TW" w:bidi="zh_TW"/>
+        </w:rPr>
+      </w:r>
+    </w:p>
+    <w:p>
+      <w:pPr/>
+      <w:r>
+        <w:rPr>
+          <w:lang w:val="zh_TW" w:bidi="zh_TW"/>
+        </w:rPr>
+      </w:r>
+    </w:p>
+    <w:p>
+      <w:pPr>
+        <w:pStyle w:val="Heading2"/>
+      </w:pPr>
+      <w:r>
+        <w:rPr>
+          <w:lang w:val="zh_TW" w:bidi="zh_TW"/>
+        </w:rPr>
+        <w:t>箴言</w:t>
+      </w:r>
+      <w:r>
+        <w:rPr>
+          <w:lang w:val="zh_TW" w:bidi="zh_TW"/>
+        </w:rPr>
+      </w:r>
+    </w:p>
+    <w:p>
+      <w:pPr/>
+      <w:r>
+        <w:rPr>
+          <w:lang w:val="zh_TW" w:bidi="zh_TW"/>
+        </w:rPr>
+      </w:r>
+      <w:r>
+        <w:rPr>
+          <w:lang w:val="zh_TW" w:bidi="zh_TW"/>
+        </w:rPr>
+        <w:t>這是舊約聖經第三卷詩歌書。這是一卷彙集格言式精煉語句的書卷，內容是關於實用的智慧，透過例子、警告或訓誨來教導人。</w:t>
+      </w:r>
+    </w:p>
+    <w:p>
+      <w:pPr/>
+      <w:r>
+        <w:rPr>
+          <w:lang w:val="zh_TW" w:bidi="zh_TW"/>
+        </w:rPr>
+      </w:r>
+      <w:r>
+        <w:rPr>
+          <w:lang w:val="zh_TW" w:bidi="zh_TW"/>
+        </w:rPr>
+        <w:t>概述</w:t>
+      </w:r>
+    </w:p>
+    <w:p>
+      <w:pPr>
+        <w:pStyle w:val="ListBullet"/>
+        <w:spacing w:line="240" w:lineRule="auto"/>
+        <w:ind w:left="720"/>
+      </w:pPr>
+      <w:r>
+        <w:rPr>
+          <w:lang w:val="zh_TW" w:bidi="zh_TW"/>
+        </w:rPr>
+      </w:r>
+      <w:r>
+        <w:rPr>
+          <w:u w:val="single"/>
+          <w:lang w:val="zh_TW" w:bidi="zh_TW"/>
+        </w:rPr>
+        <w:t>作者</w:t>
+      </w:r>
+    </w:p>
+    <w:p>
+      <w:pPr>
+        <w:pStyle w:val="ListBullet"/>
+        <w:spacing w:line="240" w:lineRule="auto"/>
+        <w:ind w:left="720"/>
+      </w:pPr>
+      <w:r>
+        <w:rPr>
+          <w:lang w:val="zh_TW" w:bidi="zh_TW"/>
+        </w:rPr>
+      </w:r>
+      <w:r>
+        <w:rPr>
+          <w:u w:val="single"/>
+          <w:lang w:val="zh_TW" w:bidi="zh_TW"/>
+        </w:rPr>
+        <w:t>寫作日期</w:t>
+      </w:r>
+    </w:p>
+    <w:p>
+      <w:pPr>
+        <w:pStyle w:val="ListBullet"/>
+        <w:spacing w:line="240" w:lineRule="auto"/>
+        <w:ind w:left="720"/>
+      </w:pPr>
+      <w:r>
+        <w:rPr>
+          <w:lang w:val="zh_TW" w:bidi="zh_TW"/>
+        </w:rPr>
+      </w:r>
+      <w:r>
+        <w:rPr>
+          <w:u w:val="single"/>
+          <w:lang w:val="zh_TW" w:bidi="zh_TW"/>
+        </w:rPr>
+        <w:t>背景</w:t>
+      </w:r>
+    </w:p>
+    <w:p>
+      <w:pPr>
+        <w:pStyle w:val="ListBullet"/>
+        <w:spacing w:line="240" w:lineRule="auto"/>
+        <w:ind w:left="720"/>
+      </w:pPr>
+      <w:r>
+        <w:rPr>
+          <w:lang w:val="zh_TW" w:bidi="zh_TW"/>
+        </w:rPr>
+      </w:r>
+      <w:r>
+        <w:rPr>
+          <w:u w:val="single"/>
+          <w:lang w:val="zh_TW" w:bidi="zh_TW"/>
+        </w:rPr>
+        <w:t>目的與神學</w:t>
+      </w:r>
+    </w:p>
+    <w:p>
+      <w:pPr>
+        <w:pStyle w:val="ListBullet"/>
+        <w:spacing w:line="240" w:lineRule="auto"/>
+        <w:ind w:left="720"/>
+      </w:pPr>
+      <w:r>
+        <w:rPr>
+          <w:lang w:val="zh_TW" w:bidi="zh_TW"/>
+        </w:rPr>
+      </w:r>
+      <w:r>
+        <w:rPr>
+          <w:u w:val="single"/>
+          <w:lang w:val="zh_TW" w:bidi="zh_TW"/>
+        </w:rPr>
+        <w:t>內容</w:t>
       </w:r>
     </w:p>
     <w:p>
@@ -242,7 +3009,7 @@
         <w:rPr>
           <w:lang w:val="zh_TW" w:bidi="zh_TW"/>
         </w:rPr>
-        <w:t>征服</w:t>
+        <w:t>作者</w:t>
       </w:r>
     </w:p>
     <w:p>
@@ -256,18 +3023,67 @@
         <w:rPr>
           <w:lang w:val="zh_TW" w:bidi="zh_TW"/>
         </w:rPr>
-        <w:t>以色列人征服迦南是舊約聖經歷史中最引人注目的事件之一：一個組織鬆散、以遊牧為主的民族，竟成功入侵並擊敗了一個長久定居、依靠堅固城邦防禦的文明。聖經指出，這一成就源於神早先向亞伯拉罕、以撒與雅各所立的應許──他們的後裔必得著那地為業（</w:t>
-      </w:r>
-      <w:hyperlink r:id="rId13">
-        <w:r>
-          <w:rPr>
-            <w:lang w:val="zh_TW" w:bidi="zh_TW"/>
-          </w:rPr>
-          <w:rPr>
-            <w:color w:val="0000EE"/>
-            <w:u w:val="single"/>
-          </w:rPr>
-          <w:t>創17:8</w:t>
+        <w:t>雖然箴言這卷書整體的思想脈絡一致，但並不表示它出自同一位作者，因為這卷書所分成的七個或更多部分，大多數都清楚地標明作者是誰。</w:t>
+      </w:r>
+    </w:p>
+    <w:p>
+      <w:pPr>
+        <w:pStyle w:val="Heading4"/>
+      </w:pPr>
+      <w:hyperlink r:id="rId75">
+        <w:r>
+          <w:rPr>
+            <w:lang w:val="zh_TW" w:bidi="zh_TW"/>
+          </w:rPr>
+          <w:rPr>
+            <w:color w:val="0000EE"/>
+            <w:u w:val="single"/>
+          </w:rPr>
+          <w:t>一章1節至九章18節</w:t>
+        </w:r>
+      </w:hyperlink>
+    </w:p>
+    <w:p>
+      <w:pPr/>
+      <w:r>
+        <w:rPr>
+          <w:lang w:val="zh_TW" w:bidi="zh_TW"/>
+        </w:rPr>
+      </w:r>
+      <w:r>
+        <w:rPr>
+          <w:lang w:val="zh_TW" w:bidi="zh_TW"/>
+        </w:rPr>
+        <w:t>對於開頭第一節是否是指這一部分由所羅門所寫，或只是表明所羅門是全卷箴言的主要作者，學者之間的意見不一。有人提出反對意見，指本部分其中一個主要主題是，作者十分仔細地警告人與不道德的婦人發生放縱關係所帶來的危險；因此，這位作者不大可能是所羅門，因為所羅門在與外邦女子通婚的事上曾嚴重失敗（</w:t>
+      </w:r>
+      <w:hyperlink r:id="rId76">
+        <w:r>
+          <w:rPr>
+            <w:lang w:val="zh_TW" w:bidi="zh_TW"/>
+          </w:rPr>
+          <w:rPr>
+            <w:color w:val="0000EE"/>
+            <w:u w:val="single"/>
+          </w:rPr>
+          <w:t>王上11:1–8</w:t>
+        </w:r>
+      </w:hyperlink>
+      <w:r>
+        <w:rPr>
+          <w:lang w:val="zh_TW" w:bidi="zh_TW"/>
+        </w:rPr>
+        <w:t>）。但這樣的論證也有缺陷，因為人可以給予很好的勸告，卻未必有足夠的品格力量去遵行；並且，</w:t>
+      </w:r>
+      <w:hyperlink r:id="rId77">
+        <w:r>
+          <w:rPr>
+            <w:lang w:val="zh_TW" w:bidi="zh_TW"/>
+          </w:rPr>
+          <w:rPr>
+            <w:color w:val="0000EE"/>
+            <w:u w:val="single"/>
+          </w:rPr>
+          <w:t>箴言五章1至21節</w:t>
         </w:r>
       </w:hyperlink>
       <w:r>
@@ -276,16 +3092,16 @@
         </w:rPr>
         <w:t>，</w:t>
       </w:r>
-      <w:hyperlink r:id="rId14">
-        <w:r>
-          <w:rPr>
-            <w:lang w:val="zh_TW" w:bidi="zh_TW"/>
-          </w:rPr>
-          <w:rPr>
-            <w:color w:val="0000EE"/>
-            <w:u w:val="single"/>
-          </w:rPr>
-          <w:t>26:4</w:t>
+      <w:hyperlink r:id="rId77">
+        <w:r>
+          <w:rPr>
+            <w:lang w:val="zh_TW" w:bidi="zh_TW"/>
+          </w:rPr>
+          <w:rPr>
+            <w:color w:val="0000EE"/>
+            <w:u w:val="single"/>
+          </w:rPr>
+          <w:t>六章20至35節</w:t>
         </w:r>
       </w:hyperlink>
       <w:r>
@@ -294,16 +3110,910 @@
         </w:rPr>
         <w:t>，</w:t>
       </w:r>
-      <w:hyperlink r:id="rId15">
-        <w:r>
-          <w:rPr>
-            <w:lang w:val="zh_TW" w:bidi="zh_TW"/>
-          </w:rPr>
-          <w:rPr>
-            <w:color w:val="0000EE"/>
-            <w:u w:val="single"/>
-          </w:rPr>
-          <w:t>28:13</w:t>
+      <w:hyperlink r:id="rId77">
+        <w:r>
+          <w:rPr>
+            <w:lang w:val="zh_TW" w:bidi="zh_TW"/>
+          </w:rPr>
+          <w:rPr>
+            <w:color w:val="0000EE"/>
+            <w:u w:val="single"/>
+          </w:rPr>
+          <w:t>七章1至27節</w:t>
+        </w:r>
+      </w:hyperlink>
+      <w:r>
+        <w:rPr>
+          <w:lang w:val="zh_TW" w:bidi="zh_TW"/>
+        </w:rPr>
+        <w:t>裡那些引誘人的妓女或淫婦，與所羅門多妻、但仍被視為體面的關係，兩者之間也有分別。不過，關於作者身分的問題，大概最好仍然保留。那些質疑這一部分出自所羅門的人，認為</w:t>
+      </w:r>
+      <w:hyperlink r:id="rId78">
+        <w:r>
+          <w:rPr>
+            <w:lang w:val="zh_TW" w:bidi="zh_TW"/>
+          </w:rPr>
+          <w:rPr>
+            <w:color w:val="0000EE"/>
+            <w:u w:val="single"/>
+          </w:rPr>
+          <w:t>一章2至7節</w:t>
+        </w:r>
+      </w:hyperlink>
+      <w:r>
+        <w:rPr>
+          <w:lang w:val="zh_TW" w:bidi="zh_TW"/>
+        </w:rPr>
+        <w:t>是在說明全卷書的目的。</w:t>
+      </w:r>
+      <w:hyperlink r:id="rId79">
+        <w:r>
+          <w:rPr>
+            <w:lang w:val="zh_TW" w:bidi="zh_TW"/>
+          </w:rPr>
+          <w:rPr>
+            <w:color w:val="0000EE"/>
+            <w:u w:val="single"/>
+          </w:rPr>
+          <w:t>箴言一章8節至九章18節</w:t>
+        </w:r>
+      </w:hyperlink>
+      <w:r>
+        <w:rPr>
+          <w:lang w:val="zh_TW" w:bidi="zh_TW"/>
+        </w:rPr>
+        <w:t>是一系列十三個以父親對兒子說話的口吻，帶著慈愛與真誠地提出關於智慧的實際講論。這些講論為本卷書其餘部分更廣為人知的箴言教導，提供了不可或缺的根基。</w:t>
+      </w:r>
+    </w:p>
+    <w:p>
+      <w:pPr>
+        <w:pStyle w:val="Heading4"/>
+      </w:pPr>
+      <w:hyperlink r:id="rId80">
+        <w:r>
+          <w:rPr>
+            <w:lang w:val="zh_TW" w:bidi="zh_TW"/>
+          </w:rPr>
+          <w:rPr>
+            <w:color w:val="0000EE"/>
+            <w:u w:val="single"/>
+          </w:rPr>
+          <w:t>十章1節至二十二章16節</w:t>
+        </w:r>
+      </w:hyperlink>
+    </w:p>
+    <w:p>
+      <w:pPr/>
+      <w:r>
+        <w:rPr>
+          <w:lang w:val="zh_TW" w:bidi="zh_TW"/>
+        </w:rPr>
+      </w:r>
+      <w:r>
+        <w:rPr>
+          <w:lang w:val="zh_TW" w:bidi="zh_TW"/>
+        </w:rPr>
+        <w:t>這個主要部分的箴言明確地指出所羅門是作者或編纂者。歷史書也大力支持他在箴言這卷書的寫作過程中擔當重要的角色。他登基不久，因為向耶和華祈求智慧，就領受了智慧的靈（</w:t>
+      </w:r>
+      <w:hyperlink r:id="rId81">
+        <w:r>
+          <w:rPr>
+            <w:lang w:val="zh_TW" w:bidi="zh_TW"/>
+          </w:rPr>
+          <w:rPr>
+            <w:color w:val="0000EE"/>
+            <w:u w:val="single"/>
+          </w:rPr>
+          <w:t>王上3:5–14</w:t>
+        </w:r>
+      </w:hyperlink>
+      <w:r>
+        <w:rPr>
+          <w:lang w:val="zh_TW" w:bidi="zh_TW"/>
+        </w:rPr>
+        <w:t>）。而因著兩個妓女的事件（</w:t>
+      </w:r>
+      <w:hyperlink r:id="rId82">
+        <w:r>
+          <w:rPr>
+            <w:lang w:val="zh_TW" w:bidi="zh_TW"/>
+          </w:rPr>
+          <w:rPr>
+            <w:color w:val="0000EE"/>
+            <w:u w:val="single"/>
+          </w:rPr>
+          <w:t>16–28</w:t>
+        </w:r>
+      </w:hyperlink>
+      <w:r>
+        <w:rPr>
+          <w:lang w:val="zh_TW" w:bidi="zh_TW"/>
+        </w:rPr>
+        <w:t>節），也在眾人面前證明了其智慧。他在各地享有盛名，特別因為他有箴言的智慧；</w:t>
+      </w:r>
+      <w:hyperlink r:id="rId83">
+        <w:r>
+          <w:rPr>
+            <w:lang w:val="zh_TW" w:bidi="zh_TW"/>
+          </w:rPr>
+          <w:rPr>
+            <w:color w:val="0000EE"/>
+            <w:u w:val="single"/>
+          </w:rPr>
+          <w:t>列王紀上四章29至34節</w:t>
+        </w:r>
+      </w:hyperlink>
+      <w:r>
+        <w:rPr>
+          <w:lang w:val="zh_TW" w:bidi="zh_TW"/>
+        </w:rPr>
+        <w:t>中記載了這件事；示巴女王也曾前來探訪所羅門，親自印證他的智慧（</w:t>
+      </w:r>
+      <w:hyperlink r:id="rId84">
+        <w:r>
+          <w:rPr>
+            <w:lang w:val="zh_TW" w:bidi="zh_TW"/>
+          </w:rPr>
+          <w:rPr>
+            <w:color w:val="0000EE"/>
+            <w:u w:val="single"/>
+          </w:rPr>
+          <w:t>10:1–13</w:t>
+        </w:r>
+      </w:hyperlink>
+      <w:r>
+        <w:rPr>
+          <w:lang w:val="zh_TW" w:bidi="zh_TW"/>
+        </w:rPr>
+        <w:t>）。</w:t>
+      </w:r>
+    </w:p>
+    <w:p>
+      <w:pPr>
+        <w:pStyle w:val="Heading4"/>
+      </w:pPr>
+      <w:hyperlink r:id="rId85">
+        <w:r>
+          <w:rPr>
+            <w:lang w:val="zh_TW" w:bidi="zh_TW"/>
+          </w:rPr>
+          <w:rPr>
+            <w:color w:val="0000EE"/>
+            <w:u w:val="single"/>
+          </w:rPr>
+          <w:t>二十二章17節至二十四章34節</w:t>
+        </w:r>
+      </w:hyperlink>
+    </w:p>
+    <w:p>
+      <w:pPr/>
+      <w:r>
+        <w:rPr>
+          <w:lang w:val="zh_TW" w:bidi="zh_TW"/>
+        </w:rPr>
+      </w:r>
+      <w:r>
+        <w:rPr>
+          <w:lang w:val="zh_TW" w:bidi="zh_TW"/>
+        </w:rPr>
+        <w:t>本段一開始的經文就用「智慧人的言語」作為標題（</w:t>
+      </w:r>
+      <w:hyperlink r:id="rId86">
+        <w:r>
+          <w:rPr>
+            <w:lang w:val="zh_TW" w:bidi="zh_TW"/>
+          </w:rPr>
+          <w:rPr>
+            <w:color w:val="0000EE"/>
+            <w:u w:val="single"/>
+          </w:rPr>
+          <w:t>箴22:17</w:t>
+        </w:r>
+      </w:hyperlink>
+      <w:r>
+        <w:rPr>
+          <w:lang w:val="zh_TW" w:bidi="zh_TW"/>
+        </w:rPr>
+        <w:t>）。這一段的文體跟前面的經文明顯不同：作者不再使用一節一句的簡短箴言，而改用較多的篇幅，將同一個題目連續闡述好幾節；並且在下一小段一開始就寫著「以下也是智慧人的箴言」（</w:t>
+      </w:r>
+      <w:hyperlink r:id="rId87">
+        <w:r>
+          <w:rPr>
+            <w:lang w:val="zh_TW" w:bidi="zh_TW"/>
+          </w:rPr>
+          <w:rPr>
+            <w:color w:val="0000EE"/>
+            <w:u w:val="single"/>
+          </w:rPr>
+          <w:t>24:23</w:t>
+        </w:r>
+      </w:hyperlink>
+      <w:r>
+        <w:rPr>
+          <w:lang w:val="zh_TW" w:bidi="zh_TW"/>
+        </w:rPr>
+        <w:t>），這些跡象都強烈顯示這一個選集本身自成一體。本段另一個重要之處，在於</w:t>
+      </w:r>
+      <w:hyperlink r:id="rId88">
+        <w:r>
+          <w:rPr>
+            <w:lang w:val="zh_TW" w:bidi="zh_TW"/>
+          </w:rPr>
+          <w:rPr>
+            <w:color w:val="0000EE"/>
+            <w:u w:val="single"/>
+          </w:rPr>
+          <w:t>二十二章17節至二十三章11節</w:t>
+        </w:r>
+      </w:hyperlink>
+      <w:r>
+        <w:rPr>
+          <w:lang w:val="zh_TW" w:bidi="zh_TW"/>
+        </w:rPr>
+        <w:t>與埃及的阿曼尼摩比的訓誨（Instruction of Amenemope）極其相似，學者對這卷埃及著作的年代判定不一，有人將它判定在公元前13世紀至公元前7世紀之間。學者甚至指出兩者之間多達30個相似之處。多數人認為，箴言的這一段落採用了埃及原作的內容並加以改寫（這種取材與修訂仍然符合聖經都是神所默示的教導）。不過，也有少數學者（其中包括幾位著名的埃及學專家）根據文法結構提出有力的論證，認為阿曼尼摩比的訓誨其實源自一個希伯來原作。</w:t>
+      </w:r>
+    </w:p>
+    <w:p>
+      <w:pPr>
+        <w:pStyle w:val="Heading4"/>
+      </w:pPr>
+      <w:hyperlink r:id="rId89">
+        <w:r>
+          <w:rPr>
+            <w:lang w:val="zh_TW" w:bidi="zh_TW"/>
+          </w:rPr>
+          <w:rPr>
+            <w:color w:val="0000EE"/>
+            <w:u w:val="single"/>
+          </w:rPr>
+          <w:t>二十五章1節至二十九章27節</w:t>
+        </w:r>
+      </w:hyperlink>
+    </w:p>
+    <w:p>
+      <w:pPr/>
+      <w:r>
+        <w:rPr>
+          <w:lang w:val="zh_TW" w:bidi="zh_TW"/>
+        </w:rPr>
+      </w:r>
+      <w:r>
+        <w:rPr>
+          <w:lang w:val="zh_TW" w:bidi="zh_TW"/>
+        </w:rPr>
+        <w:t>所羅門的一些內容在這裡經過猶大王希西家的人編修，並且收錄進來（</w:t>
+      </w:r>
+      <w:hyperlink r:id="rId90">
+        <w:r>
+          <w:rPr>
+            <w:lang w:val="zh_TW" w:bidi="zh_TW"/>
+          </w:rPr>
+          <w:rPr>
+            <w:color w:val="0000EE"/>
+            <w:u w:val="single"/>
+          </w:rPr>
+          <w:t>25:1</w:t>
+        </w:r>
+      </w:hyperlink>
+      <w:r>
+        <w:rPr>
+          <w:lang w:val="zh_TW" w:bidi="zh_TW"/>
+        </w:rPr>
+        <w:t>）。作者在這一部分傾向把涉及特定主題的箴言編在一起；例如：君王與臣民之間的關係（</w:t>
+      </w:r>
+      <w:hyperlink r:id="rId91">
+        <w:r>
+          <w:rPr>
+            <w:lang w:val="zh_TW" w:bidi="zh_TW"/>
+          </w:rPr>
+          <w:rPr>
+            <w:color w:val="0000EE"/>
+            <w:u w:val="single"/>
+          </w:rPr>
+          <w:t>2–7</w:t>
+        </w:r>
+      </w:hyperlink>
+      <w:r>
+        <w:rPr>
+          <w:lang w:val="zh_TW" w:bidi="zh_TW"/>
+        </w:rPr>
+        <w:t>節）、懶惰人（</w:t>
+      </w:r>
+      <w:hyperlink r:id="rId92">
+        <w:r>
+          <w:rPr>
+            <w:lang w:val="zh_TW" w:bidi="zh_TW"/>
+          </w:rPr>
+          <w:rPr>
+            <w:color w:val="0000EE"/>
+            <w:u w:val="single"/>
+          </w:rPr>
+          <w:t>26:13–16</w:t>
+        </w:r>
+      </w:hyperlink>
+      <w:r>
+        <w:rPr>
+          <w:lang w:val="zh_TW" w:bidi="zh_TW"/>
+        </w:rPr>
+        <w:t>），以及惹事生非的人（</w:t>
+      </w:r>
+      <w:hyperlink r:id="rId93">
+        <w:r>
+          <w:rPr>
+            <w:lang w:val="zh_TW" w:bidi="zh_TW"/>
+          </w:rPr>
+          <w:rPr>
+            <w:color w:val="0000EE"/>
+            <w:u w:val="single"/>
+          </w:rPr>
+          <w:t>17–27</w:t>
+        </w:r>
+      </w:hyperlink>
+      <w:r>
+        <w:rPr>
+          <w:lang w:val="zh_TW" w:bidi="zh_TW"/>
+        </w:rPr>
+        <w:t>節）。在猶太人的觀念中，人們常將所羅門與希西家相提並論（例：</w:t>
+      </w:r>
+      <w:hyperlink r:id="rId94">
+        <w:r>
+          <w:rPr>
+            <w:lang w:val="zh_TW" w:bidi="zh_TW"/>
+          </w:rPr>
+          <w:rPr>
+            <w:color w:val="0000EE"/>
+            <w:u w:val="single"/>
+          </w:rPr>
+          <w:t>代下30:26</w:t>
+        </w:r>
+      </w:hyperlink>
+      <w:r>
+        <w:rPr>
+          <w:lang w:val="zh_TW" w:bidi="zh_TW"/>
+        </w:rPr>
+        <w:t>），拉比傳統也將箴言與傳道書的寫作歸功於希西家。這兩位君王統治期間，國的聲望提高，這種局面也有利於文學工作。</w:t>
+      </w:r>
+    </w:p>
+    <w:p>
+      <w:pPr>
+        <w:pStyle w:val="Heading4"/>
+      </w:pPr>
+      <w:hyperlink r:id="rId95">
+        <w:r>
+          <w:rPr>
+            <w:lang w:val="zh_TW" w:bidi="zh_TW"/>
+          </w:rPr>
+          <w:rPr>
+            <w:color w:val="0000EE"/>
+            <w:u w:val="single"/>
+          </w:rPr>
+          <w:t>三十章1至33節</w:t>
+        </w:r>
+      </w:hyperlink>
+    </w:p>
+    <w:p>
+      <w:pPr/>
+      <w:r>
+        <w:rPr>
+          <w:lang w:val="zh_TW" w:bidi="zh_TW"/>
+        </w:rPr>
+      </w:r>
+      <w:r>
+        <w:rPr>
+          <w:lang w:val="zh_TW" w:bidi="zh_TW"/>
+        </w:rPr>
+        <w:t>我們對亞古珥，以及他的父親瑪撒人雅基的身分一無所知；文中另外提到的兩個人物以鐵和烏甲，也沒有任何資料可考。根據</w:t>
+      </w:r>
+      <w:hyperlink r:id="rId96">
+        <w:r>
+          <w:rPr>
+            <w:lang w:val="zh_TW" w:bidi="zh_TW"/>
+          </w:rPr>
+          <w:rPr>
+            <w:color w:val="0000EE"/>
+            <w:u w:val="single"/>
+          </w:rPr>
+          <w:t>創世記二十五章14節</w:t>
+        </w:r>
+      </w:hyperlink>
+      <w:r>
+        <w:rPr>
+          <w:lang w:val="zh_TW" w:bidi="zh_TW"/>
+        </w:rPr>
+        <w:t>，瑪撒是以實瑪利的12個兒子之一；因此，亞古珥很可能來自北阿拉伯，而那一帶向來以智慧聞名。</w:t>
+      </w:r>
+    </w:p>
+    <w:p>
+      <w:pPr>
+        <w:pStyle w:val="Heading4"/>
+      </w:pPr>
+      <w:hyperlink r:id="rId97">
+        <w:r>
+          <w:rPr>
+            <w:lang w:val="zh_TW" w:bidi="zh_TW"/>
+          </w:rPr>
+          <w:rPr>
+            <w:color w:val="0000EE"/>
+            <w:u w:val="single"/>
+          </w:rPr>
+          <w:t>三十一章1至9節</w:t>
+        </w:r>
+      </w:hyperlink>
+    </w:p>
+    <w:p>
+      <w:pPr/>
+      <w:r>
+        <w:rPr>
+          <w:lang w:val="zh_TW" w:bidi="zh_TW"/>
+        </w:rPr>
+      </w:r>
+      <w:r>
+        <w:rPr>
+          <w:lang w:val="zh_TW" w:bidi="zh_TW"/>
+        </w:rPr>
+        <w:t>利慕伊勒是本段的作者，他也來自瑪撒，但除此之外，我們對他一無所知。箴言收錄了出自以色列以外來源的智慧話語，這顯示君王時期的智慧傳統與列國之間有密切往來。</w:t>
+      </w:r>
+    </w:p>
+    <w:p>
+      <w:pPr>
+        <w:pStyle w:val="Heading4"/>
+      </w:pPr>
+      <w:hyperlink r:id="rId98">
+        <w:r>
+          <w:rPr>
+            <w:lang w:val="zh_TW" w:bidi="zh_TW"/>
+          </w:rPr>
+          <w:rPr>
+            <w:color w:val="0000EE"/>
+            <w:u w:val="single"/>
+          </w:rPr>
+          <w:t>三十一章10至31節</w:t>
+        </w:r>
+      </w:hyperlink>
+    </w:p>
+    <w:p>
+      <w:pPr/>
+      <w:r>
+        <w:rPr>
+          <w:lang w:val="zh_TW" w:bidi="zh_TW"/>
+        </w:rPr>
+      </w:r>
+      <w:r>
+        <w:rPr>
+          <w:lang w:val="zh_TW" w:bidi="zh_TW"/>
+        </w:rPr>
+        <w:t>利慕伊勒也可能寫了這首精彩的離合詩（acrostic poem），描寫了理想的妻子；這首詩的靈感也可能像前一段經文一樣，是出自他的母親。然而，詩中所描寫的生活樣式，更可能符合巴勒斯坦一個富足的農業群體，而不太像阿拉伯的遊牧或半遊牧群體。因此，多數學者認為這首詩沒有署名。</w:t>
+      </w:r>
+    </w:p>
+    <w:p>
+      <w:pPr>
+        <w:pStyle w:val="Heading3"/>
+      </w:pPr>
+      <w:r>
+        <w:rPr>
+          <w:lang w:val="zh_TW" w:bidi="zh_TW"/>
+        </w:rPr>
+        <w:t>寫作日期</w:t>
+      </w:r>
+    </w:p>
+    <w:p>
+      <w:pPr/>
+      <w:r>
+        <w:rPr>
+          <w:lang w:val="zh_TW" w:bidi="zh_TW"/>
+        </w:rPr>
+      </w:r>
+      <w:r>
+        <w:rPr>
+          <w:lang w:val="zh_TW" w:bidi="zh_TW"/>
+        </w:rPr>
+        <w:t>人們可以有把握地相信，這卷書大部分是出自所羅門（約在公元前970至930年間作王）。然而，希西家及其臣僕對本卷書作出相當多的補充，因此本卷書不可能在公元前700年之前完成。箴言收錄了亞古珥、利慕伊勒等非以色列人的篇章；這種情況更可能出現在被擄之前的時期，因為當時人們對列國的關注更廣泛，而被擄歸回之後的猶太教帶有較強的排他性氛圍。最後那首成熟而精緻的離合詩大概是最晚才收錄進來；但本卷書的內容並不要求我們將成書日期定在公元前七世紀初期之後。拉比傳統一向將箴言與詩篇、約伯記歸入猶太正典的第三部分，即聖卷（Writings或Holy Books）。雖然著作的內容直到公元一世紀末才正式定案，但人們很可能早已把箴言視為神所默示的書卷，因為七十士譯本這個主要的希臘文譯本已將它收錄在內。英文譯本的排列次序，或許受到了拉比傳統的影響——該傳統將約伯記、詩篇、箴言分別與摩西、大衛、希西家對應在一起。</w:t>
+      </w:r>
+    </w:p>
+    <w:p>
+      <w:pPr>
+        <w:pStyle w:val="Heading3"/>
+      </w:pPr>
+      <w:r>
+        <w:rPr>
+          <w:lang w:val="zh_TW" w:bidi="zh_TW"/>
+        </w:rPr>
+        <w:t>背景</w:t>
+      </w:r>
+    </w:p>
+    <w:p>
+      <w:pPr/>
+      <w:r>
+        <w:rPr>
+          <w:lang w:val="zh_TW" w:bidi="zh_TW"/>
+        </w:rPr>
+      </w:r>
+      <w:r>
+        <w:rPr>
+          <w:lang w:val="zh_TW" w:bidi="zh_TW"/>
+        </w:rPr>
+        <w:t>箴言這卷書收錄在舊約聖經的智慧文學之中。聖經裡另外也有約伯記、傳道書，以及詩篇中的某些篇章（例：</w:t>
+      </w:r>
+      <w:hyperlink r:id="rId99">
+        <w:r>
+          <w:rPr>
+            <w:lang w:val="zh_TW" w:bidi="zh_TW"/>
+          </w:rPr>
+          <w:rPr>
+            <w:color w:val="0000EE"/>
+            <w:u w:val="single"/>
+          </w:rPr>
+          <w:t>詩1</w:t>
+        </w:r>
+      </w:hyperlink>
+      <w:r>
+        <w:rPr>
+          <w:lang w:val="zh_TW" w:bidi="zh_TW"/>
+        </w:rPr>
+        <w:t>，</w:t>
+      </w:r>
+      <w:hyperlink r:id="rId100">
+        <w:r>
+          <w:rPr>
+            <w:lang w:val="zh_TW" w:bidi="zh_TW"/>
+          </w:rPr>
+          <w:rPr>
+            <w:color w:val="0000EE"/>
+            <w:u w:val="single"/>
+          </w:rPr>
+          <w:t>37</w:t>
+        </w:r>
+      </w:hyperlink>
+      <w:r>
+        <w:rPr>
+          <w:lang w:val="zh_TW" w:bidi="zh_TW"/>
+        </w:rPr>
+        <w:t>，</w:t>
+      </w:r>
+      <w:hyperlink r:id="rId101">
+        <w:r>
+          <w:rPr>
+            <w:lang w:val="zh_TW" w:bidi="zh_TW"/>
+          </w:rPr>
+          <w:rPr>
+            <w:color w:val="0000EE"/>
+            <w:u w:val="single"/>
+          </w:rPr>
+          <w:t>73</w:t>
+        </w:r>
+      </w:hyperlink>
+      <w:r>
+        <w:rPr>
+          <w:lang w:val="zh_TW" w:bidi="zh_TW"/>
+        </w:rPr>
+        <w:t>，</w:t>
+      </w:r>
+      <w:hyperlink r:id="rId102">
+        <w:r>
+          <w:rPr>
+            <w:lang w:val="zh_TW" w:bidi="zh_TW"/>
+          </w:rPr>
+          <w:rPr>
+            <w:color w:val="0000EE"/>
+            <w:u w:val="single"/>
+          </w:rPr>
+          <w:t>119篇</w:t>
+        </w:r>
+      </w:hyperlink>
+      <w:r>
+        <w:rPr>
+          <w:lang w:val="zh_TW" w:bidi="zh_TW"/>
+        </w:rPr>
+        <w:t>），同樣屬於這一類著作。箴言代表智慧文學其中一個重要類別。各條箴言把智慧的實際應用說得簡明而深刻，並且涵蓋人生許多層面。約伯記和傳道書則用獨白或對話的形式，集中處理一個主要問題，或一組彼此相關的問題。</w:t>
+      </w:r>
+    </w:p>
+    <w:p>
+      <w:pPr/>
+      <w:r>
+        <w:rPr>
+          <w:lang w:val="zh_TW" w:bidi="zh_TW"/>
+        </w:rPr>
+      </w:r>
+      <w:r>
+        <w:rPr>
+          <w:lang w:val="zh_TW" w:bidi="zh_TW"/>
+        </w:rPr>
+        <w:t>智慧起初與各種技藝都有關，既包括手作的技能，也包括心智的技能；人們並且認為智慧是眾神所賜的禮物。後來，智慧逐漸帶有以心智為主的意義，特別在宗教崇拜的場合中更為明顯，例如在趕鬼這類帶有法術或半法術性質的技藝上。埃及、迦南、美索不達米亞留下了大量智慧文學，大致上有如上一段所提的兩種基本類型；這使人能夠在這樣的背景之下，對照並理解希伯來的智慧文學。不過，這些文學之間並無直接重複；希伯來智慧文學的精神明顯勝過古代世界中任何可相比擬的作品。其主要原因在於以色列堅固的信仰根基，因為智慧的第一步在於倚靠並敬畏耶和華（</w:t>
+      </w:r>
+      <w:hyperlink r:id="rId103">
+        <w:r>
+          <w:rPr>
+            <w:lang w:val="zh_TW" w:bidi="zh_TW"/>
+          </w:rPr>
+          <w:rPr>
+            <w:color w:val="0000EE"/>
+            <w:u w:val="single"/>
+          </w:rPr>
+          <w:t>箴1:7</w:t>
+        </w:r>
+      </w:hyperlink>
+      <w:r>
+        <w:rPr>
+          <w:lang w:val="zh_TW" w:bidi="zh_TW"/>
+        </w:rPr>
+        <w:t>）。</w:t>
+      </w:r>
+    </w:p>
+    <w:p>
+      <w:pPr/>
+      <w:r>
+        <w:rPr>
+          <w:lang w:val="zh_TW" w:bidi="zh_TW"/>
+        </w:rPr>
+      </w:r>
+      <w:r>
+        <w:rPr>
+          <w:lang w:val="zh_TW" w:bidi="zh_TW"/>
+        </w:rPr>
+        <w:t>以色列在摩西時期成為一個民族時，當時的世界早已有個別人士或一些群體被稱為「智慧人」。a以色列也承繼了這種傳統，而且男女都參與其中，提哥亞和伯‧瑪迦的亞比拉那裡的智慧婦人就是明證（</w:t>
+      </w:r>
+      <w:hyperlink r:id="rId104">
+        <w:r>
+          <w:rPr>
+            <w:lang w:val="zh_TW" w:bidi="zh_TW"/>
+          </w:rPr>
+          <w:rPr>
+            <w:color w:val="0000EE"/>
+            <w:u w:val="single"/>
+          </w:rPr>
+          <w:t>撒下14:2</w:t>
+        </w:r>
+      </w:hyperlink>
+      <w:r>
+        <w:rPr>
+          <w:lang w:val="zh_TW" w:bidi="zh_TW"/>
+        </w:rPr>
+        <w:t>，</w:t>
+      </w:r>
+      <w:hyperlink r:id="rId105">
+        <w:r>
+          <w:rPr>
+            <w:lang w:val="zh_TW" w:bidi="zh_TW"/>
+          </w:rPr>
+          <w:rPr>
+            <w:color w:val="0000EE"/>
+            <w:u w:val="single"/>
+          </w:rPr>
+          <w:t>20:16</w:t>
+        </w:r>
+      </w:hyperlink>
+      <w:r>
+        <w:rPr>
+          <w:lang w:val="zh_TW" w:bidi="zh_TW"/>
+        </w:rPr>
+        <w:t>），另外還有在軍事或民政法庭中任職的專業謀士的亞希多弗與戶篩（</w:t>
+      </w:r>
+      <w:hyperlink r:id="rId106">
+        <w:r>
+          <w:rPr>
+            <w:lang w:val="zh_TW" w:bidi="zh_TW"/>
+          </w:rPr>
+          <w:rPr>
+            <w:color w:val="0000EE"/>
+            <w:u w:val="single"/>
+          </w:rPr>
+          <w:t>撒下15:1–2</w:t>
+        </w:r>
+      </w:hyperlink>
+      <w:r>
+        <w:rPr>
+          <w:lang w:val="zh_TW" w:bidi="zh_TW"/>
+        </w:rPr>
+        <w:t>、</w:t>
+      </w:r>
+      <w:hyperlink r:id="rId106">
+        <w:r>
+          <w:rPr>
+            <w:lang w:val="zh_TW" w:bidi="zh_TW"/>
+          </w:rPr>
+          <w:rPr>
+            <w:color w:val="0000EE"/>
+            <w:u w:val="single"/>
+          </w:rPr>
+          <w:t>31</w:t>
+        </w:r>
+      </w:hyperlink>
+      <w:r>
+        <w:rPr>
+          <w:lang w:val="zh_TW" w:bidi="zh_TW"/>
+        </w:rPr>
+        <w:t>，</w:t>
+      </w:r>
+      <w:hyperlink r:id="rId107">
+        <w:r>
+          <w:rPr>
+            <w:lang w:val="zh_TW" w:bidi="zh_TW"/>
+          </w:rPr>
+          <w:rPr>
+            <w:color w:val="0000EE"/>
+            <w:u w:val="single"/>
+          </w:rPr>
+          <w:t>16:15–19</w:t>
+        </w:r>
+      </w:hyperlink>
+      <w:r>
+        <w:rPr>
+          <w:lang w:val="zh_TW" w:bidi="zh_TW"/>
+        </w:rPr>
+        <w:t>）。箴言將這群「智慧人」最出色的一面展現出來；它所提倡的正直、殷勤、誠實與節制的生活，為道德立下標準，並且與它所依據的律法一致。不過，許多箴言很可能早於「智慧人」這個群體形成之前就已經出現。大多數群體都會整理出自己的簡短而機智的格言，用來表達實際的智慧，並且積累成一種初步的哲理。前文已經提過，所羅門在為以色列的箴言定下明確的形態方面所作的貢獻（</w:t>
+      </w:r>
+      <w:hyperlink r:id="rId108">
+        <w:r>
+          <w:rPr>
+            <w:lang w:val="zh_TW" w:bidi="zh_TW"/>
+          </w:rPr>
+          <w:rPr>
+            <w:color w:val="0000EE"/>
+            <w:u w:val="single"/>
+          </w:rPr>
+          <w:t>王上4:32</w:t>
+        </w:r>
+      </w:hyperlink>
+      <w:r>
+        <w:rPr>
+          <w:lang w:val="zh_TW" w:bidi="zh_TW"/>
+        </w:rPr>
+        <w:t>）。希伯來詩歌常用對比式的結構，第二行的平行句能夠形成鮮明的對比（</w:t>
+      </w:r>
+      <w:hyperlink r:id="rId109">
+        <w:r>
+          <w:rPr>
+            <w:lang w:val="zh_TW" w:bidi="zh_TW"/>
+          </w:rPr>
+          <w:rPr>
+            <w:color w:val="0000EE"/>
+            <w:u w:val="single"/>
+          </w:rPr>
+          <w:t>箴10–15章</w:t>
+        </w:r>
+      </w:hyperlink>
+      <w:r>
+        <w:rPr>
+          <w:lang w:val="zh_TW" w:bidi="zh_TW"/>
+        </w:rPr>
+        <w:t>中常見），也可以作出進一步的補充支持（即同義平行〔synonymous parallelism〕，如</w:t>
+      </w:r>
+      <w:hyperlink r:id="rId110">
+        <w:r>
+          <w:rPr>
+            <w:lang w:val="zh_TW" w:bidi="zh_TW"/>
+          </w:rPr>
+          <w:rPr>
+            <w:color w:val="0000EE"/>
+            <w:u w:val="single"/>
+          </w:rPr>
+          <w:t>16–22</w:t>
+        </w:r>
+      </w:hyperlink>
+      <w:r>
+        <w:rPr>
+          <w:lang w:val="zh_TW" w:bidi="zh_TW"/>
+        </w:rPr>
+        <w:t>章），這種形式很適合用來寫箴言。後來「智慧人」這個群體發展起來之後，這些民間的智慧便成為他們所承襲的內容。</w:t>
+      </w:r>
+    </w:p>
+    <w:p>
+      <w:pPr>
+        <w:pStyle w:val="Heading3"/>
+      </w:pPr>
+      <w:r>
+        <w:rPr>
+          <w:lang w:val="zh_TW" w:bidi="zh_TW"/>
+        </w:rPr>
+        <w:t>目的與神學</w:t>
+      </w:r>
+    </w:p>
+    <w:p>
+      <w:pPr>
+        <w:pStyle w:val="Heading4"/>
+      </w:pPr>
+      <w:r>
+        <w:rPr>
+          <w:lang w:val="zh_TW" w:bidi="zh_TW"/>
+        </w:rPr>
+        <w:t>信仰與日常生活的緊密關係</w:t>
+      </w:r>
+    </w:p>
+    <w:p>
+      <w:pPr/>
+      <w:r>
+        <w:rPr>
+          <w:lang w:val="zh_TW" w:bidi="zh_TW"/>
+        </w:rPr>
+      </w:r>
+      <w:r>
+        <w:rPr>
+          <w:lang w:val="zh_TW" w:bidi="zh_TW"/>
+        </w:rPr>
+        <w:t>雖然箴言整體的語氣主要偏向理性，但全卷書不斷強調人必須敬畏（存敬畏之心）耶和華的重要性（</w:t>
+      </w:r>
+      <w:hyperlink r:id="rId103">
+        <w:r>
+          <w:rPr>
+            <w:lang w:val="zh_TW" w:bidi="zh_TW"/>
+          </w:rPr>
+          <w:rPr>
+            <w:color w:val="0000EE"/>
+            <w:u w:val="single"/>
+          </w:rPr>
+          <w:t>1:7</w:t>
+        </w:r>
+      </w:hyperlink>
+      <w:r>
+        <w:rPr>
+          <w:lang w:val="zh_TW" w:bidi="zh_TW"/>
+        </w:rPr>
+        <w:t>，</w:t>
+      </w:r>
+      <w:hyperlink r:id="rId111">
+        <w:r>
+          <w:rPr>
+            <w:lang w:val="zh_TW" w:bidi="zh_TW"/>
+          </w:rPr>
+          <w:rPr>
+            <w:color w:val="0000EE"/>
+            <w:u w:val="single"/>
+          </w:rPr>
+          <w:t>2:5</w:t>
+        </w:r>
+      </w:hyperlink>
+      <w:r>
+        <w:rPr>
+          <w:lang w:val="zh_TW" w:bidi="zh_TW"/>
+        </w:rPr>
+        <w:t>，</w:t>
+      </w:r>
+      <w:hyperlink r:id="rId112">
+        <w:r>
+          <w:rPr>
+            <w:lang w:val="zh_TW" w:bidi="zh_TW"/>
+          </w:rPr>
+          <w:rPr>
+            <w:color w:val="0000EE"/>
+            <w:u w:val="single"/>
+          </w:rPr>
+          <w:t>3:7</w:t>
+        </w:r>
+      </w:hyperlink>
+      <w:r>
+        <w:rPr>
+          <w:lang w:val="zh_TW" w:bidi="zh_TW"/>
+        </w:rPr>
+        <w:t>，</w:t>
+      </w:r>
+      <w:hyperlink r:id="rId113">
+        <w:r>
+          <w:rPr>
+            <w:lang w:val="zh_TW" w:bidi="zh_TW"/>
+          </w:rPr>
+          <w:rPr>
+            <w:color w:val="0000EE"/>
+            <w:u w:val="single"/>
+          </w:rPr>
+          <w:t xml:space="preserve">8:13 </w:t>
+        </w:r>
+      </w:hyperlink>
+      <w:r>
+        <w:rPr>
+          <w:lang w:val="zh_TW" w:bidi="zh_TW"/>
+        </w:rPr>
+        <w:t>等等）。這種「敬畏耶和華」的官邸ㄢ是舊約聖經對信仰的其中一個主要界定；另一個主要界定是「認識神」，何西阿與耶利米尤其強調這一點（</w:t>
+      </w:r>
+      <w:hyperlink r:id="rId114">
+        <w:r>
+          <w:rPr>
+            <w:lang w:val="zh_TW" w:bidi="zh_TW"/>
+          </w:rPr>
+          <w:rPr>
+            <w:color w:val="0000EE"/>
+            <w:u w:val="single"/>
+          </w:rPr>
+          <w:t>耶9:24</w:t>
         </w:r>
       </w:hyperlink>
       <w:r>
@@ -312,34 +4022,16 @@
         </w:rPr>
         <w:t>；</w:t>
       </w:r>
-      <w:hyperlink r:id="rId16">
-        <w:r>
-          <w:rPr>
-            <w:lang w:val="zh_TW" w:bidi="zh_TW"/>
-          </w:rPr>
-          <w:rPr>
-            <w:color w:val="0000EE"/>
-            <w:u w:val="single"/>
-          </w:rPr>
-          <w:t>出3:15–17</w:t>
-        </w:r>
-      </w:hyperlink>
-      <w:r>
-        <w:rPr>
-          <w:lang w:val="zh_TW" w:bidi="zh_TW"/>
-        </w:rPr>
-        <w:t>）。驅逐異教居民，是神對虛假宗教及其伴隨的道德敗壞所施行的審判（</w:t>
-      </w:r>
-      <w:hyperlink r:id="rId17">
-        <w:r>
-          <w:rPr>
-            <w:lang w:val="zh_TW" w:bidi="zh_TW"/>
-          </w:rPr>
-          <w:rPr>
-            <w:color w:val="0000EE"/>
-            <w:u w:val="single"/>
-          </w:rPr>
-          <w:t>申7:1–5</w:t>
+      <w:hyperlink r:id="rId115">
+        <w:r>
+          <w:rPr>
+            <w:lang w:val="zh_TW" w:bidi="zh_TW"/>
+          </w:rPr>
+          <w:rPr>
+            <w:color w:val="0000EE"/>
+            <w:u w:val="single"/>
+          </w:rPr>
+          <w:t>何4:1</w:t>
         </w:r>
       </w:hyperlink>
       <w:r>
@@ -348,6 +4040,53 @@
         </w:rPr>
         <w:t>）。</w:t>
       </w:r>
+      <w:hyperlink r:id="rId111">
+        <w:r>
+          <w:rPr>
+            <w:lang w:val="zh_TW" w:bidi="zh_TW"/>
+          </w:rPr>
+          <w:rPr>
+            <w:color w:val="0000EE"/>
+            <w:u w:val="single"/>
+          </w:rPr>
+          <w:t>箴言二章5節</w:t>
+        </w:r>
+      </w:hyperlink>
+      <w:r>
+        <w:rPr>
+          <w:lang w:val="zh_TW" w:bidi="zh_TW"/>
+        </w:rPr>
+        <w:t>和</w:t>
+      </w:r>
+      <w:hyperlink r:id="rId116">
+        <w:r>
+          <w:rPr>
+            <w:lang w:val="zh_TW" w:bidi="zh_TW"/>
+          </w:rPr>
+          <w:rPr>
+            <w:color w:val="0000EE"/>
+            <w:u w:val="single"/>
+          </w:rPr>
+          <w:t>九章10節</w:t>
+        </w:r>
+      </w:hyperlink>
+      <w:r>
+        <w:rPr>
+          <w:lang w:val="zh_TW" w:bidi="zh_TW"/>
+        </w:rPr>
+        <w:t>則將這兩者並列起來。信仰與世俗世界之間並非存在無法跨越的鴻溝；箴言顯示，人要將整個人生都放在神的掌管之下，就會結出高尚的品格，並且建立和諧幸福的家庭。如果把道德要素與全卷書一向假定的信仰根基分割開來，危險便會出現；這時人追求幸福或成功，就可能變得自私、只顧自己，並且最終自取敗壞。</w:t>
+      </w:r>
+    </w:p>
+    <w:p>
+      <w:pPr>
+        <w:pStyle w:val="Heading4"/>
+      </w:pPr>
+      <w:r>
+        <w:rPr>
+          <w:lang w:val="zh_TW" w:bidi="zh_TW"/>
+        </w:rPr>
+        <w:t>箴言與先知運動</w:t>
+      </w:r>
     </w:p>
     <w:p>
       <w:pPr/>
@@ -360,7 +4099,248 @@
         <w:rPr>
           <w:lang w:val="zh_TW" w:bidi="zh_TW"/>
         </w:rPr>
-        <w:t>試圖重建征服歷史的學者會面臨若干挑戰。批判性學術在三個關鍵問題上會與聖經記載產生衝突：年代、佔領速度，以及以色列是否對部分迦南城邦居民實施全面軍事殲滅的問題。</w:t>
+        <w:t>箴言與先知書之間有許多相似之處，包括貼近現實的務實態度、為貧窮人與弱勢群體伸張公義（例：</w:t>
+      </w:r>
+      <w:hyperlink r:id="rId117">
+        <w:r>
+          <w:rPr>
+            <w:lang w:val="zh_TW" w:bidi="zh_TW"/>
+          </w:rPr>
+          <w:rPr>
+            <w:color w:val="0000EE"/>
+            <w:u w:val="single"/>
+          </w:rPr>
+          <w:t>14:31</w:t>
+        </w:r>
+      </w:hyperlink>
+      <w:r>
+        <w:rPr>
+          <w:lang w:val="zh_TW" w:bidi="zh_TW"/>
+        </w:rPr>
+        <w:t>）、看出如果人沒有道德，獻祭便毫無功效（</w:t>
+      </w:r>
+      <w:hyperlink r:id="rId118">
+        <w:r>
+          <w:rPr>
+            <w:lang w:val="zh_TW" w:bidi="zh_TW"/>
+          </w:rPr>
+          <w:rPr>
+            <w:color w:val="0000EE"/>
+            <w:u w:val="single"/>
+          </w:rPr>
+          <w:t>15:8</w:t>
+        </w:r>
+      </w:hyperlink>
+      <w:r>
+        <w:rPr>
+          <w:lang w:val="zh_TW" w:bidi="zh_TW"/>
+        </w:rPr>
+        <w:t>，</w:t>
+      </w:r>
+      <w:hyperlink r:id="rId119">
+        <w:r>
+          <w:rPr>
+            <w:lang w:val="zh_TW" w:bidi="zh_TW"/>
+          </w:rPr>
+          <w:rPr>
+            <w:color w:val="0000EE"/>
+            <w:u w:val="single"/>
+          </w:rPr>
+          <w:t>21:27</w:t>
+        </w:r>
+      </w:hyperlink>
+      <w:r>
+        <w:rPr>
+          <w:lang w:val="zh_TW" w:bidi="zh_TW"/>
+        </w:rPr>
+        <w:t>），以及強調個人的責任——由於約的群體對整體身分有強烈意識，人有時反而忽略了這一點。耶利米與以西結尤其強烈重申個人要承擔責任的主題（</w:t>
+      </w:r>
+      <w:hyperlink r:id="rId120">
+        <w:r>
+          <w:rPr>
+            <w:lang w:val="zh_TW" w:bidi="zh_TW"/>
+          </w:rPr>
+          <w:rPr>
+            <w:color w:val="0000EE"/>
+            <w:u w:val="single"/>
+          </w:rPr>
+          <w:t>耶31:29–30</w:t>
+        </w:r>
+      </w:hyperlink>
+      <w:r>
+        <w:rPr>
+          <w:lang w:val="zh_TW" w:bidi="zh_TW"/>
+        </w:rPr>
+        <w:t>；</w:t>
+      </w:r>
+      <w:hyperlink r:id="rId121">
+        <w:r>
+          <w:rPr>
+            <w:lang w:val="zh_TW" w:bidi="zh_TW"/>
+          </w:rPr>
+          <w:rPr>
+            <w:color w:val="0000EE"/>
+            <w:u w:val="single"/>
+          </w:rPr>
+          <w:t>結18章</w:t>
+        </w:r>
+      </w:hyperlink>
+      <w:r>
+        <w:rPr>
+          <w:lang w:val="zh_TW" w:bidi="zh_TW"/>
+        </w:rPr>
+        <w:t>）。然而，箴言與聖經其餘的智慧文學有一個重要差異，就是它沒有清楚提到以色列蒙揀選，以及以色列與神之間的立約關係。這正是被擄之前那些大先知一貫用來呼籲百姓的重點。同樣地，箴言也沒有提到耶路撒冷，或以聖殿為中心的信仰觀念；然而智慧傳統——特別是箴言所反映的智慧傳統——卻在大衛王朝的支持之下興旺起來。甚至連以色列這個名字也沒有出現。這些現象使一些人更相信：在古代世界之中，箴言最清晰也最全面地教導普世而實際的倫理。當時受過教育的埃及人，很容易明白箴言所說的內容，並且從中得到激勵；雖然這不是本卷書的主要目的，但它仍然對沒有基督信仰的道德追求者具有很強的吸引力。</w:t>
+      </w:r>
+    </w:p>
+    <w:p>
+      <w:pPr>
+        <w:pStyle w:val="Heading4"/>
+      </w:pPr>
+      <w:r>
+        <w:rPr>
+          <w:lang w:val="zh_TW" w:bidi="zh_TW"/>
+        </w:rPr>
+        <w:t>箴言與申命記</w:t>
+      </w:r>
+    </w:p>
+    <w:p>
+      <w:pPr/>
+      <w:r>
+        <w:rPr>
+          <w:lang w:val="zh_TW" w:bidi="zh_TW"/>
+        </w:rPr>
+      </w:r>
+      <w:r>
+        <w:rPr>
+          <w:lang w:val="zh_TW" w:bidi="zh_TW"/>
+        </w:rPr>
+        <w:t>箴言與申命記有許多相似之處，尤其兩者都強調報應與賞賜（</w:t>
+      </w:r>
+      <w:hyperlink r:id="rId122">
+        <w:r>
+          <w:rPr>
+            <w:lang w:val="zh_TW" w:bidi="zh_TW"/>
+          </w:rPr>
+          <w:rPr>
+            <w:color w:val="0000EE"/>
+            <w:u w:val="single"/>
+          </w:rPr>
+          <w:t>箴2:22</w:t>
+        </w:r>
+      </w:hyperlink>
+      <w:r>
+        <w:rPr>
+          <w:lang w:val="zh_TW" w:bidi="zh_TW"/>
+        </w:rPr>
+        <w:t>，</w:t>
+      </w:r>
+      <w:hyperlink r:id="rId123">
+        <w:r>
+          <w:rPr>
+            <w:lang w:val="zh_TW" w:bidi="zh_TW"/>
+          </w:rPr>
+          <w:rPr>
+            <w:color w:val="0000EE"/>
+            <w:u w:val="single"/>
+          </w:rPr>
+          <w:t>3:9–10</w:t>
+        </w:r>
+      </w:hyperlink>
+      <w:r>
+        <w:rPr>
+          <w:lang w:val="zh_TW" w:bidi="zh_TW"/>
+        </w:rPr>
+        <w:t>，</w:t>
+      </w:r>
+      <w:hyperlink r:id="rId124">
+        <w:r>
+          <w:rPr>
+            <w:lang w:val="zh_TW" w:bidi="zh_TW"/>
+          </w:rPr>
+          <w:rPr>
+            <w:color w:val="0000EE"/>
+            <w:u w:val="single"/>
+          </w:rPr>
+          <w:t>10:27–30</w:t>
+        </w:r>
+      </w:hyperlink>
+      <w:r>
+        <w:rPr>
+          <w:lang w:val="zh_TW" w:bidi="zh_TW"/>
+        </w:rPr>
+        <w:t>；參</w:t>
+      </w:r>
+      <w:hyperlink r:id="rId125">
+        <w:r>
+          <w:rPr>
+            <w:lang w:val="zh_TW" w:bidi="zh_TW"/>
+          </w:rPr>
+          <w:rPr>
+            <w:color w:val="0000EE"/>
+            <w:u w:val="single"/>
+          </w:rPr>
+          <w:t>申28章</w:t>
+        </w:r>
+      </w:hyperlink>
+      <w:r>
+        <w:rPr>
+          <w:lang w:val="zh_TW" w:bidi="zh_TW"/>
+        </w:rPr>
+        <w:t>）。人可能會扭曲這項教義，並且將其變成一條不變的表述：義人總會得賞賜，惡人總會受刑罰。約伯記（</w:t>
+      </w:r>
+      <w:hyperlink r:id="rId126">
+        <w:r>
+          <w:rPr>
+            <w:lang w:val="zh_TW" w:bidi="zh_TW"/>
+          </w:rPr>
+          <w:rPr>
+            <w:color w:val="0000EE"/>
+            <w:u w:val="single"/>
+          </w:rPr>
+          <w:t>伯21:7–34</w:t>
+        </w:r>
+      </w:hyperlink>
+      <w:r>
+        <w:rPr>
+          <w:lang w:val="zh_TW" w:bidi="zh_TW"/>
+        </w:rPr>
+        <w:t>）與耶利米書（</w:t>
+      </w:r>
+      <w:hyperlink r:id="rId127">
+        <w:r>
+          <w:rPr>
+            <w:lang w:val="zh_TW" w:bidi="zh_TW"/>
+          </w:rPr>
+          <w:rPr>
+            <w:color w:val="0000EE"/>
+            <w:u w:val="single"/>
+          </w:rPr>
+          <w:t>耶12:1–4</w:t>
+        </w:r>
+      </w:hyperlink>
+      <w:r>
+        <w:rPr>
+          <w:lang w:val="zh_TW" w:bidi="zh_TW"/>
+        </w:rPr>
+        <w:t>）都曾強烈反對這種看法。人也可能因此採取虛偽而自利的態度：既然我想得到所應許的福（例：</w:t>
+      </w:r>
+      <w:hyperlink r:id="rId123">
+        <w:r>
+          <w:rPr>
+            <w:lang w:val="zh_TW" w:bidi="zh_TW"/>
+          </w:rPr>
+          <w:rPr>
+            <w:color w:val="0000EE"/>
+            <w:u w:val="single"/>
+          </w:rPr>
+          <w:t>箴3:9–10</w:t>
+        </w:r>
+      </w:hyperlink>
+      <w:r>
+        <w:rPr>
+          <w:lang w:val="zh_TW" w:bidi="zh_TW"/>
+        </w:rPr>
+        <w:t>），我就要在十分之一的事上「尊榮」神。以外在表現取代內在那份愛、感恩與信心的動力，常常使以色列的宗教形式化，並且成為他們的咒詛。然而，原則本身仍然正確：尊榮神、並且與祂和祂的律法同心同行的人，通常也會蒙神賜福（不一定指物質上的福分）。這項原則合乎聖經，因此後來出現的種種扭曲，不應歸咎於箴言的作者。</w:t>
       </w:r>
     </w:p>
     <w:p>
@@ -371,8 +4351,31 @@
         <w:rPr>
           <w:lang w:val="zh_TW" w:bidi="zh_TW"/>
         </w:rPr>
-        <w:t>年代</w:t>
-      </w:r>
+        <w:t>內容</w:t>
+      </w:r>
+    </w:p>
+    <w:p>
+      <w:pPr>
+        <w:pStyle w:val="Heading4"/>
+      </w:pPr>
+      <w:r>
+        <w:rPr>
+          <w:lang w:val="zh_TW" w:bidi="zh_TW"/>
+        </w:rPr>
+        <w:t>簡介：</w:t>
+      </w:r>
+      <w:hyperlink r:id="rId128">
+        <w:r>
+          <w:rPr>
+            <w:lang w:val="zh_TW" w:bidi="zh_TW"/>
+          </w:rPr>
+          <w:rPr>
+            <w:color w:val="0000EE"/>
+            <w:u w:val="single"/>
+          </w:rPr>
+          <w:t>一章1至7節</w:t>
+        </w:r>
+      </w:hyperlink>
     </w:p>
     <w:p>
       <w:pPr/>
@@ -381,58 +4384,533 @@
           <w:lang w:val="zh_TW" w:bidi="zh_TW"/>
         </w:rPr>
       </w:r>
-      <w:r>
-        <w:rPr>
-          <w:lang w:val="zh_TW" w:bidi="zh_TW"/>
-        </w:rPr>
-        <w:t>然而，許多舊約歷史的參考書籍與學術研究常將以色列出埃及的時間定在公元前十三世紀（約公元前1280年或之後）。但有些聖經記載似乎支持一個較早的年代。根據</w:t>
-      </w:r>
-      <w:hyperlink r:id="rId18">
-        <w:r>
-          <w:rPr>
-            <w:lang w:val="zh_TW" w:bidi="zh_TW"/>
-          </w:rPr>
-          <w:rPr>
-            <w:color w:val="0000EE"/>
-            <w:u w:val="single"/>
-          </w:rPr>
-          <w:t>列王紀上六章1節</w:t>
-        </w:r>
-      </w:hyperlink>
-      <w:r>
-        <w:rPr>
-          <w:lang w:val="zh_TW" w:bidi="zh_TW"/>
-        </w:rPr>
-        <w:t>記載，所羅門在位第四年開始建造聖殿，距離出埃及已有480年。若所羅門第四年約為公元前960年，則出埃及時間應約為公元前1440年。在</w:t>
-      </w:r>
-      <w:hyperlink r:id="rId19">
-        <w:r>
-          <w:rPr>
-            <w:lang w:val="zh_TW" w:bidi="zh_TW"/>
-          </w:rPr>
-          <w:rPr>
-            <w:color w:val="0000EE"/>
-            <w:u w:val="single"/>
-          </w:rPr>
-          <w:t>士師記第十一章26至28節</w:t>
-        </w:r>
-      </w:hyperlink>
-      <w:r>
-        <w:rPr>
-          <w:lang w:val="zh_TW" w:bidi="zh_TW"/>
-        </w:rPr>
-        <w:t>中，第八位士師耶弗他與亞捫王爭論約旦河東土地的歸屬時指出，以色列人在該地已居住約300年。由於掃羅約於公元前1020年才登基；因此，若採用較晚的出埃及年代，士師時期便沒有足夠的時間。此外，使徒保羅也提到，從出埃及到撒母耳時代約有450年左右（</w:t>
-      </w:r>
-      <w:hyperlink r:id="rId20">
-        <w:r>
-          <w:rPr>
-            <w:lang w:val="zh_TW" w:bidi="zh_TW"/>
-          </w:rPr>
-          <w:rPr>
-            <w:color w:val="0000EE"/>
-            <w:u w:val="single"/>
-          </w:rPr>
-          <w:t>徒13:20</w:t>
+      <w:hyperlink r:id="rId128">
+        <w:r>
+          <w:rPr>
+            <w:lang w:val="zh_TW" w:bidi="zh_TW"/>
+          </w:rPr>
+          <w:rPr>
+            <w:color w:val="0000EE"/>
+            <w:u w:val="single"/>
+          </w:rPr>
+          <w:t>箴言一章1至7節</w:t>
+        </w:r>
+      </w:hyperlink>
+      <w:r>
+        <w:rPr>
+          <w:lang w:val="zh_TW" w:bidi="zh_TW"/>
+        </w:rPr>
+        <w:t>說明以色列智慧傳統的目的。全卷書的副標題出現在第</w:t>
+      </w:r>
+      <w:hyperlink r:id="rId129">
+        <w:r>
+          <w:rPr>
+            <w:lang w:val="zh_TW" w:bidi="zh_TW"/>
+          </w:rPr>
+          <w:rPr>
+            <w:color w:val="0000EE"/>
+            <w:u w:val="single"/>
+          </w:rPr>
+          <w:t>2</w:t>
+        </w:r>
+      </w:hyperlink>
+      <w:r>
+        <w:rPr>
+          <w:lang w:val="zh_TW" w:bidi="zh_TW"/>
+        </w:rPr>
+        <w:t>節：「要使人曉得智慧和訓誨，分辨通達的言語」。關於這一段的作者身分，前文已經討論過；不過，就算把它歸於所羅門，也完全沒有不合理之處。所羅門在作王初期，深切渴望得著治理百姓所需的智慧（</w:t>
+      </w:r>
+      <w:hyperlink r:id="rId130">
+        <w:r>
+          <w:rPr>
+            <w:lang w:val="zh_TW" w:bidi="zh_TW"/>
+          </w:rPr>
+          <w:rPr>
+            <w:color w:val="0000EE"/>
+            <w:u w:val="single"/>
+          </w:rPr>
+          <w:t>王上3:7–9</w:t>
+        </w:r>
+      </w:hyperlink>
+      <w:r>
+        <w:rPr>
+          <w:lang w:val="zh_TW" w:bidi="zh_TW"/>
+        </w:rPr>
+        <w:t>），本段也表達同樣真切的心願，盼望他的臣民也能有這樣的領悟。希伯來文將第</w:t>
+      </w:r>
+      <w:hyperlink r:id="rId131">
+        <w:r>
+          <w:rPr>
+            <w:lang w:val="zh_TW" w:bidi="zh_TW"/>
+          </w:rPr>
+          <w:rPr>
+            <w:color w:val="0000EE"/>
+            <w:u w:val="single"/>
+          </w:rPr>
+          <w:t>1至6</w:t>
+        </w:r>
+      </w:hyperlink>
+      <w:r>
+        <w:rPr>
+          <w:lang w:val="zh_TW" w:bidi="zh_TW"/>
+        </w:rPr>
+        <w:t>節寫成一句話，內容包含最少11個不同層面的智慧。當中第一個層面是「智慧（wisdom）」，在箴言中出現了37次，指人明白知識之後，懂得熟練而有效地運用。只有先踏出第一步（信靠耶和華），才可以進入智慧。道德並不隨處境而變，也不能單靠自己成為絕對標準；它需要一個不改變的參照點，而這個參照點只能在神那裡找到。</w:t>
+      </w:r>
+    </w:p>
+    <w:p>
+      <w:pPr>
+        <w:pStyle w:val="Heading4"/>
+      </w:pPr>
+      <w:r>
+        <w:rPr>
+          <w:lang w:val="zh_TW" w:bidi="zh_TW"/>
+        </w:rPr>
+        <w:t>智慧的教導：</w:t>
+      </w:r>
+      <w:hyperlink r:id="rId79">
+        <w:r>
+          <w:rPr>
+            <w:lang w:val="zh_TW" w:bidi="zh_TW"/>
+          </w:rPr>
+          <w:rPr>
+            <w:color w:val="0000EE"/>
+            <w:u w:val="single"/>
+          </w:rPr>
+          <w:t>一章8節至九章18節</w:t>
+        </w:r>
+      </w:hyperlink>
+    </w:p>
+    <w:p>
+      <w:pPr/>
+      <w:r>
+        <w:rPr>
+          <w:lang w:val="zh_TW" w:bidi="zh_TW"/>
+        </w:rPr>
+      </w:r>
+      <w:r>
+        <w:rPr>
+          <w:lang w:val="zh_TW" w:bidi="zh_TW"/>
+        </w:rPr>
+        <w:t>本段由13個彼此不同的智慧教導組成，大多數都以「我兒」或類似的稱呼作開頭。最後一個教導（</w:t>
+      </w:r>
+      <w:hyperlink r:id="rId132">
+        <w:r>
+          <w:rPr>
+            <w:lang w:val="zh_TW" w:bidi="zh_TW"/>
+          </w:rPr>
+          <w:rPr>
+            <w:color w:val="0000EE"/>
+            <w:u w:val="single"/>
+          </w:rPr>
+          <w:t>8:1–9:18</w:t>
+        </w:r>
+      </w:hyperlink>
+      <w:r>
+        <w:rPr>
+          <w:lang w:val="zh_TW" w:bidi="zh_TW"/>
+        </w:rPr>
+        <w:t>）由智慧本身親自說話。這種寫法顯示教師與學生之間有溫暖而親密的關係；在古代近東，這些學生只會是男性。埃及與美索不達米亞的智慧文學也採用相似的風格；所羅門很可能也沿用了這種寫法，因為他早年存謙卑的心，敬畏神，又關心國的福祉，因此他實在可以成為最卓越的教師。</w:t>
+      </w:r>
+    </w:p>
+    <w:p>
+      <w:pPr/>
+      <w:r>
+        <w:rPr>
+          <w:lang w:val="zh_TW" w:bidi="zh_TW"/>
+        </w:rPr>
+      </w:r>
+      <w:r>
+        <w:rPr>
+          <w:lang w:val="zh_TW" w:bidi="zh_TW"/>
+        </w:rPr>
+        <w:t>教導1：不要與惡人為伍（</w:t>
+      </w:r>
+      <w:hyperlink r:id="rId133">
+        <w:r>
+          <w:rPr>
+            <w:lang w:val="zh_TW" w:bidi="zh_TW"/>
+          </w:rPr>
+          <w:rPr>
+            <w:color w:val="0000EE"/>
+            <w:u w:val="single"/>
+          </w:rPr>
+          <w:t>1:8–33</w:t>
+        </w:r>
+      </w:hyperlink>
+      <w:r>
+        <w:rPr>
+          <w:lang w:val="zh_TW" w:bidi="zh_TW"/>
+        </w:rPr>
+        <w:t>）</w:t>
+      </w:r>
+    </w:p>
+    <w:p>
+      <w:pPr/>
+      <w:r>
+        <w:rPr>
+          <w:lang w:val="zh_TW" w:bidi="zh_TW"/>
+        </w:rPr>
+      </w:r>
+      <w:r>
+        <w:rPr>
+          <w:lang w:val="zh_TW" w:bidi="zh_TW"/>
+        </w:rPr>
+        <w:t>本段提出三種聲音：（1）那些人用花言巧語引誘人，並且承諾人以暴力手段迅速得利（</w:t>
+      </w:r>
+      <w:hyperlink r:id="rId134">
+        <w:r>
+          <w:rPr>
+            <w:lang w:val="zh_TW" w:bidi="zh_TW"/>
+          </w:rPr>
+          <w:rPr>
+            <w:color w:val="0000EE"/>
+            <w:u w:val="single"/>
+          </w:rPr>
+          <w:t>10–14</w:t>
+        </w:r>
+      </w:hyperlink>
+      <w:r>
+        <w:rPr>
+          <w:lang w:val="zh_TW" w:bidi="zh_TW"/>
+        </w:rPr>
+        <w:t>節）；（2）智慧人本身（</w:t>
+      </w:r>
+      <w:hyperlink r:id="rId135">
+        <w:r>
+          <w:rPr>
+            <w:lang w:val="zh_TW" w:bidi="zh_TW"/>
+          </w:rPr>
+          <w:rPr>
+            <w:color w:val="0000EE"/>
+            <w:u w:val="single"/>
+          </w:rPr>
+          <w:t>15–19</w:t>
+        </w:r>
+      </w:hyperlink>
+      <w:r>
+        <w:rPr>
+          <w:lang w:val="zh_TW" w:bidi="zh_TW"/>
+        </w:rPr>
+        <w:t>節），他重申父母多年耐心給予的勸戒（</w:t>
+      </w:r>
+      <w:hyperlink r:id="rId136">
+        <w:r>
+          <w:rPr>
+            <w:lang w:val="zh_TW" w:bidi="zh_TW"/>
+          </w:rPr>
+          <w:rPr>
+            <w:color w:val="0000EE"/>
+            <w:u w:val="single"/>
+          </w:rPr>
+          <w:t>8–9</w:t>
+        </w:r>
+      </w:hyperlink>
+      <w:r>
+        <w:rPr>
+          <w:lang w:val="zh_TW" w:bidi="zh_TW"/>
+        </w:rPr>
+        <w:t>節），並且勸人徹底遠離那些以暴力行事、並且終必死於暴力的人；以及（3）智慧（</w:t>
+      </w:r>
+      <w:hyperlink r:id="rId137">
+        <w:r>
+          <w:rPr>
+            <w:lang w:val="zh_TW" w:bidi="zh_TW"/>
+          </w:rPr>
+          <w:rPr>
+            <w:color w:val="0000EE"/>
+            <w:u w:val="single"/>
+          </w:rPr>
+          <w:t>20–33</w:t>
+        </w:r>
+      </w:hyperlink>
+      <w:r>
+        <w:rPr>
+          <w:lang w:val="zh_TW" w:bidi="zh_TW"/>
+        </w:rPr>
+        <w:t>節），她的呼喚公開而坦然，不是暗中引誘；她也渴望將自己的智慧之靈賜給別人（</w:t>
+      </w:r>
+      <w:hyperlink r:id="rId138">
+        <w:r>
+          <w:rPr>
+            <w:lang w:val="zh_TW" w:bidi="zh_TW"/>
+          </w:rPr>
+          <w:rPr>
+            <w:color w:val="0000EE"/>
+            <w:u w:val="single"/>
+          </w:rPr>
+          <w:t>23</w:t>
+        </w:r>
+      </w:hyperlink>
+      <w:r>
+        <w:rPr>
+          <w:lang w:val="zh_TW" w:bidi="zh_TW"/>
+        </w:rPr>
+        <w:t>節）。那些拒絕智慧之聲的人必經歷審判（</w:t>
+      </w:r>
+      <w:hyperlink r:id="rId139">
+        <w:r>
+          <w:rPr>
+            <w:lang w:val="zh_TW" w:bidi="zh_TW"/>
+          </w:rPr>
+          <w:rPr>
+            <w:color w:val="0000EE"/>
+            <w:u w:val="single"/>
+          </w:rPr>
+          <w:t>29–33</w:t>
+        </w:r>
+      </w:hyperlink>
+      <w:r>
+        <w:rPr>
+          <w:lang w:val="zh_TW" w:bidi="zh_TW"/>
+        </w:rPr>
+        <w:t>節）。</w:t>
+      </w:r>
+    </w:p>
+    <w:p>
+      <w:pPr/>
+      <w:r>
+        <w:rPr>
+          <w:lang w:val="zh_TW" w:bidi="zh_TW"/>
+        </w:rPr>
+      </w:r>
+      <w:r>
+        <w:rPr>
+          <w:lang w:val="zh_TW" w:bidi="zh_TW"/>
+        </w:rPr>
+        <w:t>教導2：智慧的賞賜（</w:t>
+      </w:r>
+      <w:hyperlink r:id="rId140">
+        <w:r>
+          <w:rPr>
+            <w:lang w:val="zh_TW" w:bidi="zh_TW"/>
+          </w:rPr>
+          <w:rPr>
+            <w:color w:val="0000EE"/>
+            <w:u w:val="single"/>
+          </w:rPr>
+          <w:t>2:1–22</w:t>
+        </w:r>
+      </w:hyperlink>
+      <w:r>
+        <w:rPr>
+          <w:lang w:val="zh_TW" w:bidi="zh_TW"/>
+        </w:rPr>
+        <w:t>）</w:t>
+      </w:r>
+    </w:p>
+    <w:p>
+      <w:pPr/>
+      <w:r>
+        <w:rPr>
+          <w:lang w:val="zh_TW" w:bidi="zh_TW"/>
+        </w:rPr>
+      </w:r>
+      <w:r>
+        <w:rPr>
+          <w:lang w:val="zh_TW" w:bidi="zh_TW"/>
+        </w:rPr>
+        <w:t>智慧最終出於神的賜予（</w:t>
+      </w:r>
+      <w:hyperlink r:id="rId141">
+        <w:r>
+          <w:rPr>
+            <w:lang w:val="zh_TW" w:bidi="zh_TW"/>
+          </w:rPr>
+          <w:rPr>
+            <w:color w:val="0000EE"/>
+            <w:u w:val="single"/>
+          </w:rPr>
+          <w:t>6</w:t>
+        </w:r>
+      </w:hyperlink>
+      <w:r>
+        <w:rPr>
+          <w:lang w:val="zh_TW" w:bidi="zh_TW"/>
+        </w:rPr>
+        <w:t>節），但人也必須以強烈的渴望去尋求；詩人就帶著這種渴望（</w:t>
+      </w:r>
+      <w:hyperlink r:id="rId142">
+        <w:r>
+          <w:rPr>
+            <w:lang w:val="zh_TW" w:bidi="zh_TW"/>
+          </w:rPr>
+          <w:rPr>
+            <w:color w:val="0000EE"/>
+            <w:u w:val="single"/>
+          </w:rPr>
+          <w:t>箴2:2–4</w:t>
+        </w:r>
+      </w:hyperlink>
+      <w:r>
+        <w:rPr>
+          <w:lang w:val="zh_TW" w:bidi="zh_TW"/>
+        </w:rPr>
+        <w:t>；參</w:t>
+      </w:r>
+      <w:hyperlink r:id="rId143">
+        <w:r>
+          <w:rPr>
+            <w:lang w:val="zh_TW" w:bidi="zh_TW"/>
+          </w:rPr>
+          <w:rPr>
+            <w:color w:val="0000EE"/>
+            <w:u w:val="single"/>
+          </w:rPr>
+          <w:t>詩63:1</w:t>
+        </w:r>
+      </w:hyperlink>
+      <w:r>
+        <w:rPr>
+          <w:lang w:val="zh_TW" w:bidi="zh_TW"/>
+        </w:rPr>
+        <w:t>）。這兩者並不矛盾，而是一種看似相反卻並存的真理，提醒人：神的恩賜並不隨便賜下，祂把恩賜賜給那些在心志與意願上配得的人。這裡所列出的智慧益處（</w:t>
+      </w:r>
+      <w:hyperlink r:id="rId144">
+        <w:r>
+          <w:rPr>
+            <w:lang w:val="zh_TW" w:bidi="zh_TW"/>
+          </w:rPr>
+          <w:rPr>
+            <w:color w:val="0000EE"/>
+            <w:u w:val="single"/>
+          </w:rPr>
+          <w:t>箴2:7–22</w:t>
+        </w:r>
+      </w:hyperlink>
+      <w:r>
+        <w:rPr>
+          <w:lang w:val="zh_TW" w:bidi="zh_TW"/>
+        </w:rPr>
+        <w:t>），既有負面也有正面，既涉及物質層面，也涉及屬靈層面。箴言多次提到結交不道德的婦人所帶來的危險；這裡第一次明確地提及這個危險（</w:t>
+      </w:r>
+      <w:hyperlink r:id="rId145">
+        <w:r>
+          <w:rPr>
+            <w:lang w:val="zh_TW" w:bidi="zh_TW"/>
+          </w:rPr>
+          <w:rPr>
+            <w:color w:val="0000EE"/>
+            <w:u w:val="single"/>
+          </w:rPr>
+          <w:t>16–19</w:t>
+        </w:r>
+      </w:hyperlink>
+      <w:r>
+        <w:rPr>
+          <w:lang w:val="zh_TW" w:bidi="zh_TW"/>
+        </w:rPr>
+        <w:t>節）。</w:t>
+      </w:r>
+    </w:p>
+    <w:p>
+      <w:pPr/>
+      <w:r>
+        <w:rPr>
+          <w:lang w:val="zh_TW" w:bidi="zh_TW"/>
+        </w:rPr>
+      </w:r>
+      <w:r>
+        <w:rPr>
+          <w:lang w:val="zh_TW" w:bidi="zh_TW"/>
+        </w:rPr>
+        <w:t>教導3：全心信靠神的賞賜（</w:t>
+      </w:r>
+      <w:hyperlink r:id="rId146">
+        <w:r>
+          <w:rPr>
+            <w:lang w:val="zh_TW" w:bidi="zh_TW"/>
+          </w:rPr>
+          <w:rPr>
+            <w:color w:val="0000EE"/>
+            <w:u w:val="single"/>
+          </w:rPr>
+          <w:t>3:1–10</w:t>
+        </w:r>
+      </w:hyperlink>
+      <w:r>
+        <w:rPr>
+          <w:lang w:val="zh_TW" w:bidi="zh_TW"/>
+        </w:rPr>
+        <w:t>）</w:t>
+      </w:r>
+    </w:p>
+    <w:p>
+      <w:pPr/>
+      <w:r>
+        <w:rPr>
+          <w:lang w:val="zh_TW" w:bidi="zh_TW"/>
+        </w:rPr>
+      </w:r>
+      <w:r>
+        <w:rPr>
+          <w:lang w:val="zh_TW" w:bidi="zh_TW"/>
+        </w:rPr>
+        <w:t>猶大人一直容易受試探，以外在的宗教表現來確保自己得福，因此也可能誤解第</w:t>
+      </w:r>
+      <w:hyperlink r:id="rId123">
+        <w:r>
+          <w:rPr>
+            <w:lang w:val="zh_TW" w:bidi="zh_TW"/>
+          </w:rPr>
+          <w:rPr>
+            <w:color w:val="0000EE"/>
+            <w:u w:val="single"/>
+          </w:rPr>
+          <w:t>9至10</w:t>
+        </w:r>
+      </w:hyperlink>
+      <w:r>
+        <w:rPr>
+          <w:lang w:val="zh_TW" w:bidi="zh_TW"/>
+        </w:rPr>
+        <w:t>節。不過，上下文強調人必須對神存忠誠的心，並且順服祂（</w:t>
+      </w:r>
+      <w:hyperlink r:id="rId147">
+        <w:r>
+          <w:rPr>
+            <w:lang w:val="zh_TW" w:bidi="zh_TW"/>
+          </w:rPr>
+          <w:rPr>
+            <w:color w:val="0000EE"/>
+            <w:u w:val="single"/>
+          </w:rPr>
+          <w:t>1–8</w:t>
+        </w:r>
+      </w:hyperlink>
+      <w:r>
+        <w:rPr>
+          <w:lang w:val="zh_TW" w:bidi="zh_TW"/>
+        </w:rPr>
+        <w:t>節）。「以神為首」（</w:t>
+      </w:r>
+      <w:hyperlink r:id="rId148">
+        <w:r>
+          <w:rPr>
+            <w:lang w:val="zh_TW" w:bidi="zh_TW"/>
+          </w:rPr>
+          <w:rPr>
+            <w:color w:val="0000EE"/>
+            <w:u w:val="single"/>
+          </w:rPr>
+          <w:t>6</w:t>
+        </w:r>
+      </w:hyperlink>
+      <w:r>
+        <w:rPr>
+          <w:lang w:val="zh_TW" w:bidi="zh_TW"/>
+        </w:rPr>
+        <w:t>節）才是最根本的需要；人或一個民族如果不以神為首，就必陷在貧乏之中（參</w:t>
+      </w:r>
+      <w:hyperlink r:id="rId149">
+        <w:r>
+          <w:rPr>
+            <w:lang w:val="zh_TW" w:bidi="zh_TW"/>
+          </w:rPr>
+          <w:rPr>
+            <w:color w:val="0000EE"/>
+            <w:u w:val="single"/>
+          </w:rPr>
+          <w:t>哈1:1–11</w:t>
         </w:r>
       </w:hyperlink>
       <w:r>
@@ -443,17 +4921,6 @@
       </w:r>
     </w:p>
     <w:p>
-      <w:pPr>
-        <w:pStyle w:val="Heading3"/>
-      </w:pPr>
-      <w:r>
-        <w:rPr>
-          <w:lang w:val="zh_TW" w:bidi="zh_TW"/>
-        </w:rPr>
-        <w:t>約書亞的戰役</w:t>
-      </w:r>
-    </w:p>
-    <w:p>
       <w:pPr/>
       <w:r>
         <w:rPr>
@@ -464,25 +4931,25 @@
         <w:rPr>
           <w:lang w:val="zh_TW" w:bidi="zh_TW"/>
         </w:rPr>
-        <w:t>約書亞記描繪了一段相對集中的以色列征服迦南的時期。然而，許多學者主張，早期曾有逐步進入的過程（由那些據說未隨雅各進入埃及的希伯來人完成），再加上延續至王國時期的清剿。儘管聖經記載某些地區在稍後才被完全佔領（如米吉多與伯‧善），但沒有充分理由否定</w:t>
-      </w:r>
-      <w:hyperlink r:id="rId21">
-        <w:r>
-          <w:rPr>
-            <w:lang w:val="zh_TW" w:bidi="zh_TW"/>
-          </w:rPr>
-          <w:rPr>
-            <w:color w:val="0000EE"/>
-            <w:u w:val="single"/>
-          </w:rPr>
-          <w:t>約書亞記一至十二章</w:t>
-        </w:r>
-      </w:hyperlink>
-      <w:r>
-        <w:rPr>
-          <w:lang w:val="zh_TW" w:bidi="zh_TW"/>
-        </w:rPr>
-        <w:t>對主要征服行動的描述。</w:t>
+        <w:t>教導4：管教的需要（</w:t>
+      </w:r>
+      <w:hyperlink r:id="rId150">
+        <w:r>
+          <w:rPr>
+            <w:lang w:val="zh_TW" w:bidi="zh_TW"/>
+          </w:rPr>
+          <w:rPr>
+            <w:color w:val="0000EE"/>
+            <w:u w:val="single"/>
+          </w:rPr>
+          <w:t>3:11–20</w:t>
+        </w:r>
+      </w:hyperlink>
+      <w:r>
+        <w:rPr>
+          <w:lang w:val="zh_TW" w:bidi="zh_TW"/>
+        </w:rPr>
+        <w:t>）</w:t>
       </w:r>
     </w:p>
     <w:p>
@@ -496,7 +4963,43 @@
         <w:rPr>
           <w:lang w:val="zh_TW" w:bidi="zh_TW"/>
         </w:rPr>
-        <w:t>征服行動最初在約旦河東岸展開，由摩西領導。摩西去世後，約書亞率領以色列人渡過約旦河，先後攻取堅固的耶利哥與艾城。這兩場具有戰略意義的勝利，使以色列人得以進入山地，並在迦南地的中心形成了突破口。隨後展開兩次主要戰役──先南後北──在六年之內奪取迦南的關鍵城邑，擊敗31位王，完成征服的初期與主要階段。</w:t>
+        <w:t>箴言其中一個重要主題是管教，尤其強調父親管教兒子（</w:t>
+      </w:r>
+      <w:hyperlink r:id="rId151">
+        <w:r>
+          <w:rPr>
+            <w:lang w:val="zh_TW" w:bidi="zh_TW"/>
+          </w:rPr>
+          <w:rPr>
+            <w:color w:val="0000EE"/>
+            <w:u w:val="single"/>
+          </w:rPr>
+          <w:t>箴3:11–12</w:t>
+        </w:r>
+      </w:hyperlink>
+      <w:r>
+        <w:rPr>
+          <w:lang w:val="zh_TW" w:bidi="zh_TW"/>
+        </w:rPr>
+        <w:t>；參</w:t>
+      </w:r>
+      <w:hyperlink r:id="rId152">
+        <w:r>
+          <w:rPr>
+            <w:lang w:val="zh_TW" w:bidi="zh_TW"/>
+          </w:rPr>
+          <w:rPr>
+            <w:color w:val="0000EE"/>
+            <w:u w:val="single"/>
+          </w:rPr>
+          <w:t>來12:5–11</w:t>
+        </w:r>
+      </w:hyperlink>
+      <w:r>
+        <w:rPr>
+          <w:lang w:val="zh_TW" w:bidi="zh_TW"/>
+        </w:rPr>
+        <w:t>）。本段也稱讚智慧，並且指出智慧所帶來的益處。</w:t>
       </w:r>
     </w:p>
     <w:p>
@@ -506,23 +5009,29 @@
           <w:lang w:val="zh_TW" w:bidi="zh_TW"/>
         </w:rPr>
       </w:r>
-      <w:hyperlink r:id="rId22">
-        <w:r>
-          <w:rPr>
-            <w:lang w:val="zh_TW" w:bidi="zh_TW"/>
-          </w:rPr>
-          <w:rPr>
-            <w:color w:val="0000EE"/>
-            <w:u w:val="single"/>
-          </w:rPr>
-          <w:t>民數記三十二章</w:t>
-        </w:r>
-      </w:hyperlink>
-      <w:r>
-        <w:rPr>
-          <w:lang w:val="zh_TW" w:bidi="zh_TW"/>
-        </w:rPr>
-        <w:t>記載了約旦河東土地（基列與巴珊之地是藉著擊敗亞摩利王西宏與巴珊王噩而得）分給呂便支派、迦得及瑪拿西半支派的情形。儘管這些支派已得產業，但其男丁仍有責任與其它支派一同渡過約旦河，參與迦南地的軍事征服。</w:t>
+      <w:r>
+        <w:rPr>
+          <w:lang w:val="zh_TW" w:bidi="zh_TW"/>
+        </w:rPr>
+        <w:t>教導5：智慧與常理（</w:t>
+      </w:r>
+      <w:hyperlink r:id="rId153">
+        <w:r>
+          <w:rPr>
+            <w:lang w:val="zh_TW" w:bidi="zh_TW"/>
+          </w:rPr>
+          <w:rPr>
+            <w:color w:val="0000EE"/>
+            <w:u w:val="single"/>
+          </w:rPr>
+          <w:t>3:21–35</w:t>
+        </w:r>
+      </w:hyperlink>
+      <w:r>
+        <w:rPr>
+          <w:lang w:val="zh_TW" w:bidi="zh_TW"/>
+        </w:rPr>
+        <w:t>）</w:t>
       </w:r>
     </w:p>
     <w:p>
@@ -532,77 +5041,65 @@
           <w:lang w:val="zh_TW" w:bidi="zh_TW"/>
         </w:rPr>
       </w:r>
-      <w:hyperlink r:id="rId23">
-        <w:r>
-          <w:rPr>
-            <w:lang w:val="zh_TW" w:bidi="zh_TW"/>
-          </w:rPr>
-          <w:rPr>
-            <w:color w:val="0000EE"/>
-            <w:u w:val="single"/>
-          </w:rPr>
-          <w:t>約書亞記二至八章</w:t>
-        </w:r>
-      </w:hyperlink>
-      <w:r>
-        <w:rPr>
-          <w:lang w:val="zh_TW" w:bidi="zh_TW"/>
-        </w:rPr>
-        <w:t xml:space="preserve">記錄了向西推進時耶利哥與艾城被毀的特殊事件，這些勝利打擊了迦南城邦的士氣。 </w:t>
-      </w:r>
-      <w:hyperlink r:id="rId24">
-        <w:r>
-          <w:rPr>
-            <w:lang w:val="zh_TW" w:bidi="zh_TW"/>
-          </w:rPr>
-          <w:rPr>
-            <w:color w:val="0000EE"/>
-            <w:u w:val="single"/>
-          </w:rPr>
-          <w:t>約書亞記第九至十章</w:t>
-        </w:r>
-      </w:hyperlink>
-      <w:r>
-        <w:rPr>
-          <w:lang w:val="zh_TW" w:bidi="zh_TW"/>
-        </w:rPr>
-        <w:t>描述了南方戰役，其中包括基遍人以詭計取得盟約的事件。</w:t>
-      </w:r>
-      <w:hyperlink r:id="rId25">
-        <w:r>
-          <w:rPr>
-            <w:lang w:val="zh_TW" w:bidi="zh_TW"/>
-          </w:rPr>
-          <w:rPr>
-            <w:color w:val="0000EE"/>
-            <w:u w:val="single"/>
-          </w:rPr>
-          <w:t>約書亞記第十章</w:t>
-        </w:r>
-      </w:hyperlink>
-      <w:r>
-        <w:rPr>
-          <w:lang w:val="zh_TW" w:bidi="zh_TW"/>
-        </w:rPr>
-        <w:t>是南方戰役的核心，記述敵軍被大大擊潰（</w:t>
-      </w:r>
-      <w:hyperlink r:id="rId26">
-        <w:r>
-          <w:rPr>
-            <w:lang w:val="zh_TW" w:bidi="zh_TW"/>
-          </w:rPr>
-          <w:rPr>
-            <w:color w:val="0000EE"/>
-            <w:u w:val="single"/>
-          </w:rPr>
-          <w:t>約10:9–12</w:t>
-        </w:r>
-      </w:hyperlink>
-      <w:r>
-        <w:rPr>
-          <w:lang w:val="zh_TW" w:bidi="zh_TW"/>
-        </w:rPr>
-        <w:t>），以及白晝奇蹟般被延長的神蹟。隨後五位亞摩利王聯盟被徹底擊潰、諸王被處死、該地區的城邦亦被摧毀，唯獨耶路撒冷例外（後由大衛攻取）。</w:t>
+      <w:r>
+        <w:rPr>
+          <w:lang w:val="zh_TW" w:bidi="zh_TW"/>
+        </w:rPr>
+        <w:t>智慧與常理使人得著平安穩妥（</w:t>
+      </w:r>
+      <w:hyperlink r:id="rId154">
+        <w:r>
+          <w:rPr>
+            <w:lang w:val="zh_TW" w:bidi="zh_TW"/>
+          </w:rPr>
+          <w:rPr>
+            <w:color w:val="0000EE"/>
+            <w:u w:val="single"/>
+          </w:rPr>
+          <w:t>23–26</w:t>
+        </w:r>
+      </w:hyperlink>
+      <w:r>
+        <w:rPr>
+          <w:lang w:val="zh_TW" w:bidi="zh_TW"/>
+        </w:rPr>
+        <w:t>節），也使人遠離愚昧的行為（</w:t>
+      </w:r>
+      <w:hyperlink r:id="rId155">
+        <w:r>
+          <w:rPr>
+            <w:lang w:val="zh_TW" w:bidi="zh_TW"/>
+          </w:rPr>
+          <w:rPr>
+            <w:color w:val="0000EE"/>
+            <w:u w:val="single"/>
+          </w:rPr>
+          <w:t>27–32</w:t>
+        </w:r>
+      </w:hyperlink>
+      <w:r>
+        <w:rPr>
+          <w:lang w:val="zh_TW" w:bidi="zh_TW"/>
+        </w:rPr>
+        <w:t>節）。不過，真正的保障見於第</w:t>
+      </w:r>
+      <w:hyperlink r:id="rId156">
+        <w:r>
+          <w:rPr>
+            <w:lang w:val="zh_TW" w:bidi="zh_TW"/>
+          </w:rPr>
+          <w:rPr>
+            <w:color w:val="0000EE"/>
+            <w:u w:val="single"/>
+          </w:rPr>
+          <w:t>26</w:t>
+        </w:r>
+      </w:hyperlink>
+      <w:r>
+        <w:rPr>
+          <w:lang w:val="zh_TW" w:bidi="zh_TW"/>
+        </w:rPr>
+        <w:t>節：「耶和華是你所倚靠的。」</w:t>
       </w:r>
     </w:p>
     <w:p>
@@ -616,61 +5113,25 @@
         <w:rPr>
           <w:lang w:val="zh_TW" w:bidi="zh_TW"/>
         </w:rPr>
-        <w:t>北方戰役中，約書亞面對更強大的聯盟。然而，即便是迦南諸城中最大城邦夏瑣，其王耶賓與附庸聯合，也無法抵擋以色列的軍隊。</w:t>
-      </w:r>
-      <w:hyperlink r:id="rId27">
-        <w:r>
-          <w:rPr>
-            <w:lang w:val="zh_TW" w:bidi="zh_TW"/>
-          </w:rPr>
-          <w:rPr>
-            <w:color w:val="0000EE"/>
-            <w:u w:val="single"/>
-          </w:rPr>
-          <w:t>約書亞記十一章</w:t>
-        </w:r>
-      </w:hyperlink>
-      <w:r>
-        <w:rPr>
-          <w:lang w:val="zh_TW" w:bidi="zh_TW"/>
-        </w:rPr>
-        <w:t>詳述了此階段，並在</w:t>
-      </w:r>
-      <w:hyperlink r:id="rId28">
-        <w:r>
-          <w:rPr>
-            <w:lang w:val="zh_TW" w:bidi="zh_TW"/>
-          </w:rPr>
-          <w:rPr>
-            <w:color w:val="0000EE"/>
-            <w:u w:val="single"/>
-          </w:rPr>
-          <w:t>16至23節</w:t>
-        </w:r>
-      </w:hyperlink>
-      <w:r>
-        <w:rPr>
-          <w:lang w:val="zh_TW" w:bidi="zh_TW"/>
-        </w:rPr>
-        <w:t>（連同</w:t>
-      </w:r>
-      <w:hyperlink r:id="rId29">
-        <w:r>
-          <w:rPr>
-            <w:lang w:val="zh_TW" w:bidi="zh_TW"/>
-          </w:rPr>
-          <w:rPr>
-            <w:color w:val="0000EE"/>
-            <w:u w:val="single"/>
-          </w:rPr>
-          <w:t>第12章</w:t>
-        </w:r>
-      </w:hyperlink>
-      <w:r>
-        <w:rPr>
-          <w:lang w:val="zh_TW" w:bidi="zh_TW"/>
-        </w:rPr>
-        <w:t>）總結了整個征服行動。</w:t>
+        <w:t>教導6：毅力（</w:t>
+      </w:r>
+      <w:hyperlink r:id="rId157">
+        <w:r>
+          <w:rPr>
+            <w:lang w:val="zh_TW" w:bidi="zh_TW"/>
+          </w:rPr>
+          <w:rPr>
+            <w:color w:val="0000EE"/>
+            <w:u w:val="single"/>
+          </w:rPr>
+          <w:t>4:1–9</w:t>
+        </w:r>
+      </w:hyperlink>
+      <w:r>
+        <w:rPr>
+          <w:lang w:val="zh_TW" w:bidi="zh_TW"/>
+        </w:rPr>
+        <w:t>）</w:t>
       </w:r>
     </w:p>
     <w:p>
@@ -682,6 +5143,2592 @@
       </w:r>
       <w:r>
         <w:rPr>
+          <w:lang w:val="zh_TW" w:bidi="zh_TW"/>
+        </w:rPr>
+        <w:t>教師在這裡分享自己的見證，並且顯示他引用上一代累積下來的智慧（</w:t>
+      </w:r>
+      <w:hyperlink r:id="rId158">
+        <w:r>
+          <w:rPr>
+            <w:lang w:val="zh_TW" w:bidi="zh_TW"/>
+          </w:rPr>
+          <w:rPr>
+            <w:color w:val="0000EE"/>
+            <w:u w:val="single"/>
+          </w:rPr>
+          <w:t>1–6</w:t>
+        </w:r>
+      </w:hyperlink>
+      <w:r>
+        <w:rPr>
+          <w:lang w:val="zh_TW" w:bidi="zh_TW"/>
+        </w:rPr>
+        <w:t>節）。本段特別強調毅力，要定意追求智慧；第</w:t>
+      </w:r>
+      <w:hyperlink r:id="rId159">
+        <w:r>
+          <w:rPr>
+            <w:lang w:val="zh_TW" w:bidi="zh_TW"/>
+          </w:rPr>
+          <w:rPr>
+            <w:color w:val="0000EE"/>
+            <w:u w:val="single"/>
+          </w:rPr>
+          <w:t>5至9</w:t>
+        </w:r>
+      </w:hyperlink>
+      <w:r>
+        <w:rPr>
+          <w:lang w:val="zh_TW" w:bidi="zh_TW"/>
+        </w:rPr>
+        <w:t>節的動詞用法清楚地表達出這種決心。</w:t>
+      </w:r>
+    </w:p>
+    <w:p>
+      <w:pPr/>
+      <w:r>
+        <w:rPr>
+          <w:lang w:val="zh_TW" w:bidi="zh_TW"/>
+        </w:rPr>
+      </w:r>
+      <w:r>
+        <w:rPr>
+          <w:lang w:val="zh_TW" w:bidi="zh_TW"/>
+        </w:rPr>
+        <w:t>教導7：正直的路（</w:t>
+      </w:r>
+      <w:hyperlink r:id="rId160">
+        <w:r>
+          <w:rPr>
+            <w:lang w:val="zh_TW" w:bidi="zh_TW"/>
+          </w:rPr>
+          <w:rPr>
+            <w:color w:val="0000EE"/>
+            <w:u w:val="single"/>
+          </w:rPr>
+          <w:t>4:10–19</w:t>
+        </w:r>
+      </w:hyperlink>
+      <w:r>
+        <w:rPr>
+          <w:lang w:val="zh_TW" w:bidi="zh_TW"/>
+        </w:rPr>
+        <w:t>）</w:t>
+      </w:r>
+    </w:p>
+    <w:p>
+      <w:pPr/>
+      <w:r>
+        <w:rPr>
+          <w:lang w:val="zh_TW" w:bidi="zh_TW"/>
+        </w:rPr>
+      </w:r>
+      <w:r>
+        <w:rPr>
+          <w:lang w:val="zh_TW" w:bidi="zh_TW"/>
+        </w:rPr>
+        <w:t>人也需要同樣的決心，才可以遠離惡人和他們所走的路（</w:t>
+      </w:r>
+      <w:hyperlink r:id="rId161">
+        <w:r>
+          <w:rPr>
+            <w:lang w:val="zh_TW" w:bidi="zh_TW"/>
+          </w:rPr>
+          <w:rPr>
+            <w:color w:val="0000EE"/>
+            <w:u w:val="single"/>
+          </w:rPr>
+          <w:t>14–17</w:t>
+        </w:r>
+      </w:hyperlink>
+      <w:r>
+        <w:rPr>
+          <w:lang w:val="zh_TW" w:bidi="zh_TW"/>
+        </w:rPr>
+        <w:t>節）。請留意作者對兩條道路的生動描寫；這些描寫既美麗，又令人畏懼（</w:t>
+      </w:r>
+      <w:hyperlink r:id="rId162">
+        <w:r>
+          <w:rPr>
+            <w:lang w:val="zh_TW" w:bidi="zh_TW"/>
+          </w:rPr>
+          <w:rPr>
+            <w:color w:val="0000EE"/>
+            <w:u w:val="single"/>
+          </w:rPr>
+          <w:t>18–19</w:t>
+        </w:r>
+      </w:hyperlink>
+      <w:r>
+        <w:rPr>
+          <w:lang w:val="zh_TW" w:bidi="zh_TW"/>
+        </w:rPr>
+        <w:t>節）。</w:t>
+      </w:r>
+    </w:p>
+    <w:p>
+      <w:pPr/>
+      <w:r>
+        <w:rPr>
+          <w:lang w:val="zh_TW" w:bidi="zh_TW"/>
+        </w:rPr>
+      </w:r>
+      <w:r>
+        <w:rPr>
+          <w:lang w:val="zh_TW" w:bidi="zh_TW"/>
+        </w:rPr>
+        <w:t>教導8：追求公義並且遠離惡事（</w:t>
+      </w:r>
+      <w:hyperlink r:id="rId163">
+        <w:r>
+          <w:rPr>
+            <w:lang w:val="zh_TW" w:bidi="zh_TW"/>
+          </w:rPr>
+          <w:rPr>
+            <w:color w:val="0000EE"/>
+            <w:u w:val="single"/>
+          </w:rPr>
+          <w:t>4:20–27</w:t>
+        </w:r>
+      </w:hyperlink>
+      <w:r>
+        <w:rPr>
+          <w:lang w:val="zh_TW" w:bidi="zh_TW"/>
+        </w:rPr>
+        <w:t>）</w:t>
+      </w:r>
+    </w:p>
+    <w:p>
+      <w:pPr/>
+      <w:r>
+        <w:rPr>
+          <w:lang w:val="zh_TW" w:bidi="zh_TW"/>
+        </w:rPr>
+      </w:r>
+      <w:r>
+        <w:rPr>
+          <w:lang w:val="zh_TW" w:bidi="zh_TW"/>
+        </w:rPr>
+        <w:t>人專心追求公義，也因此遠離各樣的惡事（參</w:t>
+      </w:r>
+      <w:hyperlink r:id="rId164">
+        <w:r>
+          <w:rPr>
+            <w:lang w:val="zh_TW" w:bidi="zh_TW"/>
+          </w:rPr>
+          <w:rPr>
+            <w:color w:val="0000EE"/>
+            <w:u w:val="single"/>
+          </w:rPr>
+          <w:t>帖前5:22</w:t>
+        </w:r>
+      </w:hyperlink>
+      <w:r>
+        <w:rPr>
+          <w:lang w:val="zh_TW" w:bidi="zh_TW"/>
+        </w:rPr>
+        <w:t>）；這樣的生活關乎人怎樣聽（</w:t>
+      </w:r>
+      <w:hyperlink r:id="rId165">
+        <w:r>
+          <w:rPr>
+            <w:lang w:val="zh_TW" w:bidi="zh_TW"/>
+          </w:rPr>
+          <w:rPr>
+            <w:color w:val="0000EE"/>
+            <w:u w:val="single"/>
+          </w:rPr>
+          <w:t>箴4:20</w:t>
+        </w:r>
+      </w:hyperlink>
+      <w:r>
+        <w:rPr>
+          <w:lang w:val="zh_TW" w:bidi="zh_TW"/>
+        </w:rPr>
+        <w:t>）、怎樣記在心裡（</w:t>
+      </w:r>
+      <w:hyperlink r:id="rId166">
+        <w:r>
+          <w:rPr>
+            <w:lang w:val="zh_TW" w:bidi="zh_TW"/>
+          </w:rPr>
+          <w:rPr>
+            <w:color w:val="0000EE"/>
+            <w:u w:val="single"/>
+          </w:rPr>
+          <w:t>21</w:t>
+        </w:r>
+      </w:hyperlink>
+      <w:r>
+        <w:rPr>
+          <w:lang w:val="zh_TW" w:bidi="zh_TW"/>
+        </w:rPr>
+        <w:t>節）、怎樣保守內心（</w:t>
+      </w:r>
+      <w:hyperlink r:id="rId167">
+        <w:r>
+          <w:rPr>
+            <w:lang w:val="zh_TW" w:bidi="zh_TW"/>
+          </w:rPr>
+          <w:rPr>
+            <w:color w:val="0000EE"/>
+            <w:u w:val="single"/>
+          </w:rPr>
+          <w:t>21</w:t>
+        </w:r>
+      </w:hyperlink>
+      <w:r>
+        <w:rPr>
+          <w:lang w:val="zh_TW" w:bidi="zh_TW"/>
+        </w:rPr>
+        <w:t>、</w:t>
+      </w:r>
+      <w:hyperlink r:id="rId167">
+        <w:r>
+          <w:rPr>
+            <w:lang w:val="zh_TW" w:bidi="zh_TW"/>
+          </w:rPr>
+          <w:rPr>
+            <w:color w:val="0000EE"/>
+            <w:u w:val="single"/>
+          </w:rPr>
+          <w:t>23</w:t>
+        </w:r>
+      </w:hyperlink>
+      <w:r>
+        <w:rPr>
+          <w:lang w:val="zh_TW" w:bidi="zh_TW"/>
+        </w:rPr>
+        <w:t>節）、怎樣觀看（</w:t>
+      </w:r>
+      <w:hyperlink r:id="rId168">
+        <w:r>
+          <w:rPr>
+            <w:lang w:val="zh_TW" w:bidi="zh_TW"/>
+          </w:rPr>
+          <w:rPr>
+            <w:color w:val="0000EE"/>
+            <w:u w:val="single"/>
+          </w:rPr>
+          <w:t>25</w:t>
+        </w:r>
+      </w:hyperlink>
+      <w:r>
+        <w:rPr>
+          <w:lang w:val="zh_TW" w:bidi="zh_TW"/>
+        </w:rPr>
+        <w:t>節），以及怎樣堅定行事（</w:t>
+      </w:r>
+      <w:hyperlink r:id="rId169">
+        <w:r>
+          <w:rPr>
+            <w:lang w:val="zh_TW" w:bidi="zh_TW"/>
+          </w:rPr>
+          <w:rPr>
+            <w:color w:val="0000EE"/>
+            <w:u w:val="single"/>
+          </w:rPr>
+          <w:t>26–27</w:t>
+        </w:r>
+      </w:hyperlink>
+      <w:r>
+        <w:rPr>
+          <w:lang w:val="zh_TW" w:bidi="zh_TW"/>
+        </w:rPr>
+        <w:t>節）。這表示人要全然委身於神。</w:t>
+      </w:r>
+    </w:p>
+    <w:p>
+      <w:pPr/>
+      <w:r>
+        <w:rPr>
+          <w:lang w:val="zh_TW" w:bidi="zh_TW"/>
+        </w:rPr>
+      </w:r>
+      <w:r>
+        <w:rPr>
+          <w:lang w:val="zh_TW" w:bidi="zh_TW"/>
+        </w:rPr>
+        <w:t>教導9：性方面的純潔（</w:t>
+      </w:r>
+      <w:hyperlink r:id="rId170">
+        <w:r>
+          <w:rPr>
+            <w:lang w:val="zh_TW" w:bidi="zh_TW"/>
+          </w:rPr>
+          <w:rPr>
+            <w:color w:val="0000EE"/>
+            <w:u w:val="single"/>
+          </w:rPr>
+          <w:t>5:1–23</w:t>
+        </w:r>
+      </w:hyperlink>
+      <w:r>
+        <w:rPr>
+          <w:lang w:val="zh_TW" w:bidi="zh_TW"/>
+        </w:rPr>
+        <w:t>）</w:t>
+      </w:r>
+    </w:p>
+    <w:p>
+      <w:pPr/>
+      <w:r>
+        <w:rPr>
+          <w:lang w:val="zh_TW" w:bidi="zh_TW"/>
+        </w:rPr>
+      </w:r>
+      <w:r>
+        <w:rPr>
+          <w:lang w:val="zh_TW" w:bidi="zh_TW"/>
+        </w:rPr>
+        <w:t>本段用直接而清晰的語言，強調人不能誤解的兩件事：淫亂所帶來的危險，以及人在婚姻裡守住忠貞的智慧。在性關係上，人不可能只按所謂的個人私德行事，因為必定會牽涉他人，而神也鑒察這一切，並非置身事外（</w:t>
+      </w:r>
+      <w:hyperlink r:id="rId171">
+        <w:r>
+          <w:rPr>
+            <w:lang w:val="zh_TW" w:bidi="zh_TW"/>
+          </w:rPr>
+          <w:rPr>
+            <w:color w:val="0000EE"/>
+            <w:u w:val="single"/>
+          </w:rPr>
+          <w:t>21</w:t>
+        </w:r>
+      </w:hyperlink>
+      <w:r>
+        <w:rPr>
+          <w:lang w:val="zh_TW" w:bidi="zh_TW"/>
+        </w:rPr>
+        <w:t>節）。</w:t>
+      </w:r>
+    </w:p>
+    <w:p>
+      <w:pPr/>
+      <w:r>
+        <w:rPr>
+          <w:lang w:val="zh_TW" w:bidi="zh_TW"/>
+        </w:rPr>
+      </w:r>
+      <w:r>
+        <w:rPr>
+          <w:lang w:val="zh_TW" w:bidi="zh_TW"/>
+        </w:rPr>
+        <w:t>教導10：神所恨惡的事（</w:t>
+      </w:r>
+      <w:hyperlink r:id="rId172">
+        <w:r>
+          <w:rPr>
+            <w:lang w:val="zh_TW" w:bidi="zh_TW"/>
+          </w:rPr>
+          <w:rPr>
+            <w:color w:val="0000EE"/>
+            <w:u w:val="single"/>
+          </w:rPr>
+          <w:t>6:1–19</w:t>
+        </w:r>
+      </w:hyperlink>
+      <w:r>
+        <w:rPr>
+          <w:lang w:val="zh_TW" w:bidi="zh_TW"/>
+        </w:rPr>
+        <w:t>）</w:t>
+      </w:r>
+    </w:p>
+    <w:p>
+      <w:pPr/>
+      <w:r>
+        <w:rPr>
+          <w:lang w:val="zh_TW" w:bidi="zh_TW"/>
+        </w:rPr>
+      </w:r>
+      <w:r>
+        <w:rPr>
+          <w:lang w:val="zh_TW" w:bidi="zh_TW"/>
+        </w:rPr>
+        <w:t>首先（</w:t>
+      </w:r>
+      <w:hyperlink r:id="rId173">
+        <w:r>
+          <w:rPr>
+            <w:lang w:val="zh_TW" w:bidi="zh_TW"/>
+          </w:rPr>
+          <w:rPr>
+            <w:color w:val="0000EE"/>
+            <w:u w:val="single"/>
+          </w:rPr>
+          <w:t>1–5</w:t>
+        </w:r>
+      </w:hyperlink>
+      <w:r>
+        <w:rPr>
+          <w:lang w:val="zh_TW" w:bidi="zh_TW"/>
+        </w:rPr>
+        <w:t>節），作者直接勸人要避免輕率作保。如果人已經愚昧地捲入其中，最明智的做法就是放下自己的驕傲，並且盡快抽身。第二個教導是要效法螞蟻殷勤預備，以應付將來的需要（</w:t>
+      </w:r>
+      <w:hyperlink r:id="rId174">
+        <w:r>
+          <w:rPr>
+            <w:lang w:val="zh_TW" w:bidi="zh_TW"/>
+          </w:rPr>
+          <w:rPr>
+            <w:color w:val="0000EE"/>
+            <w:u w:val="single"/>
+          </w:rPr>
+          <w:t>6–11</w:t>
+        </w:r>
+      </w:hyperlink>
+      <w:r>
+        <w:rPr>
+          <w:lang w:val="zh_TW" w:bidi="zh_TW"/>
+        </w:rPr>
+        <w:t>節），這也預先為後文更詳細提到懶惰人作出對照（</w:t>
+      </w:r>
+      <w:hyperlink r:id="rId175">
+        <w:r>
+          <w:rPr>
+            <w:lang w:val="zh_TW" w:bidi="zh_TW"/>
+          </w:rPr>
+          <w:rPr>
+            <w:color w:val="0000EE"/>
+            <w:u w:val="single"/>
+          </w:rPr>
+          <w:t>22:13</w:t>
+        </w:r>
+      </w:hyperlink>
+      <w:r>
+        <w:rPr>
+          <w:lang w:val="zh_TW" w:bidi="zh_TW"/>
+        </w:rPr>
+        <w:t>，</w:t>
+      </w:r>
+      <w:hyperlink r:id="rId92">
+        <w:r>
+          <w:rPr>
+            <w:lang w:val="zh_TW" w:bidi="zh_TW"/>
+          </w:rPr>
+          <w:rPr>
+            <w:color w:val="0000EE"/>
+            <w:u w:val="single"/>
+          </w:rPr>
+          <w:t>26:13–16</w:t>
+        </w:r>
+      </w:hyperlink>
+      <w:r>
+        <w:rPr>
+          <w:lang w:val="zh_TW" w:bidi="zh_TW"/>
+        </w:rPr>
+        <w:t>）。第三個教導詳細描寫那種狡猾詭詐的騙徒（</w:t>
+      </w:r>
+      <w:hyperlink r:id="rId176">
+        <w:r>
+          <w:rPr>
+            <w:lang w:val="zh_TW" w:bidi="zh_TW"/>
+          </w:rPr>
+          <w:rPr>
+            <w:color w:val="0000EE"/>
+            <w:u w:val="single"/>
+          </w:rPr>
+          <w:t>6:12–19</w:t>
+        </w:r>
+      </w:hyperlink>
+      <w:r>
+        <w:rPr>
+          <w:lang w:val="zh_TW" w:bidi="zh_TW"/>
+        </w:rPr>
+        <w:t>），人必須遠離他。</w:t>
+      </w:r>
+    </w:p>
+    <w:p>
+      <w:pPr/>
+      <w:r>
+        <w:rPr>
+          <w:lang w:val="zh_TW" w:bidi="zh_TW"/>
+        </w:rPr>
+      </w:r>
+      <w:r>
+        <w:rPr>
+          <w:lang w:val="zh_TW" w:bidi="zh_TW"/>
+        </w:rPr>
+        <w:t>教導11：不正當的性關係（</w:t>
+      </w:r>
+      <w:hyperlink r:id="rId177">
+        <w:r>
+          <w:rPr>
+            <w:lang w:val="zh_TW" w:bidi="zh_TW"/>
+          </w:rPr>
+          <w:rPr>
+            <w:color w:val="0000EE"/>
+            <w:u w:val="single"/>
+          </w:rPr>
+          <w:t>6:20–35</w:t>
+        </w:r>
+      </w:hyperlink>
+      <w:r>
+        <w:rPr>
+          <w:lang w:val="zh_TW" w:bidi="zh_TW"/>
+        </w:rPr>
+        <w:t>）</w:t>
+      </w:r>
+    </w:p>
+    <w:p>
+      <w:pPr/>
+      <w:r>
+        <w:rPr>
+          <w:lang w:val="zh_TW" w:bidi="zh_TW"/>
+        </w:rPr>
+      </w:r>
+      <w:r>
+        <w:rPr>
+          <w:lang w:val="zh_TW" w:bidi="zh_TW"/>
+        </w:rPr>
+        <w:t>這一部分繼續討論非法性關係的主題，顯示神對這種特定形式罪的態度。如果丈夫因妻子不忠而內心受傷害，他必大大發怒，並且必追究到底（</w:t>
+      </w:r>
+      <w:hyperlink r:id="rId178">
+        <w:r>
+          <w:rPr>
+            <w:lang w:val="zh_TW" w:bidi="zh_TW"/>
+          </w:rPr>
+          <w:rPr>
+            <w:color w:val="0000EE"/>
+            <w:u w:val="single"/>
+          </w:rPr>
+          <w:t>33–35</w:t>
+        </w:r>
+      </w:hyperlink>
+      <w:r>
+        <w:rPr>
+          <w:lang w:val="zh_TW" w:bidi="zh_TW"/>
+        </w:rPr>
+        <w:t>節），而行淫的人也必自取極其慘重的後果（</w:t>
+      </w:r>
+      <w:hyperlink r:id="rId179">
+        <w:r>
+          <w:rPr>
+            <w:lang w:val="zh_TW" w:bidi="zh_TW"/>
+          </w:rPr>
+          <w:rPr>
+            <w:color w:val="0000EE"/>
+            <w:u w:val="single"/>
+          </w:rPr>
+          <w:t>26–32</w:t>
+        </w:r>
+      </w:hyperlink>
+      <w:r>
+        <w:rPr>
+          <w:lang w:val="zh_TW" w:bidi="zh_TW"/>
+        </w:rPr>
+        <w:t>節）。</w:t>
+      </w:r>
+    </w:p>
+    <w:p>
+      <w:pPr/>
+      <w:r>
+        <w:rPr>
+          <w:lang w:val="zh_TW" w:bidi="zh_TW"/>
+        </w:rPr>
+      </w:r>
+      <w:r>
+        <w:rPr>
+          <w:lang w:val="zh_TW" w:bidi="zh_TW"/>
+        </w:rPr>
+        <w:t>教導12：妓女的詭計 （</w:t>
+      </w:r>
+      <w:hyperlink r:id="rId180">
+        <w:r>
+          <w:rPr>
+            <w:lang w:val="zh_TW" w:bidi="zh_TW"/>
+          </w:rPr>
+          <w:rPr>
+            <w:color w:val="0000EE"/>
+            <w:u w:val="single"/>
+          </w:rPr>
+          <w:t>7:1–27</w:t>
+        </w:r>
+      </w:hyperlink>
+      <w:r>
+        <w:rPr>
+          <w:lang w:val="zh_TW" w:bidi="zh_TW"/>
+        </w:rPr>
+        <w:t>）</w:t>
+      </w:r>
+    </w:p>
+    <w:p>
+      <w:pPr/>
+      <w:r>
+        <w:rPr>
+          <w:lang w:val="zh_TW" w:bidi="zh_TW"/>
+        </w:rPr>
+      </w:r>
+      <w:r>
+        <w:rPr>
+          <w:lang w:val="zh_TW" w:bidi="zh_TW"/>
+        </w:rPr>
+        <w:t>本章生動描繪妓女的詭計。她用享樂引誘人，表面上十分吸引人，又因為帶著冒險的刺激而更具誘惑；但事實上，這一夜的縱情總會把人引到陰間的路上（</w:t>
+      </w:r>
+      <w:hyperlink r:id="rId181">
+        <w:r>
+          <w:rPr>
+            <w:lang w:val="zh_TW" w:bidi="zh_TW"/>
+          </w:rPr>
+          <w:rPr>
+            <w:color w:val="0000EE"/>
+            <w:u w:val="single"/>
+          </w:rPr>
+          <w:t>27</w:t>
+        </w:r>
+      </w:hyperlink>
+      <w:r>
+        <w:rPr>
+          <w:lang w:val="zh_TW" w:bidi="zh_TW"/>
+        </w:rPr>
+        <w:t>節）。</w:t>
+      </w:r>
+    </w:p>
+    <w:p>
+      <w:pPr/>
+      <w:r>
+        <w:rPr>
+          <w:lang w:val="zh_TW" w:bidi="zh_TW"/>
+        </w:rPr>
+      </w:r>
+      <w:r>
+        <w:rPr>
+          <w:lang w:val="zh_TW" w:bidi="zh_TW"/>
+        </w:rPr>
+        <w:t>教導13：智慧直接的呼喚（</w:t>
+      </w:r>
+      <w:hyperlink r:id="rId132">
+        <w:r>
+          <w:rPr>
+            <w:lang w:val="zh_TW" w:bidi="zh_TW"/>
+          </w:rPr>
+          <w:rPr>
+            <w:color w:val="0000EE"/>
+            <w:u w:val="single"/>
+          </w:rPr>
+          <w:t>8:1–9:18</w:t>
+        </w:r>
+      </w:hyperlink>
+      <w:r>
+        <w:rPr>
+          <w:lang w:val="zh_TW" w:bidi="zh_TW"/>
+        </w:rPr>
+        <w:t>）</w:t>
+      </w:r>
+    </w:p>
+    <w:p>
+      <w:pPr/>
+      <w:r>
+        <w:rPr>
+          <w:lang w:val="zh_TW" w:bidi="zh_TW"/>
+        </w:rPr>
+      </w:r>
+      <w:r>
+        <w:rPr>
+          <w:lang w:val="zh_TW" w:bidi="zh_TW"/>
+        </w:rPr>
+        <w:t>第</w:t>
+      </w:r>
+      <w:hyperlink r:id="rId180">
+        <w:r>
+          <w:rPr>
+            <w:lang w:val="zh_TW" w:bidi="zh_TW"/>
+          </w:rPr>
+          <w:rPr>
+            <w:color w:val="0000EE"/>
+            <w:u w:val="single"/>
+          </w:rPr>
+          <w:t>七</w:t>
+        </w:r>
+      </w:hyperlink>
+      <w:r>
+        <w:rPr>
+          <w:lang w:val="zh_TW" w:bidi="zh_TW"/>
+        </w:rPr>
+        <w:t>章描寫了那個用甜言蜜語引人走向死亡的婦人，</w:t>
+      </w:r>
+      <w:hyperlink r:id="rId182">
+        <w:r>
+          <w:rPr>
+            <w:lang w:val="zh_TW" w:bidi="zh_TW"/>
+          </w:rPr>
+          <w:rPr>
+            <w:color w:val="0000EE"/>
+            <w:u w:val="single"/>
+          </w:rPr>
+          <w:t>九章13至18節</w:t>
+        </w:r>
+      </w:hyperlink>
+      <w:r>
+        <w:rPr>
+          <w:lang w:val="zh_TW" w:bidi="zh_TW"/>
+        </w:rPr>
+        <w:t>描寫放肆喧嚷的妓女；與她們相對應，本段以兩幅彼此呼應的圖畫呈現出智慧。第一幅圖像出現在</w:t>
+      </w:r>
+      <w:hyperlink r:id="rId183">
+        <w:r>
+          <w:rPr>
+            <w:lang w:val="zh_TW" w:bidi="zh_TW"/>
+          </w:rPr>
+          <w:rPr>
+            <w:color w:val="0000EE"/>
+            <w:u w:val="single"/>
+          </w:rPr>
+          <w:t>八章1至36節</w:t>
+        </w:r>
+      </w:hyperlink>
+      <w:r>
+        <w:rPr>
+          <w:lang w:val="zh_TW" w:bidi="zh_TW"/>
+        </w:rPr>
+        <w:t>，舊約聖經很少用這樣突出的擬人手法來描寫事物，而本段正是其中最引人注目的例子之一。智慧所追求的不是毀滅某些人，而是要使眾人得益處（</w:t>
+      </w:r>
+      <w:hyperlink r:id="rId184">
+        <w:r>
+          <w:rPr>
+            <w:lang w:val="zh_TW" w:bidi="zh_TW"/>
+          </w:rPr>
+          <w:rPr>
+            <w:color w:val="0000EE"/>
+            <w:u w:val="single"/>
+          </w:rPr>
+          <w:t>1–5</w:t>
+        </w:r>
+      </w:hyperlink>
+      <w:r>
+        <w:rPr>
+          <w:lang w:val="zh_TW" w:bidi="zh_TW"/>
+        </w:rPr>
+        <w:t>節）。作者也將智慧與正直、公義的行事與坦誠，描寫為不可分割的（</w:t>
+      </w:r>
+      <w:hyperlink r:id="rId185">
+        <w:r>
+          <w:rPr>
+            <w:lang w:val="zh_TW" w:bidi="zh_TW"/>
+          </w:rPr>
+          <w:rPr>
+            <w:color w:val="0000EE"/>
+            <w:u w:val="single"/>
+          </w:rPr>
+          <w:t>6–13</w:t>
+        </w:r>
+      </w:hyperlink>
+      <w:r>
+        <w:rPr>
+          <w:lang w:val="zh_TW" w:bidi="zh_TW"/>
+        </w:rPr>
+        <w:t>節）。本段仍然強調人追求智慧所帶來的福分（</w:t>
+      </w:r>
+      <w:hyperlink r:id="rId186">
+        <w:r>
+          <w:rPr>
+            <w:lang w:val="zh_TW" w:bidi="zh_TW"/>
+          </w:rPr>
+          <w:rPr>
+            <w:color w:val="0000EE"/>
+            <w:u w:val="single"/>
+          </w:rPr>
+          <w:t>14–21</w:t>
+        </w:r>
+      </w:hyperlink>
+      <w:r>
+        <w:rPr>
+          <w:lang w:val="zh_TW" w:bidi="zh_TW"/>
+        </w:rPr>
+        <w:t>節）。君王、審判官與掌權者都倚靠智慧，而智慧也把最可貴的興盛賜給跟從她的人。第</w:t>
+      </w:r>
+      <w:hyperlink r:id="rId187">
+        <w:r>
+          <w:rPr>
+            <w:lang w:val="zh_TW" w:bidi="zh_TW"/>
+          </w:rPr>
+          <w:rPr>
+            <w:color w:val="0000EE"/>
+            <w:u w:val="single"/>
+          </w:rPr>
+          <w:t>22至31</w:t>
+        </w:r>
+      </w:hyperlink>
+      <w:r>
+        <w:rPr>
+          <w:lang w:val="zh_TW" w:bidi="zh_TW"/>
+        </w:rPr>
+        <w:t>節幾乎以神學的方式解釋智慧為何居首位，並且顯示她與神創造的工作緊密相連。</w:t>
+      </w:r>
+    </w:p>
+    <w:p>
+      <w:pPr/>
+      <w:r>
+        <w:rPr>
+          <w:lang w:val="zh_TW" w:bidi="zh_TW"/>
+        </w:rPr>
+      </w:r>
+      <w:r>
+        <w:rPr>
+          <w:lang w:val="zh_TW" w:bidi="zh_TW"/>
+        </w:rPr>
+        <w:t>許多基督徒從這幾節經文中看見了對基督本人的預示，這是可以理解的。新約聖經將基督看為兩個最重要的信仰問題的答案：神怎樣親近人類，以及祂怎樣創造世界？本段所提出的答案是：藉著智慧。這樣的關聯也可以延伸到下一段（</w:t>
+      </w:r>
+      <w:hyperlink r:id="rId188">
+        <w:r>
+          <w:rPr>
+            <w:lang w:val="zh_TW" w:bidi="zh_TW"/>
+          </w:rPr>
+          <w:rPr>
+            <w:color w:val="0000EE"/>
+            <w:u w:val="single"/>
+          </w:rPr>
+          <w:t>33–36</w:t>
+        </w:r>
+      </w:hyperlink>
+      <w:r>
+        <w:rPr>
+          <w:lang w:val="zh_TW" w:bidi="zh_TW"/>
+        </w:rPr>
+        <w:t>節），在那裡，智慧就像新約聖經中的基督一樣，成為人絕對不可或缺、也最值得追求的東西。</w:t>
+      </w:r>
+    </w:p>
+    <w:p>
+      <w:pPr/>
+      <w:r>
+        <w:rPr>
+          <w:lang w:val="zh_TW" w:bidi="zh_TW"/>
+        </w:rPr>
+      </w:r>
+      <w:r>
+        <w:rPr>
+          <w:lang w:val="zh_TW" w:bidi="zh_TW"/>
+        </w:rPr>
+        <w:t>在第二幅描寫智慧的圖畫中（</w:t>
+      </w:r>
+      <w:hyperlink r:id="rId189">
+        <w:r>
+          <w:rPr>
+            <w:lang w:val="zh_TW" w:bidi="zh_TW"/>
+          </w:rPr>
+          <w:rPr>
+            <w:color w:val="0000EE"/>
+            <w:u w:val="single"/>
+          </w:rPr>
+          <w:t>9:1–6</w:t>
+        </w:r>
+      </w:hyperlink>
+      <w:r>
+        <w:rPr>
+          <w:lang w:val="zh_TW" w:bidi="zh_TW"/>
+        </w:rPr>
+        <w:t>），作者將她描寫成一位慈惠而慷慨的女主人，她擺設筵席，引人進入生命（參耶穌在</w:t>
+      </w:r>
+      <w:hyperlink r:id="rId190">
+        <w:r>
+          <w:rPr>
+            <w:lang w:val="zh_TW" w:bidi="zh_TW"/>
+          </w:rPr>
+          <w:rPr>
+            <w:color w:val="0000EE"/>
+            <w:u w:val="single"/>
+          </w:rPr>
+          <w:t>路14:15–24</w:t>
+        </w:r>
+      </w:hyperlink>
+      <w:r>
+        <w:rPr>
+          <w:lang w:val="zh_TW" w:bidi="zh_TW"/>
+        </w:rPr>
+        <w:t>的比喻）。本段也將她與</w:t>
+      </w:r>
+      <w:hyperlink r:id="rId182">
+        <w:r>
+          <w:rPr>
+            <w:lang w:val="zh_TW" w:bidi="zh_TW"/>
+          </w:rPr>
+          <w:rPr>
+            <w:color w:val="0000EE"/>
+            <w:u w:val="single"/>
+          </w:rPr>
+          <w:t>箴言九章13至18節</w:t>
+        </w:r>
+      </w:hyperlink>
+      <w:r>
+        <w:rPr>
+          <w:lang w:val="zh_TW" w:bidi="zh_TW"/>
+        </w:rPr>
+        <w:t>那個不道德的婦人作出更鮮明的對比，並且明確地指出：那婦人所招待的客人最後都落在陰間。兩幅圖畫之間穿插了一組箴言，對比智慧人與愚昧人（</w:t>
+      </w:r>
+      <w:hyperlink r:id="rId191">
+        <w:r>
+          <w:rPr>
+            <w:lang w:val="zh_TW" w:bidi="zh_TW"/>
+          </w:rPr>
+          <w:rPr>
+            <w:color w:val="0000EE"/>
+            <w:u w:val="single"/>
+          </w:rPr>
+          <w:t>7–12</w:t>
+        </w:r>
+      </w:hyperlink>
+      <w:r>
+        <w:rPr>
+          <w:lang w:val="zh_TW" w:bidi="zh_TW"/>
+        </w:rPr>
+        <w:t>節）。這些箴言顯示智慧人樂意受教，愚昧人卻完全相反。作者再一次清楚界定人生真正的根基（</w:t>
+      </w:r>
+      <w:hyperlink r:id="rId116">
+        <w:r>
+          <w:rPr>
+            <w:lang w:val="zh_TW" w:bidi="zh_TW"/>
+          </w:rPr>
+          <w:rPr>
+            <w:color w:val="0000EE"/>
+            <w:u w:val="single"/>
+          </w:rPr>
+          <w:t>10</w:t>
+        </w:r>
+      </w:hyperlink>
+      <w:r>
+        <w:rPr>
+          <w:lang w:val="zh_TW" w:bidi="zh_TW"/>
+        </w:rPr>
+        <w:t>節）。</w:t>
+      </w:r>
+    </w:p>
+    <w:p>
+      <w:pPr>
+        <w:pStyle w:val="Heading4"/>
+      </w:pPr>
+      <w:r>
+        <w:rPr>
+          <w:lang w:val="zh_TW" w:bidi="zh_TW"/>
+        </w:rPr>
+        <w:t>所羅門的箴言選集：</w:t>
+      </w:r>
+      <w:hyperlink r:id="rId80">
+        <w:r>
+          <w:rPr>
+            <w:lang w:val="zh_TW" w:bidi="zh_TW"/>
+          </w:rPr>
+          <w:rPr>
+            <w:color w:val="0000EE"/>
+            <w:u w:val="single"/>
+          </w:rPr>
+          <w:t>十章1節至二十二章16節</w:t>
+        </w:r>
+      </w:hyperlink>
+    </w:p>
+    <w:p>
+      <w:pPr/>
+      <w:r>
+        <w:rPr>
+          <w:lang w:val="zh_TW" w:bidi="zh_TW"/>
+        </w:rPr>
+      </w:r>
+      <w:r>
+        <w:rPr>
+          <w:lang w:val="zh_TW" w:bidi="zh_TW"/>
+        </w:rPr>
+        <w:t>本段收錄了375句箴言，很可能從所羅門所寫的3,000句箴言中挑選出來（</w:t>
+      </w:r>
+      <w:hyperlink r:id="rId108">
+        <w:r>
+          <w:rPr>
+            <w:lang w:val="zh_TW" w:bidi="zh_TW"/>
+          </w:rPr>
+          <w:rPr>
+            <w:color w:val="0000EE"/>
+            <w:u w:val="single"/>
+          </w:rPr>
+          <w:t>王上4:32</w:t>
+        </w:r>
+      </w:hyperlink>
+      <w:r>
+        <w:rPr>
+          <w:lang w:val="zh_TW" w:bidi="zh_TW"/>
+        </w:rPr>
+        <w:t>）。每一節都是一個完整單元，兩行之間或作對比、或作比較。這種大型選集出現重複的手法並不令人意外（例：</w:t>
+      </w:r>
+      <w:hyperlink r:id="rId192">
+        <w:r>
+          <w:rPr>
+            <w:lang w:val="zh_TW" w:bidi="zh_TW"/>
+          </w:rPr>
+          <w:rPr>
+            <w:color w:val="0000EE"/>
+            <w:u w:val="single"/>
+          </w:rPr>
+          <w:t>箴14:12</w:t>
+        </w:r>
+      </w:hyperlink>
+      <w:r>
+        <w:rPr>
+          <w:lang w:val="zh_TW" w:bidi="zh_TW"/>
+        </w:rPr>
+        <w:t>，</w:t>
+      </w:r>
+      <w:hyperlink r:id="rId193">
+        <w:r>
+          <w:rPr>
+            <w:lang w:val="zh_TW" w:bidi="zh_TW"/>
+          </w:rPr>
+          <w:rPr>
+            <w:color w:val="0000EE"/>
+            <w:u w:val="single"/>
+          </w:rPr>
+          <w:t>16:25</w:t>
+        </w:r>
+      </w:hyperlink>
+      <w:r>
+        <w:rPr>
+          <w:lang w:val="zh_TW" w:bidi="zh_TW"/>
+        </w:rPr>
+        <w:t>），也幾乎無可避免。這些箴言性的格言所展現的常識顯而易見，每一句都經過經驗的驗證。不過，人也必須承認它們深淺不一，其中有些看來較為平常，並且接近世俗的智慧。然而，整體而言，本段為日常生活提供了一份由神所認可的實用指引。作者也再次強調：他一直假定讀者已有以律法為根基、並且建立在立約關係上的信仰生活。神十分關心人生各樣細微的事，而本段經文也沒有完全避開信仰議題（例：</w:t>
+      </w:r>
+      <w:hyperlink r:id="rId194">
+        <w:r>
+          <w:rPr>
+            <w:lang w:val="zh_TW" w:bidi="zh_TW"/>
+          </w:rPr>
+          <w:rPr>
+            <w:color w:val="0000EE"/>
+            <w:u w:val="single"/>
+          </w:rPr>
+          <w:t>10:27–29</w:t>
+        </w:r>
+      </w:hyperlink>
+      <w:r>
+        <w:rPr>
+          <w:lang w:val="zh_TW" w:bidi="zh_TW"/>
+        </w:rPr>
+        <w:t>，</w:t>
+      </w:r>
+      <w:hyperlink r:id="rId195">
+        <w:r>
+          <w:rPr>
+            <w:lang w:val="zh_TW" w:bidi="zh_TW"/>
+          </w:rPr>
+          <w:rPr>
+            <w:color w:val="0000EE"/>
+            <w:u w:val="single"/>
+          </w:rPr>
+          <w:t>14:27</w:t>
+        </w:r>
+      </w:hyperlink>
+      <w:r>
+        <w:rPr>
+          <w:lang w:val="zh_TW" w:bidi="zh_TW"/>
+        </w:rPr>
+        <w:t>，</w:t>
+      </w:r>
+      <w:hyperlink r:id="rId196">
+        <w:r>
+          <w:rPr>
+            <w:lang w:val="zh_TW" w:bidi="zh_TW"/>
+          </w:rPr>
+          <w:rPr>
+            <w:color w:val="0000EE"/>
+            <w:u w:val="single"/>
+          </w:rPr>
+          <w:t>15:16</w:t>
+        </w:r>
+      </w:hyperlink>
+      <w:r>
+        <w:rPr>
+          <w:lang w:val="zh_TW" w:bidi="zh_TW"/>
+        </w:rPr>
+        <w:t>、</w:t>
+      </w:r>
+      <w:hyperlink r:id="rId196">
+        <w:r>
+          <w:rPr>
+            <w:lang w:val="zh_TW" w:bidi="zh_TW"/>
+          </w:rPr>
+          <w:rPr>
+            <w:color w:val="0000EE"/>
+            <w:u w:val="single"/>
+          </w:rPr>
+          <w:t>33</w:t>
+        </w:r>
+      </w:hyperlink>
+      <w:r>
+        <w:rPr>
+          <w:lang w:val="zh_TW" w:bidi="zh_TW"/>
+        </w:rPr>
+        <w:t>，</w:t>
+      </w:r>
+      <w:hyperlink r:id="rId197">
+        <w:r>
+          <w:rPr>
+            <w:lang w:val="zh_TW" w:bidi="zh_TW"/>
+          </w:rPr>
+          <w:rPr>
+            <w:color w:val="0000EE"/>
+            <w:u w:val="single"/>
+          </w:rPr>
+          <w:t>18:10</w:t>
+        </w:r>
+      </w:hyperlink>
+      <w:r>
+        <w:rPr>
+          <w:lang w:val="zh_TW" w:bidi="zh_TW"/>
+        </w:rPr>
+        <w:t>）。人不能匆匆讀完本段的箴言；每一節經文都要求人停下來，讓其中的要點進入心裡。由於作者沒有按系統去編排箴言，因此進入本段經文最有幫助的方法，可能是先從主要主題著手。若把各個主題的相關經文整理出來，就能得到很大益處：</w:t>
+      </w:r>
+    </w:p>
+    <w:p>
+      <w:pPr>
+        <w:pStyle w:val="ListNumber"/>
+        <w:numPr>
+          <w:ilvl w:val="0"/>
+          <w:numId w:val="14"/>
+        </w:numPr>
+        <w:spacing w:line="240" w:lineRule="auto"/>
+        <w:ind w:left="720"/>
+      </w:pPr>
+      <w:r>
+        <w:rPr>
+          <w:lang w:val="zh_TW" w:bidi="zh_TW"/>
+        </w:rPr>
+      </w:r>
+      <w:r>
+        <w:rPr>
+          <w:lang w:val="zh_TW" w:bidi="zh_TW"/>
+        </w:rPr>
+        <w:t>義人的賞賜，以及不敬虔之人的結局（</w:t>
+      </w:r>
+      <w:hyperlink r:id="rId198">
+        <w:r>
+          <w:rPr>
+            <w:lang w:val="zh_TW" w:bidi="zh_TW"/>
+          </w:rPr>
+          <w:rPr>
+            <w:color w:val="0000EE"/>
+            <w:u w:val="single"/>
+          </w:rPr>
+          <w:t>10:2</w:t>
+        </w:r>
+      </w:hyperlink>
+      <w:r>
+        <w:rPr>
+          <w:lang w:val="zh_TW" w:bidi="zh_TW"/>
+        </w:rPr>
+        <w:t>、</w:t>
+      </w:r>
+      <w:hyperlink r:id="rId198">
+        <w:r>
+          <w:rPr>
+            <w:lang w:val="zh_TW" w:bidi="zh_TW"/>
+          </w:rPr>
+          <w:rPr>
+            <w:color w:val="0000EE"/>
+            <w:u w:val="single"/>
+          </w:rPr>
+          <w:t>7</w:t>
+        </w:r>
+      </w:hyperlink>
+      <w:r>
+        <w:rPr>
+          <w:lang w:val="zh_TW" w:bidi="zh_TW"/>
+        </w:rPr>
+        <w:t>、</w:t>
+      </w:r>
+      <w:hyperlink r:id="rId198">
+        <w:r>
+          <w:rPr>
+            <w:lang w:val="zh_TW" w:bidi="zh_TW"/>
+          </w:rPr>
+          <w:rPr>
+            <w:color w:val="0000EE"/>
+            <w:u w:val="single"/>
+          </w:rPr>
+          <w:t>16</w:t>
+        </w:r>
+      </w:hyperlink>
+      <w:r>
+        <w:rPr>
+          <w:lang w:val="zh_TW" w:bidi="zh_TW"/>
+        </w:rPr>
+        <w:t>、</w:t>
+      </w:r>
+      <w:hyperlink r:id="rId198">
+        <w:r>
+          <w:rPr>
+            <w:lang w:val="zh_TW" w:bidi="zh_TW"/>
+          </w:rPr>
+          <w:rPr>
+            <w:color w:val="0000EE"/>
+            <w:u w:val="single"/>
+          </w:rPr>
+          <w:t>27–30</w:t>
+        </w:r>
+      </w:hyperlink>
+      <w:r>
+        <w:rPr>
+          <w:lang w:val="zh_TW" w:bidi="zh_TW"/>
+        </w:rPr>
+        <w:t>，</w:t>
+      </w:r>
+      <w:hyperlink r:id="rId199">
+        <w:r>
+          <w:rPr>
+            <w:lang w:val="zh_TW" w:bidi="zh_TW"/>
+          </w:rPr>
+          <w:rPr>
+            <w:color w:val="0000EE"/>
+            <w:u w:val="single"/>
+          </w:rPr>
+          <w:t>11:3–9</w:t>
+        </w:r>
+      </w:hyperlink>
+      <w:r>
+        <w:rPr>
+          <w:lang w:val="zh_TW" w:bidi="zh_TW"/>
+        </w:rPr>
+        <w:t>）。</w:t>
+      </w:r>
+    </w:p>
+    <w:p>
+      <w:pPr>
+        <w:pStyle w:val="ListNumber"/>
+        <w:spacing w:line="240" w:lineRule="auto"/>
+        <w:ind w:left="720"/>
+      </w:pPr>
+      <w:r>
+        <w:rPr>
+          <w:lang w:val="zh_TW" w:bidi="zh_TW"/>
+        </w:rPr>
+      </w:r>
+      <w:r>
+        <w:rPr>
+          <w:lang w:val="zh_TW" w:bidi="zh_TW"/>
+        </w:rPr>
+        <w:t>愚昧人。希伯來文有三個詞語譯為「愚昧人」，它們都可以表達固執悖逆的意思，也可以表達心智遲鈍的意思，因此將其譯為「悖逆的人」往往更貼切。愚昧人使父母憂愁，也危害社會。他的心思完全拒絕理性，他放縱的言語造成無可估量的損害。面對這種人，管教毫無用處；他已經無可救藥。</w:t>
+      </w:r>
+    </w:p>
+    <w:p>
+      <w:pPr>
+        <w:pStyle w:val="ListNumber"/>
+        <w:spacing w:line="240" w:lineRule="auto"/>
+        <w:ind w:left="720"/>
+      </w:pPr>
+      <w:r>
+        <w:rPr>
+          <w:lang w:val="zh_TW" w:bidi="zh_TW"/>
+        </w:rPr>
+      </w:r>
+      <w:r>
+        <w:rPr>
+          <w:lang w:val="zh_TW" w:bidi="zh_TW"/>
+        </w:rPr>
+        <w:t>愚蒙人。這裡所指的是一大群尚未立定心志的人；他們既不是愚昧人，也不是智慧人，但他們願意聽從關懷他們的智慧教師溫和勸導。本段主要向這群人發出呼喚，而不是向那些已經「畢業」的聰明智慧人說話。</w:t>
+      </w:r>
+    </w:p>
+    <w:p>
+      <w:pPr>
+        <w:pStyle w:val="ListNumber"/>
+        <w:spacing w:line="240" w:lineRule="auto"/>
+        <w:ind w:left="720"/>
+      </w:pPr>
+      <w:r>
+        <w:rPr>
+          <w:lang w:val="zh_TW" w:bidi="zh_TW"/>
+        </w:rPr>
+      </w:r>
+      <w:r>
+        <w:rPr>
+          <w:lang w:val="zh_TW" w:bidi="zh_TW"/>
+        </w:rPr>
+        <w:t>懶惰人。作者常將這種人與殷勤的人作對比（例：</w:t>
+      </w:r>
+      <w:hyperlink r:id="rId200">
+        <w:r>
+          <w:rPr>
+            <w:lang w:val="zh_TW" w:bidi="zh_TW"/>
+          </w:rPr>
+          <w:rPr>
+            <w:color w:val="0000EE"/>
+            <w:u w:val="single"/>
+          </w:rPr>
+          <w:t>10:4–5</w:t>
+        </w:r>
+      </w:hyperlink>
+      <w:r>
+        <w:rPr>
+          <w:lang w:val="zh_TW" w:bidi="zh_TW"/>
+        </w:rPr>
+        <w:t>），並且毫不留情地譏諷他冷漠懶散、又愛找藉口。</w:t>
+      </w:r>
+    </w:p>
+    <w:p>
+      <w:pPr>
+        <w:pStyle w:val="ListNumber"/>
+        <w:spacing w:line="240" w:lineRule="auto"/>
+        <w:ind w:left="720"/>
+      </w:pPr>
+      <w:r>
+        <w:rPr>
+          <w:lang w:val="zh_TW" w:bidi="zh_TW"/>
+        </w:rPr>
+      </w:r>
+      <w:r>
+        <w:rPr>
+          <w:lang w:val="zh_TW" w:bidi="zh_TW"/>
+        </w:rPr>
+        <w:t>話語的力量。話語能傷人，也能醫治人（</w:t>
+      </w:r>
+      <w:hyperlink r:id="rId201">
+        <w:r>
+          <w:rPr>
+            <w:lang w:val="zh_TW" w:bidi="zh_TW"/>
+          </w:rPr>
+          <w:rPr>
+            <w:color w:val="0000EE"/>
+            <w:u w:val="single"/>
+          </w:rPr>
+          <w:t>12:18</w:t>
+        </w:r>
+      </w:hyperlink>
+      <w:r>
+        <w:rPr>
+          <w:lang w:val="zh_TW" w:bidi="zh_TW"/>
+        </w:rPr>
+        <w:t>）。本段強調誠實的言語，並且把它與詭詐、輕率的話作對比；這一章清楚呈現這一點（例：</w:t>
+      </w:r>
+      <w:hyperlink r:id="rId202">
+        <w:r>
+          <w:rPr>
+            <w:lang w:val="zh_TW" w:bidi="zh_TW"/>
+          </w:rPr>
+          <w:rPr>
+            <w:color w:val="0000EE"/>
+            <w:u w:val="single"/>
+          </w:rPr>
+          <w:t>12:6</w:t>
+        </w:r>
+      </w:hyperlink>
+      <w:r>
+        <w:rPr>
+          <w:lang w:val="zh_TW" w:bidi="zh_TW"/>
+        </w:rPr>
+        <w:t>、</w:t>
+      </w:r>
+      <w:hyperlink r:id="rId202">
+        <w:r>
+          <w:rPr>
+            <w:lang w:val="zh_TW" w:bidi="zh_TW"/>
+          </w:rPr>
+          <w:rPr>
+            <w:color w:val="0000EE"/>
+            <w:u w:val="single"/>
+          </w:rPr>
+          <w:t>13–14</w:t>
+        </w:r>
+      </w:hyperlink>
+      <w:r>
+        <w:rPr>
+          <w:lang w:val="zh_TW" w:bidi="zh_TW"/>
+        </w:rPr>
+        <w:t>、</w:t>
+      </w:r>
+      <w:hyperlink r:id="rId202">
+        <w:r>
+          <w:rPr>
+            <w:lang w:val="zh_TW" w:bidi="zh_TW"/>
+          </w:rPr>
+          <w:rPr>
+            <w:color w:val="0000EE"/>
+            <w:u w:val="single"/>
+          </w:rPr>
+          <w:t>17–19</w:t>
+        </w:r>
+      </w:hyperlink>
+      <w:r>
+        <w:rPr>
+          <w:lang w:val="zh_TW" w:bidi="zh_TW"/>
+        </w:rPr>
+        <w:t>、</w:t>
+      </w:r>
+      <w:hyperlink r:id="rId202">
+        <w:r>
+          <w:rPr>
+            <w:lang w:val="zh_TW" w:bidi="zh_TW"/>
+          </w:rPr>
+          <w:rPr>
+            <w:color w:val="0000EE"/>
+            <w:u w:val="single"/>
+          </w:rPr>
+          <w:t>22</w:t>
+        </w:r>
+      </w:hyperlink>
+      <w:r>
+        <w:rPr>
+          <w:lang w:val="zh_TW" w:bidi="zh_TW"/>
+        </w:rPr>
+        <w:t>）。</w:t>
+      </w:r>
+    </w:p>
+    <w:p>
+      <w:pPr>
+        <w:pStyle w:val="ListNumber"/>
+        <w:spacing w:line="240" w:lineRule="auto"/>
+        <w:ind w:left="720"/>
+      </w:pPr>
+      <w:r>
+        <w:rPr>
+          <w:lang w:val="zh_TW" w:bidi="zh_TW"/>
+        </w:rPr>
+      </w:r>
+      <w:r>
+        <w:rPr>
+          <w:lang w:val="zh_TW" w:bidi="zh_TW"/>
+        </w:rPr>
+        <w:t>智慧。第</w:t>
+      </w:r>
+      <w:hyperlink r:id="rId203">
+        <w:r>
+          <w:rPr>
+            <w:lang w:val="zh_TW" w:bidi="zh_TW"/>
+          </w:rPr>
+          <w:rPr>
+            <w:color w:val="0000EE"/>
+            <w:u w:val="single"/>
+          </w:rPr>
+          <w:t>十三</w:t>
+        </w:r>
+      </w:hyperlink>
+      <w:r>
+        <w:rPr>
+          <w:lang w:val="zh_TW" w:bidi="zh_TW"/>
+        </w:rPr>
+        <w:t xml:space="preserve">章指出，人可以從父母（ </w:t>
+      </w:r>
+      <w:hyperlink r:id="rId204">
+        <w:r>
+          <w:rPr>
+            <w:lang w:val="zh_TW" w:bidi="zh_TW"/>
+          </w:rPr>
+          <w:rPr>
+            <w:color w:val="0000EE"/>
+            <w:u w:val="single"/>
+          </w:rPr>
+          <w:t>1</w:t>
+        </w:r>
+      </w:hyperlink>
+      <w:r>
+        <w:rPr>
+          <w:lang w:val="zh_TW" w:bidi="zh_TW"/>
+        </w:rPr>
+        <w:t>節）、智慧（</w:t>
+      </w:r>
+      <w:hyperlink r:id="rId205">
+        <w:r>
+          <w:rPr>
+            <w:lang w:val="zh_TW" w:bidi="zh_TW"/>
+          </w:rPr>
+          <w:rPr>
+            <w:color w:val="0000EE"/>
+            <w:u w:val="single"/>
+          </w:rPr>
+          <w:t>13</w:t>
+        </w:r>
+      </w:hyperlink>
+      <w:r>
+        <w:rPr>
+          <w:lang w:val="zh_TW" w:bidi="zh_TW"/>
+        </w:rPr>
+        <w:t>節）、智慧人（</w:t>
+      </w:r>
+      <w:hyperlink r:id="rId206">
+        <w:r>
+          <w:rPr>
+            <w:lang w:val="zh_TW" w:bidi="zh_TW"/>
+          </w:rPr>
+          <w:rPr>
+            <w:color w:val="0000EE"/>
+            <w:u w:val="single"/>
+          </w:rPr>
+          <w:t>14</w:t>
+        </w:r>
+      </w:hyperlink>
+      <w:r>
+        <w:rPr>
+          <w:lang w:val="zh_TW" w:bidi="zh_TW"/>
+        </w:rPr>
+        <w:t>節）、良善的同伴（</w:t>
+      </w:r>
+      <w:hyperlink r:id="rId207">
+        <w:r>
+          <w:rPr>
+            <w:lang w:val="zh_TW" w:bidi="zh_TW"/>
+          </w:rPr>
+          <w:rPr>
+            <w:color w:val="0000EE"/>
+            <w:u w:val="single"/>
+          </w:rPr>
+          <w:t>20</w:t>
+        </w:r>
+      </w:hyperlink>
+      <w:r>
+        <w:rPr>
+          <w:lang w:val="zh_TW" w:bidi="zh_TW"/>
+        </w:rPr>
+        <w:t>節）得著智慧。</w:t>
+      </w:r>
+    </w:p>
+    <w:p>
+      <w:pPr>
+        <w:pStyle w:val="ListNumber"/>
+        <w:spacing w:line="240" w:lineRule="auto"/>
+        <w:ind w:left="720"/>
+      </w:pPr>
+      <w:r>
+        <w:rPr>
+          <w:lang w:val="zh_TW" w:bidi="zh_TW"/>
+        </w:rPr>
+      </w:r>
+      <w:r>
+        <w:rPr>
+          <w:lang w:val="zh_TW" w:bidi="zh_TW"/>
+        </w:rPr>
+        <w:t>公義。本段對公義的重視呼應大先知的教導。作者特別譴責賄賂（</w:t>
+      </w:r>
+      <w:hyperlink r:id="rId208">
+        <w:r>
+          <w:rPr>
+            <w:lang w:val="zh_TW" w:bidi="zh_TW"/>
+          </w:rPr>
+          <w:rPr>
+            <w:color w:val="0000EE"/>
+            <w:u w:val="single"/>
+          </w:rPr>
+          <w:t>17:8</w:t>
+        </w:r>
+      </w:hyperlink>
+      <w:r>
+        <w:rPr>
+          <w:lang w:val="zh_TW" w:bidi="zh_TW"/>
+        </w:rPr>
+        <w:t>、</w:t>
+      </w:r>
+      <w:hyperlink r:id="rId208">
+        <w:r>
+          <w:rPr>
+            <w:lang w:val="zh_TW" w:bidi="zh_TW"/>
+          </w:rPr>
+          <w:rPr>
+            <w:color w:val="0000EE"/>
+            <w:u w:val="single"/>
+          </w:rPr>
+          <w:t>23</w:t>
+        </w:r>
+      </w:hyperlink>
+      <w:r>
+        <w:rPr>
+          <w:lang w:val="zh_TW" w:bidi="zh_TW"/>
+        </w:rPr>
+        <w:t>，</w:t>
+      </w:r>
+      <w:hyperlink r:id="rId209">
+        <w:r>
+          <w:rPr>
+            <w:lang w:val="zh_TW" w:bidi="zh_TW"/>
+          </w:rPr>
+          <w:rPr>
+            <w:color w:val="0000EE"/>
+            <w:u w:val="single"/>
+          </w:rPr>
+          <w:t>18:16</w:t>
+        </w:r>
+      </w:hyperlink>
+      <w:r>
+        <w:rPr>
+          <w:lang w:val="zh_TW" w:bidi="zh_TW"/>
+        </w:rPr>
+        <w:t>），也譴責作假見證的人（</w:t>
+      </w:r>
+      <w:hyperlink r:id="rId210">
+        <w:r>
+          <w:rPr>
+            <w:lang w:val="zh_TW" w:bidi="zh_TW"/>
+          </w:rPr>
+          <w:rPr>
+            <w:color w:val="0000EE"/>
+            <w:u w:val="single"/>
+          </w:rPr>
+          <w:t>19:5</w:t>
+        </w:r>
+      </w:hyperlink>
+      <w:r>
+        <w:rPr>
+          <w:lang w:val="zh_TW" w:bidi="zh_TW"/>
+        </w:rPr>
+        <w:t>、</w:t>
+      </w:r>
+      <w:hyperlink r:id="rId210">
+        <w:r>
+          <w:rPr>
+            <w:lang w:val="zh_TW" w:bidi="zh_TW"/>
+          </w:rPr>
+          <w:rPr>
+            <w:color w:val="0000EE"/>
+            <w:u w:val="single"/>
+          </w:rPr>
+          <w:t>9</w:t>
+        </w:r>
+      </w:hyperlink>
+      <w:r>
+        <w:rPr>
+          <w:lang w:val="zh_TW" w:bidi="zh_TW"/>
+        </w:rPr>
+        <w:t>、</w:t>
+      </w:r>
+      <w:hyperlink r:id="rId210">
+        <w:r>
+          <w:rPr>
+            <w:lang w:val="zh_TW" w:bidi="zh_TW"/>
+          </w:rPr>
+          <w:rPr>
+            <w:color w:val="0000EE"/>
+            <w:u w:val="single"/>
+          </w:rPr>
+          <w:t>28</w:t>
+        </w:r>
+      </w:hyperlink>
+      <w:r>
+        <w:rPr>
+          <w:lang w:val="zh_TW" w:bidi="zh_TW"/>
+        </w:rPr>
+        <w:t>），並且稱許人存開明的心（</w:t>
+      </w:r>
+      <w:hyperlink r:id="rId211">
+        <w:r>
+          <w:rPr>
+            <w:lang w:val="zh_TW" w:bidi="zh_TW"/>
+          </w:rPr>
+          <w:rPr>
+            <w:color w:val="0000EE"/>
+            <w:u w:val="single"/>
+          </w:rPr>
+          <w:t>18:17</w:t>
+        </w:r>
+      </w:hyperlink>
+      <w:r>
+        <w:rPr>
+          <w:lang w:val="zh_TW" w:bidi="zh_TW"/>
+        </w:rPr>
+        <w:t>）。</w:t>
+      </w:r>
+    </w:p>
+    <w:p>
+      <w:pPr>
+        <w:pStyle w:val="ListNumber"/>
+        <w:spacing w:line="240" w:lineRule="auto"/>
+        <w:ind w:left="720"/>
+      </w:pPr>
+      <w:r>
+        <w:rPr>
+          <w:lang w:val="zh_TW" w:bidi="zh_TW"/>
+        </w:rPr>
+      </w:r>
+      <w:r>
+        <w:rPr>
+          <w:lang w:val="zh_TW" w:bidi="zh_TW"/>
+        </w:rPr>
+        <w:t>鄰舍之道。本段常常提到只在順境中才作朋友的人（例：</w:t>
+      </w:r>
+      <w:hyperlink r:id="rId212">
+        <w:r>
+          <w:rPr>
+            <w:lang w:val="zh_TW" w:bidi="zh_TW"/>
+          </w:rPr>
+          <w:rPr>
+            <w:color w:val="0000EE"/>
+            <w:u w:val="single"/>
+          </w:rPr>
+          <w:t>19:4–7</w:t>
+        </w:r>
+      </w:hyperlink>
+      <w:r>
+        <w:rPr>
+          <w:lang w:val="zh_TW" w:bidi="zh_TW"/>
+        </w:rPr>
+        <w:t>），並且把這種人與真正的朋友作對比（</w:t>
+      </w:r>
+      <w:hyperlink r:id="rId213">
+        <w:r>
+          <w:rPr>
+            <w:lang w:val="zh_TW" w:bidi="zh_TW"/>
+          </w:rPr>
+          <w:rPr>
+            <w:color w:val="0000EE"/>
+            <w:u w:val="single"/>
+          </w:rPr>
+          <w:t>17:17</w:t>
+        </w:r>
+      </w:hyperlink>
+      <w:r>
+        <w:rPr>
+          <w:lang w:val="zh_TW" w:bidi="zh_TW"/>
+        </w:rPr>
+        <w:t>，</w:t>
+      </w:r>
+      <w:hyperlink r:id="rId214">
+        <w:r>
+          <w:rPr>
+            <w:lang w:val="zh_TW" w:bidi="zh_TW"/>
+          </w:rPr>
+          <w:rPr>
+            <w:color w:val="0000EE"/>
+            <w:u w:val="single"/>
+          </w:rPr>
+          <w:t>18:24</w:t>
+        </w:r>
+      </w:hyperlink>
+      <w:r>
+        <w:rPr>
+          <w:lang w:val="zh_TW" w:bidi="zh_TW"/>
+        </w:rPr>
+        <w:t>）。</w:t>
+      </w:r>
+    </w:p>
+    <w:p>
+      <w:pPr>
+        <w:pStyle w:val="ListNumber"/>
+        <w:spacing w:line="240" w:lineRule="auto"/>
+        <w:ind w:left="720"/>
+      </w:pPr>
+      <w:r>
+        <w:rPr>
+          <w:lang w:val="zh_TW" w:bidi="zh_TW"/>
+        </w:rPr>
+      </w:r>
+      <w:r>
+        <w:rPr>
+          <w:lang w:val="zh_TW" w:bidi="zh_TW"/>
+        </w:rPr>
+        <w:t>財富與貧窮。作者從不同角度談到這兩種處境，但他始終強調道德與屬靈的興盛，勝過單單追求物質的富足（例：</w:t>
+      </w:r>
+      <w:hyperlink r:id="rId215">
+        <w:r>
+          <w:rPr>
+            <w:lang w:val="zh_TW" w:bidi="zh_TW"/>
+          </w:rPr>
+          <w:rPr>
+            <w:color w:val="0000EE"/>
+            <w:u w:val="single"/>
+          </w:rPr>
+          <w:t>21:6</w:t>
+        </w:r>
+      </w:hyperlink>
+      <w:r>
+        <w:rPr>
+          <w:lang w:val="zh_TW" w:bidi="zh_TW"/>
+        </w:rPr>
+        <w:t>，</w:t>
+      </w:r>
+      <w:hyperlink r:id="rId216">
+        <w:r>
+          <w:rPr>
+            <w:lang w:val="zh_TW" w:bidi="zh_TW"/>
+          </w:rPr>
+          <w:rPr>
+            <w:color w:val="0000EE"/>
+            <w:u w:val="single"/>
+          </w:rPr>
+          <w:t>22:1</w:t>
+        </w:r>
+      </w:hyperlink>
+      <w:r>
+        <w:rPr>
+          <w:lang w:val="zh_TW" w:bidi="zh_TW"/>
+        </w:rPr>
+        <w:t>、</w:t>
+      </w:r>
+      <w:hyperlink r:id="rId216">
+        <w:r>
+          <w:rPr>
+            <w:lang w:val="zh_TW" w:bidi="zh_TW"/>
+          </w:rPr>
+          <w:rPr>
+            <w:color w:val="0000EE"/>
+            <w:u w:val="single"/>
+          </w:rPr>
+          <w:t>4</w:t>
+        </w:r>
+      </w:hyperlink>
+      <w:r>
+        <w:rPr>
+          <w:lang w:val="zh_TW" w:bidi="zh_TW"/>
+        </w:rPr>
+        <w:t>）。作者也常常要求人照顧窮人（</w:t>
+      </w:r>
+      <w:hyperlink r:id="rId217">
+        <w:r>
+          <w:rPr>
+            <w:lang w:val="zh_TW" w:bidi="zh_TW"/>
+          </w:rPr>
+          <w:rPr>
+            <w:color w:val="0000EE"/>
+            <w:u w:val="single"/>
+          </w:rPr>
+          <w:t>21:13</w:t>
+        </w:r>
+      </w:hyperlink>
+      <w:r>
+        <w:rPr>
+          <w:lang w:val="zh_TW" w:bidi="zh_TW"/>
+        </w:rPr>
+        <w:t>），並且要帶著最純正的動機去行（</w:t>
+      </w:r>
+      <w:hyperlink r:id="rId218">
+        <w:r>
+          <w:rPr>
+            <w:lang w:val="zh_TW" w:bidi="zh_TW"/>
+          </w:rPr>
+          <w:rPr>
+            <w:color w:val="0000EE"/>
+            <w:u w:val="single"/>
+          </w:rPr>
+          <w:t>22:2</w:t>
+        </w:r>
+      </w:hyperlink>
+      <w:r>
+        <w:rPr>
+          <w:lang w:val="zh_TW" w:bidi="zh_TW"/>
+        </w:rPr>
+        <w:t>）。</w:t>
+      </w:r>
+    </w:p>
+    <w:p>
+      <w:pPr>
+        <w:pStyle w:val="ListNumber"/>
+        <w:spacing w:line="240" w:lineRule="auto"/>
+        <w:ind w:left="720"/>
+      </w:pPr>
+      <w:r>
+        <w:rPr>
+          <w:lang w:val="zh_TW" w:bidi="zh_TW"/>
+        </w:rPr>
+      </w:r>
+      <w:r>
+        <w:rPr>
+          <w:lang w:val="zh_TW" w:bidi="zh_TW"/>
+        </w:rPr>
+        <w:t>家庭生活。箴言描繪出一幅吸引人的理想家庭圖畫：丈夫殷勤工作，妻子通達明理，並且成為他的福分（</w:t>
+      </w:r>
+      <w:hyperlink r:id="rId219">
+        <w:r>
+          <w:rPr>
+            <w:lang w:val="zh_TW" w:bidi="zh_TW"/>
+          </w:rPr>
+          <w:rPr>
+            <w:color w:val="0000EE"/>
+            <w:u w:val="single"/>
+          </w:rPr>
+          <w:t>12:4</w:t>
+        </w:r>
+      </w:hyperlink>
+      <w:r>
+        <w:rPr>
+          <w:lang w:val="zh_TW" w:bidi="zh_TW"/>
+        </w:rPr>
+        <w:t>，</w:t>
+      </w:r>
+      <w:hyperlink r:id="rId220">
+        <w:r>
+          <w:rPr>
+            <w:lang w:val="zh_TW" w:bidi="zh_TW"/>
+          </w:rPr>
+          <w:rPr>
+            <w:color w:val="0000EE"/>
+            <w:u w:val="single"/>
+          </w:rPr>
+          <w:t>14:1</w:t>
+        </w:r>
+      </w:hyperlink>
+      <w:r>
+        <w:rPr>
+          <w:lang w:val="zh_TW" w:bidi="zh_TW"/>
+        </w:rPr>
+        <w:t>，</w:t>
+      </w:r>
+      <w:hyperlink r:id="rId221">
+        <w:r>
+          <w:rPr>
+            <w:lang w:val="zh_TW" w:bidi="zh_TW"/>
+          </w:rPr>
+          <w:rPr>
+            <w:color w:val="0000EE"/>
+            <w:u w:val="single"/>
+          </w:rPr>
+          <w:t>18:22</w:t>
+        </w:r>
+      </w:hyperlink>
+      <w:r>
+        <w:rPr>
+          <w:lang w:val="zh_TW" w:bidi="zh_TW"/>
+        </w:rPr>
+        <w:t>，</w:t>
+      </w:r>
+      <w:hyperlink r:id="rId222">
+        <w:r>
+          <w:rPr>
+            <w:lang w:val="zh_TW" w:bidi="zh_TW"/>
+          </w:rPr>
+          <w:rPr>
+            <w:color w:val="0000EE"/>
+            <w:u w:val="single"/>
+          </w:rPr>
+          <w:t>19:14</w:t>
+        </w:r>
+      </w:hyperlink>
+      <w:r>
+        <w:rPr>
+          <w:lang w:val="zh_TW" w:bidi="zh_TW"/>
+        </w:rPr>
+        <w:t>），兒女也順服父母，必要時父母也用管教來約束他們（</w:t>
+      </w:r>
+      <w:hyperlink r:id="rId223">
+        <w:r>
+          <w:rPr>
+            <w:lang w:val="zh_TW" w:bidi="zh_TW"/>
+          </w:rPr>
+          <w:rPr>
+            <w:color w:val="0000EE"/>
+            <w:u w:val="single"/>
+          </w:rPr>
+          <w:t>13:24</w:t>
+        </w:r>
+      </w:hyperlink>
+      <w:r>
+        <w:rPr>
+          <w:lang w:val="zh_TW" w:bidi="zh_TW"/>
+        </w:rPr>
+        <w:t>，</w:t>
+      </w:r>
+      <w:hyperlink r:id="rId224">
+        <w:r>
+          <w:rPr>
+            <w:lang w:val="zh_TW" w:bidi="zh_TW"/>
+          </w:rPr>
+          <w:rPr>
+            <w:color w:val="0000EE"/>
+            <w:u w:val="single"/>
+          </w:rPr>
+          <w:t>19:18</w:t>
+        </w:r>
+      </w:hyperlink>
+      <w:r>
+        <w:rPr>
+          <w:lang w:val="zh_TW" w:bidi="zh_TW"/>
+        </w:rPr>
+        <w:t>，</w:t>
+      </w:r>
+      <w:hyperlink r:id="rId225">
+        <w:r>
+          <w:rPr>
+            <w:lang w:val="zh_TW" w:bidi="zh_TW"/>
+          </w:rPr>
+          <w:rPr>
+            <w:color w:val="0000EE"/>
+            <w:u w:val="single"/>
+          </w:rPr>
+          <w:t>23:13–14</w:t>
+        </w:r>
+      </w:hyperlink>
+      <w:r>
+        <w:rPr>
+          <w:lang w:val="zh_TW" w:bidi="zh_TW"/>
+        </w:rPr>
+        <w:t>）。</w:t>
+      </w:r>
+    </w:p>
+    <w:p>
+      <w:pPr>
+        <w:pStyle w:val="Heading4"/>
+      </w:pPr>
+      <w:r>
+        <w:rPr>
+          <w:lang w:val="zh_TW" w:bidi="zh_TW"/>
+        </w:rPr>
+        <w:t>最後部分——更多智慧的勸戒：</w:t>
+      </w:r>
+      <w:hyperlink r:id="rId226">
+        <w:r>
+          <w:rPr>
+            <w:lang w:val="zh_TW" w:bidi="zh_TW"/>
+          </w:rPr>
+          <w:rPr>
+            <w:color w:val="0000EE"/>
+            <w:u w:val="single"/>
+          </w:rPr>
+          <w:t>二十二章17節至三十一章31節</w:t>
+        </w:r>
+      </w:hyperlink>
+    </w:p>
+    <w:p>
+      <w:pPr/>
+      <w:r>
+        <w:rPr>
+          <w:lang w:val="zh_TW" w:bidi="zh_TW"/>
+        </w:rPr>
+      </w:r>
+      <w:r>
+        <w:rPr>
+          <w:lang w:val="zh_TW" w:bidi="zh_TW"/>
+        </w:rPr>
+        <w:t>本段所談的主題與整體觀點並沒有改變，但這裡的箴言通常較長；作者也明顯地嘗試將同一類主題的箴言編彙在一起，例如關於濃酒的危害（</w:t>
+      </w:r>
+      <w:hyperlink r:id="rId227">
+        <w:r>
+          <w:rPr>
+            <w:lang w:val="zh_TW" w:bidi="zh_TW"/>
+          </w:rPr>
+          <w:rPr>
+            <w:color w:val="0000EE"/>
+            <w:u w:val="single"/>
+          </w:rPr>
+          <w:t>23:29–35</w:t>
+        </w:r>
+      </w:hyperlink>
+      <w:r>
+        <w:rPr>
+          <w:lang w:val="zh_TW" w:bidi="zh_TW"/>
+        </w:rPr>
+        <w:t>）。編者的信仰動機十分清楚；他寫明人應當信靠耶和華（</w:t>
+      </w:r>
+      <w:hyperlink r:id="rId228">
+        <w:r>
+          <w:rPr>
+            <w:lang w:val="zh_TW" w:bidi="zh_TW"/>
+          </w:rPr>
+          <w:rPr>
+            <w:color w:val="0000EE"/>
+            <w:u w:val="single"/>
+          </w:rPr>
+          <w:t>22:19</w:t>
+        </w:r>
+      </w:hyperlink>
+      <w:r>
+        <w:rPr>
+          <w:lang w:val="zh_TW" w:bidi="zh_TW"/>
+        </w:rPr>
+        <w:t>）。</w:t>
+      </w:r>
+    </w:p>
+    <w:p>
+      <w:pPr/>
+      <w:r>
+        <w:rPr>
+          <w:lang w:val="zh_TW" w:bidi="zh_TW"/>
+        </w:rPr>
+      </w:r>
+      <w:r>
+        <w:rPr>
+          <w:lang w:val="zh_TW" w:bidi="zh_TW"/>
+        </w:rPr>
+        <w:t>補充箴言：</w:t>
+      </w:r>
+      <w:hyperlink r:id="rId85">
+        <w:r>
+          <w:rPr>
+            <w:lang w:val="zh_TW" w:bidi="zh_TW"/>
+          </w:rPr>
+          <w:rPr>
+            <w:color w:val="0000EE"/>
+            <w:u w:val="single"/>
+          </w:rPr>
+          <w:t>二十二章17節至二十四章34節</w:t>
+        </w:r>
+      </w:hyperlink>
+    </w:p>
+    <w:p>
+      <w:pPr/>
+      <w:r>
+        <w:rPr>
+          <w:lang w:val="zh_TW" w:bidi="zh_TW"/>
+        </w:rPr>
+      </w:r>
+      <w:r>
+        <w:rPr>
+          <w:lang w:val="zh_TW" w:bidi="zh_TW"/>
+        </w:rPr>
+        <w:t>可以把這一段經文看作上一段經文的補充，作者在這裡繼續討論公義、精明的交易原則、毀謗，以及懶惰等主題。關於懶惰人田地的箴言最幽默，也最尖銳；它在全卷書中篇幅最長。</w:t>
+      </w:r>
+    </w:p>
+    <w:p>
+      <w:pPr/>
+      <w:r>
+        <w:rPr>
+          <w:lang w:val="zh_TW" w:bidi="zh_TW"/>
+        </w:rPr>
+      </w:r>
+      <w:r>
+        <w:rPr>
+          <w:lang w:val="zh_TW" w:bidi="zh_TW"/>
+        </w:rPr>
+        <w:t>補充所羅門的箴言：</w:t>
+      </w:r>
+      <w:hyperlink r:id="rId89">
+        <w:r>
+          <w:rPr>
+            <w:lang w:val="zh_TW" w:bidi="zh_TW"/>
+          </w:rPr>
+          <w:rPr>
+            <w:color w:val="0000EE"/>
+            <w:u w:val="single"/>
+          </w:rPr>
+          <w:t>二十五章1節至二十九章27節</w:t>
+        </w:r>
+      </w:hyperlink>
+    </w:p>
+    <w:p>
+      <w:pPr/>
+      <w:r>
+        <w:rPr>
+          <w:lang w:val="zh_TW" w:bidi="zh_TW"/>
+        </w:rPr>
+      </w:r>
+      <w:r>
+        <w:rPr>
+          <w:lang w:val="zh_TW" w:bidi="zh_TW"/>
+        </w:rPr>
+        <w:t>在所羅門眾多箴言之中，有不少並沒有收錄在主要選集裡（</w:t>
+      </w:r>
+      <w:hyperlink r:id="rId80">
+        <w:r>
+          <w:rPr>
+            <w:lang w:val="zh_TW" w:bidi="zh_TW"/>
+          </w:rPr>
+          <w:rPr>
+            <w:color w:val="0000EE"/>
+            <w:u w:val="single"/>
+          </w:rPr>
+          <w:t>10:1–22:16</w:t>
+        </w:r>
+      </w:hyperlink>
+      <w:r>
+        <w:rPr>
+          <w:lang w:val="zh_TW" w:bidi="zh_TW"/>
+        </w:rPr>
+        <w:t>）；希西家的臣僕便從中挑選並編修另一組所羅門的箴言。本段同樣顯示作者嘗試把相關的箴言編在一起，例如君王的地位（</w:t>
+      </w:r>
+      <w:hyperlink r:id="rId91">
+        <w:r>
+          <w:rPr>
+            <w:lang w:val="zh_TW" w:bidi="zh_TW"/>
+          </w:rPr>
+          <w:rPr>
+            <w:color w:val="0000EE"/>
+            <w:u w:val="single"/>
+          </w:rPr>
+          <w:t>25:2–7</w:t>
+        </w:r>
+      </w:hyperlink>
+      <w:r>
+        <w:rPr>
+          <w:lang w:val="zh_TW" w:bidi="zh_TW"/>
+        </w:rPr>
+        <w:t>節）；不明智的訴訟（</w:t>
+      </w:r>
+      <w:hyperlink r:id="rId229">
+        <w:r>
+          <w:rPr>
+            <w:lang w:val="zh_TW" w:bidi="zh_TW"/>
+          </w:rPr>
+          <w:rPr>
+            <w:color w:val="0000EE"/>
+            <w:u w:val="single"/>
+          </w:rPr>
+          <w:t>8–10</w:t>
+        </w:r>
+      </w:hyperlink>
+      <w:r>
+        <w:rPr>
+          <w:lang w:val="zh_TW" w:bidi="zh_TW"/>
+        </w:rPr>
+        <w:t>節）；愚昧人（</w:t>
+      </w:r>
+      <w:hyperlink r:id="rId230">
+        <w:r>
+          <w:rPr>
+            <w:lang w:val="zh_TW" w:bidi="zh_TW"/>
+          </w:rPr>
+          <w:rPr>
+            <w:color w:val="0000EE"/>
+            <w:u w:val="single"/>
+          </w:rPr>
+          <w:t>26:1–12</w:t>
+        </w:r>
+      </w:hyperlink>
+      <w:r>
+        <w:rPr>
+          <w:lang w:val="zh_TW" w:bidi="zh_TW"/>
+        </w:rPr>
+        <w:t>）；懶惰（</w:t>
+      </w:r>
+      <w:hyperlink r:id="rId92">
+        <w:r>
+          <w:rPr>
+            <w:lang w:val="zh_TW" w:bidi="zh_TW"/>
+          </w:rPr>
+          <w:rPr>
+            <w:color w:val="0000EE"/>
+            <w:u w:val="single"/>
+          </w:rPr>
+          <w:t>13–16</w:t>
+        </w:r>
+      </w:hyperlink>
+      <w:r>
+        <w:rPr>
+          <w:lang w:val="zh_TW" w:bidi="zh_TW"/>
+        </w:rPr>
+        <w:t>節）；以及惹事生非的人（</w:t>
+      </w:r>
+      <w:hyperlink r:id="rId93">
+        <w:r>
+          <w:rPr>
+            <w:lang w:val="zh_TW" w:bidi="zh_TW"/>
+          </w:rPr>
+          <w:rPr>
+            <w:color w:val="0000EE"/>
+            <w:u w:val="single"/>
+          </w:rPr>
+          <w:t>17–27</w:t>
+        </w:r>
+      </w:hyperlink>
+      <w:r>
+        <w:rPr>
+          <w:lang w:val="zh_TW" w:bidi="zh_TW"/>
+        </w:rPr>
+        <w:t>節）。</w:t>
+      </w:r>
+    </w:p>
+    <w:p>
+      <w:pPr/>
+      <w:r>
+        <w:rPr>
+          <w:lang w:val="zh_TW" w:bidi="zh_TW"/>
+        </w:rPr>
+      </w:r>
+      <w:r>
+        <w:rPr>
+          <w:lang w:val="zh_TW" w:bidi="zh_TW"/>
+        </w:rPr>
+        <w:t>亞古珥的智慧：</w:t>
+      </w:r>
+      <w:hyperlink r:id="rId95">
+        <w:r>
+          <w:rPr>
+            <w:lang w:val="zh_TW" w:bidi="zh_TW"/>
+          </w:rPr>
+          <w:rPr>
+            <w:color w:val="0000EE"/>
+            <w:u w:val="single"/>
+          </w:rPr>
+          <w:t>三十章1至33節</w:t>
+        </w:r>
+      </w:hyperlink>
+    </w:p>
+    <w:p>
+      <w:pPr/>
+      <w:r>
+        <w:rPr>
+          <w:lang w:val="zh_TW" w:bidi="zh_TW"/>
+        </w:rPr>
+      </w:r>
+      <w:r>
+        <w:rPr>
+          <w:lang w:val="zh_TW" w:bidi="zh_TW"/>
+        </w:rPr>
+        <w:t>亞古珥在引言（</w:t>
+      </w:r>
+      <w:hyperlink r:id="rId231">
+        <w:r>
+          <w:rPr>
+            <w:lang w:val="zh_TW" w:bidi="zh_TW"/>
+          </w:rPr>
+          <w:rPr>
+            <w:color w:val="0000EE"/>
+            <w:u w:val="single"/>
+          </w:rPr>
+          <w:t>1–4</w:t>
+        </w:r>
+      </w:hyperlink>
+      <w:r>
+        <w:rPr>
+          <w:lang w:val="zh_TW" w:bidi="zh_TW"/>
+        </w:rPr>
+        <w:t>節）中清楚地表達出智慧人面對有全然智慧的神時的謙卑；這段話與</w:t>
+      </w:r>
+      <w:hyperlink r:id="rId232">
+        <w:r>
+          <w:rPr>
+            <w:lang w:val="zh_TW" w:bidi="zh_TW"/>
+          </w:rPr>
+          <w:rPr>
+            <w:color w:val="0000EE"/>
+            <w:u w:val="single"/>
+          </w:rPr>
+          <w:t>約伯記三十八至三十九章</w:t>
+        </w:r>
+      </w:hyperlink>
+      <w:r>
+        <w:rPr>
+          <w:lang w:val="zh_TW" w:bidi="zh_TW"/>
+        </w:rPr>
+        <w:t>的內容平行呼應。他的教導方式似乎是用多個例子來說明正在討論的重點，並且採用「兩樣……三樣……四樣……」這種句式，表明所列舉的例子還有很多，也鼓勵學生從自己的經驗補充其它例子。亞古珥顯然對人生各個層面都觀察入微，並且與現實生活保持密切接觸。</w:t>
+      </w:r>
+    </w:p>
+    <w:p>
+      <w:pPr/>
+      <w:r>
+        <w:rPr>
+          <w:lang w:val="zh_TW" w:bidi="zh_TW"/>
+        </w:rPr>
+      </w:r>
+      <w:r>
+        <w:rPr>
+          <w:lang w:val="zh_TW" w:bidi="zh_TW"/>
+        </w:rPr>
+        <w:t>利慕伊勒的智慧：</w:t>
+      </w:r>
+      <w:hyperlink r:id="rId97">
+        <w:r>
+          <w:rPr>
+            <w:lang w:val="zh_TW" w:bidi="zh_TW"/>
+          </w:rPr>
+          <w:rPr>
+            <w:color w:val="0000EE"/>
+            <w:u w:val="single"/>
+          </w:rPr>
+          <w:t>三十一章1至9節</w:t>
+        </w:r>
+      </w:hyperlink>
+    </w:p>
+    <w:p>
+      <w:pPr/>
+      <w:r>
+        <w:rPr>
+          <w:lang w:val="zh_TW" w:bidi="zh_TW"/>
+        </w:rPr>
+      </w:r>
+      <w:r>
+        <w:rPr>
+          <w:lang w:val="zh_TW" w:bidi="zh_TW"/>
+        </w:rPr>
+        <w:t>本段慕伊勒受利母親的啟發，再次談到性關係、醉酒的危害，以及人必須為貧窮與受欺壓的人伸張公義。利慕伊勒這個名字的意思是「屬神的」，這或許也讓人多知道一些他母親的事。</w:t>
+      </w:r>
+    </w:p>
+    <w:p>
+      <w:pPr/>
+      <w:r>
+        <w:rPr>
+          <w:lang w:val="zh_TW" w:bidi="zh_TW"/>
+        </w:rPr>
+      </w:r>
+      <w:r>
+        <w:rPr>
+          <w:lang w:val="zh_TW" w:bidi="zh_TW"/>
+        </w:rPr>
+        <w:t>理想的妻子：</w:t>
+      </w:r>
+      <w:hyperlink r:id="rId98">
+        <w:r>
+          <w:rPr>
+            <w:lang w:val="zh_TW" w:bidi="zh_TW"/>
+          </w:rPr>
+          <w:rPr>
+            <w:color w:val="0000EE"/>
+            <w:u w:val="single"/>
+          </w:rPr>
+          <w:t>三十一章10至31節</w:t>
+        </w:r>
+      </w:hyperlink>
+    </w:p>
+    <w:p>
+      <w:pPr/>
+      <w:r>
+        <w:rPr>
+          <w:lang w:val="zh_TW" w:bidi="zh_TW"/>
+        </w:rPr>
+      </w:r>
+      <w:r>
+        <w:rPr>
+          <w:lang w:val="zh_TW" w:bidi="zh_TW"/>
+        </w:rPr>
+        <w:t>這首詩可能沒有署名，它每一節都以希伯來文的字母依次作開頭；作者常用這種手法來表達完整性。這首詩放在箴言的結尾（本卷書談到不道德的婦人時語氣十分直接），並且用對比的方式，描繪一幅清新而令人欣賞的圖畫：一位有教養、家境富足的婦人和母親。同時，這首詩也使人更清楚了解當時生活的幾個層面。她與神之間那份根本的關係（</w:t>
+      </w:r>
+      <w:hyperlink r:id="rId233">
+        <w:r>
+          <w:rPr>
+            <w:lang w:val="zh_TW" w:bidi="zh_TW"/>
+          </w:rPr>
+          <w:rPr>
+            <w:color w:val="0000EE"/>
+            <w:u w:val="single"/>
+          </w:rPr>
+          <w:t>30</w:t>
+        </w:r>
+      </w:hyperlink>
+      <w:r>
+        <w:rPr>
+          <w:lang w:val="zh_TW" w:bidi="zh_TW"/>
+        </w:rPr>
+        <w:t>節），使她具備人所喜愛的美德，包括可靠（</w:t>
+      </w:r>
+      <w:hyperlink r:id="rId234">
+        <w:r>
+          <w:rPr>
+            <w:lang w:val="zh_TW" w:bidi="zh_TW"/>
+          </w:rPr>
+          <w:rPr>
+            <w:color w:val="0000EE"/>
+            <w:u w:val="single"/>
+          </w:rPr>
+          <w:t>11</w:t>
+        </w:r>
+      </w:hyperlink>
+      <w:r>
+        <w:rPr>
+          <w:lang w:val="zh_TW" w:bidi="zh_TW"/>
+        </w:rPr>
+        <w:t>節）、極其殷勤（</w:t>
+      </w:r>
+      <w:hyperlink r:id="rId235">
+        <w:r>
+          <w:rPr>
+            <w:lang w:val="zh_TW" w:bidi="zh_TW"/>
+          </w:rPr>
+          <w:rPr>
+            <w:color w:val="0000EE"/>
+            <w:u w:val="single"/>
+          </w:rPr>
+          <w:t>13–19</w:t>
+        </w:r>
+      </w:hyperlink>
+      <w:r>
+        <w:rPr>
+          <w:lang w:val="zh_TW" w:bidi="zh_TW"/>
+        </w:rPr>
+        <w:t>、</w:t>
+      </w:r>
+      <w:hyperlink r:id="rId235">
+        <w:r>
+          <w:rPr>
+            <w:lang w:val="zh_TW" w:bidi="zh_TW"/>
+          </w:rPr>
+          <w:rPr>
+            <w:color w:val="0000EE"/>
+            <w:u w:val="single"/>
+          </w:rPr>
+          <w:t>24</w:t>
+        </w:r>
+      </w:hyperlink>
+      <w:r>
+        <w:rPr>
+          <w:lang w:val="zh_TW" w:bidi="zh_TW"/>
+        </w:rPr>
+        <w:t>、</w:t>
+      </w:r>
+      <w:hyperlink r:id="rId235">
+        <w:r>
+          <w:rPr>
+            <w:lang w:val="zh_TW" w:bidi="zh_TW"/>
+          </w:rPr>
+          <w:rPr>
+            <w:color w:val="0000EE"/>
+            <w:u w:val="single"/>
+          </w:rPr>
+          <w:t>27</w:t>
+        </w:r>
+      </w:hyperlink>
+      <w:r>
+        <w:rPr>
+          <w:lang w:val="zh_TW" w:bidi="zh_TW"/>
+        </w:rPr>
+        <w:t>節）、樂意施予（</w:t>
+      </w:r>
+      <w:hyperlink r:id="rId236">
+        <w:r>
+          <w:rPr>
+            <w:lang w:val="zh_TW" w:bidi="zh_TW"/>
+          </w:rPr>
+          <w:rPr>
+            <w:color w:val="0000EE"/>
+            <w:u w:val="single"/>
+          </w:rPr>
+          <w:t>19–20</w:t>
+        </w:r>
+      </w:hyperlink>
+      <w:r>
+        <w:rPr>
+          <w:lang w:val="zh_TW" w:bidi="zh_TW"/>
+        </w:rPr>
+        <w:t>節）、遠見（</w:t>
+      </w:r>
+      <w:hyperlink r:id="rId237">
+        <w:r>
+          <w:rPr>
+            <w:lang w:val="zh_TW" w:bidi="zh_TW"/>
+          </w:rPr>
+          <w:rPr>
+            <w:color w:val="0000EE"/>
+            <w:u w:val="single"/>
+          </w:rPr>
+          <w:t>21</w:t>
+        </w:r>
+      </w:hyperlink>
+      <w:r>
+        <w:rPr>
+          <w:lang w:val="zh_TW" w:bidi="zh_TW"/>
+        </w:rPr>
+        <w:t>、</w:t>
+      </w:r>
+      <w:hyperlink r:id="rId237">
+        <w:r>
+          <w:rPr>
+            <w:lang w:val="zh_TW" w:bidi="zh_TW"/>
+          </w:rPr>
+          <w:rPr>
+            <w:color w:val="0000EE"/>
+            <w:u w:val="single"/>
+          </w:rPr>
+          <w:t>25</w:t>
+        </w:r>
+      </w:hyperlink>
+      <w:r>
+        <w:rPr>
+          <w:lang w:val="zh_TW" w:bidi="zh_TW"/>
+        </w:rPr>
+        <w:t>節）、智慧和恩慈（</w:t>
+      </w:r>
+      <w:hyperlink r:id="rId238">
+        <w:r>
+          <w:rPr>
+            <w:lang w:val="zh_TW" w:bidi="zh_TW"/>
+          </w:rPr>
+          <w:rPr>
+            <w:color w:val="0000EE"/>
+            <w:u w:val="single"/>
+          </w:rPr>
+          <w:t>26</w:t>
+        </w:r>
+      </w:hyperlink>
+      <w:r>
+        <w:rPr>
+          <w:lang w:val="zh_TW" w:bidi="zh_TW"/>
+        </w:rPr>
+        <w:t>節）。</w:t>
+      </w:r>
+    </w:p>
+    <w:p>
+      <w:pPr/>
+      <w:r>
+        <w:rPr>
+          <w:lang w:val="zh_TW" w:bidi="zh_TW"/>
+        </w:rPr>
+      </w:r>
+      <w:r>
+        <w:rPr>
           <w:i/>
           <w:lang w:val="zh_TW" w:bidi="zh_TW"/>
         </w:rPr>
@@ -691,13 +7738,43 @@
         <w:rPr>
           <w:lang w:val="zh_TW" w:bidi="zh_TW"/>
         </w:rPr>
-        <w:t xml:space="preserve"> </w:t>
-      </w:r>
-      <w:r>
-        <w:rPr>
-          <w:lang w:val="zh_TW" w:bidi="zh_TW"/>
-        </w:rPr>
-        <w:t>土地分配</w:t>
+        <w:t>聖經的詩歌</w:t>
+      </w:r>
+      <w:r>
+        <w:rPr>
+          <w:lang w:val="zh_TW" w:bidi="zh_TW"/>
+        </w:rPr>
+        <w:t>；</w:t>
+      </w:r>
+      <w:r>
+        <w:rPr>
+          <w:lang w:val="zh_TW" w:bidi="zh_TW"/>
+        </w:rPr>
+        <w:t>所羅門（人物）</w:t>
+      </w:r>
+      <w:r>
+        <w:rPr>
+          <w:lang w:val="zh_TW" w:bidi="zh_TW"/>
+        </w:rPr>
+        <w:t>；</w:t>
+      </w:r>
+      <w:r>
+        <w:rPr>
+          <w:lang w:val="zh_TW" w:bidi="zh_TW"/>
+        </w:rPr>
+        <w:t>智慧</w:t>
+      </w:r>
+      <w:r>
+        <w:rPr>
+          <w:lang w:val="zh_TW" w:bidi="zh_TW"/>
+        </w:rPr>
+        <w:t>；</w:t>
+      </w:r>
+      <w:r>
+        <w:rPr>
+          <w:lang w:val="zh_TW" w:bidi="zh_TW"/>
+        </w:rPr>
+        <w:t>智慧文學</w:t>
       </w:r>
       <w:r>
         <w:rPr>
@@ -2606,6 +9683,12 @@
   <w:num w:numId="13" w16cid:durableId="592781308">
     <w:abstractNumId w:val="11"/>
   </w:num>
+  <w:num w:numId="14">
+    <w:abstractNumId w:val="3"/>
+    <w:lvlOverride w:ilvl="0">
+      <w:startOverride w:val="1"/>
+    </w:lvlOverride>
+  </w:num>
   <w:numIdMacAtCleanup w:val="10"/>
 </w:numbering>
 </file>

--- a/zht/docx/198.content.docx
+++ b/zht/docx/198.content.docx
@@ -149,7 +149,7 @@
         <w:rPr>
           <w:lang w:val="zh_TW" w:bidi="zh_TW"/>
         </w:rPr>
-        <w:t>yan</w:t>
+        <w:t>xue</w:t>
       </w:r>
       <w:r>
         <w:rPr>
@@ -212,7 +212,7 @@
         <w:rPr>
           <w:lang w:val="zh_TW" w:bidi="zh_TW"/>
         </w:rPr>
-        <w:t>筵席</w:t>
+        <w:t>血</w:t>
       </w:r>
       <w:r>
         <w:rPr>
@@ -231,7 +231,7 @@
         <w:rPr>
           <w:lang w:val="zh_TW" w:bidi="zh_TW"/>
         </w:rPr>
-        <w:t>筵席是為慶祝重要事件或尊貴人物而設立的隆重宴會，也象徵基督將來在神的國中所要設立的筵席。</w:t>
+        <w:t>血是在人和動物身體裡流動的紅色液體。</w:t>
       </w:r>
     </w:p>
     <w:p>
@@ -245,7 +245,258 @@
         <w:rPr>
           <w:lang w:val="zh_TW" w:bidi="zh_TW"/>
         </w:rPr>
-        <w:t>在聖經時代，筵席與宴樂是社會與宗教生活中的核心。除了摩西律法所規定的宗教節期之外，人們也常在各種喜樂或重要的時刻設筵，例如：</w:t>
+        <w:t>在聖經裡，「血」的意思不只是指實際的血液，還有多種含義。有時經文用「血」來形容紅色：「日頭要變為黑暗， 月亮要變為血」（</w:t>
+      </w:r>
+      <w:hyperlink r:id="rId13">
+        <w:r>
+          <w:rPr>
+            <w:lang w:val="zh_TW" w:bidi="zh_TW"/>
+          </w:rPr>
+          <w:rPr>
+            <w:color w:val="0000EE"/>
+            <w:u w:val="single"/>
+          </w:rPr>
+          <w:t>徒2:20</w:t>
+        </w:r>
+      </w:hyperlink>
+      <w:r>
+        <w:rPr>
+          <w:lang w:val="zh_TW" w:bidi="zh_TW"/>
+        </w:rPr>
+        <w:t>）。有時，就像在</w:t>
+      </w:r>
+      <w:hyperlink r:id="rId14">
+        <w:r>
+          <w:rPr>
+            <w:lang w:val="zh_TW" w:bidi="zh_TW"/>
+          </w:rPr>
+          <w:rPr>
+            <w:color w:val="0000EE"/>
+            <w:u w:val="single"/>
+          </w:rPr>
+          <w:t>申命記三十二章14節</w:t>
+        </w:r>
+      </w:hyperlink>
+      <w:r>
+        <w:rPr>
+          <w:lang w:val="zh_TW" w:bidi="zh_TW"/>
+        </w:rPr>
+        <w:t>中，經文會用「血」來指酒（這裡的「酒」，希伯來文原文直譯作「葡萄的血」）。</w:t>
+      </w:r>
+    </w:p>
+    <w:p>
+      <w:pPr/>
+      <w:r>
+        <w:rPr>
+          <w:lang w:val="zh_TW" w:bidi="zh_TW"/>
+        </w:rPr>
+      </w:r>
+      <w:r>
+        <w:rPr>
+          <w:lang w:val="zh_TW" w:bidi="zh_TW"/>
+        </w:rPr>
+        <w:t>聖經使用「血肉」這個片語時，意思是指普通的人。例如，當耶穌告訴彼得「這不是屬血肉的指示你的，乃是我在天上的父指示的」時，祂的意思是沒有任何普通的人把這事告訴彼得（</w:t>
+      </w:r>
+      <w:hyperlink r:id="rId15">
+        <w:r>
+          <w:rPr>
+            <w:lang w:val="zh_TW" w:bidi="zh_TW"/>
+          </w:rPr>
+          <w:rPr>
+            <w:color w:val="0000EE"/>
+            <w:u w:val="single"/>
+          </w:rPr>
+          <w:t>太16:17</w:t>
+        </w:r>
+      </w:hyperlink>
+      <w:r>
+        <w:rPr>
+          <w:lang w:val="zh_TW" w:bidi="zh_TW"/>
+        </w:rPr>
+        <w:t>；另見</w:t>
+      </w:r>
+      <w:hyperlink r:id="rId16">
+        <w:r>
+          <w:rPr>
+            <w:lang w:val="zh_TW" w:bidi="zh_TW"/>
+          </w:rPr>
+          <w:rPr>
+            <w:color w:val="0000EE"/>
+            <w:u w:val="single"/>
+          </w:rPr>
+          <w:t>林前15:50</w:t>
+        </w:r>
+      </w:hyperlink>
+      <w:r>
+        <w:rPr>
+          <w:lang w:val="zh_TW" w:bidi="zh_TW"/>
+        </w:rPr>
+        <w:t>；</w:t>
+      </w:r>
+      <w:hyperlink r:id="rId17">
+        <w:r>
+          <w:rPr>
+            <w:lang w:val="zh_TW" w:bidi="zh_TW"/>
+          </w:rPr>
+          <w:rPr>
+            <w:color w:val="0000EE"/>
+            <w:u w:val="single"/>
+          </w:rPr>
+          <w:t>加1:16</w:t>
+        </w:r>
+      </w:hyperlink>
+      <w:r>
+        <w:rPr>
+          <w:lang w:val="zh_TW" w:bidi="zh_TW"/>
+        </w:rPr>
+        <w:t>；</w:t>
+      </w:r>
+      <w:hyperlink r:id="rId18">
+        <w:r>
+          <w:rPr>
+            <w:lang w:val="zh_TW" w:bidi="zh_TW"/>
+          </w:rPr>
+          <w:rPr>
+            <w:color w:val="0000EE"/>
+            <w:u w:val="single"/>
+          </w:rPr>
+          <w:t>弗6:12</w:t>
+        </w:r>
+      </w:hyperlink>
+      <w:r>
+        <w:rPr>
+          <w:lang w:val="zh_TW" w:bidi="zh_TW"/>
+        </w:rPr>
+        <w:t>），這啟示仍是來自神。猶大出賣耶穌之後，也承認自己「賣了無辜之人的血是有罪了」（</w:t>
+      </w:r>
+      <w:hyperlink r:id="rId19">
+        <w:r>
+          <w:rPr>
+            <w:lang w:val="zh_TW" w:bidi="zh_TW"/>
+          </w:rPr>
+          <w:rPr>
+            <w:color w:val="0000EE"/>
+            <w:u w:val="single"/>
+          </w:rPr>
+          <w:t>太27:4</w:t>
+        </w:r>
+      </w:hyperlink>
+      <w:r>
+        <w:rPr>
+          <w:lang w:val="zh_TW" w:bidi="zh_TW"/>
+        </w:rPr>
+        <w:t>）。在這些經文裡，「血」指自然的生命，而不是屬靈的生命或天上的生命。</w:t>
+      </w:r>
+    </w:p>
+    <w:p>
+      <w:pPr>
+        <w:pStyle w:val="Heading3"/>
+      </w:pPr>
+      <w:r>
+        <w:rPr>
+          <w:lang w:val="zh_TW" w:bidi="zh_TW"/>
+        </w:rPr>
+        <w:t>血與生命的關聯</w:t>
+      </w:r>
+    </w:p>
+    <w:p>
+      <w:pPr/>
+      <w:r>
+        <w:rPr>
+          <w:lang w:val="zh_TW" w:bidi="zh_TW"/>
+        </w:rPr>
+      </w:r>
+      <w:r>
+        <w:rPr>
+          <w:lang w:val="zh_TW" w:bidi="zh_TW"/>
+        </w:rPr>
+        <w:t>聖經也用「血」來表達流血的行為，也就是殺人。</w:t>
+      </w:r>
+      <w:hyperlink r:id="rId20">
+        <w:r>
+          <w:rPr>
+            <w:lang w:val="zh_TW" w:bidi="zh_TW"/>
+          </w:rPr>
+          <w:rPr>
+            <w:color w:val="0000EE"/>
+            <w:u w:val="single"/>
+          </w:rPr>
+          <w:t>詩篇九篇12節</w:t>
+        </w:r>
+      </w:hyperlink>
+      <w:r>
+        <w:rPr>
+          <w:lang w:val="zh_TW" w:bidi="zh_TW"/>
+        </w:rPr>
+        <w:t>提到「追討流人血之罪的」。</w:t>
+      </w:r>
+      <w:hyperlink r:id="rId21">
+        <w:r>
+          <w:rPr>
+            <w:lang w:val="zh_TW" w:bidi="zh_TW"/>
+          </w:rPr>
+          <w:rPr>
+            <w:color w:val="0000EE"/>
+            <w:u w:val="single"/>
+          </w:rPr>
+          <w:t>創世記三十七章26節</w:t>
+        </w:r>
+      </w:hyperlink>
+      <w:r>
+        <w:rPr>
+          <w:lang w:val="zh_TW" w:bidi="zh_TW"/>
+        </w:rPr>
+        <w:t>說到約瑟的兄弟藏了他的血，意思就是要殺害他。經文說人「背負流人血之罪」，意思是犯了殺人的罪（</w:t>
+      </w:r>
+      <w:hyperlink r:id="rId22">
+        <w:r>
+          <w:rPr>
+            <w:lang w:val="zh_TW" w:bidi="zh_TW"/>
+          </w:rPr>
+          <w:rPr>
+            <w:color w:val="0000EE"/>
+            <w:u w:val="single"/>
+          </w:rPr>
+          <w:t>箴28:17</w:t>
+        </w:r>
+      </w:hyperlink>
+      <w:r>
+        <w:rPr>
+          <w:lang w:val="zh_TW" w:bidi="zh_TW"/>
+        </w:rPr>
+        <w:t>）。耶穌被釘十字架之前，彼拉多說：「流這義人的血，罪不在我」（</w:t>
+      </w:r>
+      <w:hyperlink r:id="rId23">
+        <w:r>
+          <w:rPr>
+            <w:lang w:val="zh_TW" w:bidi="zh_TW"/>
+          </w:rPr>
+          <w:rPr>
+            <w:color w:val="0000EE"/>
+            <w:u w:val="single"/>
+          </w:rPr>
+          <w:t>太27:24–25</w:t>
+        </w:r>
+      </w:hyperlink>
+      <w:r>
+        <w:rPr>
+          <w:lang w:val="zh_TW" w:bidi="zh_TW"/>
+        </w:rPr>
+        <w:t>）。因此，聖經經常把暴力的死亡與血聯繫起來。</w:t>
+      </w:r>
+    </w:p>
+    <w:p>
+      <w:pPr/>
+      <w:r>
+        <w:rPr>
+          <w:lang w:val="zh_TW" w:bidi="zh_TW"/>
+        </w:rPr>
+      </w:r>
+      <w:r>
+        <w:rPr>
+          <w:lang w:val="zh_TW" w:bidi="zh_TW"/>
+        </w:rPr>
+        <w:t>這樣的推理是有道理的，因為血與生命緊密相連。舊約聖經中有三處經文清楚表明血與生命之間的關係：</w:t>
       </w:r>
     </w:p>
     <w:p>
@@ -263,9 +514,9 @@
         <w:rPr>
           <w:lang w:val="zh_TW" w:bidi="zh_TW"/>
         </w:rPr>
-        <w:t>訂立正式協定（</w:t>
-      </w:r>
-      <w:hyperlink r:id="rId13">
+        <w:t>「惟獨肉帶著血，那就是牠的生命，你們不可吃」（</w:t>
+      </w:r>
+      <w:hyperlink r:id="rId24">
         <w:r>
           <w:rPr>
             <w:lang w:val="zh_TW" w:bidi="zh_TW"/>
@@ -274,43 +525,7 @@
             <w:color w:val="0000EE"/>
             <w:u w:val="single"/>
           </w:rPr>
-          <w:t>創26:30</w:t>
-        </w:r>
-      </w:hyperlink>
-      <w:r>
-        <w:rPr>
-          <w:lang w:val="zh_TW" w:bidi="zh_TW"/>
-        </w:rPr>
-        <w:t>，</w:t>
-      </w:r>
-      <w:hyperlink r:id="rId14">
-        <w:r>
-          <w:rPr>
-            <w:lang w:val="zh_TW" w:bidi="zh_TW"/>
-          </w:rPr>
-          <w:rPr>
-            <w:color w:val="0000EE"/>
-            <w:u w:val="single"/>
-          </w:rPr>
-          <w:t>31:54</w:t>
-        </w:r>
-      </w:hyperlink>
-      <w:r>
-        <w:rPr>
-          <w:lang w:val="zh_TW" w:bidi="zh_TW"/>
-        </w:rPr>
-        <w:t>；</w:t>
-      </w:r>
-      <w:hyperlink r:id="rId15">
-        <w:r>
-          <w:rPr>
-            <w:lang w:val="zh_TW" w:bidi="zh_TW"/>
-          </w:rPr>
-          <w:rPr>
-            <w:color w:val="0000EE"/>
-            <w:u w:val="single"/>
-          </w:rPr>
-          <w:t>出24:11</w:t>
+          <w:t>創9:4</w:t>
         </w:r>
       </w:hyperlink>
       <w:r>
@@ -335,9 +550,9 @@
         <w:rPr>
           <w:lang w:val="zh_TW" w:bidi="zh_TW"/>
         </w:rPr>
-        <w:t>婚禮（</w:t>
-      </w:r>
-      <w:hyperlink r:id="rId16">
+        <w:t>「因為活物的生命是在血中」（</w:t>
+      </w:r>
+      <w:hyperlink r:id="rId25">
         <w:r>
           <w:rPr>
             <w:lang w:val="zh_TW" w:bidi="zh_TW"/>
@@ -346,25 +561,7 @@
             <w:color w:val="0000EE"/>
             <w:u w:val="single"/>
           </w:rPr>
-          <w:t>創29:22</w:t>
-        </w:r>
-      </w:hyperlink>
-      <w:r>
-        <w:rPr>
-          <w:lang w:val="zh_TW" w:bidi="zh_TW"/>
-        </w:rPr>
-        <w:t>；</w:t>
-      </w:r>
-      <w:hyperlink r:id="rId17">
-        <w:r>
-          <w:rPr>
-            <w:lang w:val="zh_TW" w:bidi="zh_TW"/>
-          </w:rPr>
-          <w:rPr>
-            <w:color w:val="0000EE"/>
-            <w:u w:val="single"/>
-          </w:rPr>
-          <w:t>士14:10</w:t>
+          <w:t>利17:11</w:t>
         </w:r>
       </w:hyperlink>
       <w:r>
@@ -389,9 +586,9 @@
         <w:rPr>
           <w:lang w:val="zh_TW" w:bidi="zh_TW"/>
         </w:rPr>
-        <w:t>收成（</w:t>
-      </w:r>
-      <w:hyperlink r:id="rId18">
+        <w:t>「只是你要心意堅定，不可吃血，因為血是生命」（</w:t>
+      </w:r>
+      <w:hyperlink r:id="rId26">
         <w:r>
           <w:rPr>
             <w:lang w:val="zh_TW" w:bidi="zh_TW"/>
@@ -400,16 +597,30 @@
             <w:color w:val="0000EE"/>
             <w:u w:val="single"/>
           </w:rPr>
-          <w:t>士9:27</w:t>
+          <w:t>申12:23</w:t>
         </w:r>
       </w:hyperlink>
       <w:r>
         <w:rPr>
           <w:lang w:val="zh_TW" w:bidi="zh_TW"/>
         </w:rPr>
-        <w:t>；</w:t>
-      </w:r>
-      <w:hyperlink r:id="rId19">
+        <w:t>）。</w:t>
+      </w:r>
+    </w:p>
+    <w:p>
+      <w:pPr/>
+      <w:r>
+        <w:rPr>
+          <w:lang w:val="zh_TW" w:bidi="zh_TW"/>
+        </w:rPr>
+      </w:r>
+      <w:r>
+        <w:rPr>
+          <w:lang w:val="zh_TW" w:bidi="zh_TW"/>
+        </w:rPr>
+        <w:t>神創造一切生命，因此流人血是極其嚴重的事。血是聖的，所以神禁止人吃血（見</w:t>
+      </w:r>
+      <w:hyperlink r:id="rId27">
         <w:r>
           <w:rPr>
             <w:lang w:val="zh_TW" w:bidi="zh_TW"/>
@@ -418,10 +629,41 @@
             <w:color w:val="0000EE"/>
             <w:u w:val="single"/>
           </w:rPr>
-          <w:t>得3:1</w:t>
+          <w:t>徒15:20</w:t>
         </w:r>
       </w:hyperlink>
-      <w:hyperlink r:id="rId19">
+      <w:r>
+        <w:rPr>
+          <w:lang w:val="zh_TW" w:bidi="zh_TW"/>
+        </w:rPr>
+        <w:t>）。血象徵神所賜給我們的生命。</w:t>
+      </w:r>
+    </w:p>
+    <w:p>
+      <w:pPr>
+        <w:pStyle w:val="Heading3"/>
+      </w:pPr>
+      <w:r>
+        <w:rPr>
+          <w:lang w:val="zh_TW" w:bidi="zh_TW"/>
+        </w:rPr>
+        <w:t>獻祭中的血</w:t>
+      </w:r>
+    </w:p>
+    <w:p>
+      <w:pPr/>
+      <w:r>
+        <w:rPr>
+          <w:lang w:val="zh_TW" w:bidi="zh_TW"/>
+        </w:rPr>
+      </w:r>
+      <w:r>
+        <w:rPr>
+          <w:lang w:val="zh_TW" w:bidi="zh_TW"/>
+        </w:rPr>
+        <w:t>血在宗教獻祭中極其重要，因為血代表生命。贖罪日那天，祭司把公牛和山羊的血灑在壇上（</w:t>
+      </w:r>
+      <w:hyperlink r:id="rId28">
         <w:r>
           <w:rPr>
             <w:lang w:val="zh_TW" w:bidi="zh_TW"/>
@@ -430,14 +672,114 @@
             <w:color w:val="0000EE"/>
             <w:u w:val="single"/>
           </w:rPr>
-          <w:t>-</w:t>
+          <w:t>利16章</w:t>
         </w:r>
       </w:hyperlink>
       <w:r>
         <w:rPr>
           <w:lang w:val="zh_TW" w:bidi="zh_TW"/>
         </w:rPr>
-        <w:t>3）</w:t>
+        <w:t>）。死亡臨到時，血（生命）就傾倒出來。百姓把動物的生命交出，用來代替自己的生命。百姓的罪藉著獻祭轉移到動物身上，於是神就能施行完全的審判，也能完成贖罪。這種轉移的觀念，也在贖罪日藉著替罪羊顯明出來（</w:t>
+      </w:r>
+      <w:hyperlink r:id="rId29">
+        <w:r>
+          <w:rPr>
+            <w:lang w:val="zh_TW" w:bidi="zh_TW"/>
+          </w:rPr>
+          <w:rPr>
+            <w:color w:val="0000EE"/>
+            <w:u w:val="single"/>
+          </w:rPr>
+          <w:t>利16:20–22</w:t>
+        </w:r>
+      </w:hyperlink>
+      <w:r>
+        <w:rPr>
+          <w:lang w:val="zh_TW" w:bidi="zh_TW"/>
+        </w:rPr>
+        <w:t>）。第一次逾越節時，血也帶著同樣的意義（</w:t>
+      </w:r>
+      <w:hyperlink r:id="rId30">
+        <w:r>
+          <w:rPr>
+            <w:lang w:val="zh_TW" w:bidi="zh_TW"/>
+          </w:rPr>
+          <w:rPr>
+            <w:color w:val="0000EE"/>
+            <w:u w:val="single"/>
+          </w:rPr>
+          <w:t>出12:1–13</w:t>
+        </w:r>
+      </w:hyperlink>
+      <w:r>
+        <w:rPr>
+          <w:lang w:val="zh_TW" w:bidi="zh_TW"/>
+        </w:rPr>
+        <w:t>）。百姓把動物的血塗在門框上，表示已經有死亡發生，因此滅命的使者就會越過那些房屋。</w:t>
+      </w:r>
+    </w:p>
+    <w:p>
+      <w:pPr/>
+      <w:r>
+        <w:rPr>
+          <w:lang w:val="zh_TW" w:bidi="zh_TW"/>
+        </w:rPr>
+      </w:r>
+      <w:r>
+        <w:rPr>
+          <w:lang w:val="zh_TW" w:bidi="zh_TW"/>
+        </w:rPr>
+        <w:t>血也成為獻給神最重要的供物之一。</w:t>
+      </w:r>
+      <w:hyperlink r:id="rId31">
+        <w:r>
+          <w:rPr>
+            <w:lang w:val="zh_TW" w:bidi="zh_TW"/>
+          </w:rPr>
+          <w:rPr>
+            <w:color w:val="0000EE"/>
+            <w:u w:val="single"/>
+          </w:rPr>
+          <w:t>出埃及記二十四章</w:t>
+        </w:r>
+      </w:hyperlink>
+      <w:r>
+        <w:rPr>
+          <w:lang w:val="zh_TW" w:bidi="zh_TW"/>
+        </w:rPr>
+        <w:t>中記載，百姓同意立約之後，摩西把獻祭之血一半灑在壇上，另一半灑在百姓身上。他這樣行的時候說：「你看！這是立約的血，是耶和華按這一切話與你們立約的憑據」（</w:t>
+      </w:r>
+      <w:hyperlink r:id="rId32">
+        <w:r>
+          <w:rPr>
+            <w:lang w:val="zh_TW" w:bidi="zh_TW"/>
+          </w:rPr>
+          <w:rPr>
+            <w:color w:val="0000EE"/>
+            <w:u w:val="single"/>
+          </w:rPr>
+          <w:t>出24:8</w:t>
+        </w:r>
+      </w:hyperlink>
+      <w:r>
+        <w:rPr>
+          <w:lang w:val="zh_TW" w:bidi="zh_TW"/>
+        </w:rPr>
+        <w:t>）。血同時灑在壇上和百姓身上，顯明神與以色列的百姓一同立約（這稱為「立約的關係」）。</w:t>
+      </w:r>
+    </w:p>
+    <w:p>
+      <w:pPr/>
+      <w:r>
+        <w:rPr>
+          <w:lang w:val="zh_TW" w:bidi="zh_TW"/>
+        </w:rPr>
+      </w:r>
+      <w:r>
+        <w:rPr>
+          <w:lang w:val="zh_TW" w:bidi="zh_TW"/>
+        </w:rPr>
+        <w:t>在以色列的宗教禮儀中，血帶著多重意義。血可以代表：</w:t>
       </w:r>
     </w:p>
     <w:p>
@@ -455,55 +797,7 @@
         <w:rPr>
           <w:lang w:val="zh_TW" w:bidi="zh_TW"/>
         </w:rPr>
-        <w:t>剪羊毛（</w:t>
-      </w:r>
-      <w:hyperlink r:id="rId20">
-        <w:r>
-          <w:rPr>
-            <w:lang w:val="zh_TW" w:bidi="zh_TW"/>
-          </w:rPr>
-          <w:rPr>
-            <w:color w:val="0000EE"/>
-            <w:u w:val="single"/>
-          </w:rPr>
-          <w:t>撒上25:11</w:t>
-        </w:r>
-      </w:hyperlink>
-      <w:r>
-        <w:rPr>
-          <w:lang w:val="zh_TW" w:bidi="zh_TW"/>
-        </w:rPr>
-        <w:t>；</w:t>
-      </w:r>
-      <w:hyperlink r:id="rId21">
-        <w:r>
-          <w:rPr>
-            <w:lang w:val="zh_TW" w:bidi="zh_TW"/>
-          </w:rPr>
-          <w:rPr>
-            <w:color w:val="0000EE"/>
-            <w:u w:val="single"/>
-          </w:rPr>
-          <w:t>撒下13:23</w:t>
-        </w:r>
-      </w:hyperlink>
-      <w:hyperlink r:id="rId21">
-        <w:r>
-          <w:rPr>
-            <w:lang w:val="zh_TW" w:bidi="zh_TW"/>
-          </w:rPr>
-          <w:rPr>
-            <w:color w:val="0000EE"/>
-            <w:u w:val="single"/>
-          </w:rPr>
-          <w:t>-</w:t>
-        </w:r>
-      </w:hyperlink>
-      <w:r>
-        <w:rPr>
-          <w:lang w:val="zh_TW" w:bidi="zh_TW"/>
-        </w:rPr>
-        <w:t>29）</w:t>
+        <w:t>死亡（自然生命的結束）</w:t>
       </w:r>
     </w:p>
     <w:p>
@@ -521,25 +815,7 @@
         <w:rPr>
           <w:lang w:val="zh_TW" w:bidi="zh_TW"/>
         </w:rPr>
-        <w:t>接待賓客（</w:t>
-      </w:r>
-      <w:hyperlink r:id="rId22">
-        <w:r>
-          <w:rPr>
-            <w:lang w:val="zh_TW" w:bidi="zh_TW"/>
-          </w:rPr>
-          <w:rPr>
-            <w:color w:val="0000EE"/>
-            <w:u w:val="single"/>
-          </w:rPr>
-          <w:t>創19:3</w:t>
-        </w:r>
-      </w:hyperlink>
-      <w:r>
-        <w:rPr>
-          <w:lang w:val="zh_TW" w:bidi="zh_TW"/>
-        </w:rPr>
-        <w:t>）</w:t>
+        <w:t>審判（指神判定人所行的是非對錯）</w:t>
       </w:r>
     </w:p>
     <w:p>
@@ -557,25 +833,7 @@
         <w:rPr>
           <w:lang w:val="zh_TW" w:bidi="zh_TW"/>
         </w:rPr>
-        <w:t>孩子斷奶（</w:t>
-      </w:r>
-      <w:hyperlink r:id="rId23">
-        <w:r>
-          <w:rPr>
-            <w:lang w:val="zh_TW" w:bidi="zh_TW"/>
-          </w:rPr>
-          <w:rPr>
-            <w:color w:val="0000EE"/>
-            <w:u w:val="single"/>
-          </w:rPr>
-          <w:t>創21:8</w:t>
-        </w:r>
-      </w:hyperlink>
-      <w:r>
-        <w:rPr>
-          <w:lang w:val="zh_TW" w:bidi="zh_TW"/>
-        </w:rPr>
-        <w:t>）</w:t>
+        <w:t>獻祭（獻供物給神）</w:t>
       </w:r>
     </w:p>
     <w:p>
@@ -593,55 +851,7 @@
         <w:rPr>
           <w:lang w:val="zh_TW" w:bidi="zh_TW"/>
         </w:rPr>
-        <w:t>立王或立后之禮（</w:t>
-      </w:r>
-      <w:hyperlink r:id="rId24">
-        <w:r>
-          <w:rPr>
-            <w:lang w:val="zh_TW" w:bidi="zh_TW"/>
-          </w:rPr>
-          <w:rPr>
-            <w:color w:val="0000EE"/>
-            <w:u w:val="single"/>
-          </w:rPr>
-          <w:t>王上1:9</w:t>
-        </w:r>
-      </w:hyperlink>
-      <w:r>
-        <w:rPr>
-          <w:lang w:val="zh_TW" w:bidi="zh_TW"/>
-        </w:rPr>
-        <w:t>，</w:t>
-      </w:r>
-      <w:hyperlink r:id="rId24">
-        <w:r>
-          <w:rPr>
-            <w:lang w:val="zh_TW" w:bidi="zh_TW"/>
-          </w:rPr>
-          <w:rPr>
-            <w:color w:val="0000EE"/>
-            <w:u w:val="single"/>
-          </w:rPr>
-          <w:t>19</w:t>
-        </w:r>
-      </w:hyperlink>
-      <w:hyperlink r:id="rId24">
-        <w:r>
-          <w:rPr>
-            <w:lang w:val="zh_TW" w:bidi="zh_TW"/>
-          </w:rPr>
-          <w:rPr>
-            <w:color w:val="0000EE"/>
-            <w:u w:val="single"/>
-          </w:rPr>
-          <w:t>-</w:t>
-        </w:r>
-      </w:hyperlink>
-      <w:r>
-        <w:rPr>
-          <w:lang w:val="zh_TW" w:bidi="zh_TW"/>
-        </w:rPr>
-        <w:t>25）</w:t>
+        <w:t>代替（用一個生命來拯救另一個生命）</w:t>
       </w:r>
     </w:p>
     <w:p>
@@ -659,103 +869,7 @@
         <w:rPr>
           <w:lang w:val="zh_TW" w:bidi="zh_TW"/>
         </w:rPr>
-        <w:t>國家慶典（</w:t>
-      </w:r>
-      <w:hyperlink r:id="rId25">
-        <w:r>
-          <w:rPr>
-            <w:lang w:val="zh_TW" w:bidi="zh_TW"/>
-          </w:rPr>
-          <w:rPr>
-            <w:color w:val="0000EE"/>
-            <w:u w:val="single"/>
-          </w:rPr>
-          <w:t>斯1:3</w:t>
-        </w:r>
-      </w:hyperlink>
-      <w:hyperlink r:id="rId25">
-        <w:r>
-          <w:rPr>
-            <w:lang w:val="zh_TW" w:bidi="zh_TW"/>
-          </w:rPr>
-          <w:rPr>
-            <w:color w:val="0000EE"/>
-            <w:u w:val="single"/>
-          </w:rPr>
-          <w:t>-</w:t>
-        </w:r>
-      </w:hyperlink>
-      <w:r>
-        <w:rPr>
-          <w:lang w:val="zh_TW" w:bidi="zh_TW"/>
-        </w:rPr>
-        <w:t>9，</w:t>
-      </w:r>
-      <w:hyperlink r:id="rId26">
-        <w:r>
-          <w:rPr>
-            <w:lang w:val="zh_TW" w:bidi="zh_TW"/>
-          </w:rPr>
-          <w:rPr>
-            <w:color w:val="0000EE"/>
-            <w:u w:val="single"/>
-          </w:rPr>
-          <w:t>2:18</w:t>
-        </w:r>
-      </w:hyperlink>
-      <w:r>
-        <w:rPr>
-          <w:lang w:val="zh_TW" w:bidi="zh_TW"/>
-        </w:rPr>
-        <w:t>，</w:t>
-      </w:r>
-      <w:hyperlink r:id="rId27">
-        <w:r>
-          <w:rPr>
-            <w:lang w:val="zh_TW" w:bidi="zh_TW"/>
-          </w:rPr>
-          <w:rPr>
-            <w:color w:val="0000EE"/>
-            <w:u w:val="single"/>
-          </w:rPr>
-          <w:t>5:4</w:t>
-        </w:r>
-      </w:hyperlink>
-      <w:hyperlink r:id="rId27">
-        <w:r>
-          <w:rPr>
-            <w:lang w:val="zh_TW" w:bidi="zh_TW"/>
-          </w:rPr>
-          <w:rPr>
-            <w:color w:val="0000EE"/>
-            <w:u w:val="single"/>
-          </w:rPr>
-          <w:t>-</w:t>
-        </w:r>
-      </w:hyperlink>
-      <w:r>
-        <w:rPr>
-          <w:lang w:val="zh_TW" w:bidi="zh_TW"/>
-        </w:rPr>
-        <w:t>8）</w:t>
-      </w:r>
-    </w:p>
-    <w:p>
-      <w:pPr>
-        <w:pStyle w:val="ListBullet"/>
-        <w:spacing w:line="240" w:lineRule="auto"/>
-        <w:ind w:left="720"/>
-      </w:pPr>
-      <w:r>
-        <w:rPr>
-          <w:lang w:val="zh_TW" w:bidi="zh_TW"/>
-        </w:rPr>
-      </w:r>
-      <w:r>
-        <w:rPr>
-          <w:lang w:val="zh_TW" w:bidi="zh_TW"/>
-        </w:rPr>
-        <w:t>以及其它許多原因</w:t>
+        <w:t>救贖（從罪中得釋放）</w:t>
       </w:r>
     </w:p>
     <w:p>
@@ -769,9 +883,34 @@
         <w:rPr>
           <w:lang w:val="zh_TW" w:bidi="zh_TW"/>
         </w:rPr>
-        <w:t>古代近東文化中的筵席習俗，不僅見於聖經，也廣泛出現在其它古代文獻中；考古學者所發現的文物，亦常刻畫筵席的場景。聖經中對筵席流程的描述（</w:t>
-      </w:r>
-      <w:hyperlink r:id="rId25">
+        <w:t>人能與神同得生命，正是藉著血而成。</w:t>
+      </w:r>
+    </w:p>
+    <w:p>
+      <w:pPr>
+        <w:pStyle w:val="Heading3"/>
+      </w:pPr>
+      <w:r>
+        <w:rPr>
+          <w:lang w:val="zh_TW" w:bidi="zh_TW"/>
+        </w:rPr>
+        <w:t>基督的血</w:t>
+      </w:r>
+    </w:p>
+    <w:p>
+      <w:pPr/>
+      <w:r>
+        <w:rPr>
+          <w:lang w:val="zh_TW" w:bidi="zh_TW"/>
+        </w:rPr>
+      </w:r>
+      <w:r>
+        <w:rPr>
+          <w:lang w:val="zh_TW" w:bidi="zh_TW"/>
+        </w:rPr>
+        <w:t>在新約聖經裡，經文除了提到醫治的情況（例如，</w:t>
+      </w:r>
+      <w:hyperlink r:id="rId33">
         <w:r>
           <w:rPr>
             <w:lang w:val="zh_TW" w:bidi="zh_TW"/>
@@ -780,10 +919,16 @@
             <w:color w:val="0000EE"/>
             <w:u w:val="single"/>
           </w:rPr>
-          <w:t>箴9:2</w:t>
+          <w:t>太9:20</w:t>
         </w:r>
       </w:hyperlink>
-      <w:hyperlink r:id="rId25">
+      <w:r>
+        <w:rPr>
+          <w:lang w:val="zh_TW" w:bidi="zh_TW"/>
+        </w:rPr>
+        <w:t>）和殺人（例如，</w:t>
+      </w:r>
+      <w:hyperlink r:id="rId34">
         <w:r>
           <w:rPr>
             <w:lang w:val="zh_TW" w:bidi="zh_TW"/>
@@ -792,16 +937,16 @@
             <w:color w:val="0000EE"/>
             <w:u w:val="single"/>
           </w:rPr>
-          <w:t>-</w:t>
+          <w:t>徒22:20</w:t>
         </w:r>
       </w:hyperlink>
       <w:r>
         <w:rPr>
           <w:lang w:val="zh_TW" w:bidi="zh_TW"/>
         </w:rPr>
-        <w:t>5；</w:t>
-      </w:r>
-      <w:hyperlink r:id="rId25">
+        <w:t>）之外，也把重點放在基督的血上。這一點延續了舊約聖經的觀念。共觀福音書（馬太福音、馬可福音和路加福音）記載，耶穌在最後的晚餐中將自己的血視為新約的象徵（</w:t>
+      </w:r>
+      <w:hyperlink r:id="rId35">
         <w:r>
           <w:rPr>
             <w:lang w:val="zh_TW" w:bidi="zh_TW"/>
@@ -810,7 +955,7 @@
             <w:color w:val="0000EE"/>
             <w:u w:val="single"/>
           </w:rPr>
-          <w:t>太22:1–4</w:t>
+          <w:t>太26:28</w:t>
         </w:r>
       </w:hyperlink>
       <w:r>
@@ -819,7 +964,7 @@
         </w:rPr>
         <w:t>；</w:t>
       </w:r>
-      <w:hyperlink r:id="rId25">
+      <w:hyperlink r:id="rId36">
         <w:r>
           <w:rPr>
             <w:lang w:val="zh_TW" w:bidi="zh_TW"/>
@@ -828,14 +973,425 @@
             <w:color w:val="0000EE"/>
             <w:u w:val="single"/>
           </w:rPr>
-          <w:t>路14:15–24</w:t>
+          <w:t>可14:24</w:t>
         </w:r>
       </w:hyperlink>
       <w:r>
         <w:rPr>
           <w:lang w:val="zh_TW" w:bidi="zh_TW"/>
         </w:rPr>
-        <w:t>），亦可與烏加里特（Ugaritic）文獻中的克雷特王（King Keret）傳說的記載相互印證，其主要步驟包括：</w:t>
+        <w:t>；</w:t>
+      </w:r>
+      <w:hyperlink r:id="rId37">
+        <w:r>
+          <w:rPr>
+            <w:lang w:val="zh_TW" w:bidi="zh_TW"/>
+          </w:rPr>
+          <w:rPr>
+            <w:color w:val="0000EE"/>
+            <w:u w:val="single"/>
+          </w:rPr>
+          <w:t>路22:20</w:t>
+        </w:r>
+      </w:hyperlink>
+      <w:r>
+        <w:rPr>
+          <w:lang w:val="zh_TW" w:bidi="zh_TW"/>
+        </w:rPr>
+        <w:t>）。這樣的說法顯明祂的死是一種獻祭，也表明祂的死具有救贖的意義。約翰福音同樣表達了這個觀念，但是用不同的說法來描述：「你們若不吃人子的肉，不喝人子的血，就沒有生命在你們裡面」（</w:t>
+      </w:r>
+      <w:hyperlink r:id="rId38">
+        <w:r>
+          <w:rPr>
+            <w:lang w:val="zh_TW" w:bidi="zh_TW"/>
+          </w:rPr>
+          <w:rPr>
+            <w:color w:val="0000EE"/>
+            <w:u w:val="single"/>
+          </w:rPr>
+          <w:t>約6:53</w:t>
+        </w:r>
+      </w:hyperlink>
+      <w:r>
+        <w:rPr>
+          <w:lang w:val="zh_TW" w:bidi="zh_TW"/>
+        </w:rPr>
+        <w:t>）。信的人藉著信心，參與耶穌的死和復活（另見</w:t>
+      </w:r>
+      <w:hyperlink r:id="rId39">
+        <w:r>
+          <w:rPr>
+            <w:lang w:val="zh_TW" w:bidi="zh_TW"/>
+          </w:rPr>
+          <w:rPr>
+            <w:color w:val="0000EE"/>
+            <w:u w:val="single"/>
+          </w:rPr>
+          <w:t>林前10:16</w:t>
+        </w:r>
+      </w:hyperlink>
+      <w:r>
+        <w:rPr>
+          <w:lang w:val="zh_TW" w:bidi="zh_TW"/>
+        </w:rPr>
+        <w:t>）。</w:t>
+      </w:r>
+    </w:p>
+    <w:p>
+      <w:pPr/>
+      <w:r>
+        <w:rPr>
+          <w:lang w:val="zh_TW" w:bidi="zh_TW"/>
+        </w:rPr>
+      </w:r>
+      <w:r>
+        <w:rPr>
+          <w:lang w:val="zh_TW" w:bidi="zh_TW"/>
+        </w:rPr>
+        <w:t>保羅的書信也將血與基督的死聯繫起來。保羅的書信也把血與基督的死連在一起。當他使用「血」或「十字架」這些詞語時，他指的是耶穌的死，以及這死如何拯救人。例如，他寫到耶穌藉著「在十字架上所流的血」，使萬有與神和好，成就和平（</w:t>
+      </w:r>
+      <w:hyperlink r:id="rId40">
+        <w:r>
+          <w:rPr>
+            <w:lang w:val="zh_TW" w:bidi="zh_TW"/>
+          </w:rPr>
+          <w:rPr>
+            <w:color w:val="0000EE"/>
+            <w:u w:val="single"/>
+          </w:rPr>
+          <w:t>西1:20</w:t>
+        </w:r>
+      </w:hyperlink>
+      <w:r>
+        <w:rPr>
+          <w:lang w:val="zh_TW" w:bidi="zh_TW"/>
+        </w:rPr>
+        <w:t>）。他也寫到，那些從前遠離神的人，如今「靠著他的血，已經得親近了」（</w:t>
+      </w:r>
+      <w:hyperlink r:id="rId41">
+        <w:r>
+          <w:rPr>
+            <w:lang w:val="zh_TW" w:bidi="zh_TW"/>
+          </w:rPr>
+          <w:rPr>
+            <w:color w:val="0000EE"/>
+            <w:u w:val="single"/>
+          </w:rPr>
+          <w:t>弗2:13</w:t>
+        </w:r>
+      </w:hyperlink>
+      <w:r>
+        <w:rPr>
+          <w:lang w:val="zh_TW" w:bidi="zh_TW"/>
+        </w:rPr>
+        <w:t>）。這些話表明，無論是猶太人還是外邦人，都能因著耶穌的死，與神建立關係。</w:t>
+      </w:r>
+    </w:p>
+    <w:p>
+      <w:pPr/>
+      <w:r>
+        <w:rPr>
+          <w:lang w:val="zh_TW" w:bidi="zh_TW"/>
+        </w:rPr>
+      </w:r>
+      <w:r>
+        <w:rPr>
+          <w:lang w:val="zh_TW" w:bidi="zh_TW"/>
+        </w:rPr>
+        <w:t>保羅在論及贖罪日的獻祭時提到，神藉著基督的血設立耶穌作挽回祭（使人和神之間的關係得以恢復）（</w:t>
+      </w:r>
+      <w:hyperlink r:id="rId42">
+        <w:r>
+          <w:rPr>
+            <w:lang w:val="zh_TW" w:bidi="zh_TW"/>
+          </w:rPr>
+          <w:rPr>
+            <w:color w:val="0000EE"/>
+            <w:u w:val="single"/>
+          </w:rPr>
+          <w:t>羅3:25</w:t>
+        </w:r>
+      </w:hyperlink>
+      <w:r>
+        <w:rPr>
+          <w:lang w:val="zh_TW" w:bidi="zh_TW"/>
+        </w:rPr>
+        <w:t>）。他使用了</w:t>
+      </w:r>
+      <w:hyperlink r:id="rId28">
+        <w:r>
+          <w:rPr>
+            <w:lang w:val="zh_TW" w:bidi="zh_TW"/>
+          </w:rPr>
+          <w:rPr>
+            <w:color w:val="0000EE"/>
+            <w:u w:val="single"/>
+          </w:rPr>
+          <w:t>利未記十六章</w:t>
+        </w:r>
+      </w:hyperlink>
+      <w:r>
+        <w:rPr>
+          <w:lang w:val="zh_TW" w:bidi="zh_TW"/>
+        </w:rPr>
+        <w:t>的措辭，該章描述的是猶太人最重要的獻祭。</w:t>
+      </w:r>
+    </w:p>
+    <w:p>
+      <w:pPr/>
+      <w:r>
+        <w:rPr>
+          <w:lang w:val="zh_TW" w:bidi="zh_TW"/>
+        </w:rPr>
+      </w:r>
+      <w:r>
+        <w:rPr>
+          <w:lang w:val="zh_TW" w:bidi="zh_TW"/>
+        </w:rPr>
+        <w:t>彼得在寫到信徒被基督的血（</w:t>
+      </w:r>
+      <w:hyperlink r:id="rId43">
+        <w:r>
+          <w:rPr>
+            <w:lang w:val="zh_TW" w:bidi="zh_TW"/>
+          </w:rPr>
+          <w:rPr>
+            <w:color w:val="0000EE"/>
+            <w:u w:val="single"/>
+          </w:rPr>
+          <w:t>彼前1:2</w:t>
+        </w:r>
+      </w:hyperlink>
+      <w:r>
+        <w:rPr>
+          <w:lang w:val="zh_TW" w:bidi="zh_TW"/>
+        </w:rPr>
+        <w:t>）所灑時，也提到「立約的血」（此處引用</w:t>
+      </w:r>
+      <w:hyperlink r:id="rId31">
+        <w:r>
+          <w:rPr>
+            <w:lang w:val="zh_TW" w:bidi="zh_TW"/>
+          </w:rPr>
+          <w:rPr>
+            <w:color w:val="0000EE"/>
+            <w:u w:val="single"/>
+          </w:rPr>
+          <w:t>出24章</w:t>
+        </w:r>
+      </w:hyperlink>
+      <w:r>
+        <w:rPr>
+          <w:lang w:val="zh_TW" w:bidi="zh_TW"/>
+        </w:rPr>
+        <w:t>）。他同時宣告，信徒藉著耶穌的血得蒙救贖（</w:t>
+      </w:r>
+      <w:hyperlink r:id="rId44">
+        <w:r>
+          <w:rPr>
+            <w:lang w:val="zh_TW" w:bidi="zh_TW"/>
+          </w:rPr>
+          <w:rPr>
+            <w:color w:val="0000EE"/>
+            <w:u w:val="single"/>
+          </w:rPr>
+          <w:t>彼前1:9</w:t>
+        </w:r>
+      </w:hyperlink>
+      <w:r>
+        <w:rPr>
+          <w:lang w:val="zh_TW" w:bidi="zh_TW"/>
+        </w:rPr>
+        <w:t>）。他稱基督為「無瑕疵、無玷污的羔羊」，可能是聯想到</w:t>
+      </w:r>
+      <w:hyperlink r:id="rId45">
+        <w:r>
+          <w:rPr>
+            <w:lang w:val="zh_TW" w:bidi="zh_TW"/>
+          </w:rPr>
+          <w:rPr>
+            <w:color w:val="0000EE"/>
+            <w:u w:val="single"/>
+          </w:rPr>
+          <w:t>以賽亞書五十三章</w:t>
+        </w:r>
+      </w:hyperlink>
+      <w:r>
+        <w:rPr>
+          <w:lang w:val="zh_TW" w:bidi="zh_TW"/>
+        </w:rPr>
+        <w:t>中的僕人，或逾越節的羔羊。希伯來書的作者指出，基督完成了舊約聖經中的獻祭體系，因為祂的死成為最完全的獻祭（</w:t>
+      </w:r>
+      <w:hyperlink r:id="rId46">
+        <w:r>
+          <w:rPr>
+            <w:lang w:val="zh_TW" w:bidi="zh_TW"/>
+          </w:rPr>
+          <w:rPr>
+            <w:color w:val="0000EE"/>
+            <w:u w:val="single"/>
+          </w:rPr>
+          <w:t>來9:7–28</w:t>
+        </w:r>
+      </w:hyperlink>
+      <w:r>
+        <w:rPr>
+          <w:lang w:val="zh_TW" w:bidi="zh_TW"/>
+        </w:rPr>
+        <w:t>，</w:t>
+      </w:r>
+      <w:hyperlink r:id="rId47">
+        <w:r>
+          <w:rPr>
+            <w:lang w:val="zh_TW" w:bidi="zh_TW"/>
+          </w:rPr>
+          <w:rPr>
+            <w:color w:val="0000EE"/>
+            <w:u w:val="single"/>
+          </w:rPr>
+          <w:t>13:11–12</w:t>
+        </w:r>
+      </w:hyperlink>
+      <w:r>
+        <w:rPr>
+          <w:lang w:val="zh_TW" w:bidi="zh_TW"/>
+        </w:rPr>
+        <w:t>）。</w:t>
+      </w:r>
+    </w:p>
+    <w:p>
+      <w:pPr/>
+      <w:r>
+        <w:rPr>
+          <w:lang w:val="zh_TW" w:bidi="zh_TW"/>
+        </w:rPr>
+      </w:r>
+      <w:r>
+        <w:rPr>
+          <w:lang w:val="zh_TW" w:bidi="zh_TW"/>
+        </w:rPr>
+        <w:t>新約聖經多處提到基督的血，顯明神藉著祂兒子的死成就了完全的救贖（</w:t>
+      </w:r>
+      <w:hyperlink r:id="rId48">
+        <w:r>
+          <w:rPr>
+            <w:lang w:val="zh_TW" w:bidi="zh_TW"/>
+          </w:rPr>
+          <w:rPr>
+            <w:color w:val="0000EE"/>
+            <w:u w:val="single"/>
+          </w:rPr>
+          <w:t>來10:20</w:t>
+        </w:r>
+      </w:hyperlink>
+      <w:r>
+        <w:rPr>
+          <w:lang w:val="zh_TW" w:bidi="zh_TW"/>
+        </w:rPr>
+        <w:t>）。神同時彰顯公義，也使人得稱為義（與神和好）（</w:t>
+      </w:r>
+      <w:hyperlink r:id="rId49">
+        <w:r>
+          <w:rPr>
+            <w:lang w:val="zh_TW" w:bidi="zh_TW"/>
+          </w:rPr>
+          <w:rPr>
+            <w:color w:val="0000EE"/>
+            <w:u w:val="single"/>
+          </w:rPr>
+          <w:t>羅3:26</w:t>
+        </w:r>
+      </w:hyperlink>
+      <w:r>
+        <w:rPr>
+          <w:lang w:val="zh_TW" w:bidi="zh_TW"/>
+        </w:rPr>
+        <w:t>）。基督的血成為「一次而永遠」的救贖手段（</w:t>
+      </w:r>
+      <w:hyperlink r:id="rId50">
+        <w:r>
+          <w:rPr>
+            <w:lang w:val="zh_TW" w:bidi="zh_TW"/>
+          </w:rPr>
+          <w:rPr>
+            <w:color w:val="0000EE"/>
+            <w:u w:val="single"/>
+          </w:rPr>
+          <w:t>來9:26</w:t>
+        </w:r>
+      </w:hyperlink>
+      <w:r>
+        <w:rPr>
+          <w:lang w:val="zh_TW" w:bidi="zh_TW"/>
+        </w:rPr>
+        <w:t>）。</w:t>
+      </w:r>
+    </w:p>
+    <w:p>
+      <w:pPr/>
+      <w:r>
+        <w:rPr>
+          <w:lang w:val="zh_TW" w:bidi="zh_TW"/>
+        </w:rPr>
+      </w:r>
+      <w:r>
+        <w:rPr>
+          <w:i/>
+          <w:lang w:val="zh_TW" w:bidi="zh_TW"/>
+        </w:rPr>
+        <w:t>見</w:t>
+      </w:r>
+      <w:r>
+        <w:rPr>
+          <w:lang w:val="zh_TW" w:bidi="zh_TW"/>
+        </w:rPr>
+        <w:t>贖罪；</w:t>
+      </w:r>
+      <w:r>
+        <w:rPr>
+          <w:lang w:val="zh_TW" w:bidi="zh_TW"/>
+        </w:rPr>
+        <w:t>供物和獻祭</w:t>
+      </w:r>
+      <w:r>
+        <w:rPr>
+          <w:lang w:val="zh_TW" w:bidi="zh_TW"/>
+        </w:rPr>
+        <w:t>。</w:t>
+      </w:r>
+      <w:r>
+        <w:rPr>
+          <w:lang w:val="zh_TW" w:bidi="zh_TW"/>
+        </w:rPr>
+      </w:r>
+      <w:r>
+        <w:rPr>
+          <w:lang w:val="zh_TW" w:bidi="zh_TW"/>
+        </w:rPr>
+      </w:r>
+    </w:p>
+    <w:p>
+      <w:pPr/>
+      <w:r>
+        <w:rPr>
+          <w:lang w:val="zh_TW" w:bidi="zh_TW"/>
+        </w:rPr>
+      </w:r>
+    </w:p>
+    <w:p>
+      <w:pPr>
+        <w:pStyle w:val="Heading2"/>
+      </w:pPr>
+      <w:r>
+        <w:rPr>
+          <w:lang w:val="zh_TW" w:bidi="zh_TW"/>
+        </w:rPr>
+        <w:t>血漏</w:t>
+      </w:r>
+      <w:r>
+        <w:rPr>
+          <w:lang w:val="zh_TW" w:bidi="zh_TW"/>
+        </w:rPr>
       </w:r>
     </w:p>
     <w:p>
@@ -857,14 +1413,212 @@
         <w:rPr>
           <w:lang w:val="zh_TW" w:bidi="zh_TW"/>
         </w:rPr>
-        <w:t>預備食物</w:t>
+        <w:t>女性在月經期間陰道出血。</w:t>
+      </w:r>
+      <w:hyperlink r:id="rId51">
+        <w:r>
+          <w:rPr>
+            <w:lang w:val="zh_TW" w:bidi="zh_TW"/>
+          </w:rPr>
+          <w:rPr>
+            <w:color w:val="0000EE"/>
+            <w:u w:val="single"/>
+          </w:rPr>
+          <w:t>利未記十五章</w:t>
+        </w:r>
+      </w:hyperlink>
+      <w:r>
+        <w:rPr>
+          <w:lang w:val="zh_TW" w:bidi="zh_TW"/>
+        </w:rPr>
+        <w:t>記載神藉摩西頒布的有關生殖器分泌物的律法。一個陰道出血的婦人，在出血期間以及之後的七天內，被視為禮儀上的不潔。在此期間，她不得參加會幕或聖殿中的敬拜，也不得上街或進入市場。任何觸碰她或她物品的人也被視為不潔（</w:t>
+      </w:r>
+      <w:hyperlink r:id="rId52">
+        <w:r>
+          <w:rPr>
+            <w:lang w:val="zh_TW" w:bidi="zh_TW"/>
+          </w:rPr>
+          <w:rPr>
+            <w:color w:val="0000EE"/>
+            <w:u w:val="single"/>
+          </w:rPr>
+          <w:t>利15:19</w:t>
+        </w:r>
+      </w:hyperlink>
+      <w:r>
+        <w:rPr>
+          <w:lang w:val="zh_TW" w:bidi="zh_TW"/>
+        </w:rPr>
+        <w:t>–</w:t>
+      </w:r>
+      <w:hyperlink r:id="rId52">
+        <w:r>
+          <w:rPr>
+            <w:lang w:val="zh_TW" w:bidi="zh_TW"/>
+          </w:rPr>
+          <w:rPr>
+            <w:color w:val="0000EE"/>
+            <w:u w:val="single"/>
+          </w:rPr>
+          <w:t>28</w:t>
+        </w:r>
+      </w:hyperlink>
+      <w:r>
+        <w:rPr>
+          <w:lang w:val="zh_TW" w:bidi="zh_TW"/>
+        </w:rPr>
+        <w:t>）。在婦人不潔期間，禁止發生性行為。她出血停止後七天，可以獻上兩隻斑鳩或雛鴿作為祭物，由祭司為她贖罪，以潔淨她的不潔時期（</w:t>
+      </w:r>
+      <w:hyperlink r:id="rId53">
+        <w:r>
+          <w:rPr>
+            <w:lang w:val="zh_TW" w:bidi="zh_TW"/>
+          </w:rPr>
+          <w:rPr>
+            <w:color w:val="0000EE"/>
+            <w:u w:val="single"/>
+          </w:rPr>
+          <w:t>利15:29</w:t>
+        </w:r>
+      </w:hyperlink>
+      <w:r>
+        <w:rPr>
+          <w:lang w:val="zh_TW" w:bidi="zh_TW"/>
+        </w:rPr>
+        <w:t>–</w:t>
+      </w:r>
+      <w:hyperlink r:id="rId53">
+        <w:r>
+          <w:rPr>
+            <w:lang w:val="zh_TW" w:bidi="zh_TW"/>
+          </w:rPr>
+          <w:rPr>
+            <w:color w:val="0000EE"/>
+            <w:u w:val="single"/>
+          </w:rPr>
+          <w:t>30</w:t>
+        </w:r>
+      </w:hyperlink>
+      <w:r>
+        <w:rPr>
+          <w:lang w:val="zh_TW" w:bidi="zh_TW"/>
+        </w:rPr>
+        <w:t>）。</w:t>
         <w:br/>
       </w:r>
       <w:r>
         <w:rPr>
           <w:lang w:val="zh_TW" w:bidi="zh_TW"/>
         </w:rPr>
-        <w:t>差遣使者邀請賓客，並宣告一切準備就緒</w:t>
+        <w:t>耶穌醫治一個患血漏12年的女人的事蹟，記載在三卷福音書中（</w:t>
+      </w:r>
+      <w:hyperlink r:id="rId54">
+        <w:r>
+          <w:rPr>
+            <w:lang w:val="zh_TW" w:bidi="zh_TW"/>
+          </w:rPr>
+          <w:rPr>
+            <w:color w:val="0000EE"/>
+            <w:u w:val="single"/>
+          </w:rPr>
+          <w:t>太9:20–22</w:t>
+        </w:r>
+      </w:hyperlink>
+      <w:r>
+        <w:rPr>
+          <w:lang w:val="zh_TW" w:bidi="zh_TW"/>
+        </w:rPr>
+        <w:t>；</w:t>
+      </w:r>
+      <w:hyperlink r:id="rId55">
+        <w:r>
+          <w:rPr>
+            <w:lang w:val="zh_TW" w:bidi="zh_TW"/>
+          </w:rPr>
+          <w:rPr>
+            <w:color w:val="0000EE"/>
+            <w:u w:val="single"/>
+          </w:rPr>
+          <w:t>可5:25</w:t>
+        </w:r>
+      </w:hyperlink>
+      <w:r>
+        <w:rPr>
+          <w:lang w:val="zh_TW" w:bidi="zh_TW"/>
+        </w:rPr>
+        <w:t>–</w:t>
+      </w:r>
+      <w:hyperlink r:id="rId55">
+        <w:r>
+          <w:rPr>
+            <w:lang w:val="zh_TW" w:bidi="zh_TW"/>
+          </w:rPr>
+          <w:rPr>
+            <w:color w:val="0000EE"/>
+            <w:u w:val="single"/>
+          </w:rPr>
+          <w:t>34</w:t>
+        </w:r>
+      </w:hyperlink>
+      <w:r>
+        <w:rPr>
+          <w:lang w:val="zh_TW" w:bidi="zh_TW"/>
+        </w:rPr>
+        <w:t>；</w:t>
+      </w:r>
+      <w:hyperlink r:id="rId56">
+        <w:r>
+          <w:rPr>
+            <w:lang w:val="zh_TW" w:bidi="zh_TW"/>
+          </w:rPr>
+          <w:rPr>
+            <w:color w:val="0000EE"/>
+            <w:u w:val="single"/>
+          </w:rPr>
+          <w:t>路8:43</w:t>
+        </w:r>
+      </w:hyperlink>
+      <w:r>
+        <w:rPr>
+          <w:lang w:val="zh_TW" w:bidi="zh_TW"/>
+        </w:rPr>
+        <w:t>–</w:t>
+      </w:r>
+      <w:hyperlink r:id="rId56">
+        <w:r>
+          <w:rPr>
+            <w:lang w:val="zh_TW" w:bidi="zh_TW"/>
+          </w:rPr>
+          <w:rPr>
+            <w:color w:val="0000EE"/>
+            <w:u w:val="single"/>
+          </w:rPr>
+          <w:t>48</w:t>
+        </w:r>
+      </w:hyperlink>
+      <w:r>
+        <w:rPr>
+          <w:lang w:val="zh_TW" w:bidi="zh_TW"/>
+        </w:rPr>
+        <w:t>）。如果她是陰道出血，那麼她長期的不潔狀態（以及因此與他人隔離）必然非常艱難。她除了焦慮和不適，還可能因此無法懷孕。經文記載她「在好些醫生手裡受了許多的苦，又花盡了她所有的，一點也不見好，病勢反倒更重了」（</w:t>
+      </w:r>
+      <w:hyperlink r:id="rId57">
+        <w:r>
+          <w:rPr>
+            <w:lang w:val="zh_TW" w:bidi="zh_TW"/>
+          </w:rPr>
+          <w:rPr>
+            <w:color w:val="0000EE"/>
+            <w:u w:val="single"/>
+          </w:rPr>
+          <w:t>可5:26</w:t>
+        </w:r>
+      </w:hyperlink>
+      <w:r>
+        <w:rPr>
+          <w:lang w:val="zh_TW" w:bidi="zh_TW"/>
+        </w:rPr>
+        <w:t>）。最後，她無視有關不潔的規定，穿過人群觸摸耶穌。當她觸摸耶穌時，她的血漏立刻止住了。</w:t>
       </w:r>
     </w:p>
     <w:p>
@@ -882,7 +1636,25 @@
         <w:rPr>
           <w:lang w:val="zh_TW" w:bidi="zh_TW"/>
         </w:rPr>
-        <w:t>按次序呈上食物與酒</w:t>
+        <w:t>血便。部百流的父親患有某種形式的痢疾（</w:t>
+      </w:r>
+      <w:hyperlink r:id="rId58">
+        <w:r>
+          <w:rPr>
+            <w:lang w:val="zh_TW" w:bidi="zh_TW"/>
+          </w:rPr>
+          <w:rPr>
+            <w:color w:val="0000EE"/>
+            <w:u w:val="single"/>
+          </w:rPr>
+          <w:t>徒28:8</w:t>
+        </w:r>
+      </w:hyperlink>
+      <w:r>
+        <w:rPr>
+          <w:lang w:val="zh_TW" w:bidi="zh_TW"/>
+        </w:rPr>
+        <w:t>）。</w:t>
       </w:r>
     </w:p>
     <w:p>
@@ -894,153 +1666,50 @@
       </w:r>
       <w:r>
         <w:rPr>
-          <w:lang w:val="zh_TW" w:bidi="zh_TW"/>
-        </w:rPr>
-        <w:t>先知阿摩司描寫了盛大的筵席，並呈現出當時主要的飲食習俗（</w:t>
-      </w:r>
-      <w:hyperlink r:id="rId28">
-        <w:r>
-          <w:rPr>
-            <w:lang w:val="zh_TW" w:bidi="zh_TW"/>
-          </w:rPr>
-          <w:rPr>
-            <w:color w:val="0000EE"/>
-            <w:u w:val="single"/>
-          </w:rPr>
-          <w:t>摩6:4–6</w:t>
-        </w:r>
-      </w:hyperlink>
-      <w:r>
-        <w:rPr>
-          <w:lang w:val="zh_TW" w:bidi="zh_TW"/>
-        </w:rPr>
-        <w:t>）。人們通常會斜倚在桌前的榻上用餐（</w:t>
-      </w:r>
-      <w:hyperlink r:id="rId29">
-        <w:r>
-          <w:rPr>
-            <w:lang w:val="zh_TW" w:bidi="zh_TW"/>
-          </w:rPr>
-          <w:rPr>
-            <w:color w:val="0000EE"/>
-            <w:u w:val="single"/>
-          </w:rPr>
-          <w:t>斯1:6</w:t>
-        </w:r>
-      </w:hyperlink>
+          <w:i/>
+          <w:lang w:val="zh_TW" w:bidi="zh_TW"/>
+        </w:rPr>
+        <w:t>另見</w:t>
+      </w:r>
+      <w:r>
+        <w:rPr>
+          <w:lang w:val="zh_TW" w:bidi="zh_TW"/>
+        </w:rPr>
+        <w:t xml:space="preserve"> </w:t>
+      </w:r>
+      <w:r>
+        <w:rPr>
+          <w:lang w:val="zh_TW" w:bidi="zh_TW"/>
+        </w:rPr>
+        <w:t>藥物與醫療實踐</w:t>
+      </w:r>
       <w:r>
         <w:rPr>
           <w:lang w:val="zh_TW" w:bidi="zh_TW"/>
         </w:rPr>
         <w:t>；</w:t>
       </w:r>
-      <w:hyperlink r:id="rId30">
-        <w:r>
-          <w:rPr>
-            <w:lang w:val="zh_TW" w:bidi="zh_TW"/>
-          </w:rPr>
-          <w:rPr>
-            <w:color w:val="0000EE"/>
-            <w:u w:val="single"/>
-          </w:rPr>
-          <w:t>結23:41</w:t>
-        </w:r>
-      </w:hyperlink>
-      <w:r>
-        <w:rPr>
-          <w:lang w:val="zh_TW" w:bidi="zh_TW"/>
-        </w:rPr>
-        <w:t>；</w:t>
-      </w:r>
-      <w:hyperlink r:id="rId31">
-        <w:r>
-          <w:rPr>
-            <w:lang w:val="zh_TW" w:bidi="zh_TW"/>
-          </w:rPr>
-          <w:rPr>
-            <w:color w:val="0000EE"/>
-            <w:u w:val="single"/>
-          </w:rPr>
-          <w:t>摩6:4</w:t>
-        </w:r>
-      </w:hyperlink>
-      <w:r>
-        <w:rPr>
-          <w:lang w:val="zh_TW" w:bidi="zh_TW"/>
-        </w:rPr>
-        <w:t>；</w:t>
-      </w:r>
-      <w:hyperlink r:id="rId32">
-        <w:r>
-          <w:rPr>
-            <w:lang w:val="zh_TW" w:bidi="zh_TW"/>
-          </w:rPr>
-          <w:rPr>
-            <w:color w:val="0000EE"/>
-            <w:u w:val="single"/>
-          </w:rPr>
-          <w:t>太9:10</w:t>
-        </w:r>
-      </w:hyperlink>
-      <w:r>
-        <w:rPr>
-          <w:lang w:val="zh_TW" w:bidi="zh_TW"/>
-        </w:rPr>
-        <w:t>；</w:t>
-      </w:r>
-      <w:hyperlink r:id="rId33">
-        <w:r>
-          <w:rPr>
-            <w:lang w:val="zh_TW" w:bidi="zh_TW"/>
-          </w:rPr>
-          <w:rPr>
-            <w:color w:val="0000EE"/>
-            <w:u w:val="single"/>
-          </w:rPr>
-          <w:t>路7:49</w:t>
-        </w:r>
-      </w:hyperlink>
-      <w:r>
-        <w:rPr>
-          <w:lang w:val="zh_TW" w:bidi="zh_TW"/>
-        </w:rPr>
-        <w:t>，</w:t>
-      </w:r>
-      <w:hyperlink r:id="rId34">
-        <w:r>
-          <w:rPr>
-            <w:lang w:val="zh_TW" w:bidi="zh_TW"/>
-          </w:rPr>
-          <w:rPr>
-            <w:color w:val="0000EE"/>
-            <w:u w:val="single"/>
-          </w:rPr>
-          <w:t>14:10</w:t>
-        </w:r>
-      </w:hyperlink>
-      <w:r>
-        <w:rPr>
-          <w:lang w:val="zh_TW" w:bidi="zh_TW"/>
-        </w:rPr>
-        <w:t>、</w:t>
-      </w:r>
-      <w:hyperlink r:id="rId34">
-        <w:r>
-          <w:rPr>
-            <w:lang w:val="zh_TW" w:bidi="zh_TW"/>
-          </w:rPr>
-          <w:rPr>
-            <w:color w:val="0000EE"/>
-            <w:u w:val="single"/>
-          </w:rPr>
-          <w:t>15</w:t>
-        </w:r>
-      </w:hyperlink>
-      <w:r>
-        <w:rPr>
-          <w:lang w:val="zh_TW" w:bidi="zh_TW"/>
-        </w:rPr>
-        <w:t>）。</w:t>
+      <w:r>
+        <w:rPr>
+          <w:lang w:val="zh_TW" w:bidi="zh_TW"/>
+        </w:rPr>
+        <w:t>出血</w:t>
+      </w:r>
+      <w:r>
+        <w:rPr>
+          <w:lang w:val="zh_TW" w:bidi="zh_TW"/>
+        </w:rPr>
+        <w:t>。</w:t>
+      </w:r>
+      <w:r>
+        <w:rPr>
+          <w:lang w:val="zh_TW" w:bidi="zh_TW"/>
+        </w:rPr>
+      </w:r>
+      <w:r>
+        <w:rPr>
+          <w:lang w:val="zh_TW" w:bidi="zh_TW"/>
+        </w:rPr>
       </w:r>
     </w:p>
     <w:p>
@@ -1050,137 +1719,21 @@
           <w:lang w:val="zh_TW" w:bidi="zh_TW"/>
         </w:rPr>
       </w:r>
-      <w:r>
-        <w:rPr>
-          <w:lang w:val="zh_TW" w:bidi="zh_TW"/>
-        </w:rPr>
-        <w:t>筵席的意象在新、舊約聖經中皆具有重要的意義，是神國度的象徵。以賽亞預言，在列國受審、以色列得拯救之後，耶和華要在祂百姓中掌權（</w:t>
-      </w:r>
-      <w:hyperlink r:id="rId35">
-        <w:r>
-          <w:rPr>
-            <w:lang w:val="zh_TW" w:bidi="zh_TW"/>
-          </w:rPr>
-          <w:rPr>
-            <w:color w:val="0000EE"/>
-            <w:u w:val="single"/>
-          </w:rPr>
-          <w:t>賽24:23</w:t>
-        </w:r>
-      </w:hyperlink>
-      <w:r>
-        <w:rPr>
-          <w:lang w:val="zh_TW" w:bidi="zh_TW"/>
-        </w:rPr>
-        <w:t>）。這個統治的開始，將以一場為萬民所設的盛大筵席來慶祝（</w:t>
-      </w:r>
-      <w:hyperlink r:id="rId36">
-        <w:r>
-          <w:rPr>
-            <w:lang w:val="zh_TW" w:bidi="zh_TW"/>
-          </w:rPr>
-          <w:rPr>
-            <w:color w:val="0000EE"/>
-            <w:u w:val="single"/>
-          </w:rPr>
-          <w:t>賽25:6–8</w:t>
-        </w:r>
-      </w:hyperlink>
-      <w:r>
-        <w:rPr>
-          <w:lang w:val="zh_TW" w:bidi="zh_TW"/>
-        </w:rPr>
-        <w:t>；參</w:t>
-      </w:r>
-      <w:hyperlink r:id="rId37">
-        <w:r>
-          <w:rPr>
-            <w:lang w:val="zh_TW" w:bidi="zh_TW"/>
-          </w:rPr>
-          <w:rPr>
-            <w:color w:val="0000EE"/>
-            <w:u w:val="single"/>
-          </w:rPr>
-          <w:t>路13:29</w:t>
-        </w:r>
-      </w:hyperlink>
-      <w:r>
-        <w:rPr>
-          <w:lang w:val="zh_TW" w:bidi="zh_TW"/>
-        </w:rPr>
-        <w:t>）。舊約聖經中獻祭後的筵席，預表那偉大的宴會——在那裡，神的子民將不再有死亡與悲哀（</w:t>
-      </w:r>
-      <w:hyperlink r:id="rId38">
-        <w:r>
-          <w:rPr>
-            <w:lang w:val="zh_TW" w:bidi="zh_TW"/>
-          </w:rPr>
-          <w:rPr>
-            <w:color w:val="0000EE"/>
-            <w:u w:val="single"/>
-          </w:rPr>
-          <w:t>賽25:7</w:t>
-        </w:r>
-      </w:hyperlink>
-      <w:r>
-        <w:rPr>
-          <w:lang w:val="zh_TW" w:bidi="zh_TW"/>
-        </w:rPr>
-        <w:t>；參</w:t>
-      </w:r>
-      <w:hyperlink r:id="rId39">
-        <w:r>
-          <w:rPr>
-            <w:lang w:val="zh_TW" w:bidi="zh_TW"/>
-          </w:rPr>
-          <w:rPr>
-            <w:color w:val="0000EE"/>
-            <w:u w:val="single"/>
-          </w:rPr>
-          <w:t>啟21:4</w:t>
-        </w:r>
-      </w:hyperlink>
-      <w:r>
-        <w:rPr>
-          <w:lang w:val="zh_TW" w:bidi="zh_TW"/>
-        </w:rPr>
-        <w:t>）。新約聖經中的筵席，則指向將來蒙救贖的人要在神的國裡與基督一同飲那上好的酒（</w:t>
-      </w:r>
-      <w:hyperlink r:id="rId40">
-        <w:r>
-          <w:rPr>
-            <w:lang w:val="zh_TW" w:bidi="zh_TW"/>
-          </w:rPr>
-          <w:rPr>
-            <w:color w:val="0000EE"/>
-            <w:u w:val="single"/>
-          </w:rPr>
-          <w:t>賽25:6</w:t>
-        </w:r>
-      </w:hyperlink>
-      <w:r>
-        <w:rPr>
-          <w:lang w:val="zh_TW" w:bidi="zh_TW"/>
-        </w:rPr>
-        <w:t>；</w:t>
-      </w:r>
-      <w:hyperlink r:id="rId41">
-        <w:r>
-          <w:rPr>
-            <w:lang w:val="zh_TW" w:bidi="zh_TW"/>
-          </w:rPr>
-          <w:rPr>
-            <w:color w:val="0000EE"/>
-            <w:u w:val="single"/>
-          </w:rPr>
-          <w:t>路22:14–20</w:t>
-        </w:r>
-      </w:hyperlink>
-      <w:r>
-        <w:rPr>
-          <w:lang w:val="zh_TW" w:bidi="zh_TW"/>
-        </w:rPr>
-        <w:t>）。基督徒藉著領受主的晚餐（聖餐），預嚐並盼望那將來的筵席。</w:t>
+    </w:p>
+    <w:p>
+      <w:pPr>
+        <w:pStyle w:val="Heading2"/>
+      </w:pPr>
+      <w:r>
+        <w:rPr>
+          <w:lang w:val="zh_TW" w:bidi="zh_TW"/>
+        </w:rPr>
+        <w:t>血漏</w:t>
+      </w:r>
+      <w:r>
+        <w:rPr>
+          <w:lang w:val="zh_TW" w:bidi="zh_TW"/>
+        </w:rPr>
       </w:r>
     </w:p>
     <w:p>
@@ -1194,9 +1747,9 @@
         <w:rPr>
           <w:lang w:val="zh_TW" w:bidi="zh_TW"/>
         </w:rPr>
-        <w:t>在神國中最後的筵席，也被形容為婚宴。雖然一切都已預備妥當，受邀的人眾多，然而被選上的卻不多（</w:t>
-      </w:r>
-      <w:hyperlink r:id="rId42">
+        <w:t>也可解作從割傷或流鼻血中流出來的血（</w:t>
+      </w:r>
+      <w:hyperlink r:id="rId59">
         <w:r>
           <w:rPr>
             <w:lang w:val="zh_TW" w:bidi="zh_TW"/>
@@ -1205,42 +1758,14 @@
             <w:color w:val="0000EE"/>
             <w:u w:val="single"/>
           </w:rPr>
-          <w:t>太22:1–14</w:t>
+          <w:t>箴言30:33</w:t>
         </w:r>
       </w:hyperlink>
       <w:r>
         <w:rPr>
           <w:lang w:val="zh_TW" w:bidi="zh_TW"/>
         </w:rPr>
-        <w:t>）。教會滿懷盼望，等候羔羊的婚宴（</w:t>
-      </w:r>
-      <w:hyperlink r:id="rId43">
-        <w:r>
-          <w:rPr>
-            <w:lang w:val="zh_TW" w:bidi="zh_TW"/>
-          </w:rPr>
-          <w:rPr>
-            <w:color w:val="0000EE"/>
-            <w:u w:val="single"/>
-          </w:rPr>
-          <w:t>啟19:7–9</w:t>
-        </w:r>
-      </w:hyperlink>
-      <w:r>
-        <w:rPr>
-          <w:lang w:val="zh_TW" w:bidi="zh_TW"/>
-        </w:rPr>
         <w:t>）。</w:t>
-      </w:r>
-      <w:r>
-        <w:rPr>
-          <w:lang w:val="zh_TW" w:bidi="zh_TW"/>
-        </w:rPr>
-      </w:r>
-      <w:r>
-        <w:rPr>
-          <w:lang w:val="zh_TW" w:bidi="zh_TW"/>
-        </w:rPr>
       </w:r>
     </w:p>
     <w:p>
@@ -1250,21 +1775,47 @@
           <w:lang w:val="zh_TW" w:bidi="zh_TW"/>
         </w:rPr>
       </w:r>
-    </w:p>
-    <w:p>
-      <w:pPr>
-        <w:pStyle w:val="Heading2"/>
-      </w:pPr>
-      <w:r>
-        <w:rPr>
-          <w:lang w:val="zh_TW" w:bidi="zh_TW"/>
-        </w:rPr>
-        <w:t>顏色</w:t>
-      </w:r>
-      <w:r>
-        <w:rPr>
-          <w:lang w:val="zh_TW" w:bidi="zh_TW"/>
-        </w:rPr>
+      <w:r>
+        <w:rPr>
+          <w:lang w:val="zh_TW" w:bidi="zh_TW"/>
+        </w:rPr>
+        <w:t>在聖經中，它大多指月經。在</w:t>
+      </w:r>
+      <w:hyperlink r:id="rId60">
+        <w:r>
+          <w:rPr>
+            <w:lang w:val="zh_TW" w:bidi="zh_TW"/>
+          </w:rPr>
+          <w:rPr>
+            <w:color w:val="0000EE"/>
+            <w:u w:val="single"/>
+          </w:rPr>
+          <w:t>利未記15:19</w:t>
+        </w:r>
+      </w:hyperlink>
+      <w:r>
+        <w:rPr>
+          <w:lang w:val="zh_TW" w:bidi="zh_TW"/>
+        </w:rPr>
+        <w:t>–</w:t>
+      </w:r>
+      <w:hyperlink r:id="rId60">
+        <w:r>
+          <w:rPr>
+            <w:lang w:val="zh_TW" w:bidi="zh_TW"/>
+          </w:rPr>
+          <w:rPr>
+            <w:color w:val="0000EE"/>
+            <w:u w:val="single"/>
+          </w:rPr>
+          <w:t>30，</w:t>
+        </w:r>
+      </w:hyperlink>
+      <w:r>
+        <w:rPr>
+          <w:lang w:val="zh_TW" w:bidi="zh_TW"/>
+        </w:rPr>
+        <w:t>記載了有關正常和異常月經的法律記載：一位正常月經的婦女不潔淨七天，以及她所接觸的任何東西；任何流血超過七天的婦女在流血期間不潔淨，還要再加七天。</w:t>
       </w:r>
     </w:p>
     <w:p>
@@ -1278,7 +1829,133 @@
         <w:rPr>
           <w:lang w:val="zh_TW" w:bidi="zh_TW"/>
         </w:rPr>
-        <w:t>舊約和新約中沒有確切提及「顏色」一詞，儘管這個詞在英文聖經譯本中出現過多次。在原文中，譯為「顏色」的詞在意思上有很大的不同。</w:t>
+        <w:t>除了約翰福音以外，其它三本福音書都講述了耶穌奇蹟般地治癒了一位血漏12年的婦女的故事（</w:t>
+      </w:r>
+      <w:hyperlink r:id="rId54">
+        <w:r>
+          <w:rPr>
+            <w:lang w:val="zh_TW" w:bidi="zh_TW"/>
+          </w:rPr>
+          <w:rPr>
+            <w:color w:val="0000EE"/>
+            <w:u w:val="single"/>
+          </w:rPr>
+          <w:t>太9:20</w:t>
+        </w:r>
+      </w:hyperlink>
+      <w:r>
+        <w:rPr>
+          <w:lang w:val="zh_TW" w:bidi="zh_TW"/>
+        </w:rPr>
+        <w:t>–</w:t>
+      </w:r>
+      <w:hyperlink r:id="rId54">
+        <w:r>
+          <w:rPr>
+            <w:lang w:val="zh_TW" w:bidi="zh_TW"/>
+          </w:rPr>
+          <w:rPr>
+            <w:color w:val="0000EE"/>
+            <w:u w:val="single"/>
+          </w:rPr>
+          <w:t>22</w:t>
+        </w:r>
+      </w:hyperlink>
+      <w:r>
+        <w:rPr>
+          <w:lang w:val="zh_TW" w:bidi="zh_TW"/>
+        </w:rPr>
+        <w:t>，</w:t>
+      </w:r>
+      <w:hyperlink r:id="rId55">
+        <w:r>
+          <w:rPr>
+            <w:lang w:val="zh_TW" w:bidi="zh_TW"/>
+          </w:rPr>
+          <w:rPr>
+            <w:color w:val="0000EE"/>
+            <w:u w:val="single"/>
+          </w:rPr>
+          <w:t>可5:25</w:t>
+        </w:r>
+      </w:hyperlink>
+      <w:r>
+        <w:rPr>
+          <w:lang w:val="zh_TW" w:bidi="zh_TW"/>
+        </w:rPr>
+        <w:t>–</w:t>
+      </w:r>
+      <w:hyperlink r:id="rId55">
+        <w:r>
+          <w:rPr>
+            <w:lang w:val="zh_TW" w:bidi="zh_TW"/>
+          </w:rPr>
+          <w:rPr>
+            <w:color w:val="0000EE"/>
+            <w:u w:val="single"/>
+          </w:rPr>
+          <w:t>34</w:t>
+        </w:r>
+      </w:hyperlink>
+      <w:r>
+        <w:rPr>
+          <w:lang w:val="zh_TW" w:bidi="zh_TW"/>
+        </w:rPr>
+        <w:t>，</w:t>
+      </w:r>
+      <w:hyperlink r:id="rId56">
+        <w:r>
+          <w:rPr>
+            <w:lang w:val="zh_TW" w:bidi="zh_TW"/>
+          </w:rPr>
+          <w:rPr>
+            <w:color w:val="0000EE"/>
+            <w:u w:val="single"/>
+          </w:rPr>
+          <w:t>路8:43</w:t>
+        </w:r>
+      </w:hyperlink>
+      <w:r>
+        <w:rPr>
+          <w:lang w:val="zh_TW" w:bidi="zh_TW"/>
+        </w:rPr>
+        <w:t>–</w:t>
+      </w:r>
+      <w:hyperlink r:id="rId56">
+        <w:r>
+          <w:rPr>
+            <w:lang w:val="zh_TW" w:bidi="zh_TW"/>
+          </w:rPr>
+          <w:rPr>
+            <w:color w:val="0000EE"/>
+            <w:u w:val="single"/>
+          </w:rPr>
+          <w:t>48</w:t>
+        </w:r>
+      </w:hyperlink>
+      <w:r>
+        <w:rPr>
+          <w:lang w:val="zh_TW" w:bidi="zh_TW"/>
+        </w:rPr>
+        <w:t>）。通過觸摸耶穌的衣服，這位婦女違反了舊約聖經中關於月經的律法，因為她使耶穌的衣服不潔淨（</w:t>
+      </w:r>
+      <w:hyperlink r:id="rId51">
+        <w:r>
+          <w:rPr>
+            <w:lang w:val="zh_TW" w:bidi="zh_TW"/>
+          </w:rPr>
+          <w:rPr>
+            <w:color w:val="0000EE"/>
+            <w:u w:val="single"/>
+          </w:rPr>
+          <w:t>利未記15</w:t>
+        </w:r>
+      </w:hyperlink>
+      <w:r>
+        <w:rPr>
+          <w:lang w:val="zh_TW" w:bidi="zh_TW"/>
+        </w:rPr>
+        <w:t>），然而，她對耶穌的信心醫治了她。</w:t>
       </w:r>
     </w:p>
     <w:p>
@@ -1290,291 +1967,38 @@
       </w:r>
       <w:r>
         <w:rPr>
-          <w:lang w:val="zh_TW" w:bidi="zh_TW"/>
-        </w:rPr>
-        <w:t>在和合本中，最常被翻譯為「顏色」的詞語字面意思是「眼目」，並引申為「觀看」（</w:t>
-      </w:r>
-      <w:hyperlink r:id="rId44">
-        <w:r>
-          <w:rPr>
-            <w:lang w:val="zh_TW" w:bidi="zh_TW"/>
-          </w:rPr>
-          <w:rPr>
-            <w:color w:val="0000EE"/>
-            <w:u w:val="single"/>
-          </w:rPr>
-          <w:t>利13:55</w:t>
-        </w:r>
-      </w:hyperlink>
-      <w:r>
-        <w:rPr>
-          <w:lang w:val="zh_TW" w:bidi="zh_TW"/>
-        </w:rPr>
-        <w:t>；</w:t>
-      </w:r>
-      <w:hyperlink r:id="rId45">
-        <w:r>
-          <w:rPr>
-            <w:lang w:val="zh_TW" w:bidi="zh_TW"/>
-          </w:rPr>
-          <w:rPr>
-            <w:color w:val="0000EE"/>
-            <w:u w:val="single"/>
-          </w:rPr>
-          <w:t>民11:7</w:t>
-        </w:r>
-      </w:hyperlink>
-      <w:r>
-        <w:rPr>
-          <w:lang w:val="zh_TW" w:bidi="zh_TW"/>
-        </w:rPr>
-        <w:t>；</w:t>
-      </w:r>
-      <w:hyperlink r:id="rId46">
-        <w:r>
-          <w:rPr>
-            <w:lang w:val="zh_TW" w:bidi="zh_TW"/>
-          </w:rPr>
-          <w:rPr>
-            <w:color w:val="0000EE"/>
-            <w:u w:val="single"/>
-          </w:rPr>
-          <w:t>箴23:31</w:t>
-        </w:r>
-      </w:hyperlink>
-      <w:r>
-        <w:rPr>
-          <w:lang w:val="zh_TW" w:bidi="zh_TW"/>
-        </w:rPr>
-        <w:t>；</w:t>
-      </w:r>
-      <w:hyperlink r:id="rId47">
-        <w:r>
-          <w:rPr>
-            <w:lang w:val="zh_TW" w:bidi="zh_TW"/>
-          </w:rPr>
-          <w:rPr>
-            <w:color w:val="0000EE"/>
-            <w:u w:val="single"/>
-          </w:rPr>
-          <w:t>結1:4、7、16、22、27，</w:t>
-        </w:r>
-      </w:hyperlink>
-      <w:hyperlink r:id="rId48">
-        <w:r>
-          <w:rPr>
-            <w:lang w:val="zh_TW" w:bidi="zh_TW"/>
-          </w:rPr>
-          <w:rPr>
-            <w:color w:val="0000EE"/>
-            <w:u w:val="single"/>
-          </w:rPr>
-          <w:t>8:2，</w:t>
-        </w:r>
-      </w:hyperlink>
-      <w:hyperlink r:id="rId49">
-        <w:r>
-          <w:rPr>
-            <w:lang w:val="zh_TW" w:bidi="zh_TW"/>
-          </w:rPr>
-          <w:rPr>
-            <w:color w:val="0000EE"/>
-            <w:u w:val="single"/>
-          </w:rPr>
-          <w:t>10:9</w:t>
-        </w:r>
-      </w:hyperlink>
-      <w:r>
-        <w:rPr>
-          <w:lang w:val="zh_TW" w:bidi="zh_TW"/>
-        </w:rPr>
-        <w:t>；</w:t>
-      </w:r>
-      <w:hyperlink r:id="rId50">
-        <w:r>
-          <w:rPr>
-            <w:lang w:val="zh_TW" w:bidi="zh_TW"/>
-          </w:rPr>
-          <w:rPr>
-            <w:color w:val="0000EE"/>
-            <w:u w:val="single"/>
-          </w:rPr>
-          <w:t>但10:6</w:t>
-        </w:r>
-      </w:hyperlink>
-      <w:r>
-        <w:rPr>
-          <w:lang w:val="zh_TW" w:bidi="zh_TW"/>
-        </w:rPr>
-        <w:t>）。</w:t>
-      </w:r>
-      <w:hyperlink r:id="rId44">
-        <w:r>
-          <w:rPr>
-            <w:lang w:val="zh_TW" w:bidi="zh_TW"/>
-          </w:rPr>
-          <w:rPr>
-            <w:color w:val="0000EE"/>
-            <w:u w:val="single"/>
-          </w:rPr>
-          <w:t>利未記十三章55節</w:t>
-        </w:r>
-      </w:hyperlink>
-      <w:r>
-        <w:rPr>
-          <w:lang w:val="zh_TW" w:bidi="zh_TW"/>
-        </w:rPr>
-        <w:t>在和合本中保留了「色」的翻譯。在和合本中翻譯為「顏色」的其它詞語指的是面部外觀（</w:t>
-      </w:r>
-      <w:hyperlink r:id="rId51">
-        <w:r>
-          <w:rPr>
-            <w:lang w:val="zh_TW" w:bidi="zh_TW"/>
-          </w:rPr>
-          <w:rPr>
-            <w:color w:val="0000EE"/>
-            <w:u w:val="single"/>
-          </w:rPr>
-          <w:t>但5:6–10，</w:t>
-        </w:r>
-      </w:hyperlink>
-      <w:hyperlink r:id="rId52">
-        <w:r>
-          <w:rPr>
-            <w:lang w:val="zh_TW" w:bidi="zh_TW"/>
-          </w:rPr>
-          <w:rPr>
-            <w:color w:val="0000EE"/>
-            <w:u w:val="single"/>
-          </w:rPr>
-          <w:t>7:28</w:t>
-        </w:r>
-      </w:hyperlink>
-      <w:r>
-        <w:rPr>
-          <w:lang w:val="zh_TW" w:bidi="zh_TW"/>
-        </w:rPr>
-        <w:t>）、多色的布料（</w:t>
-      </w:r>
-      <w:hyperlink r:id="rId53">
-        <w:r>
-          <w:rPr>
-            <w:lang w:val="zh_TW" w:bidi="zh_TW"/>
-          </w:rPr>
-          <w:rPr>
-            <w:color w:val="0000EE"/>
-            <w:u w:val="single"/>
-          </w:rPr>
-          <w:t>箴7:16</w:t>
-        </w:r>
-      </w:hyperlink>
-      <w:r>
-        <w:rPr>
-          <w:lang w:val="zh_TW" w:bidi="zh_TW"/>
-        </w:rPr>
-        <w:t>；</w:t>
-      </w:r>
-      <w:hyperlink r:id="rId54">
-        <w:r>
-          <w:rPr>
-            <w:lang w:val="zh_TW" w:bidi="zh_TW"/>
-          </w:rPr>
-          <w:rPr>
-            <w:color w:val="0000EE"/>
-            <w:u w:val="single"/>
-          </w:rPr>
-          <w:t>結17:3，</w:t>
-        </w:r>
-      </w:hyperlink>
-      <w:hyperlink r:id="rId55">
-        <w:r>
-          <w:rPr>
-            <w:lang w:val="zh_TW" w:bidi="zh_TW"/>
-          </w:rPr>
-          <w:rPr>
-            <w:color w:val="0000EE"/>
-            <w:u w:val="single"/>
-          </w:rPr>
-          <w:t>27:24</w:t>
-        </w:r>
-      </w:hyperlink>
-      <w:r>
-        <w:rPr>
-          <w:lang w:val="zh_TW" w:bidi="zh_TW"/>
-        </w:rPr>
-        <w:t>）、寶石（</w:t>
-      </w:r>
-      <w:hyperlink r:id="rId56">
-        <w:r>
-          <w:rPr>
-            <w:lang w:val="zh_TW" w:bidi="zh_TW"/>
-          </w:rPr>
-          <w:rPr>
-            <w:color w:val="0000EE"/>
-            <w:u w:val="single"/>
-          </w:rPr>
-          <w:t>代上29:2</w:t>
-        </w:r>
-      </w:hyperlink>
-      <w:r>
-        <w:rPr>
-          <w:lang w:val="zh_TW" w:bidi="zh_TW"/>
-        </w:rPr>
-        <w:t>），以及胸甲（</w:t>
-      </w:r>
-      <w:hyperlink r:id="rId57">
-        <w:r>
-          <w:rPr>
-            <w:lang w:val="zh_TW" w:bidi="zh_TW"/>
-          </w:rPr>
-          <w:rPr>
-            <w:color w:val="0000EE"/>
-            <w:u w:val="single"/>
-          </w:rPr>
-          <w:t>啟9:17</w:t>
-        </w:r>
-      </w:hyperlink>
-      <w:r>
-        <w:rPr>
-          <w:lang w:val="zh_TW" w:bidi="zh_TW"/>
-        </w:rPr>
-        <w:t>）。約瑟的「彩衣」（</w:t>
-      </w:r>
-      <w:hyperlink r:id="rId58">
-        <w:r>
-          <w:rPr>
-            <w:lang w:val="zh_TW" w:bidi="zh_TW"/>
-          </w:rPr>
-          <w:rPr>
-            <w:color w:val="0000EE"/>
-            <w:u w:val="single"/>
-          </w:rPr>
-          <w:t>創37:3</w:t>
-        </w:r>
-      </w:hyperlink>
-      <w:r>
-        <w:rPr>
-          <w:lang w:val="zh_TW" w:bidi="zh_TW"/>
-        </w:rPr>
-        <w:t>）和她瑪的「彩衣」（</w:t>
-      </w:r>
-      <w:hyperlink r:id="rId59">
-        <w:r>
-          <w:rPr>
-            <w:lang w:val="zh_TW" w:bidi="zh_TW"/>
-          </w:rPr>
-          <w:rPr>
-            <w:color w:val="0000EE"/>
-            <w:u w:val="single"/>
-          </w:rPr>
-          <w:t>撒下13:18–19</w:t>
-        </w:r>
-      </w:hyperlink>
-      <w:r>
-        <w:rPr>
-          <w:lang w:val="zh_TW" w:bidi="zh_TW"/>
-        </w:rPr>
-        <w:t>）實際上是長袖外袍或富麗裝飾的長袍，象徵被偏愛的地位。</w:t>
+          <w:i/>
+          <w:lang w:val="zh_TW" w:bidi="zh_TW"/>
+        </w:rPr>
+        <w:t>另見</w:t>
+      </w:r>
+      <w:r>
+        <w:rPr>
+          <w:lang w:val="zh_TW" w:bidi="zh_TW"/>
+        </w:rPr>
+        <w:t xml:space="preserve"> </w:t>
+      </w:r>
+      <w:r>
+        <w:rPr>
+          <w:lang w:val="zh_TW" w:bidi="zh_TW"/>
+        </w:rPr>
+        <w:t>藥物與醫療實踐</w:t>
+      </w:r>
+      <w:r>
+        <w:rPr>
+          <w:lang w:val="zh_TW" w:bidi="zh_TW"/>
+        </w:rPr>
+        <w:t>。</w:t>
+      </w:r>
+      <w:r>
+        <w:rPr>
+          <w:lang w:val="zh_TW" w:bidi="zh_TW"/>
+        </w:rPr>
+      </w:r>
+      <w:r>
+        <w:rPr>
+          <w:lang w:val="zh_TW" w:bidi="zh_TW"/>
+        </w:rPr>
       </w:r>
     </w:p>
     <w:p>
@@ -1584,47 +2008,21 @@
           <w:lang w:val="zh_TW" w:bidi="zh_TW"/>
         </w:rPr>
       </w:r>
-      <w:r>
-        <w:rPr>
-          <w:lang w:val="zh_TW" w:bidi="zh_TW"/>
-        </w:rPr>
-        <w:t>在新約中，一個意為「假作（pretense）」的詞在</w:t>
-      </w:r>
-      <w:hyperlink r:id="rId60">
-        <w:r>
-          <w:rPr>
-            <w:lang w:val="zh_TW" w:bidi="zh_TW"/>
-          </w:rPr>
-          <w:rPr>
-            <w:color w:val="0000EE"/>
-            <w:u w:val="single"/>
-          </w:rPr>
-          <w:t>使徒行傳二十七章30節</w:t>
-        </w:r>
-      </w:hyperlink>
-      <w:r>
-        <w:rPr>
-          <w:lang w:val="zh_TW" w:bidi="zh_TW"/>
-        </w:rPr>
-        <w:t>中被用於古義，有英文譯本的譯者解釋為「顏色（color）」。他們還在</w:t>
-      </w:r>
-      <w:hyperlink r:id="rId61">
-        <w:r>
-          <w:rPr>
-            <w:lang w:val="zh_TW" w:bidi="zh_TW"/>
-          </w:rPr>
-          <w:rPr>
-            <w:color w:val="0000EE"/>
-            <w:u w:val="single"/>
-          </w:rPr>
-          <w:t>啟示錄十七章4節</w:t>
-        </w:r>
-      </w:hyperlink>
-      <w:r>
-        <w:rPr>
-          <w:lang w:val="zh_TW" w:bidi="zh_TW"/>
-        </w:rPr>
-        <w:t>中添加了「顏色（color）」一詞，顯然是為了闡明其意義。</w:t>
+    </w:p>
+    <w:p>
+      <w:pPr>
+        <w:pStyle w:val="Heading2"/>
+      </w:pPr>
+      <w:r>
+        <w:rPr>
+          <w:lang w:val="zh_TW" w:bidi="zh_TW"/>
+        </w:rPr>
+        <w:t>血漏的問題</w:t>
+      </w:r>
+      <w:r>
+        <w:rPr>
+          <w:lang w:val="zh_TW" w:bidi="zh_TW"/>
+        </w:rPr>
       </w:r>
     </w:p>
     <w:p>
@@ -1638,62 +2036,9 @@
         <w:rPr>
           <w:lang w:val="zh_TW" w:bidi="zh_TW"/>
         </w:rPr>
-        <w:t>儘管聖經提到許多顏色，但顏色並未特別被強調。對於自然顏色的描述很少出現，而出現頻率最高且區別最清楚的顏色則是人造的染料。</w:t>
-      </w:r>
-    </w:p>
-    <w:p>
-      <w:pPr>
-        <w:pStyle w:val="Heading3"/>
-      </w:pPr>
-      <w:r>
-        <w:rPr>
-          <w:lang w:val="zh_TW" w:bidi="zh_TW"/>
-        </w:rPr>
-        <w:t>聖經中提到的顏色</w:t>
-      </w:r>
-    </w:p>
-    <w:p>
-      <w:pPr/>
-      <w:r>
-        <w:rPr>
-          <w:lang w:val="zh_TW" w:bidi="zh_TW"/>
-        </w:rPr>
-      </w:r>
-      <w:r>
-        <w:rPr>
-          <w:lang w:val="zh_TW" w:bidi="zh_TW"/>
-        </w:rPr>
-        <w:t>由於希伯來人對顏色的感知方式與現代西方文化不同，有時很難準確翻譯希伯來文中表示顏色的詞。因此，英文聖經譯本中這些詞的翻譯經常有很大差異。為了提供比較的基礎，本文主要根據和合本經文，但有例外時會另行說明。</w:t>
-      </w:r>
-    </w:p>
-    <w:p>
-      <w:pPr/>
-      <w:r>
-        <w:rPr>
-          <w:lang w:val="zh_TW" w:bidi="zh_TW"/>
-        </w:rPr>
-      </w:r>
-      <w:r>
-        <w:rPr>
-          <w:lang w:val="zh_TW" w:bidi="zh_TW"/>
-        </w:rPr>
-        <w:t>在舊約和新約中最常提到的顏色如下：</w:t>
-      </w:r>
-    </w:p>
-    <w:p>
-      <w:pPr/>
-      <w:r>
-        <w:rPr>
-          <w:lang w:val="zh_TW" w:bidi="zh_TW"/>
-        </w:rPr>
-      </w:r>
-      <w:r>
-        <w:rPr>
-          <w:lang w:val="zh_TW" w:bidi="zh_TW"/>
-        </w:rPr>
-        <w:t>「黑色」在舊約中由五個詞表達，在新約中由一個詞表達，指不同程度的黑暗。這些詞描述了：羊的顏色（</w:t>
-      </w:r>
-      <w:hyperlink r:id="rId62">
+        <w:t>「血漏」在</w:t>
+      </w:r>
+      <w:hyperlink r:id="rId33">
         <w:r>
           <w:rPr>
             <w:lang w:val="zh_TW" w:bidi="zh_TW"/>
@@ -1702,16 +2047,16 @@
             <w:color w:val="0000EE"/>
             <w:u w:val="single"/>
           </w:rPr>
-          <w:t>創30:32–33、35、40</w:t>
+          <w:t>太9:20</w:t>
         </w:r>
       </w:hyperlink>
       <w:r>
         <w:rPr>
           <w:lang w:val="zh_TW" w:bidi="zh_TW"/>
         </w:rPr>
-        <w:t>）、頭髮（</w:t>
-      </w:r>
-      <w:hyperlink r:id="rId63">
+        <w:t>和</w:t>
+      </w:r>
+      <w:hyperlink r:id="rId61">
         <w:r>
           <w:rPr>
             <w:lang w:val="zh_TW" w:bidi="zh_TW"/>
@@ -1720,3007 +2065,27 @@
             <w:color w:val="0000EE"/>
             <w:u w:val="single"/>
           </w:rPr>
-          <w:t>利13:31、37</w:t>
+          <w:t>可5:25</w:t>
         </w:r>
       </w:hyperlink>
       <w:r>
         <w:rPr>
           <w:lang w:val="zh_TW" w:bidi="zh_TW"/>
         </w:rPr>
-        <w:t>；</w:t>
-      </w:r>
-      <w:hyperlink r:id="rId64">
-        <w:r>
-          <w:rPr>
-            <w:lang w:val="zh_TW" w:bidi="zh_TW"/>
-          </w:rPr>
-          <w:rPr>
-            <w:color w:val="0000EE"/>
-            <w:u w:val="single"/>
-          </w:rPr>
-          <w:t>歌5:11</w:t>
-        </w:r>
-      </w:hyperlink>
-      <w:r>
-        <w:rPr>
-          <w:lang w:val="zh_TW" w:bidi="zh_TW"/>
-        </w:rPr>
-        <w:t>；</w:t>
-      </w:r>
-      <w:hyperlink r:id="rId65">
-        <w:r>
-          <w:rPr>
-            <w:lang w:val="zh_TW" w:bidi="zh_TW"/>
-          </w:rPr>
-          <w:rPr>
-            <w:color w:val="0000EE"/>
-            <w:u w:val="single"/>
-          </w:rPr>
-          <w:t>太5:36</w:t>
-        </w:r>
-      </w:hyperlink>
-      <w:r>
-        <w:rPr>
-          <w:lang w:val="zh_TW" w:bidi="zh_TW"/>
-        </w:rPr>
-        <w:t>）、皮膚（</w:t>
-      </w:r>
-      <w:hyperlink r:id="rId66">
-        <w:r>
-          <w:rPr>
-            <w:lang w:val="zh_TW" w:bidi="zh_TW"/>
-          </w:rPr>
-          <w:rPr>
-            <w:color w:val="0000EE"/>
-            <w:u w:val="single"/>
-          </w:rPr>
-          <w:t>伯30:30</w:t>
-        </w:r>
-      </w:hyperlink>
-      <w:r>
-        <w:rPr>
-          <w:lang w:val="zh_TW" w:bidi="zh_TW"/>
-        </w:rPr>
-        <w:t>）、馬（</w:t>
-      </w:r>
-      <w:hyperlink r:id="rId67">
-        <w:r>
-          <w:rPr>
-            <w:lang w:val="zh_TW" w:bidi="zh_TW"/>
-          </w:rPr>
-          <w:rPr>
-            <w:color w:val="0000EE"/>
-            <w:u w:val="single"/>
-          </w:rPr>
-          <w:t>亞6:2、6</w:t>
-        </w:r>
-      </w:hyperlink>
-      <w:r>
-        <w:rPr>
-          <w:lang w:val="zh_TW" w:bidi="zh_TW"/>
-        </w:rPr>
-        <w:t>；</w:t>
-      </w:r>
-      <w:hyperlink r:id="rId68">
-        <w:r>
-          <w:rPr>
-            <w:lang w:val="zh_TW" w:bidi="zh_TW"/>
-          </w:rPr>
-          <w:rPr>
-            <w:color w:val="0000EE"/>
-            <w:u w:val="single"/>
-          </w:rPr>
-          <w:t>啟6:5</w:t>
-        </w:r>
-      </w:hyperlink>
-      <w:r>
-        <w:rPr>
-          <w:lang w:val="zh_TW" w:bidi="zh_TW"/>
-        </w:rPr>
-        <w:t>）、天空（</w:t>
-      </w:r>
-      <w:hyperlink r:id="rId69">
-        <w:r>
-          <w:rPr>
-            <w:lang w:val="zh_TW" w:bidi="zh_TW"/>
-          </w:rPr>
-          <w:rPr>
-            <w:color w:val="0000EE"/>
-            <w:u w:val="single"/>
-          </w:rPr>
-          <w:t>王上18:45</w:t>
-        </w:r>
-      </w:hyperlink>
-      <w:r>
-        <w:rPr>
-          <w:lang w:val="zh_TW" w:bidi="zh_TW"/>
-        </w:rPr>
-        <w:t>；</w:t>
-      </w:r>
-      <w:hyperlink r:id="rId70">
-        <w:r>
-          <w:rPr>
-            <w:lang w:val="zh_TW" w:bidi="zh_TW"/>
-          </w:rPr>
-          <w:rPr>
-            <w:color w:val="0000EE"/>
-            <w:u w:val="single"/>
-          </w:rPr>
-          <w:t>賽50:3</w:t>
-        </w:r>
-      </w:hyperlink>
-      <w:r>
-        <w:rPr>
-          <w:lang w:val="zh_TW" w:bidi="zh_TW"/>
-        </w:rPr>
-        <w:t>；</w:t>
-      </w:r>
-      <w:hyperlink r:id="rId71">
-        <w:r>
-          <w:rPr>
-            <w:lang w:val="zh_TW" w:bidi="zh_TW"/>
-          </w:rPr>
-          <w:rPr>
-            <w:color w:val="0000EE"/>
-            <w:u w:val="single"/>
-          </w:rPr>
-          <w:t>耶4:28</w:t>
-        </w:r>
-      </w:hyperlink>
-      <w:r>
-        <w:rPr>
-          <w:lang w:val="zh_TW" w:bidi="zh_TW"/>
-        </w:rPr>
-        <w:t>）、白日（</w:t>
-      </w:r>
-      <w:hyperlink r:id="rId72">
-        <w:r>
-          <w:rPr>
-            <w:lang w:val="zh_TW" w:bidi="zh_TW"/>
-          </w:rPr>
-          <w:rPr>
-            <w:color w:val="0000EE"/>
-            <w:u w:val="single"/>
-          </w:rPr>
-          <w:t>伯3:5</w:t>
-        </w:r>
-      </w:hyperlink>
-      <w:r>
-        <w:rPr>
-          <w:lang w:val="zh_TW" w:bidi="zh_TW"/>
-        </w:rPr>
-        <w:t>；</w:t>
-      </w:r>
-      <w:hyperlink r:id="rId73">
-        <w:r>
-          <w:rPr>
-            <w:lang w:val="zh_TW" w:bidi="zh_TW"/>
-          </w:rPr>
-          <w:rPr>
-            <w:color w:val="0000EE"/>
-            <w:u w:val="single"/>
-          </w:rPr>
-          <w:t>彌3:6</w:t>
-        </w:r>
-      </w:hyperlink>
-      <w:r>
-        <w:rPr>
-          <w:lang w:val="zh_TW" w:bidi="zh_TW"/>
-        </w:rPr>
-        <w:t>）、變黑的太陽（</w:t>
-      </w:r>
-      <w:hyperlink r:id="rId74">
-        <w:r>
-          <w:rPr>
-            <w:lang w:val="zh_TW" w:bidi="zh_TW"/>
-          </w:rPr>
-          <w:rPr>
-            <w:color w:val="0000EE"/>
-            <w:u w:val="single"/>
-          </w:rPr>
-          <w:t>啟6:12</w:t>
-        </w:r>
-      </w:hyperlink>
-      <w:r>
-        <w:rPr>
-          <w:lang w:val="zh_TW" w:bidi="zh_TW"/>
-        </w:rPr>
-        <w:t>），以及入侵的軍隊（</w:t>
-      </w:r>
-      <w:hyperlink r:id="rId75">
-        <w:r>
-          <w:rPr>
-            <w:lang w:val="zh_TW" w:bidi="zh_TW"/>
-          </w:rPr>
-          <w:rPr>
-            <w:color w:val="0000EE"/>
-            <w:u w:val="single"/>
-          </w:rPr>
-          <w:t>珥2:2</w:t>
-        </w:r>
-      </w:hyperlink>
-      <w:r>
-        <w:rPr>
-          <w:lang w:val="zh_TW" w:bidi="zh_TW"/>
-        </w:rPr>
-        <w:t>）。約伯記的「沒有日光」（</w:t>
-      </w:r>
-      <w:hyperlink r:id="rId76">
-        <w:r>
-          <w:rPr>
-            <w:lang w:val="zh_TW" w:bidi="zh_TW"/>
-          </w:rPr>
-          <w:rPr>
-            <w:color w:val="0000EE"/>
-            <w:u w:val="single"/>
-          </w:rPr>
-          <w:t>伯30:28</w:t>
-        </w:r>
-      </w:hyperlink>
-      <w:r>
-        <w:rPr>
-          <w:lang w:val="zh_TW" w:bidi="zh_TW"/>
-        </w:rPr>
-        <w:t>）被理解為災病或悲傷。</w:t>
-      </w:r>
-    </w:p>
-    <w:p>
-      <w:pPr/>
-      <w:r>
-        <w:rPr>
-          <w:lang w:val="zh_TW" w:bidi="zh_TW"/>
-        </w:rPr>
-      </w:r>
-      <w:r>
-        <w:rPr>
-          <w:lang w:val="zh_TW" w:bidi="zh_TW"/>
-        </w:rPr>
-        <w:t>「藍色」可能指的是從地中海軟體動物中獲得的藍紫色染料。這是一種受歡迎的顏色，但古代認為其不如「皇家紫色」高貴。這兩種染料都產於泰爾，泰爾曾一度壟斷藍色和紫色染料的製造（</w:t>
-      </w:r>
-      <w:hyperlink r:id="rId77">
-        <w:r>
-          <w:rPr>
-            <w:lang w:val="zh_TW" w:bidi="zh_TW"/>
-          </w:rPr>
-          <w:rPr>
-            <w:color w:val="0000EE"/>
-            <w:u w:val="single"/>
-          </w:rPr>
-          <w:t>代下2:7、14</w:t>
-        </w:r>
-      </w:hyperlink>
-      <w:r>
-        <w:rPr>
-          <w:lang w:val="zh_TW" w:bidi="zh_TW"/>
-        </w:rPr>
-        <w:t>；</w:t>
-      </w:r>
-      <w:hyperlink r:id="rId55">
-        <w:r>
-          <w:rPr>
-            <w:lang w:val="zh_TW" w:bidi="zh_TW"/>
-          </w:rPr>
-          <w:rPr>
-            <w:color w:val="0000EE"/>
-            <w:u w:val="single"/>
-          </w:rPr>
-          <w:t>結27:24</w:t>
-        </w:r>
-      </w:hyperlink>
-      <w:r>
-        <w:rPr>
-          <w:lang w:val="zh_TW" w:bidi="zh_TW"/>
-        </w:rPr>
-        <w:t>）。泰爾的船使用藍色和紫色作為船篷（</w:t>
-      </w:r>
-      <w:hyperlink r:id="rId78">
-        <w:r>
-          <w:rPr>
-            <w:lang w:val="zh_TW" w:bidi="zh_TW"/>
-          </w:rPr>
-          <w:rPr>
-            <w:color w:val="0000EE"/>
-            <w:u w:val="single"/>
-          </w:rPr>
-          <w:t>結27:7</w:t>
-        </w:r>
-      </w:hyperlink>
-      <w:r>
-        <w:rPr>
-          <w:lang w:val="zh_TW" w:bidi="zh_TW"/>
-        </w:rPr>
-        <w:t>）。藍色被用於會幕的布料（</w:t>
-      </w:r>
-      <w:hyperlink r:id="rId79">
-        <w:r>
-          <w:rPr>
-            <w:lang w:val="zh_TW" w:bidi="zh_TW"/>
-          </w:rPr>
-          <w:rPr>
-            <w:color w:val="0000EE"/>
-            <w:u w:val="single"/>
-          </w:rPr>
-          <w:t>出26:1</w:t>
-        </w:r>
-      </w:hyperlink>
-      <w:r>
-        <w:rPr>
-          <w:lang w:val="zh_TW" w:bidi="zh_TW"/>
-        </w:rPr>
-        <w:t>；</w:t>
-      </w:r>
-      <w:hyperlink r:id="rId80">
-        <w:r>
-          <w:rPr>
-            <w:lang w:val="zh_TW" w:bidi="zh_TW"/>
-          </w:rPr>
-          <w:rPr>
-            <w:color w:val="0000EE"/>
-            <w:u w:val="single"/>
-          </w:rPr>
-          <w:t>民4:6–9</w:t>
-        </w:r>
-      </w:hyperlink>
-      <w:r>
-        <w:rPr>
-          <w:lang w:val="zh_TW" w:bidi="zh_TW"/>
-        </w:rPr>
-        <w:t>）、祭司的衣服（</w:t>
-      </w:r>
-      <w:hyperlink r:id="rId81">
-        <w:r>
-          <w:rPr>
-            <w:lang w:val="zh_TW" w:bidi="zh_TW"/>
-          </w:rPr>
-          <w:rPr>
-            <w:color w:val="0000EE"/>
-            <w:u w:val="single"/>
-          </w:rPr>
-          <w:t>出28:5–6</w:t>
-        </w:r>
-      </w:hyperlink>
-      <w:r>
-        <w:rPr>
-          <w:lang w:val="zh_TW" w:bidi="zh_TW"/>
-        </w:rPr>
-        <w:t>）、所羅門的聖殿（</w:t>
-      </w:r>
-      <w:hyperlink r:id="rId77">
-        <w:r>
-          <w:rPr>
-            <w:lang w:val="zh_TW" w:bidi="zh_TW"/>
-          </w:rPr>
-          <w:rPr>
-            <w:color w:val="0000EE"/>
-            <w:u w:val="single"/>
-          </w:rPr>
-          <w:t>代下2:7、14</w:t>
-        </w:r>
-      </w:hyperlink>
-      <w:r>
-        <w:rPr>
-          <w:lang w:val="zh_TW" w:bidi="zh_TW"/>
-        </w:rPr>
-        <w:t>），以及波斯王宮（</w:t>
-      </w:r>
-      <w:hyperlink r:id="rId29">
-        <w:r>
-          <w:rPr>
-            <w:lang w:val="zh_TW" w:bidi="zh_TW"/>
-          </w:rPr>
-          <w:rPr>
-            <w:color w:val="0000EE"/>
-            <w:u w:val="single"/>
-          </w:rPr>
-          <w:t>斯1:6，</w:t>
-        </w:r>
-      </w:hyperlink>
-      <w:hyperlink r:id="rId82">
-        <w:r>
-          <w:rPr>
-            <w:lang w:val="zh_TW" w:bidi="zh_TW"/>
-          </w:rPr>
-          <w:rPr>
-            <w:color w:val="0000EE"/>
-            <w:u w:val="single"/>
-          </w:rPr>
-          <w:t>8:15</w:t>
-        </w:r>
-      </w:hyperlink>
-      <w:r>
-        <w:rPr>
-          <w:lang w:val="zh_TW" w:bidi="zh_TW"/>
-        </w:rPr>
-        <w:t>）。藍色在新約中沒有被提及。</w:t>
-      </w:r>
-    </w:p>
-    <w:p>
-      <w:pPr/>
-      <w:r>
-        <w:rPr>
-          <w:lang w:val="zh_TW" w:bidi="zh_TW"/>
-        </w:rPr>
-      </w:r>
-      <w:r>
-        <w:rPr>
-          <w:lang w:val="zh_TW" w:bidi="zh_TW"/>
-        </w:rPr>
-        <w:t>「紅色」是三個不同希伯來文的翻譯。這種不同色調的紅色是從某些昆蟲中提取的。這個詞描述了所羅門的聖殿中的某些布料（</w:t>
-      </w:r>
-      <w:hyperlink r:id="rId77">
-        <w:r>
-          <w:rPr>
-            <w:lang w:val="zh_TW" w:bidi="zh_TW"/>
-          </w:rPr>
-          <w:rPr>
-            <w:color w:val="0000EE"/>
-            <w:u w:val="single"/>
-          </w:rPr>
-          <w:t>代下2:7、14，</w:t>
-        </w:r>
-      </w:hyperlink>
-      <w:hyperlink r:id="rId83">
-        <w:r>
-          <w:rPr>
-            <w:lang w:val="zh_TW" w:bidi="zh_TW"/>
-          </w:rPr>
-          <w:rPr>
-            <w:color w:val="0000EE"/>
-            <w:u w:val="single"/>
-          </w:rPr>
-          <w:t>3:14</w:t>
-        </w:r>
-      </w:hyperlink>
-      <w:r>
-        <w:rPr>
-          <w:lang w:val="zh_TW" w:bidi="zh_TW"/>
-        </w:rPr>
-        <w:t>），並被用來比喻罪（</w:t>
-      </w:r>
-      <w:hyperlink r:id="rId84">
-        <w:r>
-          <w:rPr>
-            <w:lang w:val="zh_TW" w:bidi="zh_TW"/>
-          </w:rPr>
-          <w:rPr>
-            <w:color w:val="0000EE"/>
-            <w:u w:val="single"/>
-          </w:rPr>
-          <w:t>賽1:18</w:t>
-        </w:r>
-      </w:hyperlink>
-      <w:r>
-        <w:rPr>
-          <w:lang w:val="zh_TW" w:bidi="zh_TW"/>
-        </w:rPr>
-        <w:t>）。形容波斯拉衣服的「紅」（</w:t>
-      </w:r>
-      <w:hyperlink r:id="rId85">
-        <w:r>
-          <w:rPr>
-            <w:lang w:val="zh_TW" w:bidi="zh_TW"/>
-          </w:rPr>
-          <w:rPr>
-            <w:color w:val="0000EE"/>
-            <w:u w:val="single"/>
-          </w:rPr>
-          <w:t>63:1</w:t>
-        </w:r>
-      </w:hyperlink>
-      <w:r>
-        <w:rPr>
-          <w:lang w:val="zh_TW" w:bidi="zh_TW"/>
-        </w:rPr>
-        <w:t>）可能意味著「鮮豔的顏色」而不是特定的色調。</w:t>
-      </w:r>
-    </w:p>
-    <w:p>
-      <w:pPr/>
-      <w:r>
-        <w:rPr>
-          <w:lang w:val="zh_TW" w:bidi="zh_TW"/>
-        </w:rPr>
-      </w:r>
-      <w:r>
-        <w:rPr>
-          <w:lang w:val="zh_TW" w:bidi="zh_TW"/>
-        </w:rPr>
-        <w:t>「灰色」這個顏色僅在舊約中出現，專門用來形容老年，如灰白的頭髮或白髮（</w:t>
-      </w:r>
-      <w:hyperlink r:id="rId86">
-        <w:r>
-          <w:rPr>
-            <w:lang w:val="zh_TW" w:bidi="zh_TW"/>
-          </w:rPr>
-          <w:rPr>
-            <w:color w:val="0000EE"/>
-            <w:u w:val="single"/>
-          </w:rPr>
-          <w:t>創42:38</w:t>
-        </w:r>
-      </w:hyperlink>
-      <w:r>
-        <w:rPr>
-          <w:lang w:val="zh_TW" w:bidi="zh_TW"/>
-        </w:rPr>
-        <w:t>；</w:t>
-      </w:r>
-      <w:hyperlink r:id="rId87">
-        <w:r>
-          <w:rPr>
-            <w:lang w:val="zh_TW" w:bidi="zh_TW"/>
-          </w:rPr>
-          <w:rPr>
-            <w:color w:val="0000EE"/>
-            <w:u w:val="single"/>
-          </w:rPr>
-          <w:t>44:29–31</w:t>
-        </w:r>
-      </w:hyperlink>
-      <w:r>
-        <w:rPr>
-          <w:lang w:val="zh_TW" w:bidi="zh_TW"/>
-        </w:rPr>
-        <w:t>；</w:t>
-      </w:r>
-      <w:hyperlink r:id="rId88">
-        <w:r>
-          <w:rPr>
-            <w:lang w:val="zh_TW" w:bidi="zh_TW"/>
-          </w:rPr>
-          <w:rPr>
-            <w:color w:val="0000EE"/>
-            <w:u w:val="single"/>
-          </w:rPr>
-          <w:t>申32:25</w:t>
-        </w:r>
-      </w:hyperlink>
-      <w:r>
-        <w:rPr>
-          <w:lang w:val="zh_TW" w:bidi="zh_TW"/>
-        </w:rPr>
-        <w:t>；</w:t>
-      </w:r>
-      <w:hyperlink r:id="rId89">
-        <w:r>
-          <w:rPr>
-            <w:lang w:val="zh_TW" w:bidi="zh_TW"/>
-          </w:rPr>
-          <w:rPr>
-            <w:color w:val="0000EE"/>
-            <w:u w:val="single"/>
-          </w:rPr>
-          <w:t>撒上12:2</w:t>
-        </w:r>
-      </w:hyperlink>
-      <w:r>
-        <w:rPr>
-          <w:lang w:val="zh_TW" w:bidi="zh_TW"/>
-        </w:rPr>
-        <w:t>；</w:t>
-      </w:r>
-      <w:hyperlink r:id="rId90">
-        <w:r>
-          <w:rPr>
-            <w:lang w:val="zh_TW" w:bidi="zh_TW"/>
-          </w:rPr>
-          <w:rPr>
-            <w:color w:val="0000EE"/>
-            <w:u w:val="single"/>
-          </w:rPr>
-          <w:t>王上2:6、9</w:t>
-        </w:r>
-      </w:hyperlink>
-      <w:r>
-        <w:rPr>
-          <w:lang w:val="zh_TW" w:bidi="zh_TW"/>
-        </w:rPr>
-        <w:t>；</w:t>
-      </w:r>
-      <w:hyperlink r:id="rId91">
-        <w:r>
-          <w:rPr>
-            <w:lang w:val="zh_TW" w:bidi="zh_TW"/>
-          </w:rPr>
-          <w:rPr>
-            <w:color w:val="0000EE"/>
-            <w:u w:val="single"/>
-          </w:rPr>
-          <w:t>伯15:10</w:t>
-        </w:r>
-      </w:hyperlink>
-      <w:r>
-        <w:rPr>
-          <w:lang w:val="zh_TW" w:bidi="zh_TW"/>
-        </w:rPr>
-        <w:t>；</w:t>
-      </w:r>
-      <w:hyperlink r:id="rId92">
-        <w:r>
-          <w:rPr>
-            <w:lang w:val="zh_TW" w:bidi="zh_TW"/>
-          </w:rPr>
-          <w:rPr>
-            <w:color w:val="0000EE"/>
-            <w:u w:val="single"/>
-          </w:rPr>
-          <w:t>詩71:18</w:t>
-        </w:r>
-      </w:hyperlink>
-      <w:r>
-        <w:rPr>
-          <w:lang w:val="zh_TW" w:bidi="zh_TW"/>
-        </w:rPr>
-        <w:t>；</w:t>
-      </w:r>
-      <w:hyperlink r:id="rId93">
-        <w:r>
-          <w:rPr>
-            <w:lang w:val="zh_TW" w:bidi="zh_TW"/>
-          </w:rPr>
-          <w:rPr>
-            <w:color w:val="0000EE"/>
-            <w:u w:val="single"/>
-          </w:rPr>
-          <w:t>箴20:29</w:t>
-        </w:r>
-      </w:hyperlink>
-      <w:r>
-        <w:rPr>
-          <w:lang w:val="zh_TW" w:bidi="zh_TW"/>
-        </w:rPr>
-        <w:t>；</w:t>
-      </w:r>
-      <w:hyperlink r:id="rId94">
-        <w:r>
-          <w:rPr>
-            <w:lang w:val="zh_TW" w:bidi="zh_TW"/>
-          </w:rPr>
-          <w:rPr>
-            <w:color w:val="0000EE"/>
-            <w:u w:val="single"/>
-          </w:rPr>
-          <w:t>賽46:4</w:t>
-        </w:r>
-      </w:hyperlink>
-      <w:r>
-        <w:rPr>
-          <w:lang w:val="zh_TW" w:bidi="zh_TW"/>
-        </w:rPr>
-        <w:t>；</w:t>
-      </w:r>
-      <w:hyperlink r:id="rId95">
-        <w:r>
-          <w:rPr>
-            <w:lang w:val="zh_TW" w:bidi="zh_TW"/>
-          </w:rPr>
-          <w:rPr>
-            <w:color w:val="0000EE"/>
-            <w:u w:val="single"/>
-          </w:rPr>
-          <w:t>何7:9</w:t>
-        </w:r>
-      </w:hyperlink>
-      <w:r>
-        <w:rPr>
-          <w:lang w:val="zh_TW" w:bidi="zh_TW"/>
-        </w:rPr>
-        <w:t>）。用來形容雜色灰馬的另一個詞（</w:t>
-      </w:r>
-      <w:hyperlink r:id="rId96">
-        <w:r>
-          <w:rPr>
-            <w:lang w:val="zh_TW" w:bidi="zh_TW"/>
-          </w:rPr>
-          <w:rPr>
-            <w:color w:val="0000EE"/>
-            <w:u w:val="single"/>
-          </w:rPr>
-          <w:t>亞6:3</w:t>
-        </w:r>
-      </w:hyperlink>
-      <w:r>
-        <w:rPr>
-          <w:lang w:val="zh_TW" w:bidi="zh_TW"/>
-        </w:rPr>
-        <w:t>）可能意指「斑點」或「斑駁」。</w:t>
-      </w:r>
-    </w:p>
-    <w:p>
-      <w:pPr/>
-      <w:r>
-        <w:rPr>
-          <w:lang w:val="zh_TW" w:bidi="zh_TW"/>
-        </w:rPr>
-      </w:r>
-      <w:r>
-        <w:rPr>
-          <w:lang w:val="zh_TW" w:bidi="zh_TW"/>
-        </w:rPr>
-        <w:t>「綠色」在舊約中由七個詞表達，在新約中由兩個詞表達。多數詞指植物，描述植物的新鮮或濕潤狀態，而非顏色。被形容為「綠色」的有：植物（</w:t>
-      </w:r>
-      <w:hyperlink r:id="rId97">
-        <w:r>
-          <w:rPr>
-            <w:lang w:val="zh_TW" w:bidi="zh_TW"/>
-          </w:rPr>
-          <w:rPr>
-            <w:color w:val="0000EE"/>
-            <w:u w:val="single"/>
-          </w:rPr>
-          <w:t>創1:30</w:t>
-        </w:r>
-      </w:hyperlink>
-      <w:r>
-        <w:rPr>
-          <w:lang w:val="zh_TW" w:bidi="zh_TW"/>
-        </w:rPr>
-        <w:t>）、樹木（</w:t>
-      </w:r>
-      <w:hyperlink r:id="rId98">
-        <w:r>
-          <w:rPr>
-            <w:lang w:val="zh_TW" w:bidi="zh_TW"/>
-          </w:rPr>
-          <w:rPr>
-            <w:color w:val="0000EE"/>
-            <w:u w:val="single"/>
-          </w:rPr>
-          <w:t>王上14:23</w:t>
-        </w:r>
-      </w:hyperlink>
-      <w:r>
-        <w:rPr>
-          <w:lang w:val="zh_TW" w:bidi="zh_TW"/>
-        </w:rPr>
-        <w:t>）、枝子（</w:t>
-      </w:r>
-      <w:hyperlink r:id="rId99">
-        <w:r>
-          <w:rPr>
-            <w:lang w:val="zh_TW" w:bidi="zh_TW"/>
-          </w:rPr>
-          <w:rPr>
-            <w:color w:val="0000EE"/>
-            <w:u w:val="single"/>
-          </w:rPr>
-          <w:t>伯15:32</w:t>
-        </w:r>
-      </w:hyperlink>
-      <w:r>
-        <w:rPr>
-          <w:lang w:val="zh_TW" w:bidi="zh_TW"/>
-        </w:rPr>
-        <w:t>）、牧場（</w:t>
-      </w:r>
-      <w:hyperlink r:id="rId100">
-        <w:r>
-          <w:rPr>
-            <w:lang w:val="zh_TW" w:bidi="zh_TW"/>
-          </w:rPr>
-          <w:rPr>
-            <w:color w:val="0000EE"/>
-            <w:u w:val="single"/>
-          </w:rPr>
-          <w:t>詩23:2</w:t>
-        </w:r>
-      </w:hyperlink>
-      <w:r>
-        <w:rPr>
-          <w:lang w:val="zh_TW" w:bidi="zh_TW"/>
-        </w:rPr>
-        <w:t>；</w:t>
-      </w:r>
-      <w:hyperlink r:id="rId101">
-        <w:r>
-          <w:rPr>
-            <w:lang w:val="zh_TW" w:bidi="zh_TW"/>
-          </w:rPr>
-          <w:rPr>
-            <w:color w:val="0000EE"/>
-            <w:u w:val="single"/>
-          </w:rPr>
-          <w:t>珥2:22</w:t>
-        </w:r>
-      </w:hyperlink>
-      <w:r>
-        <w:rPr>
-          <w:lang w:val="zh_TW" w:bidi="zh_TW"/>
-        </w:rPr>
-        <w:t>）、草藥（</w:t>
-      </w:r>
-      <w:hyperlink r:id="rId102">
-        <w:r>
-          <w:rPr>
-            <w:lang w:val="zh_TW" w:bidi="zh_TW"/>
-          </w:rPr>
-          <w:rPr>
-            <w:color w:val="0000EE"/>
-            <w:u w:val="single"/>
-          </w:rPr>
-          <w:t>詩37:2</w:t>
-        </w:r>
-      </w:hyperlink>
-      <w:r>
-        <w:rPr>
-          <w:lang w:val="zh_TW" w:bidi="zh_TW"/>
-        </w:rPr>
-        <w:t>）、橄欖樹（</w:t>
-      </w:r>
-      <w:hyperlink r:id="rId103">
-        <w:r>
-          <w:rPr>
-            <w:lang w:val="zh_TW" w:bidi="zh_TW"/>
-          </w:rPr>
-          <w:rPr>
-            <w:color w:val="0000EE"/>
-            <w:u w:val="single"/>
-          </w:rPr>
-          <w:t>詩52:8</w:t>
-        </w:r>
-      </w:hyperlink>
-      <w:r>
-        <w:rPr>
-          <w:lang w:val="zh_TW" w:bidi="zh_TW"/>
-        </w:rPr>
-        <w:t>；</w:t>
-      </w:r>
-      <w:hyperlink r:id="rId104">
-        <w:r>
-          <w:rPr>
-            <w:lang w:val="zh_TW" w:bidi="zh_TW"/>
-          </w:rPr>
-          <w:rPr>
-            <w:color w:val="0000EE"/>
-            <w:u w:val="single"/>
-          </w:rPr>
-          <w:t>耶11:16</w:t>
-        </w:r>
-      </w:hyperlink>
-      <w:r>
-        <w:rPr>
-          <w:lang w:val="zh_TW" w:bidi="zh_TW"/>
-        </w:rPr>
-        <w:t>）、荊棘（</w:t>
-      </w:r>
-      <w:hyperlink r:id="rId105">
-        <w:r>
-          <w:rPr>
-            <w:lang w:val="zh_TW" w:bidi="zh_TW"/>
-          </w:rPr>
-          <w:rPr>
-            <w:color w:val="0000EE"/>
-            <w:u w:val="single"/>
-          </w:rPr>
-          <w:t>詩58:9</w:t>
-        </w:r>
-      </w:hyperlink>
-      <w:r>
-        <w:rPr>
-          <w:lang w:val="zh_TW" w:bidi="zh_TW"/>
-        </w:rPr>
-        <w:t>）、樹葉（</w:t>
-      </w:r>
-      <w:hyperlink r:id="rId106">
-        <w:r>
-          <w:rPr>
-            <w:lang w:val="zh_TW" w:bidi="zh_TW"/>
-          </w:rPr>
-          <w:rPr>
-            <w:color w:val="0000EE"/>
-            <w:u w:val="single"/>
-          </w:rPr>
-          <w:t>耶17:8</w:t>
-        </w:r>
-      </w:hyperlink>
-      <w:r>
-        <w:rPr>
-          <w:lang w:val="zh_TW" w:bidi="zh_TW"/>
-        </w:rPr>
-        <w:t>）、草（</w:t>
-      </w:r>
-      <w:hyperlink r:id="rId107">
-        <w:r>
-          <w:rPr>
-            <w:lang w:val="zh_TW" w:bidi="zh_TW"/>
-          </w:rPr>
-          <w:rPr>
-            <w:color w:val="0000EE"/>
-            <w:u w:val="single"/>
-          </w:rPr>
-          <w:t>可6:39</w:t>
-        </w:r>
-      </w:hyperlink>
-      <w:r>
-        <w:rPr>
-          <w:lang w:val="zh_TW" w:bidi="zh_TW"/>
-        </w:rPr>
-        <w:t>；</w:t>
-      </w:r>
-      <w:hyperlink r:id="rId108">
-        <w:r>
-          <w:rPr>
-            <w:lang w:val="zh_TW" w:bidi="zh_TW"/>
-          </w:rPr>
-          <w:rPr>
-            <w:color w:val="0000EE"/>
-            <w:u w:val="single"/>
-          </w:rPr>
-          <w:t>啟8:7</w:t>
-        </w:r>
-      </w:hyperlink>
-      <w:r>
-        <w:rPr>
-          <w:lang w:val="zh_TW" w:bidi="zh_TW"/>
-        </w:rPr>
-        <w:t>）、木材（</w:t>
-      </w:r>
-      <w:hyperlink r:id="rId109">
-        <w:r>
-          <w:rPr>
-            <w:lang w:val="zh_TW" w:bidi="zh_TW"/>
-          </w:rPr>
-          <w:rPr>
-            <w:color w:val="0000EE"/>
-            <w:u w:val="single"/>
-          </w:rPr>
-          <w:t>路23:31</w:t>
-        </w:r>
-      </w:hyperlink>
-      <w:r>
-        <w:rPr>
-          <w:lang w:val="zh_TW" w:bidi="zh_TW"/>
-        </w:rPr>
-        <w:t>）。除了各種植物之外，鴿子的翅膀（</w:t>
-      </w:r>
-      <w:hyperlink r:id="rId110">
-        <w:r>
-          <w:rPr>
-            <w:lang w:val="zh_TW" w:bidi="zh_TW"/>
-          </w:rPr>
-          <w:rPr>
-            <w:color w:val="0000EE"/>
-            <w:u w:val="single"/>
-          </w:rPr>
-          <w:t>詩68:13</w:t>
-        </w:r>
-      </w:hyperlink>
-      <w:r>
-        <w:rPr>
-          <w:lang w:val="zh_TW" w:bidi="zh_TW"/>
-        </w:rPr>
-        <w:t>）、床榻（</w:t>
-      </w:r>
-      <w:hyperlink r:id="rId111">
-        <w:r>
-          <w:rPr>
-            <w:lang w:val="zh_TW" w:bidi="zh_TW"/>
-          </w:rPr>
-          <w:rPr>
-            <w:color w:val="0000EE"/>
-            <w:u w:val="single"/>
-          </w:rPr>
-          <w:t>歌1:16</w:t>
-        </w:r>
-      </w:hyperlink>
-      <w:r>
-        <w:rPr>
-          <w:lang w:val="zh_TW" w:bidi="zh_TW"/>
-        </w:rPr>
-        <w:t>）和義人（</w:t>
-      </w:r>
-      <w:hyperlink r:id="rId112">
-        <w:r>
-          <w:rPr>
-            <w:lang w:val="zh_TW" w:bidi="zh_TW"/>
-          </w:rPr>
-          <w:rPr>
-            <w:color w:val="0000EE"/>
-            <w:u w:val="single"/>
-          </w:rPr>
-          <w:t>詩92:14</w:t>
-        </w:r>
-      </w:hyperlink>
-      <w:r>
-        <w:rPr>
-          <w:lang w:val="zh_TW" w:bidi="zh_TW"/>
-        </w:rPr>
-        <w:t>）也被描述為「綠色」。偶像崇拜的儀式在「在各青翠樹下」進行（</w:t>
-      </w:r>
-      <w:hyperlink r:id="rId113">
-        <w:r>
-          <w:rPr>
-            <w:lang w:val="zh_TW" w:bidi="zh_TW"/>
-          </w:rPr>
-          <w:rPr>
-            <w:color w:val="0000EE"/>
-            <w:u w:val="single"/>
-          </w:rPr>
-          <w:t>申12:2</w:t>
-        </w:r>
-      </w:hyperlink>
-      <w:r>
-        <w:rPr>
-          <w:lang w:val="zh_TW" w:bidi="zh_TW"/>
-        </w:rPr>
-        <w:t>；</w:t>
-      </w:r>
-      <w:hyperlink r:id="rId114">
-        <w:r>
-          <w:rPr>
-            <w:lang w:val="zh_TW" w:bidi="zh_TW"/>
-          </w:rPr>
-          <w:rPr>
-            <w:color w:val="0000EE"/>
-            <w:u w:val="single"/>
-          </w:rPr>
-          <w:t>王下16:4</w:t>
-        </w:r>
-      </w:hyperlink>
-      <w:r>
-        <w:rPr>
-          <w:lang w:val="zh_TW" w:bidi="zh_TW"/>
-        </w:rPr>
-        <w:t>；</w:t>
-      </w:r>
-      <w:hyperlink r:id="rId115">
-        <w:r>
-          <w:rPr>
-            <w:lang w:val="zh_TW" w:bidi="zh_TW"/>
-          </w:rPr>
-          <w:rPr>
-            <w:color w:val="0000EE"/>
-            <w:u w:val="single"/>
-          </w:rPr>
-          <w:t>賽57:5</w:t>
-        </w:r>
-      </w:hyperlink>
-      <w:r>
-        <w:rPr>
-          <w:lang w:val="zh_TW" w:bidi="zh_TW"/>
-        </w:rPr>
-        <w:t>；</w:t>
-      </w:r>
-      <w:hyperlink r:id="rId116">
-        <w:r>
-          <w:rPr>
-            <w:lang w:val="zh_TW" w:bidi="zh_TW"/>
-          </w:rPr>
-          <w:rPr>
-            <w:color w:val="0000EE"/>
-            <w:u w:val="single"/>
-          </w:rPr>
-          <w:t>耶2:20</w:t>
-        </w:r>
-      </w:hyperlink>
-      <w:r>
-        <w:rPr>
-          <w:lang w:val="zh_TW" w:bidi="zh_TW"/>
-        </w:rPr>
-        <w:t>；</w:t>
-      </w:r>
-      <w:hyperlink r:id="rId117">
-        <w:r>
-          <w:rPr>
-            <w:lang w:val="zh_TW" w:bidi="zh_TW"/>
-          </w:rPr>
-          <w:rPr>
-            <w:color w:val="0000EE"/>
-            <w:u w:val="single"/>
-          </w:rPr>
-          <w:t>結6:13</w:t>
-        </w:r>
-      </w:hyperlink>
-      <w:r>
-        <w:rPr>
-          <w:lang w:val="zh_TW" w:bidi="zh_TW"/>
-        </w:rPr>
-        <w:t>），儘管這個詞實際上描述的是樹葉的茂盛而不是它們的顏色。</w:t>
-      </w:r>
-    </w:p>
-    <w:p>
-      <w:pPr/>
-      <w:r>
-        <w:rPr>
-          <w:lang w:val="zh_TW" w:bidi="zh_TW"/>
-        </w:rPr>
-      </w:r>
-      <w:r>
-        <w:rPr>
-          <w:lang w:val="zh_TW" w:bidi="zh_TW"/>
-        </w:rPr>
-        <w:t>另一個詞「發綠」源自於舊約中一個表示「綠色」的詞，指的是災病（</w:t>
-      </w:r>
-      <w:hyperlink r:id="rId118">
-        <w:r>
-          <w:rPr>
-            <w:lang w:val="zh_TW" w:bidi="zh_TW"/>
-          </w:rPr>
-          <w:rPr>
-            <w:color w:val="0000EE"/>
-            <w:u w:val="single"/>
-          </w:rPr>
-          <w:t>利13:49</w:t>
-        </w:r>
-      </w:hyperlink>
-      <w:r>
-        <w:rPr>
-          <w:lang w:val="zh_TW" w:bidi="zh_TW"/>
-        </w:rPr>
-        <w:t>）和在房屋牆壁上的真菌（</w:t>
-      </w:r>
-      <w:hyperlink r:id="rId119">
-        <w:r>
-          <w:rPr>
-            <w:lang w:val="zh_TW" w:bidi="zh_TW"/>
-          </w:rPr>
-          <w:rPr>
-            <w:color w:val="0000EE"/>
-            <w:u w:val="single"/>
-          </w:rPr>
-          <w:t>14:37</w:t>
-        </w:r>
-      </w:hyperlink>
-      <w:r>
-        <w:rPr>
-          <w:lang w:val="zh_TW" w:bidi="zh_TW"/>
-        </w:rPr>
-        <w:t>）。</w:t>
-      </w:r>
-    </w:p>
-    <w:p>
-      <w:pPr/>
-      <w:r>
-        <w:rPr>
-          <w:lang w:val="zh_TW" w:bidi="zh_TW"/>
-        </w:rPr>
-      </w:r>
-      <w:r>
-        <w:rPr>
-          <w:lang w:val="zh_TW" w:bidi="zh_TW"/>
-        </w:rPr>
-        <w:t>「紫色」在古代世界中是最珍貴的染料，涵蓋了從真正的紫色到紅色的色調，提取自腹足綱的軟體動物。最早使用這種染料的人可能是古代的腓尼基人，他們的名字或許源於一個希臘文詞語，意為「血紅色」。無論如何，腓尼基人多年來壟斷了紫色染料的製造業。一些布料被描述為紫色，例如用於：帳幕的布料（</w:t>
-      </w:r>
-      <w:hyperlink r:id="rId120">
-        <w:r>
-          <w:rPr>
-            <w:lang w:val="zh_TW" w:bidi="zh_TW"/>
-          </w:rPr>
-          <w:rPr>
-            <w:color w:val="0000EE"/>
-            <w:u w:val="single"/>
-          </w:rPr>
-          <w:t>出25:4</w:t>
-        </w:r>
-      </w:hyperlink>
-      <w:r>
-        <w:rPr>
-          <w:lang w:val="zh_TW" w:bidi="zh_TW"/>
-        </w:rPr>
-        <w:t>；</w:t>
-      </w:r>
-      <w:hyperlink r:id="rId79">
-        <w:r>
-          <w:rPr>
-            <w:lang w:val="zh_TW" w:bidi="zh_TW"/>
-          </w:rPr>
-          <w:rPr>
-            <w:color w:val="0000EE"/>
-            <w:u w:val="single"/>
-          </w:rPr>
-          <w:t>26:1</w:t>
-        </w:r>
-      </w:hyperlink>
-      <w:r>
-        <w:rPr>
-          <w:lang w:val="zh_TW" w:bidi="zh_TW"/>
-        </w:rPr>
-        <w:t>），祭司衣服（</w:t>
-      </w:r>
-      <w:hyperlink r:id="rId121">
-        <w:r>
-          <w:rPr>
-            <w:lang w:val="zh_TW" w:bidi="zh_TW"/>
-          </w:rPr>
-          <w:rPr>
-            <w:color w:val="0000EE"/>
-            <w:u w:val="single"/>
-          </w:rPr>
-          <w:t>28:5–8、15、33</w:t>
-        </w:r>
-      </w:hyperlink>
-      <w:r>
-        <w:rPr>
-          <w:lang w:val="zh_TW" w:bidi="zh_TW"/>
-        </w:rPr>
-        <w:t>），所羅門的聖殿（</w:t>
-      </w:r>
-      <w:hyperlink r:id="rId122">
-        <w:r>
-          <w:rPr>
-            <w:lang w:val="zh_TW" w:bidi="zh_TW"/>
-          </w:rPr>
-          <w:rPr>
-            <w:color w:val="0000EE"/>
-            <w:u w:val="single"/>
-          </w:rPr>
-          <w:t>代下2:7</w:t>
-        </w:r>
-      </w:hyperlink>
-      <w:r>
-        <w:rPr>
-          <w:lang w:val="zh_TW" w:bidi="zh_TW"/>
-        </w:rPr>
-        <w:t>），所羅門戰車的內襯（</w:t>
-      </w:r>
-      <w:hyperlink r:id="rId123">
-        <w:r>
-          <w:rPr>
-            <w:lang w:val="zh_TW" w:bidi="zh_TW"/>
-          </w:rPr>
-          <w:rPr>
-            <w:color w:val="0000EE"/>
-            <w:u w:val="single"/>
-          </w:rPr>
-          <w:t>歌3:10</w:t>
-        </w:r>
-      </w:hyperlink>
-      <w:r>
-        <w:rPr>
-          <w:lang w:val="zh_TW" w:bidi="zh_TW"/>
-        </w:rPr>
-        <w:t>），以及波斯王宮裝飾（</w:t>
-      </w:r>
-      <w:hyperlink r:id="rId29">
-        <w:r>
-          <w:rPr>
-            <w:lang w:val="zh_TW" w:bidi="zh_TW"/>
-          </w:rPr>
-          <w:rPr>
-            <w:color w:val="0000EE"/>
-            <w:u w:val="single"/>
-          </w:rPr>
-          <w:t>斯1:6</w:t>
-        </w:r>
-      </w:hyperlink>
-      <w:r>
-        <w:rPr>
-          <w:lang w:val="zh_TW" w:bidi="zh_TW"/>
-        </w:rPr>
-        <w:t>）。紫色通常是富人和皇室穿著的顏色（</w:t>
-      </w:r>
-      <w:hyperlink r:id="rId124">
-        <w:r>
-          <w:rPr>
-            <w:lang w:val="zh_TW" w:bidi="zh_TW"/>
-          </w:rPr>
-          <w:rPr>
-            <w:color w:val="0000EE"/>
-            <w:u w:val="single"/>
-          </w:rPr>
-          <w:t>士8:26</w:t>
-        </w:r>
-      </w:hyperlink>
-      <w:r>
-        <w:rPr>
-          <w:lang w:val="zh_TW" w:bidi="zh_TW"/>
-        </w:rPr>
-        <w:t>；</w:t>
-      </w:r>
-      <w:hyperlink r:id="rId125">
-        <w:r>
-          <w:rPr>
-            <w:lang w:val="zh_TW" w:bidi="zh_TW"/>
-          </w:rPr>
-          <w:rPr>
-            <w:color w:val="0000EE"/>
-            <w:u w:val="single"/>
-          </w:rPr>
-          <w:t>箴31:22</w:t>
-        </w:r>
-      </w:hyperlink>
-      <w:r>
-        <w:rPr>
-          <w:lang w:val="zh_TW" w:bidi="zh_TW"/>
-        </w:rPr>
-        <w:t>；</w:t>
-      </w:r>
-      <w:hyperlink r:id="rId126">
-        <w:r>
-          <w:rPr>
-            <w:lang w:val="zh_TW" w:bidi="zh_TW"/>
-          </w:rPr>
-          <w:rPr>
-            <w:color w:val="0000EE"/>
-            <w:u w:val="single"/>
-          </w:rPr>
-          <w:t>但5:7</w:t>
-        </w:r>
-      </w:hyperlink>
-      <w:r>
-        <w:rPr>
-          <w:lang w:val="zh_TW" w:bidi="zh_TW"/>
-        </w:rPr>
-        <w:t>）。末底改因受賞賜而穿紫袍（</w:t>
-      </w:r>
-      <w:hyperlink r:id="rId82">
-        <w:r>
-          <w:rPr>
-            <w:lang w:val="zh_TW" w:bidi="zh_TW"/>
-          </w:rPr>
-          <w:rPr>
-            <w:color w:val="0000EE"/>
-            <w:u w:val="single"/>
-          </w:rPr>
-          <w:t>斯8:15</w:t>
-        </w:r>
-      </w:hyperlink>
-      <w:r>
-        <w:rPr>
-          <w:lang w:val="zh_TW" w:bidi="zh_TW"/>
-        </w:rPr>
-        <w:t>）。但以理也得到了類似的衣服（</w:t>
-      </w:r>
-      <w:hyperlink r:id="rId127">
-        <w:r>
-          <w:rPr>
-            <w:lang w:val="zh_TW" w:bidi="zh_TW"/>
-          </w:rPr>
-          <w:rPr>
-            <w:color w:val="0000EE"/>
-            <w:u w:val="single"/>
-          </w:rPr>
-          <w:t>但5:29</w:t>
-        </w:r>
-      </w:hyperlink>
-      <w:r>
-        <w:rPr>
-          <w:lang w:val="zh_TW" w:bidi="zh_TW"/>
-        </w:rPr>
-        <w:t>）。亞述士兵也穿著紫色衣服（</w:t>
-      </w:r>
-      <w:hyperlink r:id="rId128">
-        <w:r>
-          <w:rPr>
-            <w:lang w:val="zh_TW" w:bidi="zh_TW"/>
-          </w:rPr>
-          <w:rPr>
-            <w:color w:val="0000EE"/>
-            <w:u w:val="single"/>
-          </w:rPr>
-          <w:t>結23:6</w:t>
-        </w:r>
-      </w:hyperlink>
-      <w:r>
-        <w:rPr>
-          <w:lang w:val="zh_TW" w:bidi="zh_TW"/>
-        </w:rPr>
-        <w:t>）。耶利米書描述偶像穿著藍色和紫色的衣服（</w:t>
-      </w:r>
-      <w:hyperlink r:id="rId129">
-        <w:r>
-          <w:rPr>
-            <w:lang w:val="zh_TW" w:bidi="zh_TW"/>
-          </w:rPr>
-          <w:rPr>
-            <w:color w:val="0000EE"/>
-            <w:u w:val="single"/>
-          </w:rPr>
-          <w:t>耶10:9</w:t>
-        </w:r>
-      </w:hyperlink>
-      <w:r>
-        <w:rPr>
-          <w:lang w:val="zh_TW" w:bidi="zh_TW"/>
-        </w:rPr>
-        <w:t>）。泰爾的船有藍色和紫色的遮篷（</w:t>
-      </w:r>
-      <w:hyperlink r:id="rId78">
-        <w:r>
-          <w:rPr>
-            <w:lang w:val="zh_TW" w:bidi="zh_TW"/>
-          </w:rPr>
-          <w:rPr>
-            <w:color w:val="0000EE"/>
-            <w:u w:val="single"/>
-          </w:rPr>
-          <w:t>結27:7</w:t>
-        </w:r>
-      </w:hyperlink>
-      <w:r>
-        <w:rPr>
-          <w:lang w:val="zh_TW" w:bidi="zh_TW"/>
-        </w:rPr>
-        <w:t>），紫色染料是泰爾與亞蘭人之間的貿易商品（見</w:t>
-      </w:r>
-      <w:hyperlink r:id="rId130">
-        <w:r>
-          <w:rPr>
-            <w:lang w:val="zh_TW" w:bidi="zh_TW"/>
-          </w:rPr>
-          <w:rPr>
-            <w:color w:val="0000EE"/>
-            <w:u w:val="single"/>
-          </w:rPr>
-          <w:t>16節</w:t>
-        </w:r>
-      </w:hyperlink>
-      <w:r>
-        <w:rPr>
-          <w:lang w:val="zh_TW" w:bidi="zh_TW"/>
-        </w:rPr>
-        <w:t>）。「紫色」也用來形容頭髮的顏色（</w:t>
-      </w:r>
-      <w:hyperlink r:id="rId131">
-        <w:r>
-          <w:rPr>
-            <w:lang w:val="zh_TW" w:bidi="zh_TW"/>
-          </w:rPr>
-          <w:rPr>
-            <w:color w:val="0000EE"/>
-            <w:u w:val="single"/>
-          </w:rPr>
-          <w:t>歌7:5</w:t>
-        </w:r>
-      </w:hyperlink>
-      <w:r>
-        <w:rPr>
-          <w:lang w:val="zh_TW" w:bidi="zh_TW"/>
-        </w:rPr>
-        <w:t>）。</w:t>
-      </w:r>
-    </w:p>
-    <w:p>
-      <w:pPr/>
-      <w:r>
-        <w:rPr>
-          <w:lang w:val="zh_TW" w:bidi="zh_TW"/>
-        </w:rPr>
-      </w:r>
-      <w:r>
-        <w:rPr>
-          <w:lang w:val="zh_TW" w:bidi="zh_TW"/>
-        </w:rPr>
-        <w:t>新約中提到紫色的次數少於舊約，但肯定了該染料的經濟重要性。紫色衣服象徵財富（</w:t>
-      </w:r>
-      <w:hyperlink r:id="rId132">
-        <w:r>
-          <w:rPr>
-            <w:lang w:val="zh_TW" w:bidi="zh_TW"/>
-          </w:rPr>
-          <w:rPr>
-            <w:color w:val="0000EE"/>
-            <w:u w:val="single"/>
-          </w:rPr>
-          <w:t>路16:19</w:t>
-        </w:r>
-      </w:hyperlink>
-      <w:r>
-        <w:rPr>
-          <w:lang w:val="zh_TW" w:bidi="zh_TW"/>
-        </w:rPr>
-        <w:t>）。羅馬兵丁為耶穌披上紫袍（</w:t>
-      </w:r>
-      <w:hyperlink r:id="rId133">
-        <w:r>
-          <w:rPr>
-            <w:lang w:val="zh_TW" w:bidi="zh_TW"/>
-          </w:rPr>
-          <w:rPr>
-            <w:color w:val="0000EE"/>
-            <w:u w:val="single"/>
-          </w:rPr>
-          <w:t>可15:17、20</w:t>
-        </w:r>
-      </w:hyperlink>
-      <w:r>
-        <w:rPr>
-          <w:lang w:val="zh_TW" w:bidi="zh_TW"/>
-        </w:rPr>
-        <w:t>；</w:t>
-      </w:r>
-      <w:hyperlink r:id="rId134">
-        <w:r>
-          <w:rPr>
-            <w:lang w:val="zh_TW" w:bidi="zh_TW"/>
-          </w:rPr>
-          <w:rPr>
-            <w:color w:val="0000EE"/>
-            <w:u w:val="single"/>
-          </w:rPr>
-          <w:t>約19:2、5</w:t>
-        </w:r>
-      </w:hyperlink>
-      <w:r>
-        <w:rPr>
-          <w:lang w:val="zh_TW" w:bidi="zh_TW"/>
-        </w:rPr>
-        <w:t>；參</w:t>
-      </w:r>
-      <w:hyperlink r:id="rId135">
-        <w:r>
-          <w:rPr>
-            <w:lang w:val="zh_TW" w:bidi="zh_TW"/>
-          </w:rPr>
-          <w:rPr>
-            <w:color w:val="0000EE"/>
-            <w:u w:val="single"/>
-          </w:rPr>
-          <w:t>太27:28</w:t>
-        </w:r>
-      </w:hyperlink>
-      <w:r>
-        <w:rPr>
-          <w:lang w:val="zh_TW" w:bidi="zh_TW"/>
-        </w:rPr>
-        <w:t>，「朱紅色」）。啟示錄中的大淫婦穿著紫色和朱紅色衣服，象徵王室地位（</w:t>
-      </w:r>
-      <w:hyperlink r:id="rId61">
-        <w:r>
-          <w:rPr>
-            <w:lang w:val="zh_TW" w:bidi="zh_TW"/>
-          </w:rPr>
-          <w:rPr>
-            <w:color w:val="0000EE"/>
-            <w:u w:val="single"/>
-          </w:rPr>
-          <w:t>啟17:4</w:t>
-        </w:r>
-      </w:hyperlink>
-      <w:r>
-        <w:rPr>
-          <w:lang w:val="zh_TW" w:bidi="zh_TW"/>
-        </w:rPr>
-        <w:t>）。推雅推喇的呂底亞是紫色布料的商人（</w:t>
-      </w:r>
-      <w:hyperlink r:id="rId136">
-        <w:r>
-          <w:rPr>
-            <w:lang w:val="zh_TW" w:bidi="zh_TW"/>
-          </w:rPr>
-          <w:rPr>
-            <w:color w:val="0000EE"/>
-            <w:u w:val="single"/>
-          </w:rPr>
-          <w:t>徒16:14</w:t>
-        </w:r>
-      </w:hyperlink>
-      <w:r>
-        <w:rPr>
-          <w:lang w:val="zh_TW" w:bidi="zh_TW"/>
-        </w:rPr>
-        <w:t>）。</w:t>
-      </w:r>
-    </w:p>
-    <w:p>
-      <w:pPr/>
-      <w:r>
-        <w:rPr>
-          <w:lang w:val="zh_TW" w:bidi="zh_TW"/>
-        </w:rPr>
-      </w:r>
-      <w:r>
-        <w:rPr>
-          <w:lang w:val="zh_TW" w:bidi="zh_TW"/>
-        </w:rPr>
-        <w:t>「紅色」經常指聖經中提到的某些物體的自然顏色，例如：皮膚（</w:t>
-      </w:r>
-      <w:hyperlink r:id="rId137">
-        <w:r>
-          <w:rPr>
-            <w:lang w:val="zh_TW" w:bidi="zh_TW"/>
-          </w:rPr>
-          <w:rPr>
-            <w:color w:val="0000EE"/>
-            <w:u w:val="single"/>
-          </w:rPr>
-          <w:t>創25:25</w:t>
-        </w:r>
-      </w:hyperlink>
-      <w:r>
-        <w:rPr>
-          <w:lang w:val="zh_TW" w:bidi="zh_TW"/>
-        </w:rPr>
-        <w:t>）、紅湯（</w:t>
-      </w:r>
-      <w:hyperlink r:id="rId138">
-        <w:r>
-          <w:rPr>
-            <w:lang w:val="zh_TW" w:bidi="zh_TW"/>
-          </w:rPr>
-          <w:rPr>
-            <w:color w:val="0000EE"/>
-            <w:u w:val="single"/>
-          </w:rPr>
-          <w:t>30</w:t>
-        </w:r>
-      </w:hyperlink>
-      <w:r>
-        <w:rPr>
-          <w:lang w:val="zh_TW" w:bidi="zh_TW"/>
-        </w:rPr>
-        <w:t>節）、眼睛（</w:t>
-      </w:r>
-      <w:hyperlink r:id="rId139">
-        <w:r>
-          <w:rPr>
-            <w:lang w:val="zh_TW" w:bidi="zh_TW"/>
-          </w:rPr>
-          <w:rPr>
-            <w:color w:val="0000EE"/>
-            <w:u w:val="single"/>
-          </w:rPr>
-          <w:t>49:12</w:t>
-        </w:r>
-      </w:hyperlink>
-      <w:r>
-        <w:rPr>
-          <w:lang w:val="zh_TW" w:bidi="zh_TW"/>
-        </w:rPr>
-        <w:t>，雖然這裡使用的詞可能意味著「閃亮」或「暗色」）、獻祭的母牛（</w:t>
-      </w:r>
-      <w:hyperlink r:id="rId140">
-        <w:r>
-          <w:rPr>
-            <w:lang w:val="zh_TW" w:bidi="zh_TW"/>
-          </w:rPr>
-          <w:rPr>
-            <w:color w:val="0000EE"/>
-            <w:u w:val="single"/>
-          </w:rPr>
-          <w:t>民19:2</w:t>
-        </w:r>
-      </w:hyperlink>
-      <w:r>
-        <w:rPr>
-          <w:lang w:val="zh_TW" w:bidi="zh_TW"/>
-        </w:rPr>
-        <w:t>）、水（</w:t>
-      </w:r>
-      <w:hyperlink r:id="rId141">
-        <w:r>
-          <w:rPr>
-            <w:lang w:val="zh_TW" w:bidi="zh_TW"/>
-          </w:rPr>
-          <w:rPr>
-            <w:color w:val="0000EE"/>
-            <w:u w:val="single"/>
-          </w:rPr>
-          <w:t>王下3:22</w:t>
-        </w:r>
-      </w:hyperlink>
-      <w:r>
-        <w:rPr>
-          <w:lang w:val="zh_TW" w:bidi="zh_TW"/>
-        </w:rPr>
-        <w:t>）、哭泣者的臉（</w:t>
-      </w:r>
-      <w:hyperlink r:id="rId142">
-        <w:r>
-          <w:rPr>
-            <w:lang w:val="zh_TW" w:bidi="zh_TW"/>
-          </w:rPr>
-          <w:rPr>
-            <w:color w:val="0000EE"/>
-            <w:u w:val="single"/>
-          </w:rPr>
-          <w:t>伯16:16</w:t>
-        </w:r>
-      </w:hyperlink>
-      <w:r>
-        <w:rPr>
-          <w:lang w:val="zh_TW" w:bidi="zh_TW"/>
-        </w:rPr>
-        <w:t>）、酒（</w:t>
-      </w:r>
-      <w:hyperlink r:id="rId46">
-        <w:r>
-          <w:rPr>
-            <w:lang w:val="zh_TW" w:bidi="zh_TW"/>
-          </w:rPr>
-          <w:rPr>
-            <w:color w:val="0000EE"/>
-            <w:u w:val="single"/>
-          </w:rPr>
-          <w:t>箴23:31</w:t>
-        </w:r>
-      </w:hyperlink>
-      <w:r>
-        <w:rPr>
-          <w:lang w:val="zh_TW" w:bidi="zh_TW"/>
-        </w:rPr>
-        <w:t>）、喝酒的人的眼睛（</w:t>
-      </w:r>
-      <w:hyperlink r:id="rId143">
-        <w:r>
-          <w:rPr>
-            <w:lang w:val="zh_TW" w:bidi="zh_TW"/>
-          </w:rPr>
-          <w:rPr>
-            <w:color w:val="0000EE"/>
-            <w:u w:val="single"/>
-          </w:rPr>
-          <w:t>29</w:t>
-        </w:r>
-      </w:hyperlink>
-      <w:r>
-        <w:rPr>
-          <w:lang w:val="zh_TW" w:bidi="zh_TW"/>
-        </w:rPr>
-        <w:t>節）、衣服（</w:t>
-      </w:r>
-      <w:hyperlink r:id="rId144">
-        <w:r>
-          <w:rPr>
-            <w:lang w:val="zh_TW" w:bidi="zh_TW"/>
-          </w:rPr>
-          <w:rPr>
-            <w:color w:val="0000EE"/>
-            <w:u w:val="single"/>
-          </w:rPr>
-          <w:t>賽63:2</w:t>
-        </w:r>
-      </w:hyperlink>
-      <w:r>
-        <w:rPr>
-          <w:lang w:val="zh_TW" w:bidi="zh_TW"/>
-        </w:rPr>
-        <w:t>）、盾牌（</w:t>
-      </w:r>
-      <w:hyperlink r:id="rId145">
-        <w:r>
-          <w:rPr>
-            <w:lang w:val="zh_TW" w:bidi="zh_TW"/>
-          </w:rPr>
-          <w:rPr>
-            <w:color w:val="0000EE"/>
-            <w:u w:val="single"/>
-          </w:rPr>
-          <w:t>鴻2:3</w:t>
-        </w:r>
-      </w:hyperlink>
-      <w:r>
-        <w:rPr>
-          <w:lang w:val="zh_TW" w:bidi="zh_TW"/>
-        </w:rPr>
-        <w:t>）和馬（</w:t>
-      </w:r>
-      <w:hyperlink r:id="rId146">
-        <w:r>
-          <w:rPr>
-            <w:lang w:val="zh_TW" w:bidi="zh_TW"/>
-          </w:rPr>
-          <w:rPr>
-            <w:color w:val="0000EE"/>
-            <w:u w:val="single"/>
-          </w:rPr>
-          <w:t>亞1:8，</w:t>
-        </w:r>
-      </w:hyperlink>
-      <w:hyperlink r:id="rId147">
-        <w:r>
-          <w:rPr>
-            <w:lang w:val="zh_TW" w:bidi="zh_TW"/>
-          </w:rPr>
-          <w:rPr>
-            <w:color w:val="0000EE"/>
-            <w:u w:val="single"/>
-          </w:rPr>
-          <w:t>6:2</w:t>
-        </w:r>
-      </w:hyperlink>
-      <w:r>
-        <w:rPr>
-          <w:lang w:val="zh_TW" w:bidi="zh_TW"/>
-        </w:rPr>
-        <w:t>）。「紅色」也用來比喻罪（</w:t>
-      </w:r>
-      <w:hyperlink r:id="rId84">
-        <w:r>
-          <w:rPr>
-            <w:lang w:val="zh_TW" w:bidi="zh_TW"/>
-          </w:rPr>
-          <w:rPr>
-            <w:color w:val="0000EE"/>
-            <w:u w:val="single"/>
-          </w:rPr>
-          <w:t>賽1:18</w:t>
-        </w:r>
-      </w:hyperlink>
-      <w:r>
-        <w:rPr>
-          <w:lang w:val="zh_TW" w:bidi="zh_TW"/>
-        </w:rPr>
-        <w:t>）。痲瘋病（</w:t>
-      </w:r>
-      <w:hyperlink r:id="rId118">
-        <w:r>
-          <w:rPr>
-            <w:lang w:val="zh_TW" w:bidi="zh_TW"/>
-          </w:rPr>
-          <w:rPr>
-            <w:color w:val="0000EE"/>
-            <w:u w:val="single"/>
-          </w:rPr>
-          <w:t>利13:49</w:t>
-        </w:r>
-      </w:hyperlink>
-      <w:r>
-        <w:rPr>
-          <w:lang w:val="zh_TW" w:bidi="zh_TW"/>
-        </w:rPr>
-        <w:t>）、皮膚上的斑點（</w:t>
-      </w:r>
-      <w:hyperlink r:id="rId148">
-        <w:r>
-          <w:rPr>
-            <w:lang w:val="zh_TW" w:bidi="zh_TW"/>
-          </w:rPr>
-          <w:rPr>
-            <w:color w:val="0000EE"/>
-            <w:u w:val="single"/>
-          </w:rPr>
-          <w:t>19、24、42–43</w:t>
-        </w:r>
-      </w:hyperlink>
-      <w:r>
-        <w:rPr>
-          <w:lang w:val="zh_TW" w:bidi="zh_TW"/>
-        </w:rPr>
-        <w:t>節）、和房屋牆上的真菌（</w:t>
-      </w:r>
-      <w:hyperlink r:id="rId119">
-        <w:r>
-          <w:rPr>
-            <w:lang w:val="zh_TW" w:bidi="zh_TW"/>
-          </w:rPr>
-          <w:rPr>
-            <w:color w:val="0000EE"/>
-            <w:u w:val="single"/>
-          </w:rPr>
-          <w:t>14:37</w:t>
-        </w:r>
-      </w:hyperlink>
-      <w:r>
-        <w:rPr>
-          <w:lang w:val="zh_TW" w:bidi="zh_TW"/>
-        </w:rPr>
-        <w:t>）都被染上了紅色的色調。舊約中經常提到紅海（</w:t>
-      </w:r>
-      <w:hyperlink r:id="rId149">
-        <w:r>
-          <w:rPr>
-            <w:lang w:val="zh_TW" w:bidi="zh_TW"/>
-          </w:rPr>
-          <w:rPr>
-            <w:color w:val="0000EE"/>
-            <w:u w:val="single"/>
-          </w:rPr>
-          <w:t>出10:19，</w:t>
-        </w:r>
-      </w:hyperlink>
-      <w:hyperlink r:id="rId150">
-        <w:r>
-          <w:rPr>
-            <w:lang w:val="zh_TW" w:bidi="zh_TW"/>
-          </w:rPr>
-          <w:rPr>
-            <w:color w:val="0000EE"/>
-            <w:u w:val="single"/>
-          </w:rPr>
-          <w:t>15:4</w:t>
-        </w:r>
-      </w:hyperlink>
-      <w:r>
-        <w:rPr>
-          <w:lang w:val="zh_TW" w:bidi="zh_TW"/>
-        </w:rPr>
-        <w:t>），但希伯來文實際意為「蘆葦海」。然而，新約中的希臘文確實表示「紅色」（</w:t>
-      </w:r>
-      <w:hyperlink r:id="rId151">
-        <w:r>
-          <w:rPr>
-            <w:lang w:val="zh_TW" w:bidi="zh_TW"/>
-          </w:rPr>
-          <w:rPr>
-            <w:color w:val="0000EE"/>
-            <w:u w:val="single"/>
-          </w:rPr>
-          <w:t>徒7:36</w:t>
-        </w:r>
-      </w:hyperlink>
-      <w:r>
-        <w:rPr>
-          <w:lang w:val="zh_TW" w:bidi="zh_TW"/>
-        </w:rPr>
-        <w:t>；</w:t>
-      </w:r>
-      <w:hyperlink r:id="rId152">
-        <w:r>
-          <w:rPr>
-            <w:lang w:val="zh_TW" w:bidi="zh_TW"/>
-          </w:rPr>
-          <w:rPr>
-            <w:color w:val="0000EE"/>
-            <w:u w:val="single"/>
-          </w:rPr>
-          <w:t>來11:29</w:t>
-        </w:r>
-      </w:hyperlink>
-      <w:r>
-        <w:rPr>
-          <w:lang w:val="zh_TW" w:bidi="zh_TW"/>
-        </w:rPr>
-        <w:t>）。在新約中，紅色用來描述天空（</w:t>
-      </w:r>
-      <w:hyperlink r:id="rId153">
-        <w:r>
-          <w:rPr>
-            <w:lang w:val="zh_TW" w:bidi="zh_TW"/>
-          </w:rPr>
-          <w:rPr>
-            <w:color w:val="0000EE"/>
-            <w:u w:val="single"/>
-          </w:rPr>
-          <w:t>太16:2–3</w:t>
-        </w:r>
-      </w:hyperlink>
-      <w:r>
-        <w:rPr>
-          <w:lang w:val="zh_TW" w:bidi="zh_TW"/>
-        </w:rPr>
-        <w:t>）、馬（</w:t>
-      </w:r>
-      <w:hyperlink r:id="rId154">
-        <w:r>
-          <w:rPr>
-            <w:lang w:val="zh_TW" w:bidi="zh_TW"/>
-          </w:rPr>
-          <w:rPr>
-            <w:color w:val="0000EE"/>
-            <w:u w:val="single"/>
-          </w:rPr>
-          <w:t>啟6:4</w:t>
-        </w:r>
-      </w:hyperlink>
-      <w:r>
-        <w:rPr>
-          <w:lang w:val="zh_TW" w:bidi="zh_TW"/>
-        </w:rPr>
-        <w:t>）和龍（</w:t>
-      </w:r>
-      <w:hyperlink r:id="rId155">
-        <w:r>
-          <w:rPr>
-            <w:lang w:val="zh_TW" w:bidi="zh_TW"/>
-          </w:rPr>
-          <w:rPr>
-            <w:color w:val="0000EE"/>
-            <w:u w:val="single"/>
-          </w:rPr>
-          <w:t>12:3</w:t>
-        </w:r>
-      </w:hyperlink>
-      <w:r>
-        <w:rPr>
-          <w:lang w:val="zh_TW" w:bidi="zh_TW"/>
-        </w:rPr>
-        <w:t>）。</w:t>
-      </w:r>
-    </w:p>
-    <w:p>
-      <w:pPr/>
-      <w:r>
-        <w:rPr>
-          <w:lang w:val="zh_TW" w:bidi="zh_TW"/>
-        </w:rPr>
-      </w:r>
-      <w:r>
-        <w:rPr>
-          <w:lang w:val="zh_TW" w:bidi="zh_TW"/>
-        </w:rPr>
-        <w:t>「朱紅色」是一種鮮紅色染料，來源於某些昆蟲，常用於布料和紗線，是古代世界中極為珍貴的顏色（</w:t>
-      </w:r>
-      <w:hyperlink r:id="rId156">
-        <w:r>
-          <w:rPr>
-            <w:lang w:val="zh_TW" w:bidi="zh_TW"/>
-          </w:rPr>
-          <w:rPr>
-            <w:color w:val="0000EE"/>
-            <w:u w:val="single"/>
-          </w:rPr>
-          <w:t>啟18:12</w:t>
-        </w:r>
-      </w:hyperlink>
-      <w:r>
-        <w:rPr>
-          <w:lang w:val="zh_TW" w:bidi="zh_TW"/>
-        </w:rPr>
-        <w:t>）。在聖經中，很難區分「朱紅色」和「深紅色」。在謝拉出生時，一根朱紅線被綁在他的手上（</w:t>
-      </w:r>
-      <w:hyperlink r:id="rId157">
-        <w:r>
-          <w:rPr>
-            <w:lang w:val="zh_TW" w:bidi="zh_TW"/>
-          </w:rPr>
-          <w:rPr>
-            <w:color w:val="0000EE"/>
-            <w:u w:val="single"/>
-          </w:rPr>
-          <w:t>創38:28、30</w:t>
-        </w:r>
-      </w:hyperlink>
-      <w:r>
-        <w:rPr>
-          <w:lang w:val="zh_TW" w:bidi="zh_TW"/>
-        </w:rPr>
-        <w:t>）。這個詞描述了會幕中的某些布料（</w:t>
-      </w:r>
-      <w:hyperlink r:id="rId120">
-        <w:r>
-          <w:rPr>
-            <w:lang w:val="zh_TW" w:bidi="zh_TW"/>
-          </w:rPr>
-          <w:rPr>
-            <w:color w:val="0000EE"/>
-            <w:u w:val="single"/>
-          </w:rPr>
-          <w:t>出25:4</w:t>
-        </w:r>
-      </w:hyperlink>
-      <w:r>
-        <w:rPr>
-          <w:lang w:val="zh_TW" w:bidi="zh_TW"/>
-        </w:rPr>
-        <w:t>；</w:t>
-      </w:r>
-      <w:hyperlink r:id="rId158">
-        <w:r>
-          <w:rPr>
-            <w:lang w:val="zh_TW" w:bidi="zh_TW"/>
-          </w:rPr>
-          <w:rPr>
-            <w:color w:val="0000EE"/>
-            <w:u w:val="single"/>
-          </w:rPr>
-          <w:t>26:1、31、36，</w:t>
-        </w:r>
-      </w:hyperlink>
-      <w:hyperlink r:id="rId159">
-        <w:r>
-          <w:rPr>
-            <w:lang w:val="zh_TW" w:bidi="zh_TW"/>
-          </w:rPr>
-          <w:rPr>
-            <w:color w:val="0000EE"/>
-            <w:u w:val="single"/>
-          </w:rPr>
-          <w:t>27:16</w:t>
-        </w:r>
-      </w:hyperlink>
-      <w:r>
-        <w:rPr>
-          <w:lang w:val="zh_TW" w:bidi="zh_TW"/>
-        </w:rPr>
-        <w:t>）、祭司的衣服（</w:t>
-      </w:r>
-      <w:hyperlink r:id="rId121">
-        <w:r>
-          <w:rPr>
-            <w:lang w:val="zh_TW" w:bidi="zh_TW"/>
-          </w:rPr>
-          <w:rPr>
-            <w:color w:val="0000EE"/>
-            <w:u w:val="single"/>
-          </w:rPr>
-          <w:t>28:5–8、15、33</w:t>
-        </w:r>
-      </w:hyperlink>
-      <w:r>
-        <w:rPr>
-          <w:lang w:val="zh_TW" w:bidi="zh_TW"/>
-        </w:rPr>
-        <w:t>）、繩子（</w:t>
-      </w:r>
-      <w:hyperlink r:id="rId160">
-        <w:r>
-          <w:rPr>
-            <w:lang w:val="zh_TW" w:bidi="zh_TW"/>
-          </w:rPr>
-          <w:rPr>
-            <w:color w:val="0000EE"/>
-            <w:u w:val="single"/>
-          </w:rPr>
-          <w:t>書2:18、21</w:t>
-        </w:r>
-      </w:hyperlink>
-      <w:r>
-        <w:rPr>
-          <w:lang w:val="zh_TW" w:bidi="zh_TW"/>
-        </w:rPr>
-        <w:t>）、衣服（</w:t>
-      </w:r>
-      <w:hyperlink r:id="rId161">
-        <w:r>
-          <w:rPr>
-            <w:lang w:val="zh_TW" w:bidi="zh_TW"/>
-          </w:rPr>
-          <w:rPr>
-            <w:color w:val="0000EE"/>
-            <w:u w:val="single"/>
-          </w:rPr>
-          <w:t>撒下1:24</w:t>
-        </w:r>
-      </w:hyperlink>
-      <w:r>
-        <w:rPr>
-          <w:lang w:val="zh_TW" w:bidi="zh_TW"/>
-        </w:rPr>
-        <w:t>；</w:t>
-      </w:r>
-      <w:hyperlink r:id="rId162">
-        <w:r>
-          <w:rPr>
-            <w:lang w:val="zh_TW" w:bidi="zh_TW"/>
-          </w:rPr>
-          <w:rPr>
-            <w:color w:val="0000EE"/>
-            <w:u w:val="single"/>
-          </w:rPr>
-          <w:t>箴31:21</w:t>
-        </w:r>
-      </w:hyperlink>
-      <w:r>
-        <w:rPr>
-          <w:lang w:val="zh_TW" w:bidi="zh_TW"/>
-        </w:rPr>
-        <w:t>；</w:t>
-      </w:r>
-      <w:hyperlink r:id="rId163">
-        <w:r>
-          <w:rPr>
-            <w:lang w:val="zh_TW" w:bidi="zh_TW"/>
-          </w:rPr>
-          <w:rPr>
-            <w:color w:val="0000EE"/>
-            <w:u w:val="single"/>
-          </w:rPr>
-          <w:t>耶4:30</w:t>
-        </w:r>
-      </w:hyperlink>
-      <w:r>
-        <w:rPr>
-          <w:lang w:val="zh_TW" w:bidi="zh_TW"/>
-        </w:rPr>
-        <w:t>）、嘴唇（</w:t>
-      </w:r>
-      <w:hyperlink r:id="rId164">
-        <w:r>
-          <w:rPr>
-            <w:lang w:val="zh_TW" w:bidi="zh_TW"/>
-          </w:rPr>
-          <w:rPr>
-            <w:color w:val="0000EE"/>
-            <w:u w:val="single"/>
-          </w:rPr>
-          <w:t>歌4:3</w:t>
-        </w:r>
-      </w:hyperlink>
-      <w:r>
-        <w:rPr>
-          <w:lang w:val="zh_TW" w:bidi="zh_TW"/>
-        </w:rPr>
-        <w:t>）和士兵的制服（</w:t>
-      </w:r>
-      <w:hyperlink r:id="rId145">
-        <w:r>
-          <w:rPr>
-            <w:lang w:val="zh_TW" w:bidi="zh_TW"/>
-          </w:rPr>
-          <w:rPr>
-            <w:color w:val="0000EE"/>
-            <w:u w:val="single"/>
-          </w:rPr>
-          <w:t>鴻2:3</w:t>
-        </w:r>
-      </w:hyperlink>
-      <w:r>
-        <w:rPr>
-          <w:lang w:val="zh_TW" w:bidi="zh_TW"/>
-        </w:rPr>
-        <w:t>）。某種朱紅材料用於西奈山立約（</w:t>
-      </w:r>
-      <w:hyperlink r:id="rId165">
-        <w:r>
-          <w:rPr>
-            <w:lang w:val="zh_TW" w:bidi="zh_TW"/>
-          </w:rPr>
-          <w:rPr>
-            <w:color w:val="0000EE"/>
-            <w:u w:val="single"/>
-          </w:rPr>
-          <w:t>來9:19</w:t>
-        </w:r>
-      </w:hyperlink>
-      <w:r>
-        <w:rPr>
-          <w:lang w:val="zh_TW" w:bidi="zh_TW"/>
-        </w:rPr>
-        <w:t>）、潔淨痲瘋病人（</w:t>
-      </w:r>
-      <w:hyperlink r:id="rId166">
-        <w:r>
-          <w:rPr>
-            <w:lang w:val="zh_TW" w:bidi="zh_TW"/>
-          </w:rPr>
-          <w:rPr>
-            <w:color w:val="0000EE"/>
-            <w:u w:val="single"/>
-          </w:rPr>
-          <w:t>利14:4–6</w:t>
-        </w:r>
-      </w:hyperlink>
-      <w:r>
-        <w:rPr>
-          <w:lang w:val="zh_TW" w:bidi="zh_TW"/>
-        </w:rPr>
-        <w:t>）和房屋（</w:t>
-      </w:r>
-      <w:hyperlink r:id="rId167">
-        <w:r>
-          <w:rPr>
-            <w:lang w:val="zh_TW" w:bidi="zh_TW"/>
-          </w:rPr>
-          <w:rPr>
-            <w:color w:val="0000EE"/>
-            <w:u w:val="single"/>
-          </w:rPr>
-          <w:t>49–52節</w:t>
-        </w:r>
-      </w:hyperlink>
-      <w:r>
-        <w:rPr>
-          <w:lang w:val="zh_TW" w:bidi="zh_TW"/>
-        </w:rPr>
-        <w:t>）、遮蓋陳設餅桌子的器物（</w:t>
-      </w:r>
-      <w:hyperlink r:id="rId168">
-        <w:r>
-          <w:rPr>
-            <w:lang w:val="zh_TW" w:bidi="zh_TW"/>
-          </w:rPr>
-          <w:rPr>
-            <w:color w:val="0000EE"/>
-            <w:u w:val="single"/>
-          </w:rPr>
-          <w:t>民4:8</w:t>
-        </w:r>
-      </w:hyperlink>
-      <w:r>
-        <w:rPr>
-          <w:lang w:val="zh_TW" w:bidi="zh_TW"/>
-        </w:rPr>
-        <w:t>），以及潔淨母牛的儀式（</w:t>
-      </w:r>
-      <w:hyperlink r:id="rId169">
-        <w:r>
-          <w:rPr>
-            <w:lang w:val="zh_TW" w:bidi="zh_TW"/>
-          </w:rPr>
-          <w:rPr>
-            <w:color w:val="0000EE"/>
-            <w:u w:val="single"/>
-          </w:rPr>
-          <w:t>19:6</w:t>
-        </w:r>
-      </w:hyperlink>
-      <w:r>
-        <w:rPr>
-          <w:lang w:val="zh_TW" w:bidi="zh_TW"/>
-        </w:rPr>
-        <w:t>）。馬太福音描述耶穌在受審時的袍子為朱紅色（</w:t>
-      </w:r>
-      <w:hyperlink r:id="rId135">
-        <w:r>
-          <w:rPr>
-            <w:lang w:val="zh_TW" w:bidi="zh_TW"/>
-          </w:rPr>
-          <w:rPr>
-            <w:color w:val="0000EE"/>
-            <w:u w:val="single"/>
-          </w:rPr>
-          <w:t>太27:28</w:t>
-        </w:r>
-      </w:hyperlink>
-      <w:r>
-        <w:rPr>
-          <w:lang w:val="zh_TW" w:bidi="zh_TW"/>
-        </w:rPr>
-        <w:t>）。啟示錄中，大淫婦穿著紫色和朱紅色，坐在朱紅色的獸上（</w:t>
-      </w:r>
-      <w:hyperlink r:id="rId170">
-        <w:r>
-          <w:rPr>
-            <w:lang w:val="zh_TW" w:bidi="zh_TW"/>
-          </w:rPr>
-          <w:rPr>
-            <w:color w:val="0000EE"/>
-            <w:u w:val="single"/>
-          </w:rPr>
-          <w:t>啟17:3–4</w:t>
-        </w:r>
-      </w:hyperlink>
-      <w:r>
-        <w:rPr>
-          <w:lang w:val="zh_TW" w:bidi="zh_TW"/>
-        </w:rPr>
-        <w:t>）。羅馬的奢華也透過紫色和朱紅色的衣物表現出來（</w:t>
-      </w:r>
-      <w:hyperlink r:id="rId171">
-        <w:r>
-          <w:rPr>
-            <w:lang w:val="zh_TW" w:bidi="zh_TW"/>
-          </w:rPr>
-          <w:rPr>
-            <w:color w:val="0000EE"/>
-            <w:u w:val="single"/>
-          </w:rPr>
-          <w:t>啟18:16</w:t>
-        </w:r>
-      </w:hyperlink>
-      <w:r>
-        <w:rPr>
-          <w:lang w:val="zh_TW" w:bidi="zh_TW"/>
-        </w:rPr>
-        <w:t>）。像紅色和深紅色一樣，朱紅色也比喻罪（</w:t>
-      </w:r>
-      <w:hyperlink r:id="rId84">
-        <w:r>
-          <w:rPr>
-            <w:lang w:val="zh_TW" w:bidi="zh_TW"/>
-          </w:rPr>
-          <w:rPr>
-            <w:color w:val="0000EE"/>
-            <w:u w:val="single"/>
-          </w:rPr>
-          <w:t>賽1:18</w:t>
-        </w:r>
-      </w:hyperlink>
-      <w:r>
-        <w:rPr>
-          <w:lang w:val="zh_TW" w:bidi="zh_TW"/>
-        </w:rPr>
-        <w:t>）。</w:t>
-      </w:r>
-    </w:p>
-    <w:p>
-      <w:pPr/>
-      <w:r>
-        <w:rPr>
-          <w:lang w:val="zh_TW" w:bidi="zh_TW"/>
-        </w:rPr>
-      </w:r>
-      <w:r>
-        <w:rPr>
-          <w:lang w:val="zh_TW" w:bidi="zh_TW"/>
-        </w:rPr>
-        <w:t>「白色」翻譯了聖經中的多個詞語。通常用於描述自然物體的顏色，例如：山羊（</w:t>
-      </w:r>
-      <w:hyperlink r:id="rId172">
-        <w:r>
-          <w:rPr>
-            <w:lang w:val="zh_TW" w:bidi="zh_TW"/>
-          </w:rPr>
-          <w:rPr>
-            <w:color w:val="0000EE"/>
-            <w:u w:val="single"/>
-          </w:rPr>
-          <w:t>創30:35</w:t>
-        </w:r>
-      </w:hyperlink>
-      <w:r>
-        <w:rPr>
-          <w:lang w:val="zh_TW" w:bidi="zh_TW"/>
-        </w:rPr>
-        <w:t>）、頭髮（</w:t>
-      </w:r>
-      <w:hyperlink r:id="rId173">
-        <w:r>
-          <w:rPr>
-            <w:lang w:val="zh_TW" w:bidi="zh_TW"/>
-          </w:rPr>
-          <w:rPr>
-            <w:color w:val="0000EE"/>
-            <w:u w:val="single"/>
-          </w:rPr>
-          <w:t>利13:10</w:t>
-        </w:r>
-      </w:hyperlink>
-      <w:r>
-        <w:rPr>
-          <w:lang w:val="zh_TW" w:bidi="zh_TW"/>
-        </w:rPr>
-        <w:t>；</w:t>
-      </w:r>
-      <w:hyperlink r:id="rId65">
-        <w:r>
-          <w:rPr>
-            <w:lang w:val="zh_TW" w:bidi="zh_TW"/>
-          </w:rPr>
-          <w:rPr>
-            <w:color w:val="0000EE"/>
-            <w:u w:val="single"/>
-          </w:rPr>
-          <w:t>太5:36</w:t>
-        </w:r>
-      </w:hyperlink>
-      <w:r>
-        <w:rPr>
-          <w:lang w:val="zh_TW" w:bidi="zh_TW"/>
-        </w:rPr>
-        <w:t>；</w:t>
-      </w:r>
-      <w:hyperlink r:id="rId174">
-        <w:r>
-          <w:rPr>
-            <w:lang w:val="zh_TW" w:bidi="zh_TW"/>
-          </w:rPr>
-          <w:rPr>
-            <w:color w:val="0000EE"/>
-            <w:u w:val="single"/>
-          </w:rPr>
-          <w:t>啟1:14</w:t>
-        </w:r>
-      </w:hyperlink>
-      <w:r>
-        <w:rPr>
-          <w:lang w:val="zh_TW" w:bidi="zh_TW"/>
-        </w:rPr>
-        <w:t>）、患病的皮膚（</w:t>
-      </w:r>
-      <w:hyperlink r:id="rId175">
-        <w:r>
-          <w:rPr>
-            <w:lang w:val="zh_TW" w:bidi="zh_TW"/>
-          </w:rPr>
-          <w:rPr>
-            <w:color w:val="0000EE"/>
-            <w:u w:val="single"/>
-          </w:rPr>
-          <w:t>出4:6</w:t>
-        </w:r>
-      </w:hyperlink>
-      <w:r>
-        <w:rPr>
-          <w:lang w:val="zh_TW" w:bidi="zh_TW"/>
-        </w:rPr>
-        <w:t>；</w:t>
-      </w:r>
-      <w:hyperlink r:id="rId176">
-        <w:r>
-          <w:rPr>
-            <w:lang w:val="zh_TW" w:bidi="zh_TW"/>
-          </w:rPr>
-          <w:rPr>
-            <w:color w:val="0000EE"/>
-            <w:u w:val="single"/>
-          </w:rPr>
-          <w:t>利13:4、17</w:t>
-        </w:r>
-      </w:hyperlink>
-      <w:r>
-        <w:rPr>
-          <w:lang w:val="zh_TW" w:bidi="zh_TW"/>
-        </w:rPr>
-        <w:t>）、嗎哪（</w:t>
-      </w:r>
-      <w:hyperlink r:id="rId177">
-        <w:r>
-          <w:rPr>
-            <w:lang w:val="zh_TW" w:bidi="zh_TW"/>
-          </w:rPr>
-          <w:rPr>
-            <w:color w:val="0000EE"/>
-            <w:u w:val="single"/>
-          </w:rPr>
-          <w:t>出16:31</w:t>
-        </w:r>
-      </w:hyperlink>
-      <w:r>
-        <w:rPr>
-          <w:lang w:val="zh_TW" w:bidi="zh_TW"/>
-        </w:rPr>
-        <w:t>）、雪（</w:t>
-      </w:r>
-      <w:hyperlink r:id="rId178">
-        <w:r>
-          <w:rPr>
-            <w:lang w:val="zh_TW" w:bidi="zh_TW"/>
-          </w:rPr>
-          <w:rPr>
-            <w:color w:val="0000EE"/>
-            <w:u w:val="single"/>
-          </w:rPr>
-          <w:t>王下5:27</w:t>
-        </w:r>
-      </w:hyperlink>
-      <w:r>
-        <w:rPr>
-          <w:lang w:val="zh_TW" w:bidi="zh_TW"/>
-        </w:rPr>
-        <w:t>）、牛奶和牙齒（</w:t>
-      </w:r>
-      <w:hyperlink r:id="rId139">
-        <w:r>
-          <w:rPr>
-            <w:lang w:val="zh_TW" w:bidi="zh_TW"/>
-          </w:rPr>
-          <w:rPr>
-            <w:color w:val="0000EE"/>
-            <w:u w:val="single"/>
-          </w:rPr>
-          <w:t>創49:12</w:t>
-        </w:r>
-      </w:hyperlink>
-      <w:r>
-        <w:rPr>
-          <w:lang w:val="zh_TW" w:bidi="zh_TW"/>
-        </w:rPr>
-        <w:t>）、馬（</w:t>
-      </w:r>
-      <w:hyperlink r:id="rId146">
-        <w:r>
-          <w:rPr>
-            <w:lang w:val="zh_TW" w:bidi="zh_TW"/>
-          </w:rPr>
-          <w:rPr>
-            <w:color w:val="0000EE"/>
-            <w:u w:val="single"/>
-          </w:rPr>
-          <w:t>亞1:8，</w:t>
-        </w:r>
-      </w:hyperlink>
-      <w:hyperlink r:id="rId96">
-        <w:r>
-          <w:rPr>
-            <w:lang w:val="zh_TW" w:bidi="zh_TW"/>
-          </w:rPr>
-          <w:rPr>
-            <w:color w:val="0000EE"/>
-            <w:u w:val="single"/>
-          </w:rPr>
-          <w:t>6:3</w:t>
-        </w:r>
-      </w:hyperlink>
-      <w:r>
-        <w:rPr>
-          <w:lang w:val="zh_TW" w:bidi="zh_TW"/>
-        </w:rPr>
-        <w:t>；</w:t>
-      </w:r>
-      <w:hyperlink r:id="rId179">
-        <w:r>
-          <w:rPr>
-            <w:lang w:val="zh_TW" w:bidi="zh_TW"/>
-          </w:rPr>
-          <w:rPr>
-            <w:color w:val="0000EE"/>
-            <w:u w:val="single"/>
-          </w:rPr>
-          <w:t>啟6:2，</w:t>
-        </w:r>
-      </w:hyperlink>
-      <w:hyperlink r:id="rId180">
-        <w:r>
-          <w:rPr>
-            <w:lang w:val="zh_TW" w:bidi="zh_TW"/>
-          </w:rPr>
-          <w:rPr>
-            <w:color w:val="0000EE"/>
-            <w:u w:val="single"/>
-          </w:rPr>
-          <w:t>19:11</w:t>
-        </w:r>
-      </w:hyperlink>
-      <w:r>
-        <w:rPr>
-          <w:lang w:val="zh_TW" w:bidi="zh_TW"/>
-        </w:rPr>
-        <w:t>）、驢（</w:t>
-      </w:r>
-      <w:hyperlink r:id="rId181">
-        <w:r>
-          <w:rPr>
-            <w:lang w:val="zh_TW" w:bidi="zh_TW"/>
-          </w:rPr>
-          <w:rPr>
-            <w:color w:val="0000EE"/>
-            <w:u w:val="single"/>
-          </w:rPr>
-          <w:t>士5:10</w:t>
-        </w:r>
-      </w:hyperlink>
-      <w:r>
-        <w:rPr>
-          <w:lang w:val="zh_TW" w:bidi="zh_TW"/>
-        </w:rPr>
-        <w:t>，有英文譯本譯為「茶褐色（tawny）」）、羊毛（</w:t>
-      </w:r>
-      <w:hyperlink r:id="rId182">
-        <w:r>
-          <w:rPr>
-            <w:lang w:val="zh_TW" w:bidi="zh_TW"/>
-          </w:rPr>
-          <w:rPr>
-            <w:color w:val="0000EE"/>
-            <w:u w:val="single"/>
-          </w:rPr>
-          <w:t>結27:18</w:t>
-        </w:r>
-      </w:hyperlink>
-      <w:r>
-        <w:rPr>
-          <w:lang w:val="zh_TW" w:bidi="zh_TW"/>
-        </w:rPr>
-        <w:t>）、特殊的石頭（</w:t>
-      </w:r>
-      <w:hyperlink r:id="rId183">
-        <w:r>
-          <w:rPr>
-            <w:lang w:val="zh_TW" w:bidi="zh_TW"/>
-          </w:rPr>
-          <w:rPr>
-            <w:color w:val="0000EE"/>
-            <w:u w:val="single"/>
-          </w:rPr>
-          <w:t>啟2:17</w:t>
-        </w:r>
-      </w:hyperlink>
-      <w:r>
-        <w:rPr>
-          <w:lang w:val="zh_TW" w:bidi="zh_TW"/>
-        </w:rPr>
-        <w:t>）、光（</w:t>
-      </w:r>
-      <w:hyperlink r:id="rId184">
-        <w:r>
-          <w:rPr>
-            <w:lang w:val="zh_TW" w:bidi="zh_TW"/>
-          </w:rPr>
-          <w:rPr>
-            <w:color w:val="0000EE"/>
-            <w:u w:val="single"/>
-          </w:rPr>
-          <w:t>太17:2</w:t>
-        </w:r>
-      </w:hyperlink>
-      <w:r>
-        <w:rPr>
-          <w:lang w:val="zh_TW" w:bidi="zh_TW"/>
-        </w:rPr>
-        <w:t>）、雲（</w:t>
-      </w:r>
-      <w:hyperlink r:id="rId185">
-        <w:r>
-          <w:rPr>
-            <w:lang w:val="zh_TW" w:bidi="zh_TW"/>
-          </w:rPr>
-          <w:rPr>
-            <w:color w:val="0000EE"/>
-            <w:u w:val="single"/>
-          </w:rPr>
-          <w:t>啟14:14</w:t>
-        </w:r>
-      </w:hyperlink>
-      <w:r>
-        <w:rPr>
-          <w:lang w:val="zh_TW" w:bidi="zh_TW"/>
-        </w:rPr>
-        <w:t>），以及已熟的莊稼（</w:t>
-      </w:r>
-      <w:hyperlink r:id="rId186">
-        <w:r>
-          <w:rPr>
-            <w:lang w:val="zh_TW" w:bidi="zh_TW"/>
-          </w:rPr>
-          <w:rPr>
-            <w:color w:val="0000EE"/>
-            <w:u w:val="single"/>
-          </w:rPr>
-          <w:t>約4:35</w:t>
-        </w:r>
-      </w:hyperlink>
-      <w:r>
-        <w:rPr>
-          <w:lang w:val="zh_TW" w:bidi="zh_TW"/>
-        </w:rPr>
-        <w:t>）。「白色」也用來形容簾子（</w:t>
-      </w:r>
-      <w:hyperlink r:id="rId29">
-        <w:r>
-          <w:rPr>
-            <w:lang w:val="zh_TW" w:bidi="zh_TW"/>
-          </w:rPr>
-          <w:rPr>
-            <w:color w:val="0000EE"/>
-            <w:u w:val="single"/>
-          </w:rPr>
-          <w:t>斯1:6</w:t>
-        </w:r>
-      </w:hyperlink>
-      <w:r>
-        <w:rPr>
-          <w:lang w:val="zh_TW" w:bidi="zh_TW"/>
-        </w:rPr>
-        <w:t>）、衣服（</w:t>
-      </w:r>
-      <w:hyperlink r:id="rId82">
-        <w:r>
-          <w:rPr>
-            <w:lang w:val="zh_TW" w:bidi="zh_TW"/>
-          </w:rPr>
-          <w:rPr>
-            <w:color w:val="0000EE"/>
-            <w:u w:val="single"/>
-          </w:rPr>
-          <w:t>斯8:15</w:t>
-        </w:r>
-      </w:hyperlink>
-      <w:r>
-        <w:rPr>
-          <w:lang w:val="zh_TW" w:bidi="zh_TW"/>
-        </w:rPr>
-        <w:t>；</w:t>
-      </w:r>
-      <w:hyperlink r:id="rId187">
-        <w:r>
-          <w:rPr>
-            <w:lang w:val="zh_TW" w:bidi="zh_TW"/>
-          </w:rPr>
-          <w:rPr>
-            <w:color w:val="0000EE"/>
-            <w:u w:val="single"/>
-          </w:rPr>
-          <w:t>傳9:8</w:t>
-        </w:r>
-      </w:hyperlink>
-      <w:r>
-        <w:rPr>
-          <w:lang w:val="zh_TW" w:bidi="zh_TW"/>
-        </w:rPr>
-        <w:t>；</w:t>
-      </w:r>
-      <w:hyperlink r:id="rId188">
-        <w:r>
-          <w:rPr>
-            <w:lang w:val="zh_TW" w:bidi="zh_TW"/>
-          </w:rPr>
-          <w:rPr>
-            <w:color w:val="0000EE"/>
-            <w:u w:val="single"/>
-          </w:rPr>
-          <w:t>但7:9</w:t>
-        </w:r>
-      </w:hyperlink>
-      <w:r>
-        <w:rPr>
-          <w:lang w:val="zh_TW" w:bidi="zh_TW"/>
-        </w:rPr>
-        <w:t>；</w:t>
-      </w:r>
-      <w:hyperlink r:id="rId189">
-        <w:r>
-          <w:rPr>
-            <w:lang w:val="zh_TW" w:bidi="zh_TW"/>
-          </w:rPr>
-          <w:rPr>
-            <w:color w:val="0000EE"/>
-            <w:u w:val="single"/>
-          </w:rPr>
-          <w:t>可16:5</w:t>
-        </w:r>
-      </w:hyperlink>
-      <w:r>
-        <w:rPr>
-          <w:lang w:val="zh_TW" w:bidi="zh_TW"/>
-        </w:rPr>
-        <w:t>；</w:t>
-      </w:r>
-      <w:hyperlink r:id="rId190">
-        <w:r>
-          <w:rPr>
-            <w:lang w:val="zh_TW" w:bidi="zh_TW"/>
-          </w:rPr>
-          <w:rPr>
-            <w:color w:val="0000EE"/>
-            <w:u w:val="single"/>
-          </w:rPr>
-          <w:t>啟3:5、18，</w:t>
-        </w:r>
-      </w:hyperlink>
-      <w:hyperlink r:id="rId191">
-        <w:r>
-          <w:rPr>
-            <w:lang w:val="zh_TW" w:bidi="zh_TW"/>
-          </w:rPr>
-          <w:rPr>
-            <w:color w:val="0000EE"/>
-            <w:u w:val="single"/>
-          </w:rPr>
-          <w:t>4:4</w:t>
-        </w:r>
-      </w:hyperlink>
-      <w:r>
-        <w:rPr>
-          <w:lang w:val="zh_TW" w:bidi="zh_TW"/>
-        </w:rPr>
-        <w:t>）、天使的衣服（</w:t>
-      </w:r>
-      <w:hyperlink r:id="rId192">
-        <w:r>
-          <w:rPr>
-            <w:lang w:val="zh_TW" w:bidi="zh_TW"/>
-          </w:rPr>
-          <w:rPr>
-            <w:color w:val="0000EE"/>
-            <w:u w:val="single"/>
-          </w:rPr>
-          <w:t>約20:12</w:t>
-        </w:r>
-      </w:hyperlink>
-      <w:r>
-        <w:rPr>
-          <w:lang w:val="zh_TW" w:bidi="zh_TW"/>
-        </w:rPr>
-        <w:t>；</w:t>
-      </w:r>
-      <w:hyperlink r:id="rId193">
-        <w:r>
-          <w:rPr>
-            <w:lang w:val="zh_TW" w:bidi="zh_TW"/>
-          </w:rPr>
-          <w:rPr>
-            <w:color w:val="0000EE"/>
-            <w:u w:val="single"/>
-          </w:rPr>
-          <w:t>徒1:10</w:t>
-        </w:r>
-      </w:hyperlink>
-      <w:r>
-        <w:rPr>
-          <w:lang w:val="zh_TW" w:bidi="zh_TW"/>
-        </w:rPr>
-        <w:t>），以及寶座（</w:t>
-      </w:r>
-      <w:hyperlink r:id="rId194">
-        <w:r>
-          <w:rPr>
-            <w:lang w:val="zh_TW" w:bidi="zh_TW"/>
-          </w:rPr>
-          <w:rPr>
-            <w:color w:val="0000EE"/>
-            <w:u w:val="single"/>
-          </w:rPr>
-          <w:t>啟20:11</w:t>
-        </w:r>
-      </w:hyperlink>
-      <w:r>
-        <w:rPr>
-          <w:lang w:val="zh_TW" w:bidi="zh_TW"/>
-        </w:rPr>
-        <w:t>）。此外，「白色」還象徵從罪中的潔淨（</w:t>
-      </w:r>
-      <w:hyperlink r:id="rId195">
-        <w:r>
-          <w:rPr>
-            <w:lang w:val="zh_TW" w:bidi="zh_TW"/>
-          </w:rPr>
-          <w:rPr>
-            <w:color w:val="0000EE"/>
-            <w:u w:val="single"/>
-          </w:rPr>
-          <w:t>詩51:7</w:t>
-        </w:r>
-      </w:hyperlink>
-      <w:r>
-        <w:rPr>
-          <w:lang w:val="zh_TW" w:bidi="zh_TW"/>
-        </w:rPr>
-        <w:t>；</w:t>
-      </w:r>
-      <w:hyperlink r:id="rId84">
-        <w:r>
-          <w:rPr>
-            <w:lang w:val="zh_TW" w:bidi="zh_TW"/>
-          </w:rPr>
-          <w:rPr>
-            <w:color w:val="0000EE"/>
-            <w:u w:val="single"/>
-          </w:rPr>
-          <w:t>賽1:18</w:t>
-        </w:r>
-      </w:hyperlink>
-      <w:r>
-        <w:rPr>
-          <w:lang w:val="zh_TW" w:bidi="zh_TW"/>
-        </w:rPr>
-        <w:t>；</w:t>
-      </w:r>
-      <w:hyperlink r:id="rId196">
-        <w:r>
-          <w:rPr>
-            <w:lang w:val="zh_TW" w:bidi="zh_TW"/>
-          </w:rPr>
-          <w:rPr>
-            <w:color w:val="0000EE"/>
-            <w:u w:val="single"/>
-          </w:rPr>
-          <w:t>但12:10</w:t>
-        </w:r>
-      </w:hyperlink>
-      <w:r>
-        <w:rPr>
-          <w:lang w:val="zh_TW" w:bidi="zh_TW"/>
-        </w:rPr>
-        <w:t>）和王子的外貌（</w:t>
-      </w:r>
-      <w:hyperlink r:id="rId197">
-        <w:r>
-          <w:rPr>
-            <w:lang w:val="zh_TW" w:bidi="zh_TW"/>
-          </w:rPr>
-          <w:rPr>
-            <w:color w:val="0000EE"/>
-            <w:u w:val="single"/>
-          </w:rPr>
-          <w:t>哀4:7</w:t>
-        </w:r>
-      </w:hyperlink>
-      <w:r>
-        <w:rPr>
-          <w:lang w:val="zh_TW" w:bidi="zh_TW"/>
-        </w:rPr>
-        <w:t>）。</w:t>
-      </w:r>
-    </w:p>
-    <w:p>
-      <w:pPr/>
-      <w:r>
-        <w:rPr>
-          <w:lang w:val="zh_TW" w:bidi="zh_TW"/>
-        </w:rPr>
+        <w:t>的翻譯。</w:t>
       </w:r>
       <w:r>
         <w:rPr>
           <w:i/>
           <w:lang w:val="zh_TW" w:bidi="zh_TW"/>
         </w:rPr>
-        <w:t>另見</w:t>
-      </w:r>
-      <w:r>
-        <w:rPr>
-          <w:lang w:val="zh_TW" w:bidi="zh_TW"/>
-        </w:rPr>
-        <w:t xml:space="preserve"> </w:t>
-      </w:r>
-      <w:r>
-        <w:rPr>
-          <w:lang w:val="zh_TW" w:bidi="zh_TW"/>
-        </w:rPr>
-        <w:t>布料和布料製造</w:t>
-      </w:r>
-      <w:r>
-        <w:rPr>
-          <w:lang w:val="zh_TW" w:bidi="zh_TW"/>
-        </w:rPr>
-        <w:t>；</w:t>
-      </w:r>
-      <w:r>
-        <w:rPr>
-          <w:lang w:val="zh_TW" w:bidi="zh_TW"/>
-        </w:rPr>
-        <w:t>染料，染色，染匠</w:t>
+        <w:t>見</w:t>
+      </w:r>
+      <w:r>
+        <w:rPr>
+          <w:lang w:val="zh_TW" w:bidi="zh_TW"/>
+        </w:rPr>
+        <w:t>血漏</w:t>
       </w:r>
       <w:r>
         <w:rPr>

--- a/zht/docx/198.content.docx
+++ b/zht/docx/198.content.docx
@@ -247,36 +247,24 @@
         </w:rPr>
         <w:t>在聖經裡，「血」的意思不只是指實際的血液，還有多種含義。有時經文用「血」來形容紅色：「日頭要變為黑暗， 月亮要變為血」（</w:t>
       </w:r>
-      <w:hyperlink r:id="rId13">
-        <w:r>
-          <w:rPr>
-            <w:lang w:val="zh_TW" w:bidi="zh_TW"/>
-          </w:rPr>
-          <w:rPr>
-            <w:color w:val="0000EE"/>
-            <w:u w:val="single"/>
-          </w:rPr>
-          <w:t>徒2:20</w:t>
-        </w:r>
-      </w:hyperlink>
+      <w:r>
+        <w:rPr>
+          <w:lang w:val="zh_TW" w:bidi="zh_TW"/>
+        </w:rPr>
+        <w:t>徒2:20</w:t>
+      </w:r>
       <w:r>
         <w:rPr>
           <w:lang w:val="zh_TW" w:bidi="zh_TW"/>
         </w:rPr>
         <w:t>）。有時，就像在</w:t>
       </w:r>
-      <w:hyperlink r:id="rId14">
-        <w:r>
-          <w:rPr>
-            <w:lang w:val="zh_TW" w:bidi="zh_TW"/>
-          </w:rPr>
-          <w:rPr>
-            <w:color w:val="0000EE"/>
-            <w:u w:val="single"/>
-          </w:rPr>
-          <w:t>申命記三十二章14節</w:t>
-        </w:r>
-      </w:hyperlink>
+      <w:r>
+        <w:rPr>
+          <w:lang w:val="zh_TW" w:bidi="zh_TW"/>
+        </w:rPr>
+        <w:t>申命記三十二章14節</w:t>
+      </w:r>
       <w:r>
         <w:rPr>
           <w:lang w:val="zh_TW" w:bidi="zh_TW"/>
@@ -297,90 +285,60 @@
         </w:rPr>
         <w:t>聖經使用「血肉」這個片語時，意思是指普通的人。例如，當耶穌告訴彼得「這不是屬血肉的指示你的，乃是我在天上的父指示的」時，祂的意思是沒有任何普通的人把這事告訴彼得（</w:t>
       </w:r>
-      <w:hyperlink r:id="rId15">
-        <w:r>
-          <w:rPr>
-            <w:lang w:val="zh_TW" w:bidi="zh_TW"/>
-          </w:rPr>
-          <w:rPr>
-            <w:color w:val="0000EE"/>
-            <w:u w:val="single"/>
-          </w:rPr>
-          <w:t>太16:17</w:t>
-        </w:r>
-      </w:hyperlink>
+      <w:r>
+        <w:rPr>
+          <w:lang w:val="zh_TW" w:bidi="zh_TW"/>
+        </w:rPr>
+        <w:t>太16:17</w:t>
+      </w:r>
       <w:r>
         <w:rPr>
           <w:lang w:val="zh_TW" w:bidi="zh_TW"/>
         </w:rPr>
         <w:t>；另見</w:t>
       </w:r>
-      <w:hyperlink r:id="rId16">
-        <w:r>
-          <w:rPr>
-            <w:lang w:val="zh_TW" w:bidi="zh_TW"/>
-          </w:rPr>
-          <w:rPr>
-            <w:color w:val="0000EE"/>
-            <w:u w:val="single"/>
-          </w:rPr>
-          <w:t>林前15:50</w:t>
-        </w:r>
-      </w:hyperlink>
+      <w:r>
+        <w:rPr>
+          <w:lang w:val="zh_TW" w:bidi="zh_TW"/>
+        </w:rPr>
+        <w:t>林前15:50</w:t>
+      </w:r>
       <w:r>
         <w:rPr>
           <w:lang w:val="zh_TW" w:bidi="zh_TW"/>
         </w:rPr>
         <w:t>；</w:t>
       </w:r>
-      <w:hyperlink r:id="rId17">
-        <w:r>
-          <w:rPr>
-            <w:lang w:val="zh_TW" w:bidi="zh_TW"/>
-          </w:rPr>
-          <w:rPr>
-            <w:color w:val="0000EE"/>
-            <w:u w:val="single"/>
-          </w:rPr>
-          <w:t>加1:16</w:t>
-        </w:r>
-      </w:hyperlink>
+      <w:r>
+        <w:rPr>
+          <w:lang w:val="zh_TW" w:bidi="zh_TW"/>
+        </w:rPr>
+        <w:t>加1:16</w:t>
+      </w:r>
       <w:r>
         <w:rPr>
           <w:lang w:val="zh_TW" w:bidi="zh_TW"/>
         </w:rPr>
         <w:t>；</w:t>
       </w:r>
-      <w:hyperlink r:id="rId18">
-        <w:r>
-          <w:rPr>
-            <w:lang w:val="zh_TW" w:bidi="zh_TW"/>
-          </w:rPr>
-          <w:rPr>
-            <w:color w:val="0000EE"/>
-            <w:u w:val="single"/>
-          </w:rPr>
-          <w:t>弗6:12</w:t>
-        </w:r>
-      </w:hyperlink>
+      <w:r>
+        <w:rPr>
+          <w:lang w:val="zh_TW" w:bidi="zh_TW"/>
+        </w:rPr>
+        <w:t>弗6:12</w:t>
+      </w:r>
       <w:r>
         <w:rPr>
           <w:lang w:val="zh_TW" w:bidi="zh_TW"/>
         </w:rPr>
         <w:t>），這啟示仍是來自神。猶大出賣耶穌之後，也承認自己「賣了無辜之人的血是有罪了」（</w:t>
       </w:r>
-      <w:hyperlink r:id="rId19">
-        <w:r>
-          <w:rPr>
-            <w:lang w:val="zh_TW" w:bidi="zh_TW"/>
-          </w:rPr>
-          <w:rPr>
-            <w:color w:val="0000EE"/>
-            <w:u w:val="single"/>
-          </w:rPr>
-          <w:t>太27:4</w:t>
-        </w:r>
-      </w:hyperlink>
+      <w:r>
+        <w:rPr>
+          <w:lang w:val="zh_TW" w:bidi="zh_TW"/>
+        </w:rPr>
+        <w:t>太27:4</w:t>
+      </w:r>
       <w:r>
         <w:rPr>
           <w:lang w:val="zh_TW" w:bidi="zh_TW"/>
@@ -412,72 +370,48 @@
         </w:rPr>
         <w:t>聖經也用「血」來表達流血的行為，也就是殺人。</w:t>
       </w:r>
-      <w:hyperlink r:id="rId20">
-        <w:r>
-          <w:rPr>
-            <w:lang w:val="zh_TW" w:bidi="zh_TW"/>
-          </w:rPr>
-          <w:rPr>
-            <w:color w:val="0000EE"/>
-            <w:u w:val="single"/>
-          </w:rPr>
-          <w:t>詩篇九篇12節</w:t>
-        </w:r>
-      </w:hyperlink>
+      <w:r>
+        <w:rPr>
+          <w:lang w:val="zh_TW" w:bidi="zh_TW"/>
+        </w:rPr>
+        <w:t>詩篇九篇12節</w:t>
+      </w:r>
       <w:r>
         <w:rPr>
           <w:lang w:val="zh_TW" w:bidi="zh_TW"/>
         </w:rPr>
         <w:t>提到「追討流人血之罪的」。</w:t>
       </w:r>
-      <w:hyperlink r:id="rId21">
-        <w:r>
-          <w:rPr>
-            <w:lang w:val="zh_TW" w:bidi="zh_TW"/>
-          </w:rPr>
-          <w:rPr>
-            <w:color w:val="0000EE"/>
-            <w:u w:val="single"/>
-          </w:rPr>
-          <w:t>創世記三十七章26節</w:t>
-        </w:r>
-      </w:hyperlink>
+      <w:r>
+        <w:rPr>
+          <w:lang w:val="zh_TW" w:bidi="zh_TW"/>
+        </w:rPr>
+        <w:t>創世記三十七章26節</w:t>
+      </w:r>
       <w:r>
         <w:rPr>
           <w:lang w:val="zh_TW" w:bidi="zh_TW"/>
         </w:rPr>
         <w:t>說到約瑟的兄弟藏了他的血，意思就是要殺害他。經文說人「背負流人血之罪」，意思是犯了殺人的罪（</w:t>
       </w:r>
-      <w:hyperlink r:id="rId22">
-        <w:r>
-          <w:rPr>
-            <w:lang w:val="zh_TW" w:bidi="zh_TW"/>
-          </w:rPr>
-          <w:rPr>
-            <w:color w:val="0000EE"/>
-            <w:u w:val="single"/>
-          </w:rPr>
-          <w:t>箴28:17</w:t>
-        </w:r>
-      </w:hyperlink>
+      <w:r>
+        <w:rPr>
+          <w:lang w:val="zh_TW" w:bidi="zh_TW"/>
+        </w:rPr>
+        <w:t>箴28:17</w:t>
+      </w:r>
       <w:r>
         <w:rPr>
           <w:lang w:val="zh_TW" w:bidi="zh_TW"/>
         </w:rPr>
         <w:t>）。耶穌被釘十字架之前，彼拉多說：「流這義人的血，罪不在我」（</w:t>
       </w:r>
-      <w:hyperlink r:id="rId23">
-        <w:r>
-          <w:rPr>
-            <w:lang w:val="zh_TW" w:bidi="zh_TW"/>
-          </w:rPr>
-          <w:rPr>
-            <w:color w:val="0000EE"/>
-            <w:u w:val="single"/>
-          </w:rPr>
-          <w:t>太27:24–25</w:t>
-        </w:r>
-      </w:hyperlink>
+      <w:r>
+        <w:rPr>
+          <w:lang w:val="zh_TW" w:bidi="zh_TW"/>
+        </w:rPr>
+        <w:t>太27:24–25</w:t>
+      </w:r>
       <w:r>
         <w:rPr>
           <w:lang w:val="zh_TW" w:bidi="zh_TW"/>
@@ -516,18 +450,12 @@
         </w:rPr>
         <w:t>「惟獨肉帶著血，那就是牠的生命，你們不可吃」（</w:t>
       </w:r>
-      <w:hyperlink r:id="rId24">
-        <w:r>
-          <w:rPr>
-            <w:lang w:val="zh_TW" w:bidi="zh_TW"/>
-          </w:rPr>
-          <w:rPr>
-            <w:color w:val="0000EE"/>
-            <w:u w:val="single"/>
-          </w:rPr>
-          <w:t>創9:4</w:t>
-        </w:r>
-      </w:hyperlink>
+      <w:r>
+        <w:rPr>
+          <w:lang w:val="zh_TW" w:bidi="zh_TW"/>
+        </w:rPr>
+        <w:t>創9:4</w:t>
+      </w:r>
       <w:r>
         <w:rPr>
           <w:lang w:val="zh_TW" w:bidi="zh_TW"/>
@@ -552,18 +480,12 @@
         </w:rPr>
         <w:t>「因為活物的生命是在血中」（</w:t>
       </w:r>
-      <w:hyperlink r:id="rId25">
-        <w:r>
-          <w:rPr>
-            <w:lang w:val="zh_TW" w:bidi="zh_TW"/>
-          </w:rPr>
-          <w:rPr>
-            <w:color w:val="0000EE"/>
-            <w:u w:val="single"/>
-          </w:rPr>
-          <w:t>利17:11</w:t>
-        </w:r>
-      </w:hyperlink>
+      <w:r>
+        <w:rPr>
+          <w:lang w:val="zh_TW" w:bidi="zh_TW"/>
+        </w:rPr>
+        <w:t>利17:11</w:t>
+      </w:r>
       <w:r>
         <w:rPr>
           <w:lang w:val="zh_TW" w:bidi="zh_TW"/>
@@ -588,18 +510,12 @@
         </w:rPr>
         <w:t>「只是你要心意堅定，不可吃血，因為血是生命」（</w:t>
       </w:r>
-      <w:hyperlink r:id="rId26">
-        <w:r>
-          <w:rPr>
-            <w:lang w:val="zh_TW" w:bidi="zh_TW"/>
-          </w:rPr>
-          <w:rPr>
-            <w:color w:val="0000EE"/>
-            <w:u w:val="single"/>
-          </w:rPr>
-          <w:t>申12:23</w:t>
-        </w:r>
-      </w:hyperlink>
+      <w:r>
+        <w:rPr>
+          <w:lang w:val="zh_TW" w:bidi="zh_TW"/>
+        </w:rPr>
+        <w:t>申12:23</w:t>
+      </w:r>
       <w:r>
         <w:rPr>
           <w:lang w:val="zh_TW" w:bidi="zh_TW"/>
@@ -620,18 +536,12 @@
         </w:rPr>
         <w:t>神創造一切生命，因此流人血是極其嚴重的事。血是聖的，所以神禁止人吃血（見</w:t>
       </w:r>
-      <w:hyperlink r:id="rId27">
-        <w:r>
-          <w:rPr>
-            <w:lang w:val="zh_TW" w:bidi="zh_TW"/>
-          </w:rPr>
-          <w:rPr>
-            <w:color w:val="0000EE"/>
-            <w:u w:val="single"/>
-          </w:rPr>
-          <w:t>徒15:20</w:t>
-        </w:r>
-      </w:hyperlink>
+      <w:r>
+        <w:rPr>
+          <w:lang w:val="zh_TW" w:bidi="zh_TW"/>
+        </w:rPr>
+        <w:t>徒15:20</w:t>
+      </w:r>
       <w:r>
         <w:rPr>
           <w:lang w:val="zh_TW" w:bidi="zh_TW"/>
@@ -663,54 +573,36 @@
         </w:rPr>
         <w:t>血在宗教獻祭中極其重要，因為血代表生命。贖罪日那天，祭司把公牛和山羊的血灑在壇上（</w:t>
       </w:r>
-      <w:hyperlink r:id="rId28">
-        <w:r>
-          <w:rPr>
-            <w:lang w:val="zh_TW" w:bidi="zh_TW"/>
-          </w:rPr>
-          <w:rPr>
-            <w:color w:val="0000EE"/>
-            <w:u w:val="single"/>
-          </w:rPr>
-          <w:t>利16章</w:t>
-        </w:r>
-      </w:hyperlink>
+      <w:r>
+        <w:rPr>
+          <w:lang w:val="zh_TW" w:bidi="zh_TW"/>
+        </w:rPr>
+        <w:t>利16章</w:t>
+      </w:r>
       <w:r>
         <w:rPr>
           <w:lang w:val="zh_TW" w:bidi="zh_TW"/>
         </w:rPr>
         <w:t>）。死亡臨到時，血（生命）就傾倒出來。百姓把動物的生命交出，用來代替自己的生命。百姓的罪藉著獻祭轉移到動物身上，於是神就能施行完全的審判，也能完成贖罪。這種轉移的觀念，也在贖罪日藉著替罪羊顯明出來（</w:t>
       </w:r>
-      <w:hyperlink r:id="rId29">
-        <w:r>
-          <w:rPr>
-            <w:lang w:val="zh_TW" w:bidi="zh_TW"/>
-          </w:rPr>
-          <w:rPr>
-            <w:color w:val="0000EE"/>
-            <w:u w:val="single"/>
-          </w:rPr>
-          <w:t>利16:20–22</w:t>
-        </w:r>
-      </w:hyperlink>
+      <w:r>
+        <w:rPr>
+          <w:lang w:val="zh_TW" w:bidi="zh_TW"/>
+        </w:rPr>
+        <w:t>利16:20–22</w:t>
+      </w:r>
       <w:r>
         <w:rPr>
           <w:lang w:val="zh_TW" w:bidi="zh_TW"/>
         </w:rPr>
         <w:t>）。第一次逾越節時，血也帶著同樣的意義（</w:t>
       </w:r>
-      <w:hyperlink r:id="rId30">
-        <w:r>
-          <w:rPr>
-            <w:lang w:val="zh_TW" w:bidi="zh_TW"/>
-          </w:rPr>
-          <w:rPr>
-            <w:color w:val="0000EE"/>
-            <w:u w:val="single"/>
-          </w:rPr>
-          <w:t>出12:1–13</w:t>
-        </w:r>
-      </w:hyperlink>
+      <w:r>
+        <w:rPr>
+          <w:lang w:val="zh_TW" w:bidi="zh_TW"/>
+        </w:rPr>
+        <w:t>出12:1–13</w:t>
+      </w:r>
       <w:r>
         <w:rPr>
           <w:lang w:val="zh_TW" w:bidi="zh_TW"/>
@@ -731,36 +623,24 @@
         </w:rPr>
         <w:t>血也成為獻給神最重要的供物之一。</w:t>
       </w:r>
-      <w:hyperlink r:id="rId31">
-        <w:r>
-          <w:rPr>
-            <w:lang w:val="zh_TW" w:bidi="zh_TW"/>
-          </w:rPr>
-          <w:rPr>
-            <w:color w:val="0000EE"/>
-            <w:u w:val="single"/>
-          </w:rPr>
-          <w:t>出埃及記二十四章</w:t>
-        </w:r>
-      </w:hyperlink>
+      <w:r>
+        <w:rPr>
+          <w:lang w:val="zh_TW" w:bidi="zh_TW"/>
+        </w:rPr>
+        <w:t>出埃及記二十四章</w:t>
+      </w:r>
       <w:r>
         <w:rPr>
           <w:lang w:val="zh_TW" w:bidi="zh_TW"/>
         </w:rPr>
         <w:t>中記載，百姓同意立約之後，摩西把獻祭之血一半灑在壇上，另一半灑在百姓身上。他這樣行的時候說：「你看！這是立約的血，是耶和華按這一切話與你們立約的憑據」（</w:t>
       </w:r>
-      <w:hyperlink r:id="rId32">
-        <w:r>
-          <w:rPr>
-            <w:lang w:val="zh_TW" w:bidi="zh_TW"/>
-          </w:rPr>
-          <w:rPr>
-            <w:color w:val="0000EE"/>
-            <w:u w:val="single"/>
-          </w:rPr>
-          <w:t>出24:8</w:t>
-        </w:r>
-      </w:hyperlink>
+      <w:r>
+        <w:rPr>
+          <w:lang w:val="zh_TW" w:bidi="zh_TW"/>
+        </w:rPr>
+        <w:t>出24:8</w:t>
+      </w:r>
       <w:r>
         <w:rPr>
           <w:lang w:val="zh_TW" w:bidi="zh_TW"/>
@@ -910,126 +790,84 @@
         </w:rPr>
         <w:t>在新約聖經裡，經文除了提到醫治的情況（例如，</w:t>
       </w:r>
-      <w:hyperlink r:id="rId33">
-        <w:r>
-          <w:rPr>
-            <w:lang w:val="zh_TW" w:bidi="zh_TW"/>
-          </w:rPr>
-          <w:rPr>
-            <w:color w:val="0000EE"/>
-            <w:u w:val="single"/>
-          </w:rPr>
-          <w:t>太9:20</w:t>
-        </w:r>
-      </w:hyperlink>
+      <w:r>
+        <w:rPr>
+          <w:lang w:val="zh_TW" w:bidi="zh_TW"/>
+        </w:rPr>
+        <w:t>太9:20</w:t>
+      </w:r>
       <w:r>
         <w:rPr>
           <w:lang w:val="zh_TW" w:bidi="zh_TW"/>
         </w:rPr>
         <w:t>）和殺人（例如，</w:t>
       </w:r>
-      <w:hyperlink r:id="rId34">
-        <w:r>
-          <w:rPr>
-            <w:lang w:val="zh_TW" w:bidi="zh_TW"/>
-          </w:rPr>
-          <w:rPr>
-            <w:color w:val="0000EE"/>
-            <w:u w:val="single"/>
-          </w:rPr>
-          <w:t>徒22:20</w:t>
-        </w:r>
-      </w:hyperlink>
+      <w:r>
+        <w:rPr>
+          <w:lang w:val="zh_TW" w:bidi="zh_TW"/>
+        </w:rPr>
+        <w:t>徒22:20</w:t>
+      </w:r>
       <w:r>
         <w:rPr>
           <w:lang w:val="zh_TW" w:bidi="zh_TW"/>
         </w:rPr>
         <w:t>）之外，也把重點放在基督的血上。這一點延續了舊約聖經的觀念。共觀福音書（馬太福音、馬可福音和路加福音）記載，耶穌在最後的晚餐中將自己的血視為新約的象徵（</w:t>
       </w:r>
-      <w:hyperlink r:id="rId35">
-        <w:r>
-          <w:rPr>
-            <w:lang w:val="zh_TW" w:bidi="zh_TW"/>
-          </w:rPr>
-          <w:rPr>
-            <w:color w:val="0000EE"/>
-            <w:u w:val="single"/>
-          </w:rPr>
-          <w:t>太26:28</w:t>
-        </w:r>
-      </w:hyperlink>
+      <w:r>
+        <w:rPr>
+          <w:lang w:val="zh_TW" w:bidi="zh_TW"/>
+        </w:rPr>
+        <w:t>太26:28</w:t>
+      </w:r>
       <w:r>
         <w:rPr>
           <w:lang w:val="zh_TW" w:bidi="zh_TW"/>
         </w:rPr>
         <w:t>；</w:t>
       </w:r>
-      <w:hyperlink r:id="rId36">
-        <w:r>
-          <w:rPr>
-            <w:lang w:val="zh_TW" w:bidi="zh_TW"/>
-          </w:rPr>
-          <w:rPr>
-            <w:color w:val="0000EE"/>
-            <w:u w:val="single"/>
-          </w:rPr>
-          <w:t>可14:24</w:t>
-        </w:r>
-      </w:hyperlink>
+      <w:r>
+        <w:rPr>
+          <w:lang w:val="zh_TW" w:bidi="zh_TW"/>
+        </w:rPr>
+        <w:t>可14:24</w:t>
+      </w:r>
       <w:r>
         <w:rPr>
           <w:lang w:val="zh_TW" w:bidi="zh_TW"/>
         </w:rPr>
         <w:t>；</w:t>
       </w:r>
-      <w:hyperlink r:id="rId37">
-        <w:r>
-          <w:rPr>
-            <w:lang w:val="zh_TW" w:bidi="zh_TW"/>
-          </w:rPr>
-          <w:rPr>
-            <w:color w:val="0000EE"/>
-            <w:u w:val="single"/>
-          </w:rPr>
-          <w:t>路22:20</w:t>
-        </w:r>
-      </w:hyperlink>
+      <w:r>
+        <w:rPr>
+          <w:lang w:val="zh_TW" w:bidi="zh_TW"/>
+        </w:rPr>
+        <w:t>路22:20</w:t>
+      </w:r>
       <w:r>
         <w:rPr>
           <w:lang w:val="zh_TW" w:bidi="zh_TW"/>
         </w:rPr>
         <w:t>）。這樣的說法顯明祂的死是一種獻祭，也表明祂的死具有救贖的意義。約翰福音同樣表達了這個觀念，但是用不同的說法來描述：「你們若不吃人子的肉，不喝人子的血，就沒有生命在你們裡面」（</w:t>
       </w:r>
-      <w:hyperlink r:id="rId38">
-        <w:r>
-          <w:rPr>
-            <w:lang w:val="zh_TW" w:bidi="zh_TW"/>
-          </w:rPr>
-          <w:rPr>
-            <w:color w:val="0000EE"/>
-            <w:u w:val="single"/>
-          </w:rPr>
-          <w:t>約6:53</w:t>
-        </w:r>
-      </w:hyperlink>
+      <w:r>
+        <w:rPr>
+          <w:lang w:val="zh_TW" w:bidi="zh_TW"/>
+        </w:rPr>
+        <w:t>約6:53</w:t>
+      </w:r>
       <w:r>
         <w:rPr>
           <w:lang w:val="zh_TW" w:bidi="zh_TW"/>
         </w:rPr>
         <w:t>）。信的人藉著信心，參與耶穌的死和復活（另見</w:t>
       </w:r>
-      <w:hyperlink r:id="rId39">
-        <w:r>
-          <w:rPr>
-            <w:lang w:val="zh_TW" w:bidi="zh_TW"/>
-          </w:rPr>
-          <w:rPr>
-            <w:color w:val="0000EE"/>
-            <w:u w:val="single"/>
-          </w:rPr>
-          <w:t>林前10:16</w:t>
-        </w:r>
-      </w:hyperlink>
+      <w:r>
+        <w:rPr>
+          <w:lang w:val="zh_TW" w:bidi="zh_TW"/>
+        </w:rPr>
+        <w:t>林前10:16</w:t>
+      </w:r>
       <w:r>
         <w:rPr>
           <w:lang w:val="zh_TW" w:bidi="zh_TW"/>
@@ -1050,36 +888,24 @@
         </w:rPr>
         <w:t>保羅的書信也將血與基督的死聯繫起來。保羅的書信也把血與基督的死連在一起。當他使用「血」或「十字架」這些詞語時，他指的是耶穌的死，以及這死如何拯救人。例如，他寫到耶穌藉著「在十字架上所流的血」，使萬有與神和好，成就和平（</w:t>
       </w:r>
-      <w:hyperlink r:id="rId40">
-        <w:r>
-          <w:rPr>
-            <w:lang w:val="zh_TW" w:bidi="zh_TW"/>
-          </w:rPr>
-          <w:rPr>
-            <w:color w:val="0000EE"/>
-            <w:u w:val="single"/>
-          </w:rPr>
-          <w:t>西1:20</w:t>
-        </w:r>
-      </w:hyperlink>
+      <w:r>
+        <w:rPr>
+          <w:lang w:val="zh_TW" w:bidi="zh_TW"/>
+        </w:rPr>
+        <w:t>西1:20</w:t>
+      </w:r>
       <w:r>
         <w:rPr>
           <w:lang w:val="zh_TW" w:bidi="zh_TW"/>
         </w:rPr>
         <w:t>）。他也寫到，那些從前遠離神的人，如今「靠著他的血，已經得親近了」（</w:t>
       </w:r>
-      <w:hyperlink r:id="rId41">
-        <w:r>
-          <w:rPr>
-            <w:lang w:val="zh_TW" w:bidi="zh_TW"/>
-          </w:rPr>
-          <w:rPr>
-            <w:color w:val="0000EE"/>
-            <w:u w:val="single"/>
-          </w:rPr>
-          <w:t>弗2:13</w:t>
-        </w:r>
-      </w:hyperlink>
+      <w:r>
+        <w:rPr>
+          <w:lang w:val="zh_TW" w:bidi="zh_TW"/>
+        </w:rPr>
+        <w:t>弗2:13</w:t>
+      </w:r>
       <w:r>
         <w:rPr>
           <w:lang w:val="zh_TW" w:bidi="zh_TW"/>
@@ -1100,36 +926,24 @@
         </w:rPr>
         <w:t>保羅在論及贖罪日的獻祭時提到，神藉著基督的血設立耶穌作挽回祭（使人和神之間的關係得以恢復）（</w:t>
       </w:r>
-      <w:hyperlink r:id="rId42">
-        <w:r>
-          <w:rPr>
-            <w:lang w:val="zh_TW" w:bidi="zh_TW"/>
-          </w:rPr>
-          <w:rPr>
-            <w:color w:val="0000EE"/>
-            <w:u w:val="single"/>
-          </w:rPr>
-          <w:t>羅3:25</w:t>
-        </w:r>
-      </w:hyperlink>
+      <w:r>
+        <w:rPr>
+          <w:lang w:val="zh_TW" w:bidi="zh_TW"/>
+        </w:rPr>
+        <w:t>羅3:25</w:t>
+      </w:r>
       <w:r>
         <w:rPr>
           <w:lang w:val="zh_TW" w:bidi="zh_TW"/>
         </w:rPr>
         <w:t>）。他使用了</w:t>
       </w:r>
-      <w:hyperlink r:id="rId28">
-        <w:r>
-          <w:rPr>
-            <w:lang w:val="zh_TW" w:bidi="zh_TW"/>
-          </w:rPr>
-          <w:rPr>
-            <w:color w:val="0000EE"/>
-            <w:u w:val="single"/>
-          </w:rPr>
-          <w:t>利未記十六章</w:t>
-        </w:r>
-      </w:hyperlink>
+      <w:r>
+        <w:rPr>
+          <w:lang w:val="zh_TW" w:bidi="zh_TW"/>
+        </w:rPr>
+        <w:t>利未記十六章</w:t>
+      </w:r>
       <w:r>
         <w:rPr>
           <w:lang w:val="zh_TW" w:bidi="zh_TW"/>
@@ -1150,108 +964,72 @@
         </w:rPr>
         <w:t>彼得在寫到信徒被基督的血（</w:t>
       </w:r>
-      <w:hyperlink r:id="rId43">
-        <w:r>
-          <w:rPr>
-            <w:lang w:val="zh_TW" w:bidi="zh_TW"/>
-          </w:rPr>
-          <w:rPr>
-            <w:color w:val="0000EE"/>
-            <w:u w:val="single"/>
-          </w:rPr>
-          <w:t>彼前1:2</w:t>
-        </w:r>
-      </w:hyperlink>
+      <w:r>
+        <w:rPr>
+          <w:lang w:val="zh_TW" w:bidi="zh_TW"/>
+        </w:rPr>
+        <w:t>彼前1:2</w:t>
+      </w:r>
       <w:r>
         <w:rPr>
           <w:lang w:val="zh_TW" w:bidi="zh_TW"/>
         </w:rPr>
         <w:t>）所灑時，也提到「立約的血」（此處引用</w:t>
       </w:r>
-      <w:hyperlink r:id="rId31">
-        <w:r>
-          <w:rPr>
-            <w:lang w:val="zh_TW" w:bidi="zh_TW"/>
-          </w:rPr>
-          <w:rPr>
-            <w:color w:val="0000EE"/>
-            <w:u w:val="single"/>
-          </w:rPr>
-          <w:t>出24章</w:t>
-        </w:r>
-      </w:hyperlink>
+      <w:r>
+        <w:rPr>
+          <w:lang w:val="zh_TW" w:bidi="zh_TW"/>
+        </w:rPr>
+        <w:t>出24章</w:t>
+      </w:r>
       <w:r>
         <w:rPr>
           <w:lang w:val="zh_TW" w:bidi="zh_TW"/>
         </w:rPr>
         <w:t>）。他同時宣告，信徒藉著耶穌的血得蒙救贖（</w:t>
       </w:r>
-      <w:hyperlink r:id="rId44">
-        <w:r>
-          <w:rPr>
-            <w:lang w:val="zh_TW" w:bidi="zh_TW"/>
-          </w:rPr>
-          <w:rPr>
-            <w:color w:val="0000EE"/>
-            <w:u w:val="single"/>
-          </w:rPr>
-          <w:t>彼前1:9</w:t>
-        </w:r>
-      </w:hyperlink>
+      <w:r>
+        <w:rPr>
+          <w:lang w:val="zh_TW" w:bidi="zh_TW"/>
+        </w:rPr>
+        <w:t>彼前1:9</w:t>
+      </w:r>
       <w:r>
         <w:rPr>
           <w:lang w:val="zh_TW" w:bidi="zh_TW"/>
         </w:rPr>
         <w:t>）。他稱基督為「無瑕疵、無玷污的羔羊」，可能是聯想到</w:t>
       </w:r>
-      <w:hyperlink r:id="rId45">
-        <w:r>
-          <w:rPr>
-            <w:lang w:val="zh_TW" w:bidi="zh_TW"/>
-          </w:rPr>
-          <w:rPr>
-            <w:color w:val="0000EE"/>
-            <w:u w:val="single"/>
-          </w:rPr>
-          <w:t>以賽亞書五十三章</w:t>
-        </w:r>
-      </w:hyperlink>
+      <w:r>
+        <w:rPr>
+          <w:lang w:val="zh_TW" w:bidi="zh_TW"/>
+        </w:rPr>
+        <w:t>以賽亞書五十三章</w:t>
+      </w:r>
       <w:r>
         <w:rPr>
           <w:lang w:val="zh_TW" w:bidi="zh_TW"/>
         </w:rPr>
         <w:t>中的僕人，或逾越節的羔羊。希伯來書的作者指出，基督完成了舊約聖經中的獻祭體系，因為祂的死成為最完全的獻祭（</w:t>
       </w:r>
-      <w:hyperlink r:id="rId46">
-        <w:r>
-          <w:rPr>
-            <w:lang w:val="zh_TW" w:bidi="zh_TW"/>
-          </w:rPr>
-          <w:rPr>
-            <w:color w:val="0000EE"/>
-            <w:u w:val="single"/>
-          </w:rPr>
-          <w:t>來9:7–28</w:t>
-        </w:r>
-      </w:hyperlink>
+      <w:r>
+        <w:rPr>
+          <w:lang w:val="zh_TW" w:bidi="zh_TW"/>
+        </w:rPr>
+        <w:t>來9:7–28</w:t>
+      </w:r>
       <w:r>
         <w:rPr>
           <w:lang w:val="zh_TW" w:bidi="zh_TW"/>
         </w:rPr>
         <w:t>，</w:t>
       </w:r>
-      <w:hyperlink r:id="rId47">
-        <w:r>
-          <w:rPr>
-            <w:lang w:val="zh_TW" w:bidi="zh_TW"/>
-          </w:rPr>
-          <w:rPr>
-            <w:color w:val="0000EE"/>
-            <w:u w:val="single"/>
-          </w:rPr>
-          <w:t>13:11–12</w:t>
-        </w:r>
-      </w:hyperlink>
+      <w:r>
+        <w:rPr>
+          <w:lang w:val="zh_TW" w:bidi="zh_TW"/>
+        </w:rPr>
+        <w:t>13:11–12</w:t>
+      </w:r>
       <w:r>
         <w:rPr>
           <w:lang w:val="zh_TW" w:bidi="zh_TW"/>
@@ -1272,54 +1050,36 @@
         </w:rPr>
         <w:t>新約聖經多處提到基督的血，顯明神藉著祂兒子的死成就了完全的救贖（</w:t>
       </w:r>
-      <w:hyperlink r:id="rId48">
-        <w:r>
-          <w:rPr>
-            <w:lang w:val="zh_TW" w:bidi="zh_TW"/>
-          </w:rPr>
-          <w:rPr>
-            <w:color w:val="0000EE"/>
-            <w:u w:val="single"/>
-          </w:rPr>
-          <w:t>來10:20</w:t>
-        </w:r>
-      </w:hyperlink>
+      <w:r>
+        <w:rPr>
+          <w:lang w:val="zh_TW" w:bidi="zh_TW"/>
+        </w:rPr>
+        <w:t>來10:20</w:t>
+      </w:r>
       <w:r>
         <w:rPr>
           <w:lang w:val="zh_TW" w:bidi="zh_TW"/>
         </w:rPr>
         <w:t>）。神同時彰顯公義，也使人得稱為義（與神和好）（</w:t>
       </w:r>
-      <w:hyperlink r:id="rId49">
-        <w:r>
-          <w:rPr>
-            <w:lang w:val="zh_TW" w:bidi="zh_TW"/>
-          </w:rPr>
-          <w:rPr>
-            <w:color w:val="0000EE"/>
-            <w:u w:val="single"/>
-          </w:rPr>
-          <w:t>羅3:26</w:t>
-        </w:r>
-      </w:hyperlink>
+      <w:r>
+        <w:rPr>
+          <w:lang w:val="zh_TW" w:bidi="zh_TW"/>
+        </w:rPr>
+        <w:t>羅3:26</w:t>
+      </w:r>
       <w:r>
         <w:rPr>
           <w:lang w:val="zh_TW" w:bidi="zh_TW"/>
         </w:rPr>
         <w:t>）。基督的血成為「一次而永遠」的救贖手段（</w:t>
       </w:r>
-      <w:hyperlink r:id="rId50">
-        <w:r>
-          <w:rPr>
-            <w:lang w:val="zh_TW" w:bidi="zh_TW"/>
-          </w:rPr>
-          <w:rPr>
-            <w:color w:val="0000EE"/>
-            <w:u w:val="single"/>
-          </w:rPr>
-          <w:t>來9:26</w:t>
-        </w:r>
-      </w:hyperlink>
+      <w:r>
+        <w:rPr>
+          <w:lang w:val="zh_TW" w:bidi="zh_TW"/>
+        </w:rPr>
+        <w:t>來9:26</w:t>
+      </w:r>
       <w:r>
         <w:rPr>
           <w:lang w:val="zh_TW" w:bidi="zh_TW"/>
@@ -1415,90 +1175,60 @@
         </w:rPr>
         <w:t>女性在月經期間陰道出血。</w:t>
       </w:r>
-      <w:hyperlink r:id="rId51">
-        <w:r>
-          <w:rPr>
-            <w:lang w:val="zh_TW" w:bidi="zh_TW"/>
-          </w:rPr>
-          <w:rPr>
-            <w:color w:val="0000EE"/>
-            <w:u w:val="single"/>
-          </w:rPr>
-          <w:t>利未記十五章</w:t>
-        </w:r>
-      </w:hyperlink>
+      <w:r>
+        <w:rPr>
+          <w:lang w:val="zh_TW" w:bidi="zh_TW"/>
+        </w:rPr>
+        <w:t>利未記十五章</w:t>
+      </w:r>
       <w:r>
         <w:rPr>
           <w:lang w:val="zh_TW" w:bidi="zh_TW"/>
         </w:rPr>
         <w:t>記載神藉摩西頒布的有關生殖器分泌物的律法。一個陰道出血的婦人，在出血期間以及之後的七天內，被視為禮儀上的不潔。在此期間，她不得參加會幕或聖殿中的敬拜，也不得上街或進入市場。任何觸碰她或她物品的人也被視為不潔（</w:t>
       </w:r>
-      <w:hyperlink r:id="rId52">
-        <w:r>
-          <w:rPr>
-            <w:lang w:val="zh_TW" w:bidi="zh_TW"/>
-          </w:rPr>
-          <w:rPr>
-            <w:color w:val="0000EE"/>
-            <w:u w:val="single"/>
-          </w:rPr>
-          <w:t>利15:19</w:t>
-        </w:r>
-      </w:hyperlink>
+      <w:r>
+        <w:rPr>
+          <w:lang w:val="zh_TW" w:bidi="zh_TW"/>
+        </w:rPr>
+        <w:t>利15:19</w:t>
+      </w:r>
       <w:r>
         <w:rPr>
           <w:lang w:val="zh_TW" w:bidi="zh_TW"/>
         </w:rPr>
         <w:t>–</w:t>
       </w:r>
-      <w:hyperlink r:id="rId52">
-        <w:r>
-          <w:rPr>
-            <w:lang w:val="zh_TW" w:bidi="zh_TW"/>
-          </w:rPr>
-          <w:rPr>
-            <w:color w:val="0000EE"/>
-            <w:u w:val="single"/>
-          </w:rPr>
-          <w:t>28</w:t>
-        </w:r>
-      </w:hyperlink>
+      <w:r>
+        <w:rPr>
+          <w:lang w:val="zh_TW" w:bidi="zh_TW"/>
+        </w:rPr>
+        <w:t>28</w:t>
+      </w:r>
       <w:r>
         <w:rPr>
           <w:lang w:val="zh_TW" w:bidi="zh_TW"/>
         </w:rPr>
         <w:t>）。在婦人不潔期間，禁止發生性行為。她出血停止後七天，可以獻上兩隻斑鳩或雛鴿作為祭物，由祭司為她贖罪，以潔淨她的不潔時期（</w:t>
       </w:r>
-      <w:hyperlink r:id="rId53">
-        <w:r>
-          <w:rPr>
-            <w:lang w:val="zh_TW" w:bidi="zh_TW"/>
-          </w:rPr>
-          <w:rPr>
-            <w:color w:val="0000EE"/>
-            <w:u w:val="single"/>
-          </w:rPr>
-          <w:t>利15:29</w:t>
-        </w:r>
-      </w:hyperlink>
+      <w:r>
+        <w:rPr>
+          <w:lang w:val="zh_TW" w:bidi="zh_TW"/>
+        </w:rPr>
+        <w:t>利15:29</w:t>
+      </w:r>
       <w:r>
         <w:rPr>
           <w:lang w:val="zh_TW" w:bidi="zh_TW"/>
         </w:rPr>
         <w:t>–</w:t>
       </w:r>
-      <w:hyperlink r:id="rId53">
-        <w:r>
-          <w:rPr>
-            <w:lang w:val="zh_TW" w:bidi="zh_TW"/>
-          </w:rPr>
-          <w:rPr>
-            <w:color w:val="0000EE"/>
-            <w:u w:val="single"/>
-          </w:rPr>
-          <w:t>30</w:t>
-        </w:r>
-      </w:hyperlink>
+      <w:r>
+        <w:rPr>
+          <w:lang w:val="zh_TW" w:bidi="zh_TW"/>
+        </w:rPr>
+        <w:t>30</w:t>
+      </w:r>
       <w:r>
         <w:rPr>
           <w:lang w:val="zh_TW" w:bidi="zh_TW"/>
@@ -1512,108 +1242,72 @@
         </w:rPr>
         <w:t>耶穌醫治一個患血漏12年的女人的事蹟，記載在三卷福音書中（</w:t>
       </w:r>
-      <w:hyperlink r:id="rId54">
-        <w:r>
-          <w:rPr>
-            <w:lang w:val="zh_TW" w:bidi="zh_TW"/>
-          </w:rPr>
-          <w:rPr>
-            <w:color w:val="0000EE"/>
-            <w:u w:val="single"/>
-          </w:rPr>
-          <w:t>太9:20–22</w:t>
-        </w:r>
-      </w:hyperlink>
+      <w:r>
+        <w:rPr>
+          <w:lang w:val="zh_TW" w:bidi="zh_TW"/>
+        </w:rPr>
+        <w:t>太9:20–22</w:t>
+      </w:r>
       <w:r>
         <w:rPr>
           <w:lang w:val="zh_TW" w:bidi="zh_TW"/>
         </w:rPr>
         <w:t>；</w:t>
       </w:r>
-      <w:hyperlink r:id="rId55">
-        <w:r>
-          <w:rPr>
-            <w:lang w:val="zh_TW" w:bidi="zh_TW"/>
-          </w:rPr>
-          <w:rPr>
-            <w:color w:val="0000EE"/>
-            <w:u w:val="single"/>
-          </w:rPr>
-          <w:t>可5:25</w:t>
-        </w:r>
-      </w:hyperlink>
+      <w:r>
+        <w:rPr>
+          <w:lang w:val="zh_TW" w:bidi="zh_TW"/>
+        </w:rPr>
+        <w:t>可5:25</w:t>
+      </w:r>
       <w:r>
         <w:rPr>
           <w:lang w:val="zh_TW" w:bidi="zh_TW"/>
         </w:rPr>
         <w:t>–</w:t>
       </w:r>
-      <w:hyperlink r:id="rId55">
-        <w:r>
-          <w:rPr>
-            <w:lang w:val="zh_TW" w:bidi="zh_TW"/>
-          </w:rPr>
-          <w:rPr>
-            <w:color w:val="0000EE"/>
-            <w:u w:val="single"/>
-          </w:rPr>
-          <w:t>34</w:t>
-        </w:r>
-      </w:hyperlink>
+      <w:r>
+        <w:rPr>
+          <w:lang w:val="zh_TW" w:bidi="zh_TW"/>
+        </w:rPr>
+        <w:t>34</w:t>
+      </w:r>
       <w:r>
         <w:rPr>
           <w:lang w:val="zh_TW" w:bidi="zh_TW"/>
         </w:rPr>
         <w:t>；</w:t>
       </w:r>
-      <w:hyperlink r:id="rId56">
-        <w:r>
-          <w:rPr>
-            <w:lang w:val="zh_TW" w:bidi="zh_TW"/>
-          </w:rPr>
-          <w:rPr>
-            <w:color w:val="0000EE"/>
-            <w:u w:val="single"/>
-          </w:rPr>
-          <w:t>路8:43</w:t>
-        </w:r>
-      </w:hyperlink>
+      <w:r>
+        <w:rPr>
+          <w:lang w:val="zh_TW" w:bidi="zh_TW"/>
+        </w:rPr>
+        <w:t>路8:43</w:t>
+      </w:r>
       <w:r>
         <w:rPr>
           <w:lang w:val="zh_TW" w:bidi="zh_TW"/>
         </w:rPr>
         <w:t>–</w:t>
       </w:r>
-      <w:hyperlink r:id="rId56">
-        <w:r>
-          <w:rPr>
-            <w:lang w:val="zh_TW" w:bidi="zh_TW"/>
-          </w:rPr>
-          <w:rPr>
-            <w:color w:val="0000EE"/>
-            <w:u w:val="single"/>
-          </w:rPr>
-          <w:t>48</w:t>
-        </w:r>
-      </w:hyperlink>
+      <w:r>
+        <w:rPr>
+          <w:lang w:val="zh_TW" w:bidi="zh_TW"/>
+        </w:rPr>
+        <w:t>48</w:t>
+      </w:r>
       <w:r>
         <w:rPr>
           <w:lang w:val="zh_TW" w:bidi="zh_TW"/>
         </w:rPr>
         <w:t>）。如果她是陰道出血，那麼她長期的不潔狀態（以及因此與他人隔離）必然非常艱難。她除了焦慮和不適，還可能因此無法懷孕。經文記載她「在好些醫生手裡受了許多的苦，又花盡了她所有的，一點也不見好，病勢反倒更重了」（</w:t>
       </w:r>
-      <w:hyperlink r:id="rId57">
-        <w:r>
-          <w:rPr>
-            <w:lang w:val="zh_TW" w:bidi="zh_TW"/>
-          </w:rPr>
-          <w:rPr>
-            <w:color w:val="0000EE"/>
-            <w:u w:val="single"/>
-          </w:rPr>
-          <w:t>可5:26</w:t>
-        </w:r>
-      </w:hyperlink>
+      <w:r>
+        <w:rPr>
+          <w:lang w:val="zh_TW" w:bidi="zh_TW"/>
+        </w:rPr>
+        <w:t>可5:26</w:t>
+      </w:r>
       <w:r>
         <w:rPr>
           <w:lang w:val="zh_TW" w:bidi="zh_TW"/>
@@ -1638,18 +1332,12 @@
         </w:rPr>
         <w:t>血便。部百流的父親患有某種形式的痢疾（</w:t>
       </w:r>
-      <w:hyperlink r:id="rId58">
-        <w:r>
-          <w:rPr>
-            <w:lang w:val="zh_TW" w:bidi="zh_TW"/>
-          </w:rPr>
-          <w:rPr>
-            <w:color w:val="0000EE"/>
-            <w:u w:val="single"/>
-          </w:rPr>
-          <w:t>徒28:8</w:t>
-        </w:r>
-      </w:hyperlink>
+      <w:r>
+        <w:rPr>
+          <w:lang w:val="zh_TW" w:bidi="zh_TW"/>
+        </w:rPr>
+        <w:t>徒28:8</w:t>
+      </w:r>
       <w:r>
         <w:rPr>
           <w:lang w:val="zh_TW" w:bidi="zh_TW"/>
@@ -1749,18 +1437,12 @@
         </w:rPr>
         <w:t>也可解作從割傷或流鼻血中流出來的血（</w:t>
       </w:r>
-      <w:hyperlink r:id="rId59">
-        <w:r>
-          <w:rPr>
-            <w:lang w:val="zh_TW" w:bidi="zh_TW"/>
-          </w:rPr>
-          <w:rPr>
-            <w:color w:val="0000EE"/>
-            <w:u w:val="single"/>
-          </w:rPr>
-          <w:t>箴言30:33</w:t>
-        </w:r>
-      </w:hyperlink>
+      <w:r>
+        <w:rPr>
+          <w:lang w:val="zh_TW" w:bidi="zh_TW"/>
+        </w:rPr>
+        <w:t>箴言30:33</w:t>
+      </w:r>
       <w:r>
         <w:rPr>
           <w:lang w:val="zh_TW" w:bidi="zh_TW"/>
@@ -1781,36 +1463,24 @@
         </w:rPr>
         <w:t>在聖經中，它大多指月經。在</w:t>
       </w:r>
-      <w:hyperlink r:id="rId60">
-        <w:r>
-          <w:rPr>
-            <w:lang w:val="zh_TW" w:bidi="zh_TW"/>
-          </w:rPr>
-          <w:rPr>
-            <w:color w:val="0000EE"/>
-            <w:u w:val="single"/>
-          </w:rPr>
-          <w:t>利未記15:19</w:t>
-        </w:r>
-      </w:hyperlink>
+      <w:r>
+        <w:rPr>
+          <w:lang w:val="zh_TW" w:bidi="zh_TW"/>
+        </w:rPr>
+        <w:t>利未記15:19</w:t>
+      </w:r>
       <w:r>
         <w:rPr>
           <w:lang w:val="zh_TW" w:bidi="zh_TW"/>
         </w:rPr>
         <w:t>–</w:t>
       </w:r>
-      <w:hyperlink r:id="rId60">
-        <w:r>
-          <w:rPr>
-            <w:lang w:val="zh_TW" w:bidi="zh_TW"/>
-          </w:rPr>
-          <w:rPr>
-            <w:color w:val="0000EE"/>
-            <w:u w:val="single"/>
-          </w:rPr>
-          <w:t>30，</w:t>
-        </w:r>
-      </w:hyperlink>
+      <w:r>
+        <w:rPr>
+          <w:lang w:val="zh_TW" w:bidi="zh_TW"/>
+        </w:rPr>
+        <w:t>30，</w:t>
+      </w:r>
       <w:r>
         <w:rPr>
           <w:lang w:val="zh_TW" w:bidi="zh_TW"/>
@@ -1831,126 +1501,84 @@
         </w:rPr>
         <w:t>除了約翰福音以外，其它三本福音書都講述了耶穌奇蹟般地治癒了一位血漏12年的婦女的故事（</w:t>
       </w:r>
-      <w:hyperlink r:id="rId54">
-        <w:r>
-          <w:rPr>
-            <w:lang w:val="zh_TW" w:bidi="zh_TW"/>
-          </w:rPr>
-          <w:rPr>
-            <w:color w:val="0000EE"/>
-            <w:u w:val="single"/>
-          </w:rPr>
-          <w:t>太9:20</w:t>
-        </w:r>
-      </w:hyperlink>
+      <w:r>
+        <w:rPr>
+          <w:lang w:val="zh_TW" w:bidi="zh_TW"/>
+        </w:rPr>
+        <w:t>太9:20</w:t>
+      </w:r>
       <w:r>
         <w:rPr>
           <w:lang w:val="zh_TW" w:bidi="zh_TW"/>
         </w:rPr>
         <w:t>–</w:t>
       </w:r>
-      <w:hyperlink r:id="rId54">
-        <w:r>
-          <w:rPr>
-            <w:lang w:val="zh_TW" w:bidi="zh_TW"/>
-          </w:rPr>
-          <w:rPr>
-            <w:color w:val="0000EE"/>
-            <w:u w:val="single"/>
-          </w:rPr>
-          <w:t>22</w:t>
-        </w:r>
-      </w:hyperlink>
+      <w:r>
+        <w:rPr>
+          <w:lang w:val="zh_TW" w:bidi="zh_TW"/>
+        </w:rPr>
+        <w:t>22</w:t>
+      </w:r>
       <w:r>
         <w:rPr>
           <w:lang w:val="zh_TW" w:bidi="zh_TW"/>
         </w:rPr>
         <w:t>，</w:t>
       </w:r>
-      <w:hyperlink r:id="rId55">
-        <w:r>
-          <w:rPr>
-            <w:lang w:val="zh_TW" w:bidi="zh_TW"/>
-          </w:rPr>
-          <w:rPr>
-            <w:color w:val="0000EE"/>
-            <w:u w:val="single"/>
-          </w:rPr>
-          <w:t>可5:25</w:t>
-        </w:r>
-      </w:hyperlink>
+      <w:r>
+        <w:rPr>
+          <w:lang w:val="zh_TW" w:bidi="zh_TW"/>
+        </w:rPr>
+        <w:t>可5:25</w:t>
+      </w:r>
       <w:r>
         <w:rPr>
           <w:lang w:val="zh_TW" w:bidi="zh_TW"/>
         </w:rPr>
         <w:t>–</w:t>
       </w:r>
-      <w:hyperlink r:id="rId55">
-        <w:r>
-          <w:rPr>
-            <w:lang w:val="zh_TW" w:bidi="zh_TW"/>
-          </w:rPr>
-          <w:rPr>
-            <w:color w:val="0000EE"/>
-            <w:u w:val="single"/>
-          </w:rPr>
-          <w:t>34</w:t>
-        </w:r>
-      </w:hyperlink>
+      <w:r>
+        <w:rPr>
+          <w:lang w:val="zh_TW" w:bidi="zh_TW"/>
+        </w:rPr>
+        <w:t>34</w:t>
+      </w:r>
       <w:r>
         <w:rPr>
           <w:lang w:val="zh_TW" w:bidi="zh_TW"/>
         </w:rPr>
         <w:t>，</w:t>
       </w:r>
-      <w:hyperlink r:id="rId56">
-        <w:r>
-          <w:rPr>
-            <w:lang w:val="zh_TW" w:bidi="zh_TW"/>
-          </w:rPr>
-          <w:rPr>
-            <w:color w:val="0000EE"/>
-            <w:u w:val="single"/>
-          </w:rPr>
-          <w:t>路8:43</w:t>
-        </w:r>
-      </w:hyperlink>
+      <w:r>
+        <w:rPr>
+          <w:lang w:val="zh_TW" w:bidi="zh_TW"/>
+        </w:rPr>
+        <w:t>路8:43</w:t>
+      </w:r>
       <w:r>
         <w:rPr>
           <w:lang w:val="zh_TW" w:bidi="zh_TW"/>
         </w:rPr>
         <w:t>–</w:t>
       </w:r>
-      <w:hyperlink r:id="rId56">
-        <w:r>
-          <w:rPr>
-            <w:lang w:val="zh_TW" w:bidi="zh_TW"/>
-          </w:rPr>
-          <w:rPr>
-            <w:color w:val="0000EE"/>
-            <w:u w:val="single"/>
-          </w:rPr>
-          <w:t>48</w:t>
-        </w:r>
-      </w:hyperlink>
+      <w:r>
+        <w:rPr>
+          <w:lang w:val="zh_TW" w:bidi="zh_TW"/>
+        </w:rPr>
+        <w:t>48</w:t>
+      </w:r>
       <w:r>
         <w:rPr>
           <w:lang w:val="zh_TW" w:bidi="zh_TW"/>
         </w:rPr>
         <w:t>）。通過觸摸耶穌的衣服，這位婦女違反了舊約聖經中關於月經的律法，因為她使耶穌的衣服不潔淨（</w:t>
       </w:r>
-      <w:hyperlink r:id="rId51">
-        <w:r>
-          <w:rPr>
-            <w:lang w:val="zh_TW" w:bidi="zh_TW"/>
-          </w:rPr>
-          <w:rPr>
-            <w:color w:val="0000EE"/>
-            <w:u w:val="single"/>
-          </w:rPr>
-          <w:t>利未記15</w:t>
-        </w:r>
-      </w:hyperlink>
+      <w:r>
+        <w:rPr>
+          <w:lang w:val="zh_TW" w:bidi="zh_TW"/>
+        </w:rPr>
+        <w:t>利未記15</w:t>
+      </w:r>
       <w:r>
         <w:rPr>
           <w:lang w:val="zh_TW" w:bidi="zh_TW"/>
@@ -2038,36 +1666,24 @@
         </w:rPr>
         <w:t>「血漏」在</w:t>
       </w:r>
-      <w:hyperlink r:id="rId33">
-        <w:r>
-          <w:rPr>
-            <w:lang w:val="zh_TW" w:bidi="zh_TW"/>
-          </w:rPr>
-          <w:rPr>
-            <w:color w:val="0000EE"/>
-            <w:u w:val="single"/>
-          </w:rPr>
-          <w:t>太9:20</w:t>
-        </w:r>
-      </w:hyperlink>
+      <w:r>
+        <w:rPr>
+          <w:lang w:val="zh_TW" w:bidi="zh_TW"/>
+        </w:rPr>
+        <w:t>太9:20</w:t>
+      </w:r>
       <w:r>
         <w:rPr>
           <w:lang w:val="zh_TW" w:bidi="zh_TW"/>
         </w:rPr>
         <w:t>和</w:t>
       </w:r>
-      <w:hyperlink r:id="rId61">
-        <w:r>
-          <w:rPr>
-            <w:lang w:val="zh_TW" w:bidi="zh_TW"/>
-          </w:rPr>
-          <w:rPr>
-            <w:color w:val="0000EE"/>
-            <w:u w:val="single"/>
-          </w:rPr>
-          <w:t>可5:25</w:t>
-        </w:r>
-      </w:hyperlink>
+      <w:r>
+        <w:rPr>
+          <w:lang w:val="zh_TW" w:bidi="zh_TW"/>
+        </w:rPr>
+        <w:t>可5:25</w:t>
+      </w:r>
       <w:r>
         <w:rPr>
           <w:lang w:val="zh_TW" w:bidi="zh_TW"/>
